--- a/downloads/teacher/ai-2-week-15.docx
+++ b/downloads/teacher/ai-2-week-15.docx
@@ -2998,6 +2998,396 @@
         <w:t>Choose recommender questions that distinguish feasible options, documenting the decision criterion rather than asking unnecessary personal details.</w:t>
       </w:r>
     </w:p>
+    <w:p>
+      <w:pPr>
+        <w:pStyle w:val="Heading1"/>
+      </w:pPr>
+      <w:r>
+        <w:t>07. Prepare, teach and assess</w:t>
+      </w:r>
+    </w:p>
+    <w:p>
+      <w:r>
+        <w:t>Teaching target: Fit a root question and leaf predictions from training examples</w:t>
+      </w:r>
+    </w:p>
+    <w:p>
+      <w:r>
+        <w:t>Prepare the labelled worked-case picture, the matching workbook, fictional input cards and a place for individual responses. No paid AI account is required for the paper reasoning activities.</w:t>
+      </w:r>
+    </w:p>
+    <w:tbl>
+      <w:tblPr>
+        <w:tblStyle w:val="LightShading-Accent1"/>
+        <w:tblW w:type="auto" w:w="0"/>
+        <w:tblLook w:firstColumn="1" w:firstRow="1" w:lastColumn="0" w:lastRow="0" w:noHBand="0" w:noVBand="1" w:val="04A0"/>
+      </w:tblPr>
+      <w:tblGrid>
+        <w:gridCol w:w="3408"/>
+        <w:gridCol w:w="3408"/>
+        <w:gridCol w:w="3408"/>
+      </w:tblGrid>
+      <w:tr>
+        <w:trPr>
+          <w:tblHeader/>
+        </w:trPr>
+        <w:tc>
+          <w:tcPr>
+            <w:tcW w:type="dxa" w:w="3408"/>
+          </w:tcPr>
+          <w:p>
+            <w:r>
+              <w:t>Session</w:t>
+            </w:r>
+          </w:p>
+        </w:tc>
+        <w:tc>
+          <w:tcPr>
+            <w:tcW w:type="dxa" w:w="3408"/>
+          </w:tcPr>
+          <w:p>
+            <w:r>
+              <w:t>Plan</w:t>
+            </w:r>
+          </w:p>
+        </w:tc>
+        <w:tc>
+          <w:tcPr>
+            <w:tcW w:type="dxa" w:w="3408"/>
+          </w:tcPr>
+          <w:p>
+            <w:r>
+              <w:t>Resources</w:t>
+            </w:r>
+          </w:p>
+        </w:tc>
+      </w:tr>
+      <w:tr>
+        <w:tc>
+          <w:tcPr>
+            <w:tcW w:type="dxa" w:w="3408"/>
+          </w:tcPr>
+          <w:p>
+            <w:r>
+              <w:t>Session 1 · Understand · 45 min</w:t>
+            </w:r>
+          </w:p>
+        </w:tc>
+        <w:tc>
+          <w:tcPr>
+            <w:tcW w:type="dxa" w:w="3408"/>
+          </w:tcPr>
+          <w:p>
+            <w:r>
+              <w:t>0–7: recall and prerequisite; 7–15: inspect the concrete case and predict; 15–30: teacher models the worked trace; 30–40: learners explain a step using the text and visual; 40–45: check the core idea.</w:t>
+            </w:r>
+          </w:p>
+        </w:tc>
+        <w:tc>
+          <w:tcPr>
+            <w:tcW w:type="dxa" w:w="3408"/>
+          </w:tcPr>
+          <w:p>
+            <w:r>
+              <w:t>Sections 1–6; record the brief recall in the workbook.</w:t>
+            </w:r>
+          </w:p>
+        </w:tc>
+      </w:tr>
+      <w:tr>
+        <w:tc>
+          <w:tcPr>
+            <w:tcW w:type="dxa" w:w="3408"/>
+          </w:tcPr>
+          <w:p>
+            <w:r>
+              <w:t>Session 2 · Practise · 45 min</w:t>
+            </w:r>
+          </w:p>
+        </w:tc>
+        <w:tc>
+          <w:tcPr>
+            <w:tcW w:type="dxa" w:w="3408"/>
+          </w:tcPr>
+          <w:p>
+            <w:r>
+              <w:t>0–5: retrieve the procedure; 5–15: W2 completion practice; 15–23: explain and check with a partner; 23–30: each learner answers the misconception check; 30–40: targeted reteaching or a harder variation; 40–45: prepare the investigation.</w:t>
+            </w:r>
+          </w:p>
+        </w:tc>
+        <w:tc>
+          <w:tcPr>
+            <w:tcW w:type="dxa" w:w="3408"/>
+          </w:tcPr>
+          <w:p>
+            <w:r>
+              <w:t>Sections 7–10; use the matching workbook W2 and misconception check.</w:t>
+            </w:r>
+          </w:p>
+        </w:tc>
+      </w:tr>
+      <w:tr>
+        <w:tc>
+          <w:tcPr>
+            <w:tcW w:type="dxa" w:w="3408"/>
+          </w:tcPr>
+          <w:p>
+            <w:r>
+              <w:t>Session 3 · Investigate and transfer · 45 min</w:t>
+            </w:r>
+          </w:p>
+        </w:tc>
+        <w:tc>
+          <w:tcPr>
+            <w:tcW w:type="dxa" w:w="3408"/>
+          </w:tcPr>
+          <w:p>
+            <w:r>
+              <w:t>0–5: retrieve the decision rule; 5–20: investigate or trace; 20–30: start the independent case; 30–38: connect the project; 38–43: act on feedback; 43–45: plan the return check.</w:t>
+            </w:r>
+          </w:p>
+        </w:tc>
+        <w:tc>
+          <w:tcPr>
+            <w:tcW w:type="dxa" w:w="3408"/>
+          </w:tcPr>
+          <w:p>
+            <w:r>
+              <w:t>Sections 9 and 11–14. Give extra time to finish the full task set; use Section 15 when the week includes a coding lab.</w:t>
+            </w:r>
+          </w:p>
+        </w:tc>
+      </w:tr>
+    </w:tbl>
+    <w:p>
+      <w:r>
+        <w:t>Before class, solve the supported practice: For each near branch and each tall branch, count blocked and clear labels and choose a leaf. Give the total errors for each candidate question.</w:t>
+      </w:r>
+    </w:p>
+    <w:p>
+      <w:r>
+        <w:t>Reasoned practice answer: Near=0 has 1 blocked and 2 clear, predicts clear with 1 error; near=1 has 3 blocked and 0 clear, predicts blocked with 0 errors. Tall=0 has 2 blocked and 1 clear; tall=1 also has 2 blocked and 1 clear. Both tall leaves predict blocked with 1 error each. Totals are near 1 and tall 2.</w:t>
+      </w:r>
+    </w:p>
+    <w:p>
+      <w:r>
+        <w:t>Check every learner before discussion: Use the worked case for Fitting a decision tree. Proposed explanation: “A near branch must predict blocked”. Decide whether this explanation is supported. Point to the step or supplied fact that decides; explain your repair if needed.</w:t>
+      </w:r>
+    </w:p>
+    <w:p>
+      <w:r>
+        <w:t>Misconception repair: The branch label is learned from its training labels; W4 deliberately reverses that relationship.</w:t>
+      </w:r>
+    </w:p>
+    <w:p>
+      <w:r>
+        <w:t>Support: read the exact case aloud, enlarge the labelled picture, supply input cards and model only the first deciding step. Accept a spoken explanation or drawing; retain the reasoning goal.</w:t>
+      </w:r>
+    </w:p>
+    <w:p>
+      <w:r>
+        <w:t>Extension: The current possibility set contains only the four mystery cards. Require a prediction and a reason before comparing. Expected result: Asking mystery now leaves all four; it no longer narrows the set. Reason: Question value depends on the remaining candidates, not just on its wording.</w:t>
+      </w:r>
+    </w:p>
+    <w:p>
+      <w:r>
+        <w:t>Independent assessment: withhold the reserved answer until the learner has attempted the new case. Record support separately from correctness.</w:t>
+      </w:r>
+    </w:p>
+    <w:tbl>
+      <w:tblPr>
+        <w:tblStyle w:val="LightShading-Accent1"/>
+        <w:tblW w:type="auto" w:w="0"/>
+        <w:tblLook w:firstColumn="1" w:firstRow="1" w:lastColumn="0" w:lastRow="0" w:noHBand="0" w:noVBand="1" w:val="04A0"/>
+      </w:tblPr>
+      <w:tblGrid>
+        <w:gridCol w:w="2556"/>
+        <w:gridCol w:w="2556"/>
+        <w:gridCol w:w="2556"/>
+        <w:gridCol w:w="2556"/>
+      </w:tblGrid>
+      <w:tr>
+        <w:trPr>
+          <w:tblHeader/>
+        </w:trPr>
+        <w:tc>
+          <w:tcPr>
+            <w:tcW w:type="dxa" w:w="2556"/>
+          </w:tcPr>
+          <w:p>
+            <w:r>
+              <w:t>Criterion</w:t>
+            </w:r>
+          </w:p>
+        </w:tc>
+        <w:tc>
+          <w:tcPr>
+            <w:tcW w:type="dxa" w:w="2556"/>
+          </w:tcPr>
+          <w:p>
+            <w:r>
+              <w:t>Not yet</w:t>
+            </w:r>
+          </w:p>
+        </w:tc>
+        <w:tc>
+          <w:tcPr>
+            <w:tcW w:type="dxa" w:w="2556"/>
+          </w:tcPr>
+          <w:p>
+            <w:r>
+              <w:t>With support</w:t>
+            </w:r>
+          </w:p>
+        </w:tc>
+        <w:tc>
+          <w:tcPr>
+            <w:tcW w:type="dxa" w:w="2556"/>
+          </w:tcPr>
+          <w:p>
+            <w:r>
+              <w:t>Independent</w:t>
+            </w:r>
+          </w:p>
+        </w:tc>
+      </w:tr>
+      <w:tr>
+        <w:tc>
+          <w:tcPr>
+            <w:tcW w:type="dxa" w:w="2556"/>
+          </w:tcPr>
+          <w:p>
+            <w:r>
+              <w:t>Explanation</w:t>
+            </w:r>
+          </w:p>
+        </w:tc>
+        <w:tc>
+          <w:tcPr>
+            <w:tcW w:type="dxa" w:w="2556"/>
+          </w:tcPr>
+          <w:p>
+            <w:r>
+              <w:t>Names an answer without a deciding fact</w:t>
+            </w:r>
+          </w:p>
+        </w:tc>
+        <w:tc>
+          <w:tcPr>
+            <w:tcW w:type="dxa" w:w="2556"/>
+          </w:tcPr>
+          <w:p>
+            <w:r>
+              <w:t>Uses a hint to link fact and decision</w:t>
+            </w:r>
+          </w:p>
+        </w:tc>
+        <w:tc>
+          <w:tcPr>
+            <w:tcW w:type="dxa" w:w="2556"/>
+          </w:tcPr>
+          <w:p>
+            <w:r>
+              <w:t>Explains the deciding fact in own words</w:t>
+            </w:r>
+          </w:p>
+        </w:tc>
+      </w:tr>
+      <w:tr>
+        <w:tc>
+          <w:tcPr>
+            <w:tcW w:type="dxa" w:w="2556"/>
+          </w:tcPr>
+          <w:p>
+            <w:r>
+              <w:t>Trace or test</w:t>
+            </w:r>
+          </w:p>
+        </w:tc>
+        <w:tc>
+          <w:tcPr>
+            <w:tcW w:type="dxa" w:w="2556"/>
+          </w:tcPr>
+          <w:p>
+            <w:r>
+              <w:t>Cannot connect input and result</w:t>
+            </w:r>
+          </w:p>
+        </w:tc>
+        <w:tc>
+          <w:tcPr>
+            <w:tcW w:type="dxa" w:w="2556"/>
+          </w:tcPr>
+          <w:p>
+            <w:r>
+              <w:t>Completes steps with prompts</w:t>
+            </w:r>
+          </w:p>
+        </w:tc>
+        <w:tc>
+          <w:tcPr>
+            <w:tcW w:type="dxa" w:w="2556"/>
+          </w:tcPr>
+          <w:p>
+            <w:r>
+              <w:t>Traces or tests a changed case accurately</w:t>
+            </w:r>
+          </w:p>
+        </w:tc>
+      </w:tr>
+      <w:tr>
+        <w:tc>
+          <w:tcPr>
+            <w:tcW w:type="dxa" w:w="2556"/>
+          </w:tcPr>
+          <w:p>
+            <w:r>
+              <w:t>Limits and revision</w:t>
+            </w:r>
+          </w:p>
+        </w:tc>
+        <w:tc>
+          <w:tcPr>
+            <w:tcW w:type="dxa" w:w="2556"/>
+          </w:tcPr>
+          <w:p>
+            <w:r>
+              <w:t>Claims more than evidence supports</w:t>
+            </w:r>
+          </w:p>
+        </w:tc>
+        <w:tc>
+          <w:tcPr>
+            <w:tcW w:type="dxa" w:w="2556"/>
+          </w:tcPr>
+          <w:p>
+            <w:r>
+              <w:t>Names a limit after a prompt</w:t>
+            </w:r>
+          </w:p>
+        </w:tc>
+        <w:tc>
+          <w:tcPr>
+            <w:tcW w:type="dxa" w:w="2556"/>
+          </w:tcPr>
+          <w:p>
+            <w:r>
+              <w:t>States a defensible limit and useful next test</w:t>
+            </w:r>
+          </w:p>
+        </w:tc>
+      </w:tr>
+    </w:tbl>
+    <w:p>
+      <w:r>
+        <w:t>Project checkpoint: Test changed cases. Keep normal, boundary and failure cases; compare expected and observed results.</w:t>
+      </w:r>
+    </w:p>
+    <w:p>
+      <w:r>
+        <w:t>Use the weekly teacher answer for topic-specific reasoning. A saved progress tick is an activity record; judge mastery from the learner’s explanation and evidence.</w:t>
+      </w:r>
+    </w:p>
     <w:sectPr>
       <w:pgSz w:w="12240" w:h="15840"/>
       <w:pgMar w:top="936" w:right="1008" w:bottom="936" w:left="1008" w:header="720" w:footer="720" w:gutter="0"/>

--- a/downloads/teacher/ai-2-week-15.docx
+++ b/downloads/teacher/ai-2-week-15.docx
@@ -3388,6 +3388,39 @@
         <w:t>Use the weekly teacher answer for topic-specific reasoning. A saved progress tick is an activity record; judge mastery from the learner’s explanation and evidence.</w:t>
       </w:r>
     </w:p>
+    <w:p>
+      <w:pPr>
+        <w:pStyle w:val="Heading1"/>
+      </w:pPr>
+      <w:r>
+        <w:t>08. Use feedback, labs and repair paths</w:t>
+      </w:r>
+    </w:p>
+    <w:p>
+      <w:r>
+        <w:t>Use the two formative questions as supported practice, not as independent mastery scores. Discuss the deciding evidence rather than accepting a guessed selection.</w:t>
+      </w:r>
+    </w:p>
+    <w:p>
+      <w:r>
+        <w:t>The feedback comes from the reviewed public worked case. Do not reveal the separately reserved independent teacher answer until the learner has attempted that case.</w:t>
+      </w:r>
+    </w:p>
+    <w:p>
+      <w:r>
+        <w:t>Ask students to predict before running code. Preserve errors and actual outputs; collect a changed test and an explanation. The branch-boundary and indexing lessons deliberately include failure cases.</w:t>
+      </w:r>
+    </w:p>
+    <w:p>
+      <w:r>
+        <w:t>Use the earlier worked-explanation links to address a specific missing building block, then return to the current question. Adapt this suggestion after observing the learner; it is not an automatic diagnosis.</w:t>
+      </w:r>
+    </w:p>
+    <w:p>
+      <w:r>
+        <w:t>Collect the completed-work portfolio as evidence. Record support separately from correctness, and assess explanation, trace/test and limitations. Progress ticks and quiz selections alone do not establish mastery.</w:t>
+      </w:r>
+    </w:p>
     <w:sectPr>
       <w:pgSz w:w="12240" w:h="15840"/>
       <w:pgMar w:top="936" w:right="1008" w:bottom="936" w:left="1008" w:header="720" w:footer="720" w:gutter="0"/>

--- a/downloads/teacher/ai-2-week-15.docx
+++ b/downloads/teacher/ai-2-week-15.docx
@@ -29,6 +29,11 @@
       </w:r>
     </w:p>
     <w:p>
+      <w:r>
+        <w:t>Prepare Choose Informative Questions: check the target, prerequisites, resources and adaptable teaching schedule.</w:t>
+      </w:r>
+    </w:p>
+    <w:p>
       <w:pPr>
         <w:pStyle w:val="Heading3"/>
       </w:pPr>
@@ -37,8 +42,62 @@
       </w:r>
     </w:p>
     <w:p>
-      <w:r>
-        <w:t>Primary target: Fit a root question and leaf predictions from training examples</w:t>
+      <w:pPr>
+        <w:spacing w:line="336" w:lineRule="auto" w:after="180"/>
+      </w:pPr>
+      <w:r>
+        <w:rPr>
+          <w:b w:val="0"/>
+        </w:rPr>
+        <w:t xml:space="preserve">Primary target: Fit a </w:t>
+      </w:r>
+      <w:r>
+        <w:rPr>
+          <w:b/>
+        </w:rPr>
+        <w:t>root</w:t>
+      </w:r>
+      <w:r>
+        <w:rPr>
+          <w:b w:val="0"/>
+        </w:rPr>
+        <w:t xml:space="preserve"> question and </w:t>
+      </w:r>
+      <w:r>
+        <w:rPr>
+          <w:b/>
+        </w:rPr>
+        <w:t>leaf</w:t>
+      </w:r>
+      <w:r>
+        <w:rPr>
+          <w:b w:val="0"/>
+        </w:rPr>
+        <w:t xml:space="preserve"> </w:t>
+      </w:r>
+      <w:r>
+        <w:rPr>
+          <w:b/>
+        </w:rPr>
+        <w:t>prediction</w:t>
+      </w:r>
+      <w:r>
+        <w:rPr>
+          <w:b w:val="0"/>
+        </w:rPr>
+        <w:t xml:space="preserve">s from </w:t>
+      </w:r>
+      <w:r>
+        <w:rPr>
+          <w:b/>
+        </w:rPr>
+        <w:t>training</w:t>
+      </w:r>
+      <w:r>
+        <w:rPr>
+          <w:b w:val="0"/>
+        </w:rPr>
+        <w:t xml:space="preserve"> examples</w:t>
       </w:r>
     </w:p>
     <w:tbl>
@@ -185,12 +244,47 @@
       </w:tr>
     </w:tbl>
     <w:p>
-      <w:r>
-        <w:t>This is a starting allocation of 135 minutes, not a validated duration. Preserve all named topics. Schedule extra time for connected examples, the full investigation, independent cases and project building. Repeated copies of a case share one recorded attempt; they are not new evidence.</w:t>
-      </w:r>
-    </w:p>
-    <w:p>
-      <w:r>
+      <w:pPr>
+        <w:spacing w:line="336" w:lineRule="auto" w:after="180"/>
+      </w:pPr>
+      <w:r>
+        <w:rPr>
+          <w:b w:val="0"/>
+        </w:rPr>
+        <w:t>This is a starting allocation of 135 minutes, not a validated duration. Preserve all named topics. Schedule extra time for connected examples, the full investigation, independent cases and project building.</w:t>
+      </w:r>
+    </w:p>
+    <w:p>
+      <w:pPr>
+        <w:spacing w:line="336" w:lineRule="auto" w:after="180"/>
+      </w:pPr>
+      <w:r>
+        <w:rPr>
+          <w:b w:val="0"/>
+        </w:rPr>
+        <w:t xml:space="preserve">Repeated copies of a case share one recorded attempt; they are not new </w:t>
+      </w:r>
+      <w:r>
+        <w:rPr>
+          <w:b/>
+        </w:rPr>
+        <w:t>evidence</w:t>
+      </w:r>
+      <w:r>
+        <w:rPr>
+          <w:b w:val="0"/>
+        </w:rPr>
+        <w:t>.</w:t>
+      </w:r>
+    </w:p>
+    <w:p>
+      <w:pPr>
+        <w:spacing w:line="336" w:lineRule="auto" w:after="180"/>
+      </w:pPr>
+      <w:r>
+        <w:rPr>
+          <w:b w:val="0"/>
+        </w:rPr>
         <w:t>Case exposure check: this source example appears in ai-2/14, ai-2/15, ai-4/11. Reuse a familiar case for recall or modelling; verify that the case used to assess transfer has not already received feedback.</w:t>
       </w:r>
     </w:p>
@@ -211,18 +305,149 @@
       </w:r>
     </w:p>
     <w:p>
-      <w:r>
+      <w:pPr>
+        <w:spacing w:line="336" w:lineRule="auto" w:after="180"/>
+      </w:pPr>
+      <w:r>
+        <w:rPr>
+          <w:b w:val="0"/>
+        </w:rPr>
         <w:t>Without opening the old lesson, explain one key idea from Decision Trees. Give an example and a mistake that the idea helps you avoid.</w:t>
       </w:r>
     </w:p>
     <w:p>
-      <w:r>
-        <w:t>Look for: Fit a root question and leaf predictions from training examples</w:t>
-      </w:r>
-    </w:p>
-    <w:p>
-      <w:r>
-        <w:t>Reference example, not the only acceptable wording: The root asks near, with branches 0 and 1. Leaves predict clear for 0 and blocked for 1. Depth is one. Training labels determined both leaf majorities and the error comparison that selected near rather than tall.</w:t>
+      <w:pPr>
+        <w:spacing w:line="336" w:lineRule="auto" w:after="180"/>
+      </w:pPr>
+      <w:r>
+        <w:rPr>
+          <w:b w:val="0"/>
+        </w:rPr>
+        <w:t xml:space="preserve">Look for: Fit a </w:t>
+      </w:r>
+      <w:r>
+        <w:rPr>
+          <w:b/>
+        </w:rPr>
+        <w:t>root</w:t>
+      </w:r>
+      <w:r>
+        <w:rPr>
+          <w:b w:val="0"/>
+        </w:rPr>
+        <w:t xml:space="preserve"> question and </w:t>
+      </w:r>
+      <w:r>
+        <w:rPr>
+          <w:b/>
+        </w:rPr>
+        <w:t>leaf</w:t>
+      </w:r>
+      <w:r>
+        <w:rPr>
+          <w:b w:val="0"/>
+        </w:rPr>
+        <w:t xml:space="preserve"> </w:t>
+      </w:r>
+      <w:r>
+        <w:rPr>
+          <w:b/>
+        </w:rPr>
+        <w:t>prediction</w:t>
+      </w:r>
+      <w:r>
+        <w:rPr>
+          <w:b w:val="0"/>
+        </w:rPr>
+        <w:t xml:space="preserve">s from </w:t>
+      </w:r>
+      <w:r>
+        <w:rPr>
+          <w:b/>
+        </w:rPr>
+        <w:t>training</w:t>
+      </w:r>
+      <w:r>
+        <w:rPr>
+          <w:b w:val="0"/>
+        </w:rPr>
+        <w:t xml:space="preserve"> examples</w:t>
+      </w:r>
+    </w:p>
+    <w:p>
+      <w:pPr>
+        <w:spacing w:line="336" w:lineRule="auto" w:after="180"/>
+      </w:pPr>
+      <w:r>
+        <w:rPr>
+          <w:b w:val="0"/>
+        </w:rPr>
+        <w:t xml:space="preserve">Reference example, not the only acceptable wording: The </w:t>
+      </w:r>
+      <w:r>
+        <w:rPr>
+          <w:b/>
+        </w:rPr>
+        <w:t>root</w:t>
+      </w:r>
+      <w:r>
+        <w:rPr>
+          <w:b w:val="0"/>
+        </w:rPr>
+        <w:t xml:space="preserve"> asks near, with </w:t>
+      </w:r>
+      <w:r>
+        <w:rPr>
+          <w:b/>
+        </w:rPr>
+        <w:t>branch</w:t>
+      </w:r>
+      <w:r>
+        <w:rPr>
+          <w:b w:val="0"/>
+        </w:rPr>
+        <w:t xml:space="preserve">es 0 and 1. Leaves predict clear for 0 and blocked for 1. </w:t>
+      </w:r>
+      <w:r>
+        <w:rPr>
+          <w:b/>
+        </w:rPr>
+        <w:t>Depth</w:t>
+      </w:r>
+      <w:r>
+        <w:rPr>
+          <w:b w:val="0"/>
+        </w:rPr>
+        <w:t xml:space="preserve"> is one.</w:t>
+      </w:r>
+    </w:p>
+    <w:p>
+      <w:pPr>
+        <w:spacing w:line="336" w:lineRule="auto" w:after="180"/>
+      </w:pPr>
+      <w:r>
+        <w:rPr>
+          <w:b/>
+        </w:rPr>
+        <w:t>Training</w:t>
+      </w:r>
+      <w:r>
+        <w:rPr>
+          <w:b w:val="0"/>
+        </w:rPr>
+        <w:t xml:space="preserve"> labels determined both </w:t>
+      </w:r>
+      <w:r>
+        <w:rPr>
+          <w:b/>
+        </w:rPr>
+        <w:t>leaf</w:t>
+      </w:r>
+      <w:r>
+        <w:rPr>
+          <w:b w:val="0"/>
+        </w:rPr>
+        <w:t xml:space="preserve"> majorities and the error comparison that selected near rather than tall.</w:t>
       </w:r>
     </w:p>
     <w:p>
@@ -234,18 +459,59 @@
       </w:r>
     </w:p>
     <w:p>
-      <w:r>
+      <w:pPr>
+        <w:spacing w:line="336" w:lineRule="auto" w:after="180"/>
+      </w:pPr>
+      <w:r>
+        <w:rPr>
+          <w:b w:val="0"/>
+        </w:rPr>
         <w:t>Without opening the old lesson, explain one key idea from Accuracy as a Fraction. Give an example and a mistake that the idea helps you avoid.</w:t>
       </w:r>
     </w:p>
     <w:p>
-      <w:r>
+      <w:pPr>
+        <w:spacing w:line="336" w:lineRule="auto" w:after="180"/>
+      </w:pPr>
+      <w:r>
+        <w:rPr>
+          <w:b w:val="0"/>
+        </w:rPr>
         <w:t>Look for: Explain why overall accuracy can hide failure on a less common class</w:t>
       </w:r>
     </w:p>
     <w:p>
-      <w:r>
-        <w:t>Reference example, not the only acceptable wording: The training-majority rule always predicts clear. Matrix [[16,0],[4,0]] gives 16/20=80 percent, FP=0,FN=4. It misses all four blocked cases, so the overall score hides complete failure on that evaluated class.</w:t>
+      <w:pPr>
+        <w:spacing w:line="336" w:lineRule="auto" w:after="180"/>
+      </w:pPr>
+      <w:r>
+        <w:rPr>
+          <w:b w:val="0"/>
+        </w:rPr>
+        <w:t xml:space="preserve">Reference example, not the only acceptable wording: The </w:t>
+      </w:r>
+      <w:r>
+        <w:rPr>
+          <w:b/>
+        </w:rPr>
+        <w:t>training</w:t>
+      </w:r>
+      <w:r>
+        <w:rPr>
+          <w:b w:val="0"/>
+        </w:rPr>
+        <w:t>-majority rule always predicts clear. Matrix [[16,0],[4,0]] gives 16/20=80 percent, FP=0,FN=4.</w:t>
+      </w:r>
+    </w:p>
+    <w:p>
+      <w:pPr>
+        <w:spacing w:line="336" w:lineRule="auto" w:after="180"/>
+      </w:pPr>
+      <w:r>
+        <w:rPr>
+          <w:b w:val="0"/>
+        </w:rPr>
+        <w:t>It misses all four blocked cases, so the overall score hides complete failure on that evaluated class.</w:t>
       </w:r>
     </w:p>
     <w:p>
@@ -257,22 +523,68 @@
       </w:r>
     </w:p>
     <w:p>
-      <w:r>
+      <w:pPr>
+        <w:spacing w:line="336" w:lineRule="auto" w:after="180"/>
+      </w:pPr>
+      <w:r>
+        <w:rPr>
+          <w:b w:val="0"/>
+        </w:rPr>
         <w:t>Without opening the old lesson, explain one key idea from Features and Distractors. Give an example and a mistake that the idea helps you avoid.</w:t>
       </w:r>
     </w:p>
     <w:p>
-      <w:r>
+      <w:pPr>
+        <w:spacing w:line="336" w:lineRule="auto" w:after="180"/>
+      </w:pPr>
+      <w:r>
+        <w:rPr>
+          <w:b w:val="0"/>
+        </w:rPr>
         <w:t>Look for: Choose recorded properties that preserve distinctions needed for a stated task</w:t>
       </w:r>
     </w:p>
     <w:p>
-      <w:r>
-        <w:t>Reference example, not the only acceptable wording: Use length and width measured before the decision. State the order as length in cm, then width in cm; the record is 12, 8. The target is fits or too large under the guide, and this card is fits because both equalities are included. Colour and card number are not needed for this rule; the final inspection sticker copies the answer and is unavailable before inspection.</w:t>
-      </w:r>
-    </w:p>
-    <w:p>
-      <w:r>
+      <w:pPr>
+        <w:spacing w:line="336" w:lineRule="auto" w:after="180"/>
+      </w:pPr>
+      <w:r>
+        <w:rPr>
+          <w:b w:val="0"/>
+        </w:rPr>
+        <w:t>Reference example, not the only acceptable wording: Use length and width measured before the decision. State the order as length in cm, then width in cm; the record is 12, 8.</w:t>
+      </w:r>
+    </w:p>
+    <w:p>
+      <w:pPr>
+        <w:spacing w:line="336" w:lineRule="auto" w:after="180"/>
+      </w:pPr>
+      <w:r>
+        <w:rPr>
+          <w:b w:val="0"/>
+        </w:rPr>
+        <w:t>The target is fits or too large under the guide, and this card is fits because both equalities are included.</w:t>
+      </w:r>
+    </w:p>
+    <w:p>
+      <w:pPr>
+        <w:spacing w:line="336" w:lineRule="auto" w:after="180"/>
+      </w:pPr>
+      <w:r>
+        <w:rPr>
+          <w:b w:val="0"/>
+        </w:rPr>
+        <w:t>Colour and card number are not needed for this rule; the final inspection sticker copies the answer and is unavailable before inspection.</w:t>
+      </w:r>
+    </w:p>
+    <w:p>
+      <w:pPr>
+        <w:spacing w:line="336" w:lineRule="auto" w:after="180"/>
+      </w:pPr>
+      <w:r>
+        <w:rPr>
+          <w:b w:val="0"/>
+        </w:rPr>
         <w:t>Use the student module and workbook section with this exact week title. The worked case, independent question and answers below form one aligned lesson sequence.</w:t>
       </w:r>
     </w:p>
@@ -285,7 +597,14 @@
       </w:r>
     </w:p>
     <w:p>
-      <w:r>
+      <w:pPr>
+        <w:spacing w:line="336" w:lineRule="auto" w:after="180"/>
+        <w:shd w:fill="F5F1FB"/>
+      </w:pPr>
+      <w:r>
+        <w:rPr>
+          <w:b w:val="0"/>
+        </w:rPr>
         <w:t>Six cards contain three animal and three space books; all have blue covers. Compare asking 'blue cover?' with 'animal subject?'. Is the better question guaranteed to work on inaccurately tagged books?</w:t>
       </w:r>
     </w:p>
@@ -298,8 +617,26 @@
       </w:r>
     </w:p>
     <w:p>
-      <w:r>
-        <w:t>Week 15: Choose Informative Questions</w:t>
+      <w:pPr>
+        <w:spacing w:line="336" w:lineRule="auto" w:after="180"/>
+      </w:pPr>
+      <w:r>
+        <w:rPr>
+          <w:b w:val="0"/>
+        </w:rPr>
+        <w:t xml:space="preserve">Week 15: Choose </w:t>
+      </w:r>
+      <w:r>
+        <w:rPr>
+          <w:b/>
+        </w:rPr>
+        <w:t>Informative</w:t>
+      </w:r>
+      <w:r>
+        <w:rPr>
+          <w:b w:val="0"/>
+        </w:rPr>
+        <w:t xml:space="preserve"> Questions</w:t>
       </w:r>
     </w:p>
     <w:tbl>
@@ -435,12 +772,38 @@
       </w:r>
     </w:p>
     <w:p>
-      <w:r>
+      <w:pPr>
+        <w:spacing w:line="336" w:lineRule="auto" w:after="180"/>
+      </w:pPr>
+      <w:r>
+        <w:rPr>
+          <w:b w:val="0"/>
+        </w:rPr>
         <w:t>Use the supplied scenario, student illustrations and blank paper. For numeric work, offer counters or a calculator after learners show the setup. Fictional records are supplied; personal data and paid accounts are unnecessary.</w:t>
       </w:r>
     </w:p>
     <w:p>
-      <w:r>
+      <w:pPr>
+        <w:pStyle w:val="Heading3"/>
+      </w:pPr>
+      <w:r>
+        <w:t>Alternative compact allocation</w:t>
+      </w:r>
+    </w:p>
+    <w:p>
+      <w:r>
+        <w:t>This compact option is not the full-week schedule. Use the main teaching cycle and allow extra sessions for the investigation, independent work and project.</w:t>
+      </w:r>
+    </w:p>
+    <w:p>
+      <w:pPr>
+        <w:spacing w:line="336" w:lineRule="auto" w:after="180"/>
+        <w:shd w:fill="F1F6F8"/>
+      </w:pPr>
+      <w:r>
+        <w:rPr>
+          <w:b w:val="0"/>
+        </w:rPr>
         <w:t>Allow 80 minutes: recall 8; explanation 12; worked demonstration 15; guided practice 20; independent assessment 15; project and reflection 10. Extend the lab into a second session when needed.</w:t>
       </w:r>
     </w:p>
@@ -453,8 +816,61 @@
       </w:r>
     </w:p>
     <w:p>
-      <w:r>
-        <w:t>Teach two 45-minute sessions. Students fit a depth-one decision tree by learning branch majorities and selecting the question with the fewest total training mistakes. This transparent classroom algorithm is not a claim to reproduce CART or a library default. Explain tuple positions, list comprehension and the leaves dictionary; offer the full paper route for students who need it.</w:t>
+      <w:pPr>
+        <w:spacing w:line="336" w:lineRule="auto" w:after="180"/>
+      </w:pPr>
+      <w:r>
+        <w:rPr>
+          <w:b w:val="0"/>
+        </w:rPr>
+        <w:t xml:space="preserve">Teach two 45-minute sessions. Students fit a </w:t>
+      </w:r>
+      <w:r>
+        <w:rPr>
+          <w:b/>
+        </w:rPr>
+        <w:t>depth</w:t>
+      </w:r>
+      <w:r>
+        <w:rPr>
+          <w:b w:val="0"/>
+        </w:rPr>
+        <w:t xml:space="preserve">-one decision tree by learning </w:t>
+      </w:r>
+      <w:r>
+        <w:rPr>
+          <w:b/>
+        </w:rPr>
+        <w:t>branch</w:t>
+      </w:r>
+      <w:r>
+        <w:rPr>
+          <w:b w:val="0"/>
+        </w:rPr>
+        <w:t xml:space="preserve"> majorities and selecting the question with the fewest total </w:t>
+      </w:r>
+      <w:r>
+        <w:rPr>
+          <w:b/>
+        </w:rPr>
+        <w:t>training</w:t>
+      </w:r>
+      <w:r>
+        <w:rPr>
+          <w:b w:val="0"/>
+        </w:rPr>
+        <w:t xml:space="preserve"> mistakes.</w:t>
+      </w:r>
+    </w:p>
+    <w:p>
+      <w:pPr>
+        <w:spacing w:line="336" w:lineRule="auto" w:after="180"/>
+      </w:pPr>
+      <w:r>
+        <w:rPr>
+          <w:b w:val="0"/>
+        </w:rPr>
+        <w:t>This transparent classroom algorithm is not a claim to reproduce CART or a library default. Explain tuple positions, list comprehension and the leaves dictionary; offer the full paper route for students who need it.</w:t>
       </w:r>
     </w:p>
     <w:p>
@@ -466,27 +882,93 @@
       </w:r>
     </w:p>
     <w:p>
-      <w:r>
-        <w:t>The cutoff was selected using training labels. Matching those examples does not establish performance on new examples; validation can expose mistakes and support a baseline comparison.</w:t>
-      </w:r>
-    </w:p>
-    <w:p>
-      <w:r>
+      <w:pPr>
+        <w:spacing w:line="336" w:lineRule="auto" w:after="180"/>
+      </w:pPr>
+      <w:r>
+        <w:rPr>
+          <w:b w:val="0"/>
+        </w:rPr>
+        <w:t xml:space="preserve">The cutoff was selected using </w:t>
+      </w:r>
+      <w:r>
+        <w:rPr>
+          <w:b/>
+        </w:rPr>
+        <w:t>training</w:t>
+      </w:r>
+      <w:r>
+        <w:rPr>
+          <w:b w:val="0"/>
+        </w:rPr>
+        <w:t xml:space="preserve"> labels. Matching those examples does not establish performance on new examples; validation can expose mistakes and support a baseline comparison.</w:t>
+      </w:r>
+    </w:p>
+    <w:p>
+      <w:pPr>
+        <w:spacing w:line="336" w:lineRule="auto" w:after="180"/>
+      </w:pPr>
+      <w:r>
+        <w:rPr>
+          <w:b w:val="0"/>
+        </w:rPr>
         <w:t>Printed lesson and workbook</w:t>
       </w:r>
     </w:p>
     <w:p>
-      <w:r>
-        <w:t>Six training row cards and four validation cards</w:t>
-      </w:r>
-    </w:p>
-    <w:p>
-      <w:r>
-        <w:t>Two branch areas labelled 0 and 1</w:t>
-      </w:r>
-    </w:p>
-    <w:p>
-      <w:r>
+      <w:pPr>
+        <w:spacing w:line="336" w:lineRule="auto" w:after="180"/>
+      </w:pPr>
+      <w:r>
+        <w:rPr>
+          <w:b w:val="0"/>
+        </w:rPr>
+        <w:t xml:space="preserve">Six </w:t>
+      </w:r>
+      <w:r>
+        <w:rPr>
+          <w:b/>
+        </w:rPr>
+        <w:t>training</w:t>
+      </w:r>
+      <w:r>
+        <w:rPr>
+          <w:b w:val="0"/>
+        </w:rPr>
+        <w:t xml:space="preserve"> row cards and four validation cards</w:t>
+      </w:r>
+    </w:p>
+    <w:p>
+      <w:pPr>
+        <w:spacing w:line="336" w:lineRule="auto" w:after="180"/>
+      </w:pPr>
+      <w:r>
+        <w:rPr>
+          <w:b w:val="0"/>
+        </w:rPr>
+        <w:t xml:space="preserve">Two </w:t>
+      </w:r>
+      <w:r>
+        <w:rPr>
+          <w:b/>
+        </w:rPr>
+        <w:t>branch</w:t>
+      </w:r>
+      <w:r>
+        <w:rPr>
+          <w:b w:val="0"/>
+        </w:rPr>
+        <w:t xml:space="preserve"> areas labelled 0 and 1</w:t>
+      </w:r>
+    </w:p>
+    <w:p>
+      <w:pPr>
+        <w:spacing w:line="336" w:lineRule="auto" w:after="180"/>
+      </w:pPr>
+      <w:r>
+        <w:rPr>
+          <w:b w:val="0"/>
+        </w:rPr>
         <w:t>Optional Python 3 editor with no packages required</w:t>
       </w:r>
     </w:p>
@@ -499,12 +981,24 @@
       </w:r>
     </w:p>
     <w:p>
-      <w:r>
+      <w:pPr>
+        <w:spacing w:line="336" w:lineRule="auto" w:after="180"/>
+      </w:pPr>
+      <w:r>
+        <w:rPr>
+          <w:b w:val="0"/>
+        </w:rPr>
         <w:t>By the end, I can choose a question that separates possibilities rather than repeating a constant clue.</w:t>
       </w:r>
     </w:p>
     <w:p>
-      <w:r>
+      <w:pPr>
+        <w:spacing w:line="336" w:lineRule="auto" w:after="180"/>
+      </w:pPr>
+      <w:r>
+        <w:rPr>
+          <w:b w:val="0"/>
+        </w:rPr>
         <w:t>This added worked case illustrates the week’s main idea. Retain all original and connected topics; schedule its practice within the teaching cycle.</w:t>
       </w:r>
     </w:p>
@@ -517,61 +1011,239 @@
       </w:r>
     </w:p>
     <w:p>
+      <w:r>
+        <w:t>Model Choose Informative Questions using the supplied case, labelled mechanism and reasoning. Make the scope of each conclusion explicit.</w:t>
+      </w:r>
+    </w:p>
+    <w:p>
+      <w:pPr>
+        <w:spacing w:line="336" w:lineRule="auto" w:after="180"/>
+      </w:pPr>
+      <w:r>
+        <w:rPr>
+          <w:b/>
+        </w:rPr>
+        <w:t>Input</w:t>
+      </w:r>
+      <w:r>
+        <w:rPr>
+          <w:b w:val="0"/>
+        </w:rPr>
+        <w:t xml:space="preserve"> → </w:t>
+      </w:r>
+      <w:r>
+        <w:rPr>
+          <w:b/>
+        </w:rPr>
+        <w:t>Process</w:t>
+      </w:r>
+      <w:r>
+        <w:rPr>
+          <w:b w:val="0"/>
+        </w:rPr>
+        <w:t xml:space="preserve"> → </w:t>
+      </w:r>
+      <w:r>
+        <w:rPr>
+          <w:b/>
+        </w:rPr>
+        <w:t>Output</w:t>
+      </w:r>
+    </w:p>
+    <w:p>
+      <w:pPr>
+        <w:spacing w:line="336" w:lineRule="auto" w:after="180"/>
+      </w:pPr>
+      <w:r>
+        <w:rPr>
+          <w:b w:val="0"/>
+        </w:rPr>
+        <w:t>Trace the information. At each stage, ask what changed and how you could test it.</w:t>
+      </w:r>
+    </w:p>
+    <w:p>
+      <w:pPr>
+        <w:spacing w:line="336" w:lineRule="auto" w:after="180"/>
+      </w:pPr>
+      <w:r>
+        <w:rPr>
+          <w:b w:val="0"/>
+        </w:rPr>
+        <w:t>Which stage could fail even when the other two are correct? Explain:</w:t>
+      </w:r>
+    </w:p>
+    <w:p>
+      <w:pPr>
+        <w:spacing w:line="336" w:lineRule="auto" w:after="180"/>
+      </w:pPr>
+      <w:r>
+        <w:rPr>
+          <w:b w:val="0"/>
+        </w:rPr>
+        <w:t xml:space="preserve">Predict first. Then check each step. A correct answer without visible reasoning is incomplete </w:t>
+      </w:r>
+      <w:r>
+        <w:rPr>
+          <w:b/>
+        </w:rPr>
+        <w:t>evidence</w:t>
+      </w:r>
+      <w:r>
+        <w:rPr>
+          <w:b w:val="0"/>
+        </w:rPr>
+        <w:t>.</w:t>
+      </w:r>
+    </w:p>
+    <w:p>
+      <w:pPr>
+        <w:spacing w:line="336" w:lineRule="auto" w:after="180"/>
+        <w:shd w:fill="F4F9FC"/>
+      </w:pPr>
+      <w:r>
+        <w:rPr>
+          <w:b w:val="0"/>
+        </w:rPr>
+        <w:t>1. Eight cards remain.</w:t>
+      </w:r>
+    </w:p>
+    <w:p>
+      <w:pPr>
+        <w:spacing w:line="336" w:lineRule="auto" w:after="180"/>
+        <w:shd w:fill="F4F9FC"/>
+      </w:pPr>
+      <w:r>
+        <w:rPr>
+          <w:b w:val="0"/>
+        </w:rPr>
+        <w:t xml:space="preserve">2. ‘Has wings?’ </w:t>
+      </w:r>
+      <w:r>
+        <w:rPr>
+          <w:b/>
+        </w:rPr>
+        <w:t>split</w:t>
+      </w:r>
+      <w:r>
+        <w:rPr>
+          <w:b w:val="0"/>
+        </w:rPr>
+        <w:t xml:space="preserve">s 4/4; worst </w:t>
+      </w:r>
+      <w:r>
+        <w:rPr>
+          <w:b/>
+        </w:rPr>
+        <w:t>branch</w:t>
+      </w:r>
+      <w:r>
+        <w:rPr>
+          <w:b w:val="0"/>
+        </w:rPr>
+        <w:t xml:space="preserve"> leaves 4.</w:t>
+      </w:r>
+    </w:p>
+    <w:p>
+      <w:pPr>
+        <w:spacing w:line="336" w:lineRule="auto" w:after="180"/>
+        <w:shd w:fill="F4F9FC"/>
+      </w:pPr>
+      <w:r>
+        <w:rPr>
+          <w:b w:val="0"/>
+        </w:rPr>
+        <w:t xml:space="preserve">3. ‘Is red?’ </w:t>
+      </w:r>
+      <w:r>
+        <w:rPr>
+          <w:b/>
+        </w:rPr>
+        <w:t>split</w:t>
+      </w:r>
+      <w:r>
+        <w:rPr>
+          <w:b w:val="0"/>
+        </w:rPr>
+        <w:t xml:space="preserve">s 1/7; worst </w:t>
+      </w:r>
+      <w:r>
+        <w:rPr>
+          <w:b/>
+        </w:rPr>
+        <w:t>branch</w:t>
+      </w:r>
+      <w:r>
+        <w:rPr>
+          <w:b w:val="0"/>
+        </w:rPr>
+        <w:t xml:space="preserve"> leaves 7.</w:t>
+      </w:r>
+    </w:p>
+    <w:p>
+      <w:pPr>
+        <w:spacing w:line="336" w:lineRule="auto" w:after="180"/>
+        <w:shd w:fill="F4F9FC"/>
+      </w:pPr>
+      <w:r>
+        <w:rPr>
+          <w:b w:val="0"/>
+        </w:rPr>
+        <w:t xml:space="preserve">4. For this set, wings is the more </w:t>
+      </w:r>
+      <w:r>
+        <w:rPr>
+          <w:b/>
+        </w:rPr>
+        <w:t>informative</w:t>
+      </w:r>
+      <w:r>
+        <w:rPr>
+          <w:b w:val="0"/>
+        </w:rPr>
+        <w:t xml:space="preserve"> first question.</w:t>
+      </w:r>
+    </w:p>
+    <w:p>
+      <w:pPr>
+        <w:spacing w:line="336" w:lineRule="auto" w:after="180"/>
+      </w:pPr>
+      <w:r>
+        <w:rPr>
+          <w:b w:val="0"/>
+        </w:rPr>
+        <w:t>Recalculate, retrace, or restate the reasoning in your own representation:</w:t>
+      </w:r>
+    </w:p>
+    <w:p>
+      <w:pPr>
+        <w:spacing w:line="336" w:lineRule="auto" w:after="180"/>
+        <w:shd w:fill="F5F1FB"/>
+      </w:pPr>
+      <w:r>
+        <w:rPr>
+          <w:b w:val="0"/>
+        </w:rPr>
+        <w:t xml:space="preserve">CHECK Did the </w:t>
+      </w:r>
+      <w:r>
+        <w:rPr>
+          <w:b/>
+        </w:rPr>
+        <w:t>evidence</w:t>
+      </w:r>
+      <w:r>
+        <w:rPr>
+          <w:b w:val="0"/>
+        </w:rPr>
+        <w:t xml:space="preserve"> answer the exact question? Did the total, path, or source record stay consistent?</w:t>
+      </w:r>
+    </w:p>
+    <w:p>
       <w:pPr>
         <w:pStyle w:val="Heading3"/>
       </w:pPr>
       <w:r>
-        <w:t>Explain the mechanism</w:t>
-      </w:r>
-    </w:p>
-    <w:p>
-      <w:r>
-        <w:t>Input → Process → Output</w:t>
-      </w:r>
-    </w:p>
-    <w:p>
-      <w:r>
-        <w:t>Trace the information. At each stage, ask what changed and how you could test it.</w:t>
-      </w:r>
-    </w:p>
-    <w:p>
-      <w:r>
-        <w:t>Which stage could fail even when the other two are correct? Explain:</w:t>
-      </w:r>
-    </w:p>
-    <w:p>
-      <w:r>
-        <w:t>Predict first. Then check each step. A correct answer without visible reasoning is incomplete evidence.</w:t>
-      </w:r>
-    </w:p>
-    <w:p>
-      <w:r>
-        <w:t>1. Eight cards remain.</w:t>
-      </w:r>
-    </w:p>
-    <w:p>
-      <w:r>
-        <w:t>2. ‘Has wings?’ splits 4/4; worst branch leaves 4.</w:t>
-      </w:r>
-    </w:p>
-    <w:p>
-      <w:r>
-        <w:t>3. ‘Is red?’ splits 1/7; worst branch leaves 7.</w:t>
-      </w:r>
-    </w:p>
-    <w:p>
-      <w:r>
-        <w:t>4. For this set, wings is the more informative first question.</w:t>
-      </w:r>
-    </w:p>
-    <w:p>
-      <w:r>
-        <w:t>Recalculate, retrace, or restate the reasoning in your own representation:</w:t>
-      </w:r>
-    </w:p>
-    <w:p>
-      <w:r>
-        <w:t>CHECK Did the evidence answer the exact question? Did the total, path, or source record stay consistent?</w:t>
+        <w:t>Concrete teaching case</w:t>
       </w:r>
     </w:p>
     <w:p>
@@ -579,16 +1251,30 @@
         <w:pStyle w:val="Heading3"/>
       </w:pPr>
       <w:r>
-        <w:t>Concrete teaching case</w:t>
-      </w:r>
-    </w:p>
-    <w:p>
-      <w:r>
+        <w:t>The teaching case</w:t>
+      </w:r>
+    </w:p>
+    <w:p>
+      <w:pPr>
+        <w:spacing w:line="336" w:lineRule="auto" w:after="180"/>
+        <w:shd w:fill="F1F6FC"/>
+      </w:pPr>
+      <w:r>
+        <w:rPr>
+          <w:b w:val="0"/>
+        </w:rPr>
         <w:t>Eight blue cards contain four circles and four triangles; target is shape.</w:t>
       </w:r>
     </w:p>
     <w:p>
-      <w:r>
+      <w:pPr>
+        <w:spacing w:line="336" w:lineRule="auto" w:after="180"/>
+        <w:shd w:fill="F5F1FB"/>
+      </w:pPr>
+      <w:r>
+        <w:rPr>
+          <w:b w:val="0"/>
+        </w:rPr>
         <w:t>Which question is more useful: blue or circle?</w:t>
       </w:r>
     </w:p>
@@ -601,46 +1287,455 @@
       </w:r>
     </w:p>
     <w:p>
-      <w:r>
-        <w:t>Circle separates target groups. Blue puts every card in one branch. Usefulness depends on the task and examples.</w:t>
-      </w:r>
-    </w:p>
-    <w:p>
       <w:pPr>
         <w:pStyle w:val="Heading3"/>
       </w:pPr>
       <w:r>
+        <w:t>Why the result follows</w:t>
+      </w:r>
+    </w:p>
+    <w:p>
+      <w:pPr>
+        <w:spacing w:line="336" w:lineRule="auto" w:after="180"/>
+        <w:shd w:fill="F1F6FC"/>
+      </w:pPr>
+      <w:r>
+        <w:rPr>
+          <w:b w:val="0"/>
+        </w:rPr>
+        <w:t xml:space="preserve">Circle separates target groups. Blue puts every card in one </w:t>
+      </w:r>
+      <w:r>
+        <w:rPr>
+          <w:b/>
+        </w:rPr>
+        <w:t>branch</w:t>
+      </w:r>
+      <w:r>
+        <w:rPr>
+          <w:b w:val="0"/>
+        </w:rPr>
+        <w:t>. Usefulness depends on the task and examples.</w:t>
+      </w:r>
+    </w:p>
+    <w:p>
+      <w:pPr>
+        <w:pStyle w:val="Heading3"/>
+      </w:pPr>
+      <w:r>
         <w:t>Explain the added worked example</w:t>
       </w:r>
     </w:p>
     <w:p>
-      <w:r>
-        <w:t>A decision tree asks a feature question and follows a branch to a prediction. A tree with one question has depth one and is sometimes called a stump. Unlike Week 8, where the two output labels were fixed in advance, this week we fit both the question and the label stored at each leaf.</w:t>
-      </w:r>
-    </w:p>
-    <w:p>
-      <w:r>
-        <w:t>Our six fictional training rows have two binary sensor flags available before prediction: near and tall. A value of 1 means that flag is present; 0 means absent. The reviewed scene label is separate. Each row represents a different trip on a familiar route, including rows with identical values. Similar readings can have different scene labels. These are teaching examples, not robot control instructions.</w:t>
-      </w:r>
-    </w:p>
-    <w:p>
-      <w:r>
-        <w:t>Try near first and tall second. For each question, group the training rows by 0 and 1, then predict each group’s majority label; choose clear for tied label counts. Count all training mistakes and keep the first question if scores tie. Stop after one question. This is our stated classroom fitting procedure.</w:t>
-      </w:r>
-    </w:p>
-    <w:p>
-      <w:r>
-        <w:t>Feature 0 is near; feature 1 is tall; row[2] is the label. Output is 0 1, then 1 2, then 0 clear blocked. Near makes one training mistake: near=0 contains two clear labels and one blocked, so that leaf predicts clear. Near=1 contains three blocked labels. Tall makes two mistakes because both its groups have a blocked majority.</w:t>
-      </w:r>
-    </w:p>
-    <w:p>
-      <w:r>
-        <w:t>The stored tree contains the chosen feature and its two learned leaves. The code assumes nonempty data, binary flags, allowed labels and examples on both branches of each candidate. An empty branch would need a declared fallback; this small example does not implement one. The score is total training mistakes, not an average giving small and large branches equal weight.</w:t>
-      </w:r>
-    </w:p>
-    <w:p>
-      <w:r>
-        <w:t>This is an explicitly limited depth-one learner. General tree algorithms can repeat split selection within branches and often use impurity criteria such as Gini. Our code does not implement that full procedure. Keeping the scope small lets you inspect every decision.</w:t>
+      <w:pPr>
+        <w:pStyle w:val="Heading3"/>
+      </w:pPr>
+      <w:r>
+        <w:t>Explain the added worked example · 1</w:t>
+      </w:r>
+    </w:p>
+    <w:p>
+      <w:pPr>
+        <w:spacing w:line="336" w:lineRule="auto" w:after="180"/>
+      </w:pPr>
+      <w:r>
+        <w:rPr>
+          <w:b w:val="0"/>
+        </w:rPr>
+        <w:t xml:space="preserve">A decision tree asks a feature question and follows a </w:t>
+      </w:r>
+      <w:r>
+        <w:rPr>
+          <w:b/>
+        </w:rPr>
+        <w:t>branch</w:t>
+      </w:r>
+      <w:r>
+        <w:rPr>
+          <w:b w:val="0"/>
+        </w:rPr>
+        <w:t xml:space="preserve"> to a </w:t>
+      </w:r>
+      <w:r>
+        <w:rPr>
+          <w:b/>
+        </w:rPr>
+        <w:t>prediction</w:t>
+      </w:r>
+      <w:r>
+        <w:rPr>
+          <w:b w:val="0"/>
+        </w:rPr>
+        <w:t xml:space="preserve">. A tree with one question has </w:t>
+      </w:r>
+      <w:r>
+        <w:rPr>
+          <w:b/>
+        </w:rPr>
+        <w:t>depth</w:t>
+      </w:r>
+      <w:r>
+        <w:rPr>
+          <w:b w:val="0"/>
+        </w:rPr>
+        <w:t xml:space="preserve"> one and is sometimes called a stump.</w:t>
+      </w:r>
+    </w:p>
+    <w:p>
+      <w:pPr>
+        <w:spacing w:line="336" w:lineRule="auto" w:after="180"/>
+      </w:pPr>
+      <w:r>
+        <w:rPr>
+          <w:b w:val="0"/>
+        </w:rPr>
+        <w:t xml:space="preserve">Unlike Week 8, where the two </w:t>
+      </w:r>
+      <w:r>
+        <w:rPr>
+          <w:b/>
+        </w:rPr>
+        <w:t>output</w:t>
+      </w:r>
+      <w:r>
+        <w:rPr>
+          <w:b w:val="0"/>
+        </w:rPr>
+        <w:t xml:space="preserve"> labels were fixed in advance, this week we fit both the question and the label stored at each </w:t>
+      </w:r>
+      <w:r>
+        <w:rPr>
+          <w:b/>
+        </w:rPr>
+        <w:t>leaf</w:t>
+      </w:r>
+      <w:r>
+        <w:rPr>
+          <w:b w:val="0"/>
+        </w:rPr>
+        <w:t>.</w:t>
+      </w:r>
+    </w:p>
+    <w:p>
+      <w:pPr>
+        <w:pStyle w:val="Heading3"/>
+      </w:pPr>
+      <w:r>
+        <w:t>Explain the added worked example · 2</w:t>
+      </w:r>
+    </w:p>
+    <w:p>
+      <w:pPr>
+        <w:spacing w:line="336" w:lineRule="auto" w:after="180"/>
+      </w:pPr>
+      <w:r>
+        <w:rPr>
+          <w:b w:val="0"/>
+        </w:rPr>
+        <w:t xml:space="preserve">Our six fictional </w:t>
+      </w:r>
+      <w:r>
+        <w:rPr>
+          <w:b/>
+        </w:rPr>
+        <w:t>training</w:t>
+      </w:r>
+      <w:r>
+        <w:rPr>
+          <w:b w:val="0"/>
+        </w:rPr>
+        <w:t xml:space="preserve"> rows have two binary sensor flags available before </w:t>
+      </w:r>
+      <w:r>
+        <w:rPr>
+          <w:b/>
+        </w:rPr>
+        <w:t>prediction</w:t>
+      </w:r>
+      <w:r>
+        <w:rPr>
+          <w:b w:val="0"/>
+        </w:rPr>
+        <w:t>: near and tall. A value of 1 means that flag is present; 0 means absent. The reviewed scene label is separate.</w:t>
+      </w:r>
+    </w:p>
+    <w:p>
+      <w:pPr>
+        <w:spacing w:line="336" w:lineRule="auto" w:after="180"/>
+      </w:pPr>
+      <w:r>
+        <w:rPr>
+          <w:b w:val="0"/>
+        </w:rPr>
+        <w:t>Each row represents a different trip on a familiar route, including rows with identical values. Similar readings can have different scene labels. These are teaching examples, not robot control instructions.</w:t>
+      </w:r>
+    </w:p>
+    <w:p>
+      <w:pPr>
+        <w:pStyle w:val="Heading3"/>
+      </w:pPr>
+      <w:r>
+        <w:t>Explain the added worked example · 3</w:t>
+      </w:r>
+    </w:p>
+    <w:p>
+      <w:pPr>
+        <w:spacing w:line="336" w:lineRule="auto" w:after="180"/>
+      </w:pPr>
+      <w:r>
+        <w:rPr>
+          <w:b w:val="0"/>
+        </w:rPr>
+        <w:t xml:space="preserve">Try near first and tall second. For each question, group the </w:t>
+      </w:r>
+      <w:r>
+        <w:rPr>
+          <w:b/>
+        </w:rPr>
+        <w:t>training</w:t>
+      </w:r>
+      <w:r>
+        <w:rPr>
+          <w:b w:val="0"/>
+        </w:rPr>
+        <w:t xml:space="preserve"> rows by 0 and 1, then predict each group’s majority label; choose clear for tied label counts.</w:t>
+      </w:r>
+    </w:p>
+    <w:p>
+      <w:pPr>
+        <w:spacing w:line="336" w:lineRule="auto" w:after="180"/>
+      </w:pPr>
+      <w:r>
+        <w:rPr>
+          <w:b w:val="0"/>
+        </w:rPr>
+        <w:t xml:space="preserve">Count all </w:t>
+      </w:r>
+      <w:r>
+        <w:rPr>
+          <w:b/>
+        </w:rPr>
+        <w:t>training</w:t>
+      </w:r>
+      <w:r>
+        <w:rPr>
+          <w:b w:val="0"/>
+        </w:rPr>
+        <w:t xml:space="preserve"> mistakes and keep the first question if scores tie. Stop after one question. This is our stated classroom </w:t>
+      </w:r>
+      <w:r>
+        <w:rPr>
+          <w:b/>
+        </w:rPr>
+        <w:t>fitting</w:t>
+      </w:r>
+      <w:r>
+        <w:rPr>
+          <w:b w:val="0"/>
+        </w:rPr>
+        <w:t xml:space="preserve"> procedure.</w:t>
+      </w:r>
+    </w:p>
+    <w:p>
+      <w:pPr>
+        <w:pStyle w:val="Heading3"/>
+      </w:pPr>
+      <w:r>
+        <w:t>Explain the added worked example · 4</w:t>
+      </w:r>
+    </w:p>
+    <w:p>
+      <w:pPr>
+        <w:spacing w:line="336" w:lineRule="auto" w:after="180"/>
+      </w:pPr>
+      <w:r>
+        <w:rPr>
+          <w:b w:val="0"/>
+        </w:rPr>
+        <w:t xml:space="preserve">Feature 0 is near; feature 1 is tall; row[2] is the label. </w:t>
+      </w:r>
+      <w:r>
+        <w:rPr>
+          <w:b/>
+        </w:rPr>
+        <w:t>Output</w:t>
+      </w:r>
+      <w:r>
+        <w:rPr>
+          <w:b w:val="0"/>
+        </w:rPr>
+        <w:t xml:space="preserve"> is 0 1, then 1 2, then 0 clear blocked. Near makes one </w:t>
+      </w:r>
+      <w:r>
+        <w:rPr>
+          <w:b/>
+        </w:rPr>
+        <w:t>training</w:t>
+      </w:r>
+      <w:r>
+        <w:rPr>
+          <w:b w:val="0"/>
+        </w:rPr>
+        <w:t xml:space="preserve"> mistake: near=0 contains two clear labels and one blocked, so that </w:t>
+      </w:r>
+      <w:r>
+        <w:rPr>
+          <w:b/>
+        </w:rPr>
+        <w:t>leaf</w:t>
+      </w:r>
+      <w:r>
+        <w:rPr>
+          <w:b w:val="0"/>
+        </w:rPr>
+        <w:t xml:space="preserve"> predicts clear.</w:t>
+      </w:r>
+    </w:p>
+    <w:p>
+      <w:pPr>
+        <w:spacing w:line="336" w:lineRule="auto" w:after="180"/>
+      </w:pPr>
+      <w:r>
+        <w:rPr>
+          <w:b w:val="0"/>
+        </w:rPr>
+        <w:t>Near=1 contains three blocked labels. Tall makes two mistakes because both its groups have a blocked majority.</w:t>
+      </w:r>
+    </w:p>
+    <w:p>
+      <w:pPr>
+        <w:pStyle w:val="Heading3"/>
+      </w:pPr>
+      <w:r>
+        <w:t>Explain the added worked example · 5</w:t>
+      </w:r>
+    </w:p>
+    <w:p>
+      <w:pPr>
+        <w:spacing w:line="336" w:lineRule="auto" w:after="180"/>
+      </w:pPr>
+      <w:r>
+        <w:rPr>
+          <w:b w:val="0"/>
+        </w:rPr>
+        <w:t xml:space="preserve">The stored tree contains the chosen feature and its two learned leaves. The code assumes nonempty data, binary flags, allowed labels and examples on both </w:t>
+      </w:r>
+      <w:r>
+        <w:rPr>
+          <w:b/>
+        </w:rPr>
+        <w:t>branch</w:t>
+      </w:r>
+      <w:r>
+        <w:rPr>
+          <w:b w:val="0"/>
+        </w:rPr>
+        <w:t>es of each candidate.</w:t>
+      </w:r>
+    </w:p>
+    <w:p>
+      <w:pPr>
+        <w:spacing w:line="336" w:lineRule="auto" w:after="180"/>
+      </w:pPr>
+      <w:r>
+        <w:rPr>
+          <w:b w:val="0"/>
+        </w:rPr>
+        <w:t xml:space="preserve">An empty </w:t>
+      </w:r>
+      <w:r>
+        <w:rPr>
+          <w:b/>
+        </w:rPr>
+        <w:t>branch</w:t>
+      </w:r>
+      <w:r>
+        <w:rPr>
+          <w:b w:val="0"/>
+        </w:rPr>
+        <w:t xml:space="preserve"> would need a declared fallback; this small example does not implement one. The score is total </w:t>
+      </w:r>
+      <w:r>
+        <w:rPr>
+          <w:b/>
+        </w:rPr>
+        <w:t>training</w:t>
+      </w:r>
+      <w:r>
+        <w:rPr>
+          <w:b w:val="0"/>
+        </w:rPr>
+        <w:t xml:space="preserve"> mistakes, not an average giving small and large </w:t>
+      </w:r>
+      <w:r>
+        <w:rPr>
+          <w:b/>
+        </w:rPr>
+        <w:t>branch</w:t>
+      </w:r>
+      <w:r>
+        <w:rPr>
+          <w:b w:val="0"/>
+        </w:rPr>
+        <w:t>es equal weight.</w:t>
+      </w:r>
+    </w:p>
+    <w:p>
+      <w:pPr>
+        <w:spacing w:line="336" w:lineRule="auto" w:after="180"/>
+      </w:pPr>
+      <w:r>
+        <w:rPr>
+          <w:b w:val="0"/>
+        </w:rPr>
+        <w:t xml:space="preserve">This is an explicitly limited </w:t>
+      </w:r>
+      <w:r>
+        <w:rPr>
+          <w:b/>
+        </w:rPr>
+        <w:t>depth</w:t>
+      </w:r>
+      <w:r>
+        <w:rPr>
+          <w:b w:val="0"/>
+        </w:rPr>
+        <w:t xml:space="preserve">-one learner. General tree algorithms can repeat </w:t>
+      </w:r>
+      <w:r>
+        <w:rPr>
+          <w:b/>
+        </w:rPr>
+        <w:t>split</w:t>
+      </w:r>
+      <w:r>
+        <w:rPr>
+          <w:b w:val="0"/>
+        </w:rPr>
+        <w:t xml:space="preserve"> selection within </w:t>
+      </w:r>
+      <w:r>
+        <w:rPr>
+          <w:b/>
+        </w:rPr>
+        <w:t>branch</w:t>
+      </w:r>
+      <w:r>
+        <w:rPr>
+          <w:b w:val="0"/>
+        </w:rPr>
+        <w:t>es and often use impurity criteria such as Gini. Our code does not implement that full procedure.</w:t>
+      </w:r>
+    </w:p>
+    <w:p>
+      <w:pPr>
+        <w:spacing w:line="336" w:lineRule="auto" w:after="180"/>
+      </w:pPr>
+      <w:r>
+        <w:rPr>
+          <w:b w:val="0"/>
+        </w:rPr>
+        <w:t>Keeping the scope small lets you inspect every decision.</w:t>
       </w:r>
     </w:p>
     <w:p>
@@ -784,8 +1879,37 @@
       </w:r>
     </w:p>
     <w:p>
-      <w:r>
-        <w:t>Use the complete worked example below before asking learners to complete W2. Reveal a small part, invite a prediction, then explain the deciding step. These teacher notes contain solutions; do not reveal the independent case answer during modelling.</w:t>
+      <w:pPr>
+        <w:spacing w:line="336" w:lineRule="auto" w:after="180"/>
+      </w:pPr>
+      <w:r>
+        <w:rPr>
+          <w:b w:val="0"/>
+        </w:rPr>
+        <w:t xml:space="preserve">Use the complete worked example below before asking learners to complete W2. Reveal a small part, invite a </w:t>
+      </w:r>
+      <w:r>
+        <w:rPr>
+          <w:b/>
+        </w:rPr>
+        <w:t>prediction</w:t>
+      </w:r>
+      <w:r>
+        <w:rPr>
+          <w:b w:val="0"/>
+        </w:rPr>
+        <w:t>, then explain the deciding step.</w:t>
+      </w:r>
+    </w:p>
+    <w:p>
+      <w:pPr>
+        <w:spacing w:line="336" w:lineRule="auto" w:after="180"/>
+      </w:pPr>
+      <w:r>
+        <w:rPr>
+          <w:b w:val="0"/>
+        </w:rPr>
+        <w:t>These teacher notes contain solutions; do not reveal the independent case answer during modelling.</w:t>
       </w:r>
     </w:p>
     <w:p>
@@ -913,15 +2037,76 @@
       </w:r>
     </w:p>
     <w:p>
-      <w:r>
-        <w:t>Validation rows are (near=1,tall=1,blocked), (0,0,clear), (0,1,blocked), (1,0,clear). Follow only near: predictions are blocked, clear, clear, blocked. Two of four match. The training-majority baseline predicts blocked, since training has four blocked and two clear; it also matches two of four validation labels.</w:t>
-      </w:r>
-    </w:p>
-    <w:p>
       <w:pPr>
         <w:pStyle w:val="Heading3"/>
       </w:pPr>
       <w:r>
+        <w:t>Model the reasoning aloud · 6</w:t>
+      </w:r>
+    </w:p>
+    <w:p>
+      <w:pPr>
+        <w:spacing w:line="336" w:lineRule="auto" w:after="180"/>
+      </w:pPr>
+      <w:r>
+        <w:rPr>
+          <w:b w:val="0"/>
+        </w:rPr>
+        <w:t xml:space="preserve">Validation rows are (near=1,tall=1,blocked), (0,0,clear), (0,1,blocked), (1,0,clear). Follow only near: </w:t>
+      </w:r>
+      <w:r>
+        <w:rPr>
+          <w:b/>
+        </w:rPr>
+        <w:t>prediction</w:t>
+      </w:r>
+      <w:r>
+        <w:rPr>
+          <w:b w:val="0"/>
+        </w:rPr>
+        <w:t>s are blocked, clear, clear, blocked. Two of four match.</w:t>
+      </w:r>
+    </w:p>
+    <w:p>
+      <w:pPr>
+        <w:spacing w:line="336" w:lineRule="auto" w:after="180"/>
+      </w:pPr>
+      <w:r>
+        <w:rPr>
+          <w:b w:val="0"/>
+        </w:rPr>
+        <w:t xml:space="preserve">The </w:t>
+      </w:r>
+      <w:r>
+        <w:rPr>
+          <w:b/>
+        </w:rPr>
+        <w:t>training</w:t>
+      </w:r>
+      <w:r>
+        <w:rPr>
+          <w:b w:val="0"/>
+        </w:rPr>
+        <w:t xml:space="preserve">-majority baseline predicts blocked, since </w:t>
+      </w:r>
+      <w:r>
+        <w:rPr>
+          <w:b/>
+        </w:rPr>
+        <w:t>training</w:t>
+      </w:r>
+      <w:r>
+        <w:rPr>
+          <w:b w:val="0"/>
+        </w:rPr>
+        <w:t xml:space="preserve"> has four blocked and two clear; it also matches two of four validation labels.</w:t>
+      </w:r>
+    </w:p>
+    <w:p>
+      <w:pPr>
+        <w:pStyle w:val="Heading3"/>
+      </w:pPr>
+      <w:r>
         <w:t>Which validation rows does the tree miss, and which does the baseline miss? Explain why the tall value cannot change this tree’s prediction.</w:t>
       </w:r>
     </w:p>
@@ -946,8 +2131,50 @@
       </w:r>
     </w:p>
     <w:p>
-      <w:r>
-        <w:t>Keep the fitted root and leaves unchanged while scoring. Equal accuracy does not mean identical errors, and five correct training predictions out of six is not the validation result.</w:t>
+      <w:pPr>
+        <w:spacing w:line="336" w:lineRule="auto" w:after="180"/>
+      </w:pPr>
+      <w:r>
+        <w:rPr>
+          <w:b w:val="0"/>
+        </w:rPr>
+        <w:t xml:space="preserve">Keep the fitted </w:t>
+      </w:r>
+      <w:r>
+        <w:rPr>
+          <w:b/>
+        </w:rPr>
+        <w:t>root</w:t>
+      </w:r>
+      <w:r>
+        <w:rPr>
+          <w:b w:val="0"/>
+        </w:rPr>
+        <w:t xml:space="preserve"> and leaves unchanged while scoring. Equal accuracy does not mean identical errors, and five correct </w:t>
+      </w:r>
+      <w:r>
+        <w:rPr>
+          <w:b/>
+        </w:rPr>
+        <w:t>training</w:t>
+      </w:r>
+      <w:r>
+        <w:rPr>
+          <w:b w:val="0"/>
+        </w:rPr>
+        <w:t xml:space="preserve"> </w:t>
+      </w:r>
+      <w:r>
+        <w:rPr>
+          <w:b/>
+        </w:rPr>
+        <w:t>prediction</w:t>
+      </w:r>
+      <w:r>
+        <w:rPr>
+          <w:b w:val="0"/>
+        </w:rPr>
+        <w:t>s out of six is not the validation result.</w:t>
       </w:r>
     </w:p>
     <w:tbl>
@@ -1053,7 +2280,13 @@
       </w:tr>
     </w:tbl>
     <w:p>
-      <w:r>
+      <w:pPr>
+        <w:spacing w:line="336" w:lineRule="auto" w:after="180"/>
+      </w:pPr>
+      <w:r>
+        <w:rPr>
+          <w:b w:val="0"/>
+        </w:rPr>
         <w:t>Use the diagram and verbal explanation together. Ask learners to match a sentence to a specific visual step; do not assign learners fixed visual or auditory learning styles.</w:t>
       </w:r>
     </w:p>
@@ -1066,7 +2299,13 @@
       </w:r>
     </w:p>
     <w:p>
-      <w:r>
+      <w:pPr>
+        <w:spacing w:line="336" w:lineRule="auto" w:after="180"/>
+      </w:pPr>
+      <w:r>
+        <w:rPr>
+          <w:b w:val="0"/>
+        </w:rPr>
         <w:t>A fictional guessing game has eight catalogue cards and asks yes/no questions to narrow the target.</w:t>
       </w:r>
     </w:p>
@@ -1079,12 +2318,42 @@
       </w:r>
     </w:p>
     <w:p>
-      <w:r>
+      <w:pPr>
+        <w:pStyle w:val="Heading3"/>
+      </w:pPr>
+      <w:r>
+        <w:t>Supplied facts</w:t>
+      </w:r>
+    </w:p>
+    <w:p>
+      <w:pPr>
+        <w:spacing w:line="336" w:lineRule="auto" w:after="180"/>
+        <w:shd w:fill="F1F6FC"/>
+      </w:pPr>
+      <w:r>
+        <w:rPr>
+          <w:b w:val="0"/>
+        </w:rPr>
         <w:t>Cards: four mystery, four science; six paperback, two hardback; all English.</w:t>
       </w:r>
     </w:p>
     <w:p>
-      <w:r>
+      <w:pPr>
+        <w:pStyle w:val="Heading3"/>
+      </w:pPr>
+      <w:r>
+        <w:t>Supplied facts</w:t>
+      </w:r>
+    </w:p>
+    <w:p>
+      <w:pPr>
+        <w:spacing w:line="336" w:lineRule="auto" w:after="180"/>
+        <w:shd w:fill="F1F6FC"/>
+      </w:pPr>
+      <w:r>
+        <w:rPr>
+          <w:b w:val="0"/>
+        </w:rPr>
         <w:t>Compare worst-case remaining group size after asking mystery?, paperback? or English?. No claim about unequal target probabilities is made.</w:t>
       </w:r>
     </w:p>
@@ -1306,20 +2575,98 @@
       </w:r>
     </w:p>
     <w:p>
-      <w:r>
-        <w:t>Under the stated worst-case criterion, mystery is the most useful of these questions because it leaves at most four cards. The constant language clue never narrows the set. This is an identification-game criterion; a classifier fitting labels may instead compare prediction errors or another declared training measure.</w:t>
-      </w:r>
-    </w:p>
-    <w:p>
       <w:pPr>
         <w:pStyle w:val="Heading3"/>
       </w:pPr>
       <w:r>
+        <w:t>Why the result follows</w:t>
+      </w:r>
+    </w:p>
+    <w:p>
+      <w:pPr>
+        <w:spacing w:line="336" w:lineRule="auto" w:after="180"/>
+        <w:shd w:fill="F1F6FC"/>
+      </w:pPr>
+      <w:r>
+        <w:rPr>
+          <w:b w:val="0"/>
+        </w:rPr>
+        <w:t>Under the stated worst-case criterion, mystery is the most useful of these questions because it leaves at most four cards. The constant language clue never narrows the set.</w:t>
+      </w:r>
+    </w:p>
+    <w:p>
+      <w:pPr>
+        <w:spacing w:line="336" w:lineRule="auto" w:after="180"/>
+        <w:shd w:fill="F1F6FC"/>
+      </w:pPr>
+      <w:r>
+        <w:rPr>
+          <w:b w:val="0"/>
+        </w:rPr>
+        <w:t xml:space="preserve">This is an identification-game criterion; a classifier </w:t>
+      </w:r>
+      <w:r>
+        <w:rPr>
+          <w:b/>
+        </w:rPr>
+        <w:t>fitting</w:t>
+      </w:r>
+      <w:r>
+        <w:rPr>
+          <w:b w:val="0"/>
+        </w:rPr>
+        <w:t xml:space="preserve"> labels may instead compare </w:t>
+      </w:r>
+      <w:r>
+        <w:rPr>
+          <w:b/>
+        </w:rPr>
+        <w:t>prediction</w:t>
+      </w:r>
+      <w:r>
+        <w:rPr>
+          <w:b w:val="0"/>
+        </w:rPr>
+        <w:t xml:space="preserve"> errors or another declared </w:t>
+      </w:r>
+      <w:r>
+        <w:rPr>
+          <w:b/>
+        </w:rPr>
+        <w:t>training</w:t>
+      </w:r>
+      <w:r>
+        <w:rPr>
+          <w:b w:val="0"/>
+        </w:rPr>
+        <w:t xml:space="preserve"> measure.</w:t>
+      </w:r>
+    </w:p>
+    <w:p>
+      <w:pPr>
+        <w:pStyle w:val="Heading3"/>
+      </w:pPr>
+      <w:r>
         <w:t>What this example does not establish</w:t>
       </w:r>
     </w:p>
     <w:p>
-      <w:r>
+      <w:pPr>
+        <w:pStyle w:val="Heading3"/>
+      </w:pPr>
+      <w:r>
+        <w:t>Keep the stated limit</w:t>
+      </w:r>
+    </w:p>
+    <w:p>
+      <w:pPr>
+        <w:spacing w:line="336" w:lineRule="auto" w:after="180"/>
+        <w:shd w:fill="FFF5E6"/>
+      </w:pPr>
+      <w:r>
+        <w:rPr>
+          <w:b w:val="0"/>
+        </w:rPr>
         <w:t>Balanced groups do not guarantee a truthful user answer or optimal choices under every probability or cost model.</w:t>
       </w:r>
     </w:p>
@@ -1332,17 +2679,68 @@
       </w:r>
     </w:p>
     <w:p>
-      <w:r>
+      <w:pPr>
+        <w:pStyle w:val="Heading3"/>
+      </w:pPr>
+      <w:r>
+        <w:t>Change one thing</w:t>
+      </w:r>
+    </w:p>
+    <w:p>
+      <w:pPr>
+        <w:spacing w:line="336" w:lineRule="auto" w:after="180"/>
+        <w:shd w:fill="F5F1FB"/>
+      </w:pPr>
+      <w:r>
+        <w:rPr>
+          <w:b w:val="0"/>
+        </w:rPr>
         <w:t>Change: The current possibility set contains only the four mystery cards.</w:t>
       </w:r>
     </w:p>
     <w:p>
-      <w:r>
-        <w:t>Prediction: Asking mystery now leaves all four; it no longer narrows the set.</w:t>
-      </w:r>
-    </w:p>
-    <w:p>
-      <w:r>
+      <w:pPr>
+        <w:pStyle w:val="Heading3"/>
+      </w:pPr>
+      <w:r>
+        <w:t>Predicted result</w:t>
+      </w:r>
+    </w:p>
+    <w:p>
+      <w:pPr>
+        <w:spacing w:line="336" w:lineRule="auto" w:after="180"/>
+        <w:shd w:fill="F1F6FC"/>
+      </w:pPr>
+      <w:r>
+        <w:rPr>
+          <w:b/>
+        </w:rPr>
+        <w:t>Prediction</w:t>
+      </w:r>
+      <w:r>
+        <w:rPr>
+          <w:b w:val="0"/>
+        </w:rPr>
+        <w:t>: Asking mystery now leaves all four; it no longer narrows the set.</w:t>
+      </w:r>
+    </w:p>
+    <w:p>
+      <w:pPr>
+        <w:pStyle w:val="Heading3"/>
+      </w:pPr>
+      <w:r>
+        <w:t>Why the result follows</w:t>
+      </w:r>
+    </w:p>
+    <w:p>
+      <w:pPr>
+        <w:spacing w:line="336" w:lineRule="auto" w:after="180"/>
+        <w:shd w:fill="F1F6FC"/>
+      </w:pPr>
+      <w:r>
+        <w:rPr>
+          <w:b w:val="0"/>
+        </w:rPr>
         <w:t>Reason: Question value depends on the remaining candidates, not just on its wording.</w:t>
       </w:r>
     </w:p>
@@ -1355,8 +2753,57 @@
       </w:r>
     </w:p>
     <w:p>
-      <w:r>
-        <w:t>Cover the result. Ask learners to name the inputs and predict the next step. Uncover one step, connect the icon to the actual procedure, and explain its evidence. Then change the supplied condition and compare. The picture is a representation; it does not document execution of a real AI model.</w:t>
+      <w:pPr>
+        <w:pStyle w:val="Heading3"/>
+      </w:pPr>
+      <w:r>
+        <w:t>Ask while showing the picture · 7</w:t>
+      </w:r>
+    </w:p>
+    <w:p>
+      <w:pPr>
+        <w:spacing w:line="336" w:lineRule="auto" w:after="180"/>
+      </w:pPr>
+      <w:r>
+        <w:rPr>
+          <w:b w:val="0"/>
+        </w:rPr>
+        <w:t xml:space="preserve">Cover the result. Ask learners to name the </w:t>
+      </w:r>
+      <w:r>
+        <w:rPr>
+          <w:b/>
+        </w:rPr>
+        <w:t>input</w:t>
+      </w:r>
+      <w:r>
+        <w:rPr>
+          <w:b w:val="0"/>
+        </w:rPr>
+        <w:t xml:space="preserve">s and predict the next step. Uncover one step, connect the icon to the actual procedure, and explain its </w:t>
+      </w:r>
+      <w:r>
+        <w:rPr>
+          <w:b/>
+        </w:rPr>
+        <w:t>evidence</w:t>
+      </w:r>
+      <w:r>
+        <w:rPr>
+          <w:b w:val="0"/>
+        </w:rPr>
+        <w:t>. Then change the supplied condition and compare.</w:t>
+      </w:r>
+    </w:p>
+    <w:p>
+      <w:pPr>
+        <w:spacing w:line="336" w:lineRule="auto" w:after="180"/>
+      </w:pPr>
+      <w:r>
+        <w:rPr>
+          <w:b w:val="0"/>
+        </w:rPr>
+        <w:t>The picture is a representation; it does not document execution of a real AI model.</w:t>
       </w:r>
     </w:p>
     <w:p>
@@ -1368,11 +2815,16 @@
       </w:r>
     </w:p>
     <w:p>
+      <w:r>
+        <w:t>Demonstrate Choose Informative Questions, reduce support deliberately and check individual reasoning before discussing answers.</w:t>
+      </w:r>
+    </w:p>
+    <w:p>
       <w:pPr>
         <w:pStyle w:val="Heading3"/>
       </w:pPr>
       <w:r>
-        <w:t>Demonstrate and guide practice</w:t>
+        <w:t>Board sequence</w:t>
       </w:r>
     </w:p>
     <w:p>
@@ -1380,26 +2832,102 @@
         <w:pStyle w:val="Heading3"/>
       </w:pPr>
       <w:r>
-        <w:t>Board sequence</w:t>
-      </w:r>
-    </w:p>
-    <w:p>
-      <w:r>
+        <w:t>1. Put the facts on the board</w:t>
+      </w:r>
+    </w:p>
+    <w:p>
+      <w:pPr>
+        <w:spacing w:line="336" w:lineRule="auto" w:after="180"/>
+        <w:shd w:fill="F4F9FC"/>
+      </w:pPr>
+      <w:r>
+        <w:rPr>
+          <w:b w:val="0"/>
+        </w:rPr>
         <w:t>Write the given facts: Eight blue cards contain four circles and four triangles; target is shape.</w:t>
       </w:r>
     </w:p>
     <w:p>
-      <w:r>
+      <w:pPr>
+        <w:pStyle w:val="Heading3"/>
+      </w:pPr>
+      <w:r>
+        <w:t>2. State the decision to explain</w:t>
+      </w:r>
+    </w:p>
+    <w:p>
+      <w:pPr>
+        <w:spacing w:line="336" w:lineRule="auto" w:after="180"/>
+        <w:shd w:fill="F5F1FB"/>
+      </w:pPr>
+      <w:r>
+        <w:rPr>
+          <w:b w:val="0"/>
+        </w:rPr>
         <w:t>Write the question to explain: Which question is more useful: blue or circle?</w:t>
       </w:r>
     </w:p>
     <w:p>
-      <w:r>
-        <w:t>Reveal after predictions: Circle separates target groups. Blue puts every card in one branch. Usefulness depends on the task and examples.</w:t>
-      </w:r>
-    </w:p>
-    <w:p>
-      <w:r>
+      <w:pPr>
+        <w:pStyle w:val="Heading3"/>
+      </w:pPr>
+      <w:r>
+        <w:t>3. Reveal the worked reasoning</w:t>
+      </w:r>
+    </w:p>
+    <w:p>
+      <w:pPr>
+        <w:spacing w:line="336" w:lineRule="auto" w:after="180"/>
+        <w:shd w:fill="F1F6FC"/>
+      </w:pPr>
+      <w:r>
+        <w:rPr>
+          <w:b w:val="0"/>
+        </w:rPr>
+        <w:t xml:space="preserve">Reveal after </w:t>
+      </w:r>
+      <w:r>
+        <w:rPr>
+          <w:b/>
+        </w:rPr>
+        <w:t>prediction</w:t>
+      </w:r>
+      <w:r>
+        <w:rPr>
+          <w:b w:val="0"/>
+        </w:rPr>
+        <w:t xml:space="preserve">s: Circle separates target groups. Blue puts every card in one </w:t>
+      </w:r>
+      <w:r>
+        <w:rPr>
+          <w:b/>
+        </w:rPr>
+        <w:t>branch</w:t>
+      </w:r>
+      <w:r>
+        <w:rPr>
+          <w:b w:val="0"/>
+        </w:rPr>
+        <w:t>. Usefulness depends on the task and examples.</w:t>
+      </w:r>
+    </w:p>
+    <w:p>
+      <w:pPr>
+        <w:pStyle w:val="Heading3"/>
+      </w:pPr>
+      <w:r>
+        <w:t>Hold back the independent task</w:t>
+      </w:r>
+    </w:p>
+    <w:p>
+      <w:pPr>
+        <w:spacing w:line="336" w:lineRule="auto" w:after="180"/>
+        <w:shd w:fill="FFF5E6"/>
+      </w:pPr>
+      <w:r>
+        <w:rPr>
+          <w:b w:val="0"/>
+        </w:rPr>
         <w:t>Keep for an independent attempt: Cards are two cats and two dogs, all red. Which question helps separate species: is it red or does it bark? State your assumption.</w:t>
       </w:r>
     </w:p>
@@ -1412,23 +2940,77 @@
       </w:r>
     </w:p>
     <w:p>
-      <w:r>
+      <w:pPr>
+        <w:pStyle w:val="Heading3"/>
+      </w:pPr>
+      <w:r>
+        <w:t>Ask the class</w:t>
+      </w:r>
+    </w:p>
+    <w:p>
+      <w:pPr>
+        <w:spacing w:line="336" w:lineRule="auto" w:after="180"/>
+        <w:shd w:fill="F5F1FB"/>
+      </w:pPr>
+      <w:r>
+        <w:rPr>
+          <w:b w:val="0"/>
+        </w:rPr>
         <w:t>Ask: Which facts are given, and which would we have to assume? Learners mark relevant details before discussing answers.</w:t>
       </w:r>
     </w:p>
     <w:p>
-      <w:r>
+      <w:pPr>
+        <w:pStyle w:val="Heading3"/>
+      </w:pPr>
+      <w:r>
+        <w:t>Language to model</w:t>
+      </w:r>
+    </w:p>
+    <w:p>
+      <w:pPr>
+        <w:spacing w:line="336" w:lineRule="auto" w:after="180"/>
+        <w:shd w:fill="F1F6F8"/>
+      </w:pPr>
+      <w:r>
+        <w:rPr>
+          <w:b w:val="0"/>
+        </w:rPr>
         <w:t>Say: Predict first. Show the rule, information path or calculation that would produce the result. A correct guess is not yet an explanation.</w:t>
       </w:r>
     </w:p>
     <w:p>
-      <w:r>
+      <w:pPr>
+        <w:spacing w:line="336" w:lineRule="auto" w:after="180"/>
+      </w:pPr>
+      <w:r>
+        <w:rPr>
+          <w:b w:val="0"/>
+        </w:rPr>
         <w:t>Reveal reasoning one step at a time. Explain why a tempting alternative fails. Write units and denominators for arithmetic, trace conditions for decisions, and identify supporting sources for claims.</w:t>
       </w:r>
     </w:p>
     <w:p>
-      <w:r>
-        <w:t>In pairs, one learner solves while the other checks evidence; exchange roles. Remove the worked answer before independent assessment.</w:t>
+      <w:pPr>
+        <w:spacing w:line="336" w:lineRule="auto" w:after="180"/>
+      </w:pPr>
+      <w:r>
+        <w:rPr>
+          <w:b w:val="0"/>
+        </w:rPr>
+        <w:t xml:space="preserve">In pairs, one learner solves while the other checks </w:t>
+      </w:r>
+      <w:r>
+        <w:rPr>
+          <w:b/>
+        </w:rPr>
+        <w:t>evidence</w:t>
+      </w:r>
+      <w:r>
+        <w:rPr>
+          <w:b w:val="0"/>
+        </w:rPr>
+        <w:t>; exchange roles. Remove the worked answer before independent assessment.</w:t>
       </w:r>
     </w:p>
     <w:p>
@@ -1440,8 +3022,85 @@
       </w:r>
     </w:p>
     <w:p>
-      <w:r>
-        <w:t>Guided: tree predictions blocked,clear,clear,blocked miss rows 3 and 4. Baseline blocked misses rows 2 and 4. Both get 2/4 or 50 percent. Tall cannot affect prediction because the stored root uses near only. Exit: the near=1 leaf contains three blocked training examples, but the whole tree gets 2/4 on this tiny validation set and misses one near=1 validation case. This does not establish reliability on future trips.</w:t>
+      <w:pPr>
+        <w:spacing w:line="336" w:lineRule="auto" w:after="180"/>
+      </w:pPr>
+      <w:r>
+        <w:rPr>
+          <w:b w:val="0"/>
+        </w:rPr>
+        <w:t xml:space="preserve">Guided: tree </w:t>
+      </w:r>
+      <w:r>
+        <w:rPr>
+          <w:b/>
+        </w:rPr>
+        <w:t>prediction</w:t>
+      </w:r>
+      <w:r>
+        <w:rPr>
+          <w:b w:val="0"/>
+        </w:rPr>
+        <w:t xml:space="preserve">s blocked,clear,clear,blocked miss rows 3 and 4. Baseline blocked misses rows 2 and 4. Both get 2/4 or 50 percent. Tall cannot affect </w:t>
+      </w:r>
+      <w:r>
+        <w:rPr>
+          <w:b/>
+        </w:rPr>
+        <w:t>prediction</w:t>
+      </w:r>
+      <w:r>
+        <w:rPr>
+          <w:b w:val="0"/>
+        </w:rPr>
+        <w:t xml:space="preserve"> because the stored </w:t>
+      </w:r>
+      <w:r>
+        <w:rPr>
+          <w:b/>
+        </w:rPr>
+        <w:t>root</w:t>
+      </w:r>
+      <w:r>
+        <w:rPr>
+          <w:b w:val="0"/>
+        </w:rPr>
+        <w:t xml:space="preserve"> uses near only.</w:t>
+      </w:r>
+    </w:p>
+    <w:p>
+      <w:pPr>
+        <w:spacing w:line="336" w:lineRule="auto" w:after="180"/>
+      </w:pPr>
+      <w:r>
+        <w:rPr>
+          <w:b w:val="0"/>
+        </w:rPr>
+        <w:t xml:space="preserve">Exit: the near=1 </w:t>
+      </w:r>
+      <w:r>
+        <w:rPr>
+          <w:b/>
+        </w:rPr>
+        <w:t>leaf</w:t>
+      </w:r>
+      <w:r>
+        <w:rPr>
+          <w:b w:val="0"/>
+        </w:rPr>
+        <w:t xml:space="preserve"> contains three blocked </w:t>
+      </w:r>
+      <w:r>
+        <w:rPr>
+          <w:b/>
+        </w:rPr>
+        <w:t>training</w:t>
+      </w:r>
+      <w:r>
+        <w:rPr>
+          <w:b w:val="0"/>
+        </w:rPr>
+        <w:t xml:space="preserve"> examples, but the whole tree gets 2/4 on this tiny validation set and misses one near=1 validation case. This does not establish reliability on future trips.</w:t>
       </w:r>
     </w:p>
     <w:p>
@@ -1673,41 +3332,179 @@
       </w:r>
     </w:p>
     <w:p>
-      <w:r>
-        <w:t>Completion task: For each near branch and each tall branch, count blocked and clear labels and choose a leaf. Give the total errors for each candidate question.</w:t>
-      </w:r>
-    </w:p>
-    <w:p>
-      <w:r>
-        <w:t>Teacher check: Near=0 has 1 blocked and 2 clear, predicts clear with 1 error; near=1 has 3 blocked and 0 clear, predicts blocked with 0 errors. Tall=0 has 2 blocked and 1 clear; tall=1 also has 2 blocked and 1 clear. Both tall leaves predict blocked with 1 error each. Totals are near 1 and tall 2.</w:t>
-      </w:r>
-    </w:p>
-    <w:p>
-      <w:r>
-        <w:t>Start by identifying the given inputs together. Leave the intermediate steps blank. If needed, model one step, then withdraw that help on the next step. Move to a full trace only when the partial trace is understood. For partners, alternate explainer and checker; collect a response from every learner before discussion.</w:t>
-      </w:r>
-    </w:p>
-    <w:p>
       <w:pPr>
         <w:pStyle w:val="Heading3"/>
       </w:pPr>
       <w:r>
+        <w:t>Completion practice</w:t>
+      </w:r>
+    </w:p>
+    <w:p>
+      <w:pPr>
+        <w:spacing w:line="336" w:lineRule="auto" w:after="180"/>
+        <w:shd w:fill="F5F1FB"/>
+      </w:pPr>
+      <w:r>
+        <w:rPr>
+          <w:b w:val="0"/>
+        </w:rPr>
+        <w:t xml:space="preserve">Completion task: For each near </w:t>
+      </w:r>
+      <w:r>
+        <w:rPr>
+          <w:b/>
+        </w:rPr>
+        <w:t>branch</w:t>
+      </w:r>
+      <w:r>
+        <w:rPr>
+          <w:b w:val="0"/>
+        </w:rPr>
+        <w:t xml:space="preserve"> and each tall </w:t>
+      </w:r>
+      <w:r>
+        <w:rPr>
+          <w:b/>
+        </w:rPr>
+        <w:t>branch</w:t>
+      </w:r>
+      <w:r>
+        <w:rPr>
+          <w:b w:val="0"/>
+        </w:rPr>
+        <w:t xml:space="preserve">, count blocked and clear labels and choose a </w:t>
+      </w:r>
+      <w:r>
+        <w:rPr>
+          <w:b/>
+        </w:rPr>
+        <w:t>leaf</w:t>
+      </w:r>
+      <w:r>
+        <w:rPr>
+          <w:b w:val="0"/>
+        </w:rPr>
+        <w:t>. Give the total errors for each candidate question.</w:t>
+      </w:r>
+    </w:p>
+    <w:p>
+      <w:pPr>
+        <w:pStyle w:val="Heading3"/>
+      </w:pPr>
+      <w:r>
+        <w:t>Reasoning to listen for</w:t>
+      </w:r>
+    </w:p>
+    <w:p>
+      <w:pPr>
+        <w:spacing w:line="336" w:lineRule="auto" w:after="180"/>
+        <w:shd w:fill="F1F6FC"/>
+      </w:pPr>
+      <w:r>
+        <w:rPr>
+          <w:b w:val="0"/>
+        </w:rPr>
+        <w:t>Teacher check: Near=0 has 1 blocked and 2 clear, predicts clear with 1 error; near=1 has 3 blocked and 0 clear, predicts blocked with 0 errors. Tall=0 has 2 blocked and 1 clear; tall=1 also has 2 blocked and 1 clear.</w:t>
+      </w:r>
+    </w:p>
+    <w:p>
+      <w:pPr>
+        <w:spacing w:line="336" w:lineRule="auto" w:after="180"/>
+        <w:shd w:fill="F1F6FC"/>
+      </w:pPr>
+      <w:r>
+        <w:rPr>
+          <w:b w:val="0"/>
+        </w:rPr>
+        <w:t>Both tall leaves predict blocked with 1 error each. Totals are near 1 and tall 2.</w:t>
+      </w:r>
+    </w:p>
+    <w:p>
+      <w:pPr>
+        <w:spacing w:line="336" w:lineRule="auto" w:after="180"/>
+      </w:pPr>
+      <w:r>
+        <w:rPr>
+          <w:b w:val="0"/>
+        </w:rPr>
+        <w:t xml:space="preserve">Start by identifying the given </w:t>
+      </w:r>
+      <w:r>
+        <w:rPr>
+          <w:b/>
+        </w:rPr>
+        <w:t>input</w:t>
+      </w:r>
+      <w:r>
+        <w:rPr>
+          <w:b w:val="0"/>
+        </w:rPr>
+        <w:t>s together. Leave the intermediate steps blank. If needed, model one step, then withdraw that help on the next step. Move to a full trace only when the partial trace is understood.</w:t>
+      </w:r>
+    </w:p>
+    <w:p>
+      <w:pPr>
+        <w:spacing w:line="336" w:lineRule="auto" w:after="180"/>
+      </w:pPr>
+      <w:r>
+        <w:rPr>
+          <w:b w:val="0"/>
+        </w:rPr>
+        <w:t>For partners, alternate explainer and checker; collect a response from every learner before discussion.</w:t>
+      </w:r>
+    </w:p>
+    <w:p>
+      <w:pPr>
+        <w:pStyle w:val="Heading3"/>
+      </w:pPr>
+      <w:r>
         <w:t>Individual reasoning check</w:t>
       </w:r>
     </w:p>
     <w:p>
-      <w:r>
-        <w:t>Use the worked case for Fitting a decision tree. Proposed explanation: “A near branch must predict blocked”. Decide whether this explanation is supported. Point to the step or supplied fact that decides; explain your repair if needed.</w:t>
-      </w:r>
-    </w:p>
-    <w:p>
-      <w:r>
-        <w:t>Expected correction: The branch label is learned from its training labels; W4 deliberately reverses that relationship.</w:t>
-      </w:r>
-    </w:p>
-    <w:p>
-      <w:r>
-        <w:t>Collect explanations, not only yes/no votes. If a misunderstanding is common, re-model the relevant step for the class. If it affects a few learners, give a short targeted group explanation while others solve a more demanding variation.</w:t>
+      <w:pPr>
+        <w:spacing w:line="336" w:lineRule="auto" w:after="180"/>
+      </w:pPr>
+      <w:r>
+        <w:rPr>
+          <w:b w:val="0"/>
+        </w:rPr>
+        <w:t xml:space="preserve">Use the worked case for </w:t>
+      </w:r>
+      <w:r>
+        <w:rPr>
+          <w:b/>
+        </w:rPr>
+        <w:t>Fitting</w:t>
+      </w:r>
+      <w:r>
+        <w:rPr>
+          <w:b w:val="0"/>
+        </w:rPr>
+        <w:t xml:space="preserve"> a decision tree. Proposed explanation: “A near </w:t>
+      </w:r>
+      <w:r>
+        <w:rPr>
+          <w:b/>
+        </w:rPr>
+        <w:t>branch</w:t>
+      </w:r>
+      <w:r>
+        <w:rPr>
+          <w:b w:val="0"/>
+        </w:rPr>
+        <w:t xml:space="preserve"> must predict blocked”. Decide whether this explanation is supported.</w:t>
+      </w:r>
+    </w:p>
+    <w:p>
+      <w:pPr>
+        <w:spacing w:line="336" w:lineRule="auto" w:after="180"/>
+      </w:pPr>
+      <w:r>
+        <w:rPr>
+          <w:b w:val="0"/>
+        </w:rPr>
+        <w:t>Point to the step or supplied fact that decides; explain your repair if needed.</w:t>
       </w:r>
     </w:p>
     <w:p>
@@ -1715,12 +3512,96 @@
         <w:pStyle w:val="Heading3"/>
       </w:pPr>
       <w:r>
+        <w:t>Expected repair</w:t>
+      </w:r>
+    </w:p>
+    <w:p>
+      <w:pPr>
+        <w:spacing w:line="336" w:lineRule="auto" w:after="180"/>
+        <w:shd w:fill="F1F6FC"/>
+      </w:pPr>
+      <w:r>
+        <w:rPr>
+          <w:b w:val="0"/>
+        </w:rPr>
+        <w:t xml:space="preserve">Expected correction: The </w:t>
+      </w:r>
+      <w:r>
+        <w:rPr>
+          <w:b/>
+        </w:rPr>
+        <w:t>branch</w:t>
+      </w:r>
+      <w:r>
+        <w:rPr>
+          <w:b w:val="0"/>
+        </w:rPr>
+        <w:t xml:space="preserve"> label is learned from its </w:t>
+      </w:r>
+      <w:r>
+        <w:rPr>
+          <w:b/>
+        </w:rPr>
+        <w:t>training</w:t>
+      </w:r>
+      <w:r>
+        <w:rPr>
+          <w:b w:val="0"/>
+        </w:rPr>
+        <w:t xml:space="preserve"> labels; W4 deliberately reverses that relationship.</w:t>
+      </w:r>
+    </w:p>
+    <w:p>
+      <w:pPr>
+        <w:spacing w:line="336" w:lineRule="auto" w:after="180"/>
+      </w:pPr>
+      <w:r>
+        <w:rPr>
+          <w:b w:val="0"/>
+        </w:rPr>
+        <w:t>Collect explanations, not only yes/no votes. If a misunderstanding is common, re-model the relevant step for the class.</w:t>
+      </w:r>
+    </w:p>
+    <w:p>
+      <w:pPr>
+        <w:spacing w:line="336" w:lineRule="auto" w:after="180"/>
+      </w:pPr>
+      <w:r>
+        <w:rPr>
+          <w:b w:val="0"/>
+        </w:rPr>
+        <w:t>If it affects a few learners, give a short targeted group explanation while others solve a more demanding variation.</w:t>
+      </w:r>
+    </w:p>
+    <w:p>
+      <w:pPr>
+        <w:pStyle w:val="Heading3"/>
+      </w:pPr>
+      <w:r>
         <w:t>Pictorial practice question</w:t>
       </w:r>
     </w:p>
     <w:p>
-      <w:r>
-        <w:t>Choose the best original question and explain why its more balanced split matters here.</w:t>
+      <w:pPr>
+        <w:spacing w:line="336" w:lineRule="auto" w:after="180"/>
+      </w:pPr>
+      <w:r>
+        <w:rPr>
+          <w:b w:val="0"/>
+        </w:rPr>
+        <w:t xml:space="preserve">Choose the best original question and explain why its more balanced </w:t>
+      </w:r>
+      <w:r>
+        <w:rPr>
+          <w:b/>
+        </w:rPr>
+        <w:t>split</w:t>
+      </w:r>
+      <w:r>
+        <w:rPr>
+          <w:b w:val="0"/>
+        </w:rPr>
+        <w:t xml:space="preserve"> matters here.</w:t>
       </w:r>
     </w:p>
     <w:p>
@@ -1732,18 +3613,60 @@
       </w:r>
     </w:p>
     <w:p>
-      <w:r>
+      <w:pPr>
+        <w:spacing w:line="336" w:lineRule="auto" w:after="180"/>
+      </w:pPr>
+      <w:r>
+        <w:rPr>
+          <w:b w:val="0"/>
+        </w:rPr>
         <w:t>Mystery gives 4/4 and worst case 4, better than paperback’s 6 and English’s 8 under the declared smallest-worst-case rule.</w:t>
       </w:r>
     </w:p>
     <w:p>
-      <w:r>
+      <w:pPr>
+        <w:spacing w:line="336" w:lineRule="auto" w:after="180"/>
+      </w:pPr>
+      <w:r>
+        <w:rPr>
+          <w:b w:val="0"/>
+        </w:rPr>
         <w:t>Changed-case reasoning: Asking mystery now leaves all four; it no longer narrows the set. Question value depends on the remaining candidates, not just on its wording.</w:t>
       </w:r>
     </w:p>
     <w:p>
-      <w:r>
-        <w:t>Collect each learner’s explanation before discussion. Use the first missing connection between input, deciding step and result to choose support. This question is worked-case practice, not fresh mastery evidence.</w:t>
+      <w:pPr>
+        <w:spacing w:line="336" w:lineRule="auto" w:after="180"/>
+      </w:pPr>
+      <w:r>
+        <w:rPr>
+          <w:b w:val="0"/>
+        </w:rPr>
+        <w:t xml:space="preserve">Collect each learner’s explanation before discussion. Use the first missing connection between </w:t>
+      </w:r>
+      <w:r>
+        <w:rPr>
+          <w:b/>
+        </w:rPr>
+        <w:t>input</w:t>
+      </w:r>
+      <w:r>
+        <w:rPr>
+          <w:b w:val="0"/>
+        </w:rPr>
+        <w:t xml:space="preserve">, deciding step and result to choose support. This question is worked-case practice, not fresh mastery </w:t>
+      </w:r>
+      <w:r>
+        <w:rPr>
+          <w:b/>
+        </w:rPr>
+        <w:t>evidence</w:t>
+      </w:r>
+      <w:r>
+        <w:rPr>
+          <w:b w:val="0"/>
+        </w:rPr>
+        <w:t>.</w:t>
       </w:r>
     </w:p>
     <w:p>
@@ -1755,54 +3678,105 @@
       </w:r>
     </w:p>
     <w:p>
+      <w:r>
+        <w:t>Run the Choose Informative Questions investigation and use the first unsupported step to choose a teaching response.</w:t>
+      </w:r>
+    </w:p>
+    <w:p>
+      <w:pPr>
+        <w:spacing w:line="336" w:lineRule="auto" w:after="180"/>
+      </w:pPr>
+      <w:r>
+        <w:rPr>
+          <w:b w:val="0"/>
+        </w:rPr>
+        <w:t>Words You Can Use to Reason</w:t>
+      </w:r>
+    </w:p>
+    <w:p>
+      <w:pPr>
+        <w:spacing w:line="336" w:lineRule="auto" w:after="180"/>
+      </w:pPr>
+      <w:r>
+        <w:rPr>
+          <w:b w:val="0"/>
+        </w:rPr>
+        <w:t>A definition matters when you can recognize the idea, use it, and contrast it with a near-miss.</w:t>
+      </w:r>
+    </w:p>
+    <w:p>
+      <w:pPr>
+        <w:spacing w:line="336" w:lineRule="auto" w:after="180"/>
+      </w:pPr>
+      <w:r>
+        <w:rPr>
+          <w:b w:val="0"/>
+        </w:rPr>
+        <w:t>Predict → Test → Record → Explain</w:t>
+      </w:r>
+    </w:p>
+    <w:p>
+      <w:pPr>
+        <w:spacing w:line="336" w:lineRule="auto" w:after="180"/>
+      </w:pPr>
+      <w:r>
+        <w:rPr>
+          <w:b w:val="0"/>
+        </w:rPr>
+        <w:t>Keep expected and actual results separate. Surprises are useful data when recorded honestly.</w:t>
+      </w:r>
+    </w:p>
+    <w:p>
+      <w:pPr>
+        <w:spacing w:line="336" w:lineRule="auto" w:after="180"/>
+      </w:pPr>
+      <w:r>
+        <w:rPr>
+          <w:b w:val="0"/>
+        </w:rPr>
+        <w:t>For each proposed question, count yes/no groups and the largest remaining group. Choose, justify, then test on a changed card set.</w:t>
+      </w:r>
+    </w:p>
+    <w:p>
+      <w:pPr>
+        <w:spacing w:line="336" w:lineRule="auto" w:after="180"/>
+        <w:shd w:fill="F5F1FB"/>
+      </w:pPr>
+      <w:r>
+        <w:rPr>
+          <w:b w:val="0"/>
+        </w:rPr>
+        <w:t>What did the hardest test teach you that the normal test did not?</w:t>
+      </w:r>
+    </w:p>
+    <w:p>
       <w:pPr>
         <w:pStyle w:val="Heading3"/>
       </w:pPr>
       <w:r>
-        <w:t>Run the weekly evidence lab</w:t>
-      </w:r>
-    </w:p>
-    <w:p>
-      <w:r>
-        <w:t>Words You Can Use to Reason</w:t>
-      </w:r>
-    </w:p>
-    <w:p>
-      <w:r>
-        <w:t>A definition matters when you can recognize the idea, use it, and contrast it with a near-miss.</w:t>
-      </w:r>
-    </w:p>
-    <w:p>
-      <w:r>
-        <w:t>Predict → Test → Record → Explain</w:t>
-      </w:r>
-    </w:p>
-    <w:p>
-      <w:r>
-        <w:t>Keep expected and actual results separate. Surprises are useful data when recorded honestly.</w:t>
-      </w:r>
-    </w:p>
-    <w:p>
-      <w:r>
-        <w:t>For each proposed question, count yes/no groups and the largest remaining group. Choose, justify, then test on a changed card set.</w:t>
-      </w:r>
-    </w:p>
-    <w:p>
-      <w:r>
-        <w:t>What did the hardest test teach you that the normal test did not?</w:t>
-      </w:r>
-    </w:p>
-    <w:p>
-      <w:pPr>
-        <w:pStyle w:val="Heading3"/>
-      </w:pPr>
-      <w:r>
         <w:t>Make the lab runnable</w:t>
       </w:r>
     </w:p>
     <w:p>
-      <w:r>
-        <w:t>Use the concrete case as the shared normal case and the independent question as a second case. Each pair creates a boundary or missing-information case and predicts its result before testing. Keep the expected result separate from an observed mistake.</w:t>
+      <w:pPr>
+        <w:spacing w:line="336" w:lineRule="auto" w:after="180"/>
+      </w:pPr>
+      <w:r>
+        <w:rPr>
+          <w:b w:val="0"/>
+        </w:rPr>
+        <w:t>Use the concrete case as the shared normal case and the independent question as a second case. Each pair creates a boundary or missing-information case and predicts its result before testing.</w:t>
+      </w:r>
+    </w:p>
+    <w:p>
+      <w:pPr>
+        <w:spacing w:line="336" w:lineRule="auto" w:after="180"/>
+      </w:pPr>
+      <w:r>
+        <w:rPr>
+          <w:b w:val="0"/>
+        </w:rPr>
+        <w:t>Keep the expected result separate from an observed mistake.</w:t>
       </w:r>
     </w:p>
     <w:tbl>
@@ -1960,8 +3934,25 @@
       </w:r>
     </w:p>
     <w:p>
-      <w:r>
-        <w:t>For guessing, return to given facts and request a trace. For vocabulary without application, use one example and one non-example. For arithmetic errors, check the setup before the calculation. Finish with a different uncoached case before recording mastery.</w:t>
+      <w:pPr>
+        <w:spacing w:line="336" w:lineRule="auto" w:after="180"/>
+      </w:pPr>
+      <w:r>
+        <w:rPr>
+          <w:b w:val="0"/>
+        </w:rPr>
+        <w:t>For guessing, return to given facts and request a trace. For vocabulary without application, use one example and one non-example. For arithmetic errors, check the setup before the calculation.</w:t>
+      </w:r>
+    </w:p>
+    <w:p>
+      <w:pPr>
+        <w:spacing w:line="336" w:lineRule="auto" w:after="180"/>
+      </w:pPr>
+      <w:r>
+        <w:rPr>
+          <w:b w:val="0"/>
+        </w:rPr>
+        <w:t>Finish with a different uncoached case before recording mastery.</w:t>
       </w:r>
     </w:p>
     <w:p>
@@ -1973,18 +3964,132 @@
       </w:r>
     </w:p>
     <w:p>
-      <w:r>
-        <w:t>A near branch must predict blocked: The branch label is learned from its training labels; W4 deliberately reverses that relationship.</w:t>
-      </w:r>
-    </w:p>
-    <w:p>
-      <w:r>
-        <w:t>Every feature is used during prediction: Only questions in the stored tree are followed. Candidate questions rejected during fitting do not affect this tree’s output.</w:t>
-      </w:r>
-    </w:p>
-    <w:p>
-      <w:r>
-        <w:t>A deeper tree must work better: More questions can fit training detail. Future performance needs separate evaluation; depth choices must be documented.</w:t>
+      <w:pPr>
+        <w:spacing w:line="336" w:lineRule="auto" w:after="180"/>
+      </w:pPr>
+      <w:r>
+        <w:rPr>
+          <w:b w:val="0"/>
+        </w:rPr>
+        <w:t xml:space="preserve">A near </w:t>
+      </w:r>
+      <w:r>
+        <w:rPr>
+          <w:b/>
+        </w:rPr>
+        <w:t>branch</w:t>
+      </w:r>
+      <w:r>
+        <w:rPr>
+          <w:b w:val="0"/>
+        </w:rPr>
+        <w:t xml:space="preserve"> must predict blocked: The </w:t>
+      </w:r>
+      <w:r>
+        <w:rPr>
+          <w:b/>
+        </w:rPr>
+        <w:t>branch</w:t>
+      </w:r>
+      <w:r>
+        <w:rPr>
+          <w:b w:val="0"/>
+        </w:rPr>
+        <w:t xml:space="preserve"> label is learned from its </w:t>
+      </w:r>
+      <w:r>
+        <w:rPr>
+          <w:b/>
+        </w:rPr>
+        <w:t>training</w:t>
+      </w:r>
+      <w:r>
+        <w:rPr>
+          <w:b w:val="0"/>
+        </w:rPr>
+        <w:t xml:space="preserve"> labels; W4 deliberately reverses that relationship.</w:t>
+      </w:r>
+    </w:p>
+    <w:p>
+      <w:pPr>
+        <w:spacing w:line="336" w:lineRule="auto" w:after="180"/>
+      </w:pPr>
+      <w:r>
+        <w:rPr>
+          <w:b w:val="0"/>
+        </w:rPr>
+        <w:t xml:space="preserve">Every feature is used during </w:t>
+      </w:r>
+      <w:r>
+        <w:rPr>
+          <w:b/>
+        </w:rPr>
+        <w:t>prediction</w:t>
+      </w:r>
+      <w:r>
+        <w:rPr>
+          <w:b w:val="0"/>
+        </w:rPr>
+        <w:t xml:space="preserve">: Only questions in the stored tree are followed. Candidate questions rejected during </w:t>
+      </w:r>
+      <w:r>
+        <w:rPr>
+          <w:b/>
+        </w:rPr>
+        <w:t>fitting</w:t>
+      </w:r>
+      <w:r>
+        <w:rPr>
+          <w:b w:val="0"/>
+        </w:rPr>
+        <w:t xml:space="preserve"> do not affect this tree’s </w:t>
+      </w:r>
+      <w:r>
+        <w:rPr>
+          <w:b/>
+        </w:rPr>
+        <w:t>output</w:t>
+      </w:r>
+      <w:r>
+        <w:rPr>
+          <w:b w:val="0"/>
+        </w:rPr>
+        <w:t>.</w:t>
+      </w:r>
+    </w:p>
+    <w:p>
+      <w:pPr>
+        <w:spacing w:line="336" w:lineRule="auto" w:after="180"/>
+      </w:pPr>
+      <w:r>
+        <w:rPr>
+          <w:b w:val="0"/>
+        </w:rPr>
+        <w:t xml:space="preserve">A deeper tree must work better: More questions can fit </w:t>
+      </w:r>
+      <w:r>
+        <w:rPr>
+          <w:b/>
+        </w:rPr>
+        <w:t>training</w:t>
+      </w:r>
+      <w:r>
+        <w:rPr>
+          <w:b w:val="0"/>
+        </w:rPr>
+        <w:t xml:space="preserve"> detail. Future performance needs separate evaluation; </w:t>
+      </w:r>
+      <w:r>
+        <w:rPr>
+          <w:b/>
+        </w:rPr>
+        <w:t>depth</w:t>
+      </w:r>
+      <w:r>
+        <w:rPr>
+          <w:b w:val="0"/>
+        </w:rPr>
+        <w:t xml:space="preserve"> choices must be documented.</w:t>
       </w:r>
     </w:p>
     <w:p>
@@ -2142,8 +4247,25 @@
       </w:tr>
     </w:tbl>
     <w:p>
-      <w:r>
-        <w:t>Offer an oral explanation, drawing, enlarged visual or fewer examples when that removes a reading/writing barrier. Keep the same reasoning goal. Stretch secure learners by changing a boundary or assumption and asking them to defend the effect, not simply by assigning more of the same questions.</w:t>
+      <w:pPr>
+        <w:spacing w:line="336" w:lineRule="auto" w:after="180"/>
+      </w:pPr>
+      <w:r>
+        <w:rPr>
+          <w:b w:val="0"/>
+        </w:rPr>
+        <w:t>Offer an oral explanation, drawing, enlarged visual or fewer examples when that removes a reading/writing barrier. Keep the same reasoning goal.</w:t>
+      </w:r>
+    </w:p>
+    <w:p>
+      <w:pPr>
+        <w:spacing w:line="336" w:lineRule="auto" w:after="180"/>
+      </w:pPr>
+      <w:r>
+        <w:rPr>
+          <w:b w:val="0"/>
+        </w:rPr>
+        <w:t>Stretch secure learners by changing a boundary or assumption and asking them to defend the effect, not simply by assigning more of the same questions.</w:t>
       </w:r>
     </w:p>
     <w:p>
@@ -2155,11 +4277,16 @@
       </w:r>
     </w:p>
     <w:p>
+      <w:r>
+        <w:t>Use the Choose Informative Questions questions, teacher keys and criteria after the relevant attempts. Previously discussed cases are practice; protect the separately selected independent task.</w:t>
+      </w:r>
+    </w:p>
+    <w:p>
       <w:pPr>
         <w:pStyle w:val="Heading3"/>
       </w:pPr>
       <w:r>
-        <w:t>Assess and explain the answers</w:t>
+        <w:t>Worked case answer</w:t>
       </w:r>
     </w:p>
     <w:p>
@@ -2167,12 +4294,31 @@
         <w:pStyle w:val="Heading3"/>
       </w:pPr>
       <w:r>
-        <w:t>Worked case answer</w:t>
-      </w:r>
-    </w:p>
-    <w:p>
-      <w:r>
-        <w:t>Circle separates target groups. Blue puts every card in one branch. Usefulness depends on the task and examples.</w:t>
+        <w:t>Teacher key · Worked case answer</w:t>
+      </w:r>
+    </w:p>
+    <w:p>
+      <w:pPr>
+        <w:spacing w:line="336" w:lineRule="auto" w:after="180"/>
+        <w:shd w:fill="F1F6FC"/>
+      </w:pPr>
+      <w:r>
+        <w:rPr>
+          <w:b w:val="0"/>
+        </w:rPr>
+        <w:t xml:space="preserve">Circle separates target groups. Blue puts every card in one </w:t>
+      </w:r>
+      <w:r>
+        <w:rPr>
+          <w:b/>
+        </w:rPr>
+        <w:t>branch</w:t>
+      </w:r>
+      <w:r>
+        <w:rPr>
+          <w:b w:val="0"/>
+        </w:rPr>
+        <w:t>. Usefulness depends on the task and examples.</w:t>
       </w:r>
     </w:p>
     <w:p>
@@ -2184,7 +4330,22 @@
       </w:r>
     </w:p>
     <w:p>
-      <w:r>
+      <w:pPr>
+        <w:pStyle w:val="Heading3"/>
+      </w:pPr>
+      <w:r>
+        <w:t>Independent question · withhold the key</w:t>
+      </w:r>
+    </w:p>
+    <w:p>
+      <w:pPr>
+        <w:spacing w:line="336" w:lineRule="auto" w:after="180"/>
+        <w:shd w:fill="F5F1FB"/>
+      </w:pPr>
+      <w:r>
+        <w:rPr>
+          <w:b w:val="0"/>
+        </w:rPr>
         <w:t>Cards are two cats and two dogs, all red. Which question helps separate species: is it red or does it bark? State your assumption.</w:t>
       </w:r>
     </w:p>
@@ -2197,7 +4358,22 @@
       </w:r>
     </w:p>
     <w:p>
-      <w:r>
+      <w:pPr>
+        <w:pStyle w:val="Heading3"/>
+      </w:pPr>
+      <w:r>
+        <w:t>Teacher key · Expected independent answer</w:t>
+      </w:r>
+    </w:p>
+    <w:p>
+      <w:pPr>
+        <w:spacing w:line="336" w:lineRule="auto" w:after="180"/>
+        <w:shd w:fill="F1F6FC"/>
+      </w:pPr>
+      <w:r>
+        <w:rPr>
+          <w:b w:val="0"/>
+        </w:rPr>
         <w:t>Is it red separates nothing here. Does it bark could separate the example categories if the supplied facts consistently distinguish them; real behaviour is not a perfect species rule.</w:t>
       </w:r>
     </w:p>
@@ -2436,8 +4612,25 @@
       </w:tr>
     </w:tbl>
     <w:p>
-      <w:r>
-        <w:t>Use 6/8 as a classroom checkpoint, with 2 required for both Result and Reasoning. This is a proposed teaching rule, not a validated certification threshold. Do not count a coached answer as independent mastery; correct unsafe or unsupported claims regardless of total.</w:t>
+      <w:pPr>
+        <w:spacing w:line="336" w:lineRule="auto" w:after="180"/>
+      </w:pPr>
+      <w:r>
+        <w:rPr>
+          <w:b w:val="0"/>
+        </w:rPr>
+        <w:t>Use 6/8 as a classroom checkpoint, with 2 required for both Result and Reasoning. This is a proposed teaching rule, not a validated certification threshold.</w:t>
+      </w:r>
+    </w:p>
+    <w:p>
+      <w:pPr>
+        <w:spacing w:line="336" w:lineRule="auto" w:after="180"/>
+      </w:pPr>
+      <w:r>
+        <w:rPr>
+          <w:b w:val="0"/>
+        </w:rPr>
+        <w:t>Do not count a coached answer as independent mastery; correct unsafe or unsupported claims regardless of total.</w:t>
       </w:r>
     </w:p>
     <w:p>
@@ -2449,8 +4642,26 @@
       </w:r>
     </w:p>
     <w:p>
-      <w:r>
-        <w:t>Ask the learner to find the evidence that challenges this claim: “Any question creates useful separation.” Keep the first attempt and an uncoached retry separate.</w:t>
+      <w:pPr>
+        <w:spacing w:line="336" w:lineRule="auto" w:after="180"/>
+      </w:pPr>
+      <w:r>
+        <w:rPr>
+          <w:b w:val="0"/>
+        </w:rPr>
+        <w:t xml:space="preserve">Ask the learner to find the </w:t>
+      </w:r>
+      <w:r>
+        <w:rPr>
+          <w:b/>
+        </w:rPr>
+        <w:t>evidence</w:t>
+      </w:r>
+      <w:r>
+        <w:rPr>
+          <w:b w:val="0"/>
+        </w:rPr>
+        <w:t xml:space="preserve"> that challenges this claim: “Any question creates useful separation.” Keep the first attempt and an uncoached retry separate.</w:t>
       </w:r>
     </w:p>
     <w:p>
@@ -2462,15 +4673,54 @@
       </w:r>
     </w:p>
     <w:p>
-      <w:r>
-        <w:t>Blue sends all six to one branch and separates nothing. Animal subject separates the supplied labels into two groups of three. Its usefulness depends on accurate subject tags and the intended target; new data can expose missing or misleading tags.</w:t>
-      </w:r>
-    </w:p>
-    <w:p>
       <w:pPr>
         <w:pStyle w:val="Heading3"/>
       </w:pPr>
       <w:r>
+        <w:t>Teacher key · Original transfer answer</w:t>
+      </w:r>
+    </w:p>
+    <w:p>
+      <w:pPr>
+        <w:spacing w:line="336" w:lineRule="auto" w:after="180"/>
+        <w:shd w:fill="F1F6FC"/>
+      </w:pPr>
+      <w:r>
+        <w:rPr>
+          <w:b w:val="0"/>
+        </w:rPr>
+        <w:t xml:space="preserve">Blue sends all six to one </w:t>
+      </w:r>
+      <w:r>
+        <w:rPr>
+          <w:b/>
+        </w:rPr>
+        <w:t>branch</w:t>
+      </w:r>
+      <w:r>
+        <w:rPr>
+          <w:b w:val="0"/>
+        </w:rPr>
+        <w:t xml:space="preserve"> and separates nothing. Animal subject separates the supplied labels into two groups of three.</w:t>
+      </w:r>
+    </w:p>
+    <w:p>
+      <w:pPr>
+        <w:spacing w:line="336" w:lineRule="auto" w:after="180"/>
+        <w:shd w:fill="F1F6FC"/>
+      </w:pPr>
+      <w:r>
+        <w:rPr>
+          <w:b w:val="0"/>
+        </w:rPr>
+        <w:t>Its usefulness depends on accurate subject tags and the intended target; new data can expose missing or misleading tags.</w:t>
+      </w:r>
+    </w:p>
+    <w:p>
+      <w:pPr>
+        <w:pStyle w:val="Heading3"/>
+      </w:pPr>
+      <w:r>
         <w:t>Explanations for the additional workbook examples</w:t>
       </w:r>
     </w:p>
@@ -2483,97 +4733,610 @@
       </w:r>
     </w:p>
     <w:p>
-      <w:r>
-        <w:t>Identify the root, its two branches, leaf predictions and depth of the worked fitted tree. Which parts were selected using training labels?</w:t>
-      </w:r>
-    </w:p>
-    <w:p>
-      <w:r>
-        <w:t>The root asks near, with branches 0 and 1. Leaves predict clear for 0 and blocked for 1. Depth is one. Training labels determined both leaf majorities and the error comparison that selected near rather than tall.</w:t>
-      </w:r>
-    </w:p>
-    <w:p>
       <w:pPr>
         <w:pStyle w:val="Heading3"/>
       </w:pPr>
       <w:r>
+        <w:t>Workbook question · W1</w:t>
+      </w:r>
+    </w:p>
+    <w:p>
+      <w:pPr>
+        <w:spacing w:line="336" w:lineRule="auto" w:after="180"/>
+        <w:shd w:fill="F5F1FB"/>
+      </w:pPr>
+      <w:r>
+        <w:rPr>
+          <w:b w:val="0"/>
+        </w:rPr>
+        <w:t xml:space="preserve">Identify the </w:t>
+      </w:r>
+      <w:r>
+        <w:rPr>
+          <w:b/>
+        </w:rPr>
+        <w:t>root</w:t>
+      </w:r>
+      <w:r>
+        <w:rPr>
+          <w:b w:val="0"/>
+        </w:rPr>
+        <w:t xml:space="preserve">, its two </w:t>
+      </w:r>
+      <w:r>
+        <w:rPr>
+          <w:b/>
+        </w:rPr>
+        <w:t>branch</w:t>
+      </w:r>
+      <w:r>
+        <w:rPr>
+          <w:b w:val="0"/>
+        </w:rPr>
+        <w:t xml:space="preserve">es, </w:t>
+      </w:r>
+      <w:r>
+        <w:rPr>
+          <w:b/>
+        </w:rPr>
+        <w:t>leaf</w:t>
+      </w:r>
+      <w:r>
+        <w:rPr>
+          <w:b w:val="0"/>
+        </w:rPr>
+        <w:t xml:space="preserve"> </w:t>
+      </w:r>
+      <w:r>
+        <w:rPr>
+          <w:b/>
+        </w:rPr>
+        <w:t>prediction</w:t>
+      </w:r>
+      <w:r>
+        <w:rPr>
+          <w:b w:val="0"/>
+        </w:rPr>
+        <w:t xml:space="preserve">s and </w:t>
+      </w:r>
+      <w:r>
+        <w:rPr>
+          <w:b/>
+        </w:rPr>
+        <w:t>depth</w:t>
+      </w:r>
+      <w:r>
+        <w:rPr>
+          <w:b w:val="0"/>
+        </w:rPr>
+        <w:t xml:space="preserve"> of the worked fitted tree. Which parts were selected using </w:t>
+      </w:r>
+      <w:r>
+        <w:rPr>
+          <w:b/>
+        </w:rPr>
+        <w:t>training</w:t>
+      </w:r>
+      <w:r>
+        <w:rPr>
+          <w:b w:val="0"/>
+        </w:rPr>
+        <w:t xml:space="preserve"> labels?</w:t>
+      </w:r>
+    </w:p>
+    <w:p>
+      <w:pPr>
+        <w:pStyle w:val="Heading3"/>
+      </w:pPr>
+      <w:r>
+        <w:t>Teacher reasoning · W1</w:t>
+      </w:r>
+    </w:p>
+    <w:p>
+      <w:pPr>
+        <w:spacing w:line="336" w:lineRule="auto" w:after="180"/>
+        <w:shd w:fill="F1F6FC"/>
+      </w:pPr>
+      <w:r>
+        <w:rPr>
+          <w:b w:val="0"/>
+        </w:rPr>
+        <w:t xml:space="preserve">The </w:t>
+      </w:r>
+      <w:r>
+        <w:rPr>
+          <w:b/>
+        </w:rPr>
+        <w:t>root</w:t>
+      </w:r>
+      <w:r>
+        <w:rPr>
+          <w:b w:val="0"/>
+        </w:rPr>
+        <w:t xml:space="preserve"> asks near, with </w:t>
+      </w:r>
+      <w:r>
+        <w:rPr>
+          <w:b/>
+        </w:rPr>
+        <w:t>branch</w:t>
+      </w:r>
+      <w:r>
+        <w:rPr>
+          <w:b w:val="0"/>
+        </w:rPr>
+        <w:t xml:space="preserve">es 0 and 1. Leaves predict clear for 0 and blocked for 1. </w:t>
+      </w:r>
+      <w:r>
+        <w:rPr>
+          <w:b/>
+        </w:rPr>
+        <w:t>Depth</w:t>
+      </w:r>
+      <w:r>
+        <w:rPr>
+          <w:b w:val="0"/>
+        </w:rPr>
+        <w:t xml:space="preserve"> is one. </w:t>
+      </w:r>
+      <w:r>
+        <w:rPr>
+          <w:b/>
+        </w:rPr>
+        <w:t>Training</w:t>
+      </w:r>
+      <w:r>
+        <w:rPr>
+          <w:b w:val="0"/>
+        </w:rPr>
+        <w:t xml:space="preserve"> labels determined both </w:t>
+      </w:r>
+      <w:r>
+        <w:rPr>
+          <w:b/>
+        </w:rPr>
+        <w:t>leaf</w:t>
+      </w:r>
+      <w:r>
+        <w:rPr>
+          <w:b w:val="0"/>
+        </w:rPr>
+        <w:t xml:space="preserve"> majorities and the error comparison that selected near rather than tall.</w:t>
+      </w:r>
+    </w:p>
+    <w:p>
+      <w:pPr>
+        <w:pStyle w:val="Heading3"/>
+      </w:pPr>
+      <w:r>
         <w:t>W2 Verify the candidate scores</w:t>
       </w:r>
     </w:p>
     <w:p>
-      <w:r>
-        <w:t>For each near branch and each tall branch, count blocked and clear labels and choose a leaf. Give the total errors for each candidate question.</w:t>
-      </w:r>
-    </w:p>
-    <w:p>
-      <w:r>
-        <w:t>Near=0 has 1 blocked and 2 clear, predicts clear with 1 error; near=1 has 3 blocked and 0 clear, predicts blocked with 0 errors. Tall=0 has 2 blocked and 1 clear; tall=1 also has 2 blocked and 1 clear. Both tall leaves predict blocked with 1 error each. Totals are near 1 and tall 2.</w:t>
-      </w:r>
-    </w:p>
-    <w:p>
       <w:pPr>
         <w:pStyle w:val="Heading3"/>
       </w:pPr>
       <w:r>
+        <w:t>Workbook question · W2</w:t>
+      </w:r>
+    </w:p>
+    <w:p>
+      <w:pPr>
+        <w:spacing w:line="336" w:lineRule="auto" w:after="180"/>
+        <w:shd w:fill="F5F1FB"/>
+      </w:pPr>
+      <w:r>
+        <w:rPr>
+          <w:b w:val="0"/>
+        </w:rPr>
+        <w:t xml:space="preserve">For each near </w:t>
+      </w:r>
+      <w:r>
+        <w:rPr>
+          <w:b/>
+        </w:rPr>
+        <w:t>branch</w:t>
+      </w:r>
+      <w:r>
+        <w:rPr>
+          <w:b w:val="0"/>
+        </w:rPr>
+        <w:t xml:space="preserve"> and each tall </w:t>
+      </w:r>
+      <w:r>
+        <w:rPr>
+          <w:b/>
+        </w:rPr>
+        <w:t>branch</w:t>
+      </w:r>
+      <w:r>
+        <w:rPr>
+          <w:b w:val="0"/>
+        </w:rPr>
+        <w:t xml:space="preserve">, count blocked and clear labels and choose a </w:t>
+      </w:r>
+      <w:r>
+        <w:rPr>
+          <w:b/>
+        </w:rPr>
+        <w:t>leaf</w:t>
+      </w:r>
+      <w:r>
+        <w:rPr>
+          <w:b w:val="0"/>
+        </w:rPr>
+        <w:t>. Give the total errors for each candidate question.</w:t>
+      </w:r>
+    </w:p>
+    <w:p>
+      <w:pPr>
+        <w:pStyle w:val="Heading3"/>
+      </w:pPr>
+      <w:r>
+        <w:t>Teacher reasoning · W2</w:t>
+      </w:r>
+    </w:p>
+    <w:p>
+      <w:pPr>
+        <w:spacing w:line="336" w:lineRule="auto" w:after="180"/>
+        <w:shd w:fill="F1F6FC"/>
+      </w:pPr>
+      <w:r>
+        <w:rPr>
+          <w:b w:val="0"/>
+        </w:rPr>
+        <w:t>Near=0 has 1 blocked and 2 clear, predicts clear with 1 error; near=1 has 3 blocked and 0 clear, predicts blocked with 0 errors. Tall=0 has 2 blocked and 1 clear; tall=1 also has 2 blocked and 1 clear.</w:t>
+      </w:r>
+    </w:p>
+    <w:p>
+      <w:pPr>
+        <w:spacing w:line="336" w:lineRule="auto" w:after="180"/>
+        <w:shd w:fill="F1F6FC"/>
+      </w:pPr>
+      <w:r>
+        <w:rPr>
+          <w:b w:val="0"/>
+        </w:rPr>
+        <w:t>Both tall leaves predict blocked with 1 error each. Totals are near 1 and tall 2.</w:t>
+      </w:r>
+    </w:p>
+    <w:p>
+      <w:pPr>
+        <w:pStyle w:val="Heading3"/>
+      </w:pPr>
+      <w:r>
         <w:t>W3 Separate fitting from prediction</w:t>
       </w:r>
     </w:p>
     <w:p>
-      <w:r>
-        <w:t>A learner sees a blocked validation case with near=0 and changes that leaf to blocked before reporting the score. Explain what changed and how to report the original fitted tree fairly.</w:t>
-      </w:r>
-    </w:p>
-    <w:p>
-      <w:r>
-        <w:t>The leaf was changed using validation evidence, so it is no longer the original training-fitted tree. Score the original stored leaves on all the same validation rows and record any later development change separately. Preserve a separate final test for final evaluation.</w:t>
-      </w:r>
-    </w:p>
-    <w:p>
       <w:pPr>
         <w:pStyle w:val="Heading3"/>
       </w:pPr>
       <w:r>
+        <w:t>Workbook question · W3</w:t>
+      </w:r>
+    </w:p>
+    <w:p>
+      <w:pPr>
+        <w:spacing w:line="336" w:lineRule="auto" w:after="180"/>
+        <w:shd w:fill="F5F1FB"/>
+      </w:pPr>
+      <w:r>
+        <w:rPr>
+          <w:b w:val="0"/>
+        </w:rPr>
+        <w:t xml:space="preserve">A learner sees a blocked validation case with near=0 and changes that </w:t>
+      </w:r>
+      <w:r>
+        <w:rPr>
+          <w:b/>
+        </w:rPr>
+        <w:t>leaf</w:t>
+      </w:r>
+      <w:r>
+        <w:rPr>
+          <w:b w:val="0"/>
+        </w:rPr>
+        <w:t xml:space="preserve"> to blocked before reporting the score. Explain what changed and how to report the original fitted tree fairly.</w:t>
+      </w:r>
+    </w:p>
+    <w:p>
+      <w:pPr>
+        <w:pStyle w:val="Heading3"/>
+      </w:pPr>
+      <w:r>
+        <w:t>Teacher reasoning · W3</w:t>
+      </w:r>
+    </w:p>
+    <w:p>
+      <w:pPr>
+        <w:spacing w:line="336" w:lineRule="auto" w:after="180"/>
+        <w:shd w:fill="F1F6FC"/>
+      </w:pPr>
+      <w:r>
+        <w:rPr>
+          <w:b w:val="0"/>
+        </w:rPr>
+        <w:t xml:space="preserve">The </w:t>
+      </w:r>
+      <w:r>
+        <w:rPr>
+          <w:b/>
+        </w:rPr>
+        <w:t>leaf</w:t>
+      </w:r>
+      <w:r>
+        <w:rPr>
+          <w:b w:val="0"/>
+        </w:rPr>
+        <w:t xml:space="preserve"> was changed using validation </w:t>
+      </w:r>
+      <w:r>
+        <w:rPr>
+          <w:b/>
+        </w:rPr>
+        <w:t>evidence</w:t>
+      </w:r>
+      <w:r>
+        <w:rPr>
+          <w:b w:val="0"/>
+        </w:rPr>
+        <w:t xml:space="preserve">, so it is no longer the original </w:t>
+      </w:r>
+      <w:r>
+        <w:rPr>
+          <w:b/>
+        </w:rPr>
+        <w:t>training</w:t>
+      </w:r>
+      <w:r>
+        <w:rPr>
+          <w:b w:val="0"/>
+        </w:rPr>
+        <w:t>-fitted tree. Score the original stored leaves on all the same validation rows and record any later development change separately.</w:t>
+      </w:r>
+    </w:p>
+    <w:p>
+      <w:pPr>
+        <w:spacing w:line="336" w:lineRule="auto" w:after="180"/>
+        <w:shd w:fill="F1F6FC"/>
+      </w:pPr>
+      <w:r>
+        <w:rPr>
+          <w:b w:val="0"/>
+        </w:rPr>
+        <w:t>Preserve a separate final test for final evaluation.</w:t>
+      </w:r>
+    </w:p>
+    <w:p>
+      <w:pPr>
+        <w:pStyle w:val="Heading3"/>
+      </w:pPr>
+      <w:r>
         <w:t>W4 Fit a new tree independently</w:t>
       </w:r>
     </w:p>
     <w:p>
-      <w:r>
-        <w:t>New training rows (near,tall,label) are (1,0,clear),(1,1,clear),(1,0,clear),(0,1,blocked),(0,0,blocked),(0,1,clear). Use the same candidate order and tie policies. Give both candidates’ leaves and errors, then select the tree. Validation rows are (1,1,clear),(0,0,blocked),(0,1,clear),(1,0,blocked). List tree predictions and compare accuracy with the training-majority baseline.</w:t>
-      </w:r>
-    </w:p>
-    <w:p>
-      <w:r>
-        <w:t>Near=0 predicts blocked from 2 blocked and 1 clear; near=1 predicts clear from 3 clear. Near has 1 error. Both tall groups have 2 clear and 1 blocked, so both leaves predict clear and total errors are 2. Choose near with reversed leaf labels compared with the worked example. Validation predictions clear,blocked,blocked,clear match rows 1,2: 2/4. Baseline clear matches rows 1,3: 2/4. Both are 50 percent but errors differ.</w:t>
-      </w:r>
-    </w:p>
-    <w:p>
       <w:pPr>
         <w:pStyle w:val="Heading3"/>
       </w:pPr>
       <w:r>
+        <w:t>Workbook question · W4</w:t>
+      </w:r>
+    </w:p>
+    <w:p>
+      <w:pPr>
+        <w:spacing w:line="336" w:lineRule="auto" w:after="180"/>
+        <w:shd w:fill="F5F1FB"/>
+      </w:pPr>
+      <w:r>
+        <w:rPr>
+          <w:b w:val="0"/>
+        </w:rPr>
+        <w:t xml:space="preserve">New </w:t>
+      </w:r>
+      <w:r>
+        <w:rPr>
+          <w:b/>
+        </w:rPr>
+        <w:t>training</w:t>
+      </w:r>
+      <w:r>
+        <w:rPr>
+          <w:b w:val="0"/>
+        </w:rPr>
+        <w:t xml:space="preserve"> rows (near,tall,label) are (1,0,clear),(1,1,clear),(1,0,clear),(0,1,blocked),(0,0,blocked),(0,1,clear). Use the same candidate order and tie policies. Give both candidates’ leaves and errors, then select the tree.</w:t>
+      </w:r>
+    </w:p>
+    <w:p>
+      <w:pPr>
+        <w:spacing w:line="336" w:lineRule="auto" w:after="180"/>
+        <w:shd w:fill="F5F1FB"/>
+      </w:pPr>
+      <w:r>
+        <w:rPr>
+          <w:b w:val="0"/>
+        </w:rPr>
+        <w:t xml:space="preserve">Validation rows are (1,1,clear),(0,0,blocked),(0,1,clear),(1,0,blocked). List tree </w:t>
+      </w:r>
+      <w:r>
+        <w:rPr>
+          <w:b/>
+        </w:rPr>
+        <w:t>prediction</w:t>
+      </w:r>
+      <w:r>
+        <w:rPr>
+          <w:b w:val="0"/>
+        </w:rPr>
+        <w:t xml:space="preserve">s and compare accuracy with the </w:t>
+      </w:r>
+      <w:r>
+        <w:rPr>
+          <w:b/>
+        </w:rPr>
+        <w:t>training</w:t>
+      </w:r>
+      <w:r>
+        <w:rPr>
+          <w:b w:val="0"/>
+        </w:rPr>
+        <w:t>-majority baseline.</w:t>
+      </w:r>
+    </w:p>
+    <w:p>
+      <w:pPr>
+        <w:pStyle w:val="Heading3"/>
+      </w:pPr>
+      <w:r>
+        <w:t>Teacher reasoning · W4</w:t>
+      </w:r>
+    </w:p>
+    <w:p>
+      <w:pPr>
+        <w:spacing w:line="336" w:lineRule="auto" w:after="180"/>
+        <w:shd w:fill="F1F6FC"/>
+      </w:pPr>
+      <w:r>
+        <w:rPr>
+          <w:b w:val="0"/>
+        </w:rPr>
+        <w:t>Near=0 predicts blocked from 2 blocked and 1 clear; near=1 predicts clear from 3 clear. Near has 1 error. Both tall groups have 2 clear and 1 blocked, so both leaves predict clear and total errors are 2.</w:t>
+      </w:r>
+    </w:p>
+    <w:p>
+      <w:pPr>
+        <w:spacing w:line="336" w:lineRule="auto" w:after="180"/>
+        <w:shd w:fill="F1F6FC"/>
+      </w:pPr>
+      <w:r>
+        <w:rPr>
+          <w:b w:val="0"/>
+        </w:rPr>
+        <w:t xml:space="preserve">Choose near with reversed </w:t>
+      </w:r>
+      <w:r>
+        <w:rPr>
+          <w:b/>
+        </w:rPr>
+        <w:t>leaf</w:t>
+      </w:r>
+      <w:r>
+        <w:rPr>
+          <w:b w:val="0"/>
+        </w:rPr>
+        <w:t xml:space="preserve"> labels compared with the worked example. Validation </w:t>
+      </w:r>
+      <w:r>
+        <w:rPr>
+          <w:b/>
+        </w:rPr>
+        <w:t>prediction</w:t>
+      </w:r>
+      <w:r>
+        <w:rPr>
+          <w:b w:val="0"/>
+        </w:rPr>
+        <w:t>s clear,blocked,blocked,clear match rows 1,2: 2/4. Baseline clear matches rows 1,3: 2/4. Both are 50 percent but errors differ.</w:t>
+      </w:r>
+    </w:p>
+    <w:p>
+      <w:pPr>
+        <w:pStyle w:val="Heading3"/>
+      </w:pPr>
+      <w:r>
         <w:t>W5 Audit a tie and a claim</w:t>
       </w:r>
     </w:p>
     <w:p>
-      <w:r>
-        <w:t>If near and tall make the same training error count, which question does this code retain and why? Does retaining that question prove it will be better on future trips?</w:t>
-      </w:r>
-    </w:p>
-    <w:p>
-      <w:r>
-        <w:t>It retains near because near is tried first and strict &lt; replaces only for fewer errors. This is a declared tie convention, not evidence of better future performance. Separate evaluation and relevant examples are still needed.</w:t>
-      </w:r>
-    </w:p>
-    <w:p>
       <w:pPr>
         <w:pStyle w:val="Heading3"/>
       </w:pPr>
       <w:r>
+        <w:t>Workbook question · W5</w:t>
+      </w:r>
+    </w:p>
+    <w:p>
+      <w:pPr>
+        <w:spacing w:line="336" w:lineRule="auto" w:after="180"/>
+        <w:shd w:fill="F5F1FB"/>
+      </w:pPr>
+      <w:r>
+        <w:rPr>
+          <w:b w:val="0"/>
+        </w:rPr>
+        <w:t xml:space="preserve">If near and tall make the same </w:t>
+      </w:r>
+      <w:r>
+        <w:rPr>
+          <w:b/>
+        </w:rPr>
+        <w:t>training</w:t>
+      </w:r>
+      <w:r>
+        <w:rPr>
+          <w:b w:val="0"/>
+        </w:rPr>
+        <w:t xml:space="preserve"> error count, which question does this code retain and why? Does retaining that question prove it will be better on future trips?</w:t>
+      </w:r>
+    </w:p>
+    <w:p>
+      <w:pPr>
+        <w:pStyle w:val="Heading3"/>
+      </w:pPr>
+      <w:r>
+        <w:t>Teacher reasoning · W5</w:t>
+      </w:r>
+    </w:p>
+    <w:p>
+      <w:pPr>
+        <w:spacing w:line="336" w:lineRule="auto" w:after="180"/>
+        <w:shd w:fill="F1F6FC"/>
+      </w:pPr>
+      <w:r>
+        <w:rPr>
+          <w:b w:val="0"/>
+        </w:rPr>
+        <w:t xml:space="preserve">It retains near because near is tried first and strict &lt; replaces only for fewer errors. This is a declared tie convention, not </w:t>
+      </w:r>
+      <w:r>
+        <w:rPr>
+          <w:b/>
+        </w:rPr>
+        <w:t>evidence</w:t>
+      </w:r>
+      <w:r>
+        <w:rPr>
+          <w:b w:val="0"/>
+        </w:rPr>
+        <w:t xml:space="preserve"> of better future performance. Separate evaluation and relevant examples are still needed.</w:t>
+      </w:r>
+    </w:p>
+    <w:p>
+      <w:pPr>
+        <w:pStyle w:val="Heading3"/>
+      </w:pPr>
+      <w:r>
         <w:t>Assess independent transfer</w:t>
       </w:r>
     </w:p>
     <w:p>
-      <w:r>
+      <w:pPr>
+        <w:pStyle w:val="Heading3"/>
+      </w:pPr>
+      <w:r>
+        <w:t>Independent question · withhold the key</w:t>
+      </w:r>
+    </w:p>
+    <w:p>
+      <w:pPr>
+        <w:spacing w:line="336" w:lineRule="auto" w:after="180"/>
+        <w:shd w:fill="F5F1FB"/>
+      </w:pPr>
+      <w:r>
+        <w:rPr>
+          <w:b w:val="0"/>
+        </w:rPr>
         <w:t>Selected case: Ten cards have six pet subjects and four space subjects; all are green. Compare asking “green?” with asking “pet?” to identify a card. Give the largest remaining group and one limitation.</w:t>
       </w:r>
     </w:p>
@@ -2586,8 +5349,83 @@
       </w:r>
     </w:p>
     <w:p>
-      <w:r>
-        <w:t>Green splits 10/0, leaving as many as 10. Pet splits 6/4, leaving as many as 6, so it is more informative under these supplied counts. Incorrect subject tags can invalidate the split; one question does not uniquely identify every card.</w:t>
+      <w:pPr>
+        <w:pStyle w:val="Heading3"/>
+      </w:pPr>
+      <w:r>
+        <w:t>Teacher key · Selected case answer</w:t>
+      </w:r>
+    </w:p>
+    <w:p>
+      <w:pPr>
+        <w:spacing w:line="336" w:lineRule="auto" w:after="180"/>
+        <w:shd w:fill="F1F6FC"/>
+      </w:pPr>
+      <w:r>
+        <w:rPr>
+          <w:b w:val="0"/>
+        </w:rPr>
+        <w:t xml:space="preserve">Green </w:t>
+      </w:r>
+      <w:r>
+        <w:rPr>
+          <w:b/>
+        </w:rPr>
+        <w:t>split</w:t>
+      </w:r>
+      <w:r>
+        <w:rPr>
+          <w:b w:val="0"/>
+        </w:rPr>
+        <w:t xml:space="preserve">s 10/0, leaving as many as 10. Pet </w:t>
+      </w:r>
+      <w:r>
+        <w:rPr>
+          <w:b/>
+        </w:rPr>
+        <w:t>split</w:t>
+      </w:r>
+      <w:r>
+        <w:rPr>
+          <w:b w:val="0"/>
+        </w:rPr>
+        <w:t xml:space="preserve">s 6/4, leaving as many as 6, so it is more </w:t>
+      </w:r>
+      <w:r>
+        <w:rPr>
+          <w:b/>
+        </w:rPr>
+        <w:t>informative</w:t>
+      </w:r>
+      <w:r>
+        <w:rPr>
+          <w:b w:val="0"/>
+        </w:rPr>
+        <w:t xml:space="preserve"> under these supplied counts.</w:t>
+      </w:r>
+    </w:p>
+    <w:p>
+      <w:pPr>
+        <w:spacing w:line="336" w:lineRule="auto" w:after="180"/>
+        <w:shd w:fill="F1F6FC"/>
+      </w:pPr>
+      <w:r>
+        <w:rPr>
+          <w:b w:val="0"/>
+        </w:rPr>
+        <w:t xml:space="preserve">Incorrect subject tags can invalidate the </w:t>
+      </w:r>
+      <w:r>
+        <w:rPr>
+          <w:b/>
+        </w:rPr>
+        <w:t>split</w:t>
+      </w:r>
+      <w:r>
+        <w:rPr>
+          <w:b w:val="0"/>
+        </w:rPr>
+        <w:t>; one question does not uniquely identify every card.</w:t>
       </w:r>
     </w:p>
     <w:tbl>
@@ -2693,21 +5531,77 @@
       </w:tr>
     </w:tbl>
     <w:p>
-      <w:r>
-        <w:t>Record each dimension as not yet, with support, or independent. Accept a valid alternative procedure with a defensible trace. Do not penalise an honestly recorded model failure if the learner correctly explains its evidence and limits.</w:t>
-      </w:r>
-    </w:p>
-    <w:p>
       <w:pPr>
         <w:pStyle w:val="Heading3"/>
       </w:pPr>
       <w:r>
+        <w:t>Teacher key · Selected case answer</w:t>
+      </w:r>
+    </w:p>
+    <w:p>
+      <w:pPr>
+        <w:spacing w:line="336" w:lineRule="auto" w:after="180"/>
+        <w:shd w:fill="F1F6FC"/>
+      </w:pPr>
+      <w:r>
+        <w:rPr>
+          <w:b w:val="0"/>
+        </w:rPr>
+        <w:t>Record each dimension as not yet, with support, or independent. Accept a valid alternative procedure with a defensible trace.</w:t>
+      </w:r>
+    </w:p>
+    <w:p>
+      <w:pPr>
+        <w:spacing w:line="336" w:lineRule="auto" w:after="180"/>
+        <w:shd w:fill="F1F6FC"/>
+      </w:pPr>
+      <w:r>
+        <w:rPr>
+          <w:b w:val="0"/>
+        </w:rPr>
+        <w:t xml:space="preserve">Do not penalise an honestly recorded model failure if the learner correctly explains its </w:t>
+      </w:r>
+      <w:r>
+        <w:rPr>
+          <w:b/>
+        </w:rPr>
+        <w:t>evidence</w:t>
+      </w:r>
+      <w:r>
+        <w:rPr>
+          <w:b w:val="0"/>
+        </w:rPr>
+        <w:t xml:space="preserve"> and limits.</w:t>
+      </w:r>
+    </w:p>
+    <w:p>
+      <w:pPr>
+        <w:pStyle w:val="Heading3"/>
+      </w:pPr>
+      <w:r>
         <w:t>Feedback that the learner uses</w:t>
       </w:r>
     </w:p>
     <w:p>
-      <w:r>
-        <w:t>Name the earliest unsupported step and give one action to repair it. Have the learner make that repair now and explain why. Then assess the relevant skill on a fresh, fully specified case. Confirm it was not previously practised with feedback; solve and check the new case before assigning it. A follow-up design prompt is a starting brief, not automatically an equivalent test.</w:t>
+      <w:pPr>
+        <w:spacing w:line="336" w:lineRule="auto" w:after="180"/>
+      </w:pPr>
+      <w:r>
+        <w:rPr>
+          <w:b w:val="0"/>
+        </w:rPr>
+        <w:t>Name the earliest unsupported step and give one action to repair it. Have the learner make that repair now and explain why. Then assess the relevant skill on a fresh, fully specified case.</w:t>
+      </w:r>
+    </w:p>
+    <w:p>
+      <w:pPr>
+        <w:spacing w:line="336" w:lineRule="auto" w:after="180"/>
+      </w:pPr>
+      <w:r>
+        <w:rPr>
+          <w:b w:val="0"/>
+        </w:rPr>
+        <w:t>Confirm it was not previously practised with feedback; solve and check the new case before assigning it. A follow-up design prompt is a starting brief, not automatically an equivalent test.</w:t>
       </w:r>
     </w:p>
     <w:p>
@@ -2719,11 +5613,62 @@
       </w:r>
     </w:p>
     <w:p>
+      <w:r>
+        <w:t>Connect Choose Informative Questions to Transparent Book Recommender, adapt support and plan a later changed-case check.</w:t>
+      </w:r>
+    </w:p>
+    <w:p>
       <w:pPr>
         <w:pStyle w:val="Heading3"/>
       </w:pPr>
       <w:r>
-        <w:t>Connect and extend learning</w:t>
+        <w:t>Transparent Book Recommender</w:t>
+      </w:r>
+    </w:p>
+    <w:p>
+      <w:pPr>
+        <w:spacing w:line="336" w:lineRule="auto" w:after="180"/>
+      </w:pPr>
+      <w:r>
+        <w:rPr>
+          <w:b w:val="0"/>
+        </w:rPr>
+        <w:t>Ask first about preferences that remove the largest number of unsuitable books.</w:t>
+      </w:r>
+    </w:p>
+    <w:p>
+      <w:pPr>
+        <w:spacing w:line="336" w:lineRule="auto" w:after="180"/>
+      </w:pPr>
+      <w:r>
+        <w:rPr>
+          <w:b w:val="0"/>
+        </w:rPr>
+        <w:t xml:space="preserve">Keep the decision, </w:t>
+      </w:r>
+      <w:r>
+        <w:rPr>
+          <w:b/>
+        </w:rPr>
+        <w:t>input</w:t>
+      </w:r>
+      <w:r>
+        <w:rPr>
+          <w:b w:val="0"/>
+        </w:rPr>
+        <w:t xml:space="preserve">, result, explanation and remaining limitation in the project </w:t>
+      </w:r>
+      <w:r>
+        <w:rPr>
+          <w:b/>
+        </w:rPr>
+        <w:t>evidence</w:t>
+      </w:r>
+      <w:r>
+        <w:rPr>
+          <w:b w:val="0"/>
+        </w:rPr>
+        <w:t xml:space="preserve"> record. Retrieve this record next week rather than restarting the project.</w:t>
       </w:r>
     </w:p>
     <w:p>
@@ -2731,17 +5676,18 @@
         <w:pStyle w:val="Heading3"/>
       </w:pPr>
       <w:r>
-        <w:t>Transparent Book Recommender</w:t>
-      </w:r>
-    </w:p>
-    <w:p>
-      <w:r>
-        <w:t>Ask first about preferences that remove the largest number of unsuitable books.</w:t>
-      </w:r>
-    </w:p>
-    <w:p>
-      <w:r>
-        <w:t>Keep the decision, input, result, explanation and remaining limitation in the project evidence record. Retrieve this record next week rather than restarting the project.</w:t>
+        <w:t>Support and stretch</w:t>
+      </w:r>
+    </w:p>
+    <w:p>
+      <w:pPr>
+        <w:spacing w:line="336" w:lineRule="auto" w:after="180"/>
+      </w:pPr>
+      <w:r>
+        <w:rPr>
+          <w:b w:val="0"/>
+        </w:rPr>
+        <w:t>Trace one record or condition at a time with counters and labelled columns. Stretch: introduce a tie, boundary or missing field and declare its handling policy before rerunning.</w:t>
       </w:r>
     </w:p>
     <w:p>
@@ -2749,12 +5695,30 @@
         <w:pStyle w:val="Heading3"/>
       </w:pPr>
       <w:r>
-        <w:t>Support and stretch</w:t>
-      </w:r>
-    </w:p>
-    <w:p>
-      <w:r>
-        <w:t>Trace one record or condition at a time with counters and labelled columns. Stretch: introduce a tie, boundary or missing field and declare its handling policy before rerunning.</w:t>
+        <w:t>Exit reflection</w:t>
+      </w:r>
+    </w:p>
+    <w:p>
+      <w:pPr>
+        <w:spacing w:line="336" w:lineRule="auto" w:after="180"/>
+      </w:pPr>
+      <w:r>
+        <w:rPr>
+          <w:b w:val="0"/>
+        </w:rPr>
+        <w:t xml:space="preserve">Ask for one decision the learner can now justify and one situation requiring more </w:t>
+      </w:r>
+      <w:r>
+        <w:rPr>
+          <w:b/>
+        </w:rPr>
+        <w:t>evidence</w:t>
+      </w:r>
+      <w:r>
+        <w:rPr>
+          <w:b w:val="0"/>
+        </w:rPr>
+        <w:t xml:space="preserve"> or human review. Confidence ratings are separate from correct independent performance.</w:t>
       </w:r>
     </w:p>
     <w:p>
@@ -2762,12 +5726,42 @@
         <w:pStyle w:val="Heading3"/>
       </w:pPr>
       <w:r>
-        <w:t>Exit reflection</w:t>
-      </w:r>
-    </w:p>
-    <w:p>
-      <w:r>
-        <w:t>Ask for one decision the learner can now justify and one situation requiring more evidence or human review. Confidence ratings are separate from correct independent performance.</w:t>
+        <w:t>Bridge to the next week</w:t>
+      </w:r>
+    </w:p>
+    <w:p>
+      <w:pPr>
+        <w:spacing w:line="336" w:lineRule="auto" w:after="180"/>
+      </w:pPr>
+      <w:r>
+        <w:rPr>
+          <w:b w:val="0"/>
+        </w:rPr>
+        <w:t>Next: Week 16: Over</w:t>
+      </w:r>
+      <w:r>
+        <w:rPr>
+          <w:b/>
+        </w:rPr>
+        <w:t>fitting</w:t>
+      </w:r>
+      <w:r>
+        <w:rPr>
+          <w:b w:val="0"/>
+        </w:rPr>
+        <w:t xml:space="preserve"> Intuition. Retrieve today’s </w:t>
+      </w:r>
+      <w:r>
+        <w:rPr>
+          <w:b/>
+        </w:rPr>
+        <w:t>evidence</w:t>
+      </w:r>
+      <w:r>
+        <w:rPr>
+          <w:b w:val="0"/>
+        </w:rPr>
+        <w:t xml:space="preserve"> and identify what carries forward and what is new.</w:t>
       </w:r>
     </w:p>
     <w:p>
@@ -2775,12 +5769,168 @@
         <w:pStyle w:val="Heading3"/>
       </w:pPr>
       <w:r>
-        <w:t>Bridge to the next week</w:t>
-      </w:r>
-    </w:p>
-    <w:p>
-      <w:r>
-        <w:t>Next: Week 16: Overfitting Intuition. Retrieve today’s evidence and identify what carries forward and what is new.</w:t>
+        <w:t>Support and fresh reassessment</w:t>
+      </w:r>
+    </w:p>
+    <w:p>
+      <w:pPr>
+        <w:spacing w:line="336" w:lineRule="auto" w:after="180"/>
+      </w:pPr>
+      <w:r>
+        <w:rPr>
+          <w:b w:val="0"/>
+        </w:rPr>
+        <w:t xml:space="preserve">Use physical sorting before code. Explain row[feature] as selecting a flag and row[2] as reading its label. Supply empty </w:t>
+      </w:r>
+      <w:r>
+        <w:rPr>
+          <w:b/>
+        </w:rPr>
+        <w:t>branch</w:t>
+      </w:r>
+      <w:r>
+        <w:rPr>
+          <w:b w:val="0"/>
+        </w:rPr>
+        <w:t>-count tables.</w:t>
+      </w:r>
+    </w:p>
+    <w:p>
+      <w:pPr>
+        <w:spacing w:line="336" w:lineRule="auto" w:after="180"/>
+      </w:pPr>
+      <w:r>
+        <w:rPr>
+          <w:b w:val="0"/>
+        </w:rPr>
+        <w:t xml:space="preserve">Extension: explain why an empty </w:t>
+      </w:r>
+      <w:r>
+        <w:rPr>
+          <w:b/>
+        </w:rPr>
+        <w:t>branch</w:t>
+      </w:r>
+      <w:r>
+        <w:rPr>
+          <w:b w:val="0"/>
+        </w:rPr>
+        <w:t xml:space="preserve"> needs a fallback, and why this code would silently return clear if given an empty label list.</w:t>
+      </w:r>
+    </w:p>
+    <w:p>
+      <w:pPr>
+        <w:spacing w:line="336" w:lineRule="auto" w:after="180"/>
+      </w:pPr>
+      <w:r>
+        <w:rPr>
+          <w:b w:val="0"/>
+        </w:rPr>
+        <w:t xml:space="preserve">Require W4 near error 1, tall error 2, near=0 blocked and near=1 clear, with both validation scores 2/4. Fresh retry: </w:t>
+      </w:r>
+      <w:r>
+        <w:rPr>
+          <w:b/>
+        </w:rPr>
+        <w:t>training</w:t>
+      </w:r>
+      <w:r>
+        <w:rPr>
+          <w:b w:val="0"/>
+        </w:rPr>
+        <w:t xml:space="preserve"> (0,0,clear),(0,1,blocked),(1,0,clear),(1,1,blocked).</w:t>
+      </w:r>
+    </w:p>
+    <w:p>
+      <w:pPr>
+        <w:spacing w:line="336" w:lineRule="auto" w:after="180"/>
+      </w:pPr>
+      <w:r>
+        <w:rPr>
+          <w:b w:val="0"/>
+        </w:rPr>
+        <w:t xml:space="preserve">Near </w:t>
+      </w:r>
+      <w:r>
+        <w:rPr>
+          <w:b/>
+        </w:rPr>
+        <w:t>branch</w:t>
+      </w:r>
+      <w:r>
+        <w:rPr>
+          <w:b w:val="0"/>
+        </w:rPr>
+        <w:t>es each tie and predict clear, giving 2 errors. Tall=0 predicts clear and tall=1 blocked with 0 errors; choose tall. Validation (0,1,blocked),(1,0,clear),(1,1,clear) gives blocked,clear,blocked: 2/3.</w:t>
+      </w:r>
+    </w:p>
+    <w:p>
+      <w:pPr>
+        <w:spacing w:line="336" w:lineRule="auto" w:after="180"/>
+      </w:pPr>
+      <w:r>
+        <w:rPr>
+          <w:b w:val="0"/>
+        </w:rPr>
+        <w:t xml:space="preserve">The tied </w:t>
+      </w:r>
+      <w:r>
+        <w:rPr>
+          <w:b/>
+        </w:rPr>
+        <w:t>training</w:t>
+      </w:r>
+      <w:r>
+        <w:rPr>
+          <w:b w:val="0"/>
+        </w:rPr>
+        <w:t xml:space="preserve"> baseline predicts clear and also gets 2/3, with different missed rows. Require the learned feature and both tie policies.</w:t>
+      </w:r>
+    </w:p>
+    <w:p>
+      <w:pPr>
+        <w:spacing w:line="336" w:lineRule="auto" w:after="180"/>
+      </w:pPr>
+      <w:r>
+        <w:rPr>
+          <w:b w:val="0"/>
+        </w:rPr>
+        <w:t xml:space="preserve">Week 10 introduces nearest neighbours and distances. Carry forward the </w:t>
+      </w:r>
+      <w:r>
+        <w:rPr>
+          <w:b/>
+        </w:rPr>
+        <w:t>training</w:t>
+      </w:r>
+      <w:r>
+        <w:rPr>
+          <w:b w:val="0"/>
+        </w:rPr>
+        <w:t xml:space="preserve">/validation </w:t>
+      </w:r>
+      <w:r>
+        <w:rPr>
+          <w:b/>
+        </w:rPr>
+        <w:t>split</w:t>
+      </w:r>
+      <w:r>
+        <w:rPr>
+          <w:b w:val="0"/>
+        </w:rPr>
+        <w:t xml:space="preserve"> and baseline.</w:t>
+      </w:r>
+    </w:p>
+    <w:p>
+      <w:pPr>
+        <w:spacing w:line="336" w:lineRule="auto" w:after="180"/>
+      </w:pPr>
+      <w:r>
+        <w:rPr>
+          <w:b w:val="0"/>
+        </w:rPr>
+        <w:t>Teacher reference: https://scikit-learn.org/stable/modules/generated/sklearn.tree.DecisionTreeClassifier.html (reviewed 2026-09-27); its library criteria differ from our stated classroom mistake-count procedure.</w:t>
       </w:r>
     </w:p>
     <w:p>
@@ -2788,40 +5938,40 @@
         <w:pStyle w:val="Heading3"/>
       </w:pPr>
       <w:r>
-        <w:t>Support and fresh reassessment</w:t>
-      </w:r>
-    </w:p>
-    <w:p>
-      <w:r>
-        <w:t>Use physical sorting before code. Explain row[feature] as selecting a flag and row[2] as reading its label. Supply empty branch-count tables. Extension: explain why an empty branch needs a fallback, and why this code would silently return clear if given an empty label list.</w:t>
-      </w:r>
-    </w:p>
-    <w:p>
-      <w:r>
-        <w:t>Require W4 near error 1, tall error 2, near=0 blocked and near=1 clear, with both validation scores 2/4. Fresh retry: training (0,0,clear),(0,1,blocked),(1,0,clear),(1,1,blocked). Near branches each tie and predict clear, giving 2 errors. Tall=0 predicts clear and tall=1 blocked with 0 errors; choose tall. Validation (0,1,blocked),(1,0,clear),(1,1,clear) gives blocked,clear,blocked: 2/3. The tied training baseline predicts clear and also gets 2/3, with different missed rows. Require the learned feature and both tie policies.</w:t>
-      </w:r>
-    </w:p>
-    <w:p>
-      <w:r>
-        <w:t>Week 10 introduces nearest neighbours and distances. Carry forward the training/validation split and baseline. Teacher reference: https://scikit-learn.org/stable/modules/generated/sklearn.tree.DecisionTreeClassifier.html (reviewed 2026-09-27); its library criteria differ from our stated classroom mistake-count procedure.</w:t>
-      </w:r>
-    </w:p>
-    <w:p>
-      <w:pPr>
-        <w:pStyle w:val="Heading3"/>
-      </w:pPr>
-      <w:r>
         <w:t>Plan the delayed return</w:t>
       </w:r>
     </w:p>
     <w:p>
-      <w:r>
+      <w:pPr>
+        <w:spacing w:line="336" w:lineRule="auto" w:after="180"/>
+      </w:pPr>
+      <w:r>
+        <w:rPr>
+          <w:b w:val="0"/>
+        </w:rPr>
         <w:t>Suggested return points in this level: ai-2/16, ai-2/18, ai-2/21. Use actual classroom dates, adjusting for holidays and gaps. One, three and six teaching weeks are scheduling choices, not a claimed optimal spacing.</w:t>
       </w:r>
     </w:p>
     <w:p>
-      <w:r>
-        <w:t>At a delayed check, ask for the idea from memory and a changed application. Compare with the earlier independent response and record support used. For a new level, revisit the previous capstone before checking the new prerequisites.</w:t>
+      <w:pPr>
+        <w:spacing w:line="336" w:lineRule="auto" w:after="180"/>
+      </w:pPr>
+      <w:r>
+        <w:rPr>
+          <w:b w:val="0"/>
+        </w:rPr>
+        <w:t>At a delayed check, ask for the idea from memory and a changed application. Compare with the earlier independent response and record support used.</w:t>
+      </w:r>
+    </w:p>
+    <w:p>
+      <w:pPr>
+        <w:spacing w:line="336" w:lineRule="auto" w:after="180"/>
+      </w:pPr>
+      <w:r>
+        <w:rPr>
+          <w:b w:val="0"/>
+        </w:rPr>
+        <w:t>For a new level, revisit the previous capstone before checking the new prerequisites.</w:t>
       </w:r>
     </w:p>
     <w:tbl>
@@ -2981,8 +6131,26 @@
       </w:tr>
     </w:tbl>
     <w:p>
-      <w:r>
-        <w:t>Use the evidence to choose reteaching or the next step. A completed page, confidence rating or attractive project does not by itself demonstrate understanding.</w:t>
+      <w:pPr>
+        <w:spacing w:line="336" w:lineRule="auto" w:after="180"/>
+      </w:pPr>
+      <w:r>
+        <w:rPr>
+          <w:b w:val="0"/>
+        </w:rPr>
+        <w:t xml:space="preserve">Use the </w:t>
+      </w:r>
+      <w:r>
+        <w:rPr>
+          <w:b/>
+        </w:rPr>
+        <w:t>evidence</w:t>
+      </w:r>
+      <w:r>
+        <w:rPr>
+          <w:b w:val="0"/>
+        </w:rPr>
+        <w:t xml:space="preserve"> to choose reteaching or the next step. A completed page, confidence rating or attractive project does not by itself demonstrate understanding.</w:t>
       </w:r>
     </w:p>
     <w:p>
@@ -2994,7 +6162,13 @@
       </w:r>
     </w:p>
     <w:p>
-      <w:r>
+      <w:pPr>
+        <w:spacing w:line="336" w:lineRule="auto" w:after="180"/>
+      </w:pPr>
+      <w:r>
+        <w:rPr>
+          <w:b w:val="0"/>
+        </w:rPr>
         <w:t>Choose recommender questions that distinguish feasible options, documenting the decision criterion rather than asking unnecessary personal details.</w:t>
       </w:r>
     </w:p>
@@ -3008,12 +6182,98 @@
     </w:p>
     <w:p>
       <w:r>
-        <w:t>Teaching target: Fit a root question and leaf predictions from training examples</w:t>
-      </w:r>
-    </w:p>
-    <w:p>
-      <w:r>
-        <w:t>Prepare the labelled worked-case picture, the matching workbook, fictional input cards and a place for individual responses. No paid AI account is required for the paper reasoning activities.</w:t>
+        <w:t>Use this preparation summary alongside the detailed Choose Informative Questions lesson; it is a checklist rather than a replacement for the full sequence.</w:t>
+      </w:r>
+    </w:p>
+    <w:p>
+      <w:pPr>
+        <w:pStyle w:val="Heading3"/>
+      </w:pPr>
+      <w:r>
+        <w:t>Teaching target</w:t>
+      </w:r>
+    </w:p>
+    <w:p>
+      <w:pPr>
+        <w:spacing w:line="336" w:lineRule="auto" w:after="180"/>
+        <w:shd w:fill="EDF7F3"/>
+      </w:pPr>
+      <w:r>
+        <w:rPr>
+          <w:b w:val="0"/>
+        </w:rPr>
+        <w:t xml:space="preserve">Teaching target: Fit a </w:t>
+      </w:r>
+      <w:r>
+        <w:rPr>
+          <w:b/>
+        </w:rPr>
+        <w:t>root</w:t>
+      </w:r>
+      <w:r>
+        <w:rPr>
+          <w:b w:val="0"/>
+        </w:rPr>
+        <w:t xml:space="preserve"> question and </w:t>
+      </w:r>
+      <w:r>
+        <w:rPr>
+          <w:b/>
+        </w:rPr>
+        <w:t>leaf</w:t>
+      </w:r>
+      <w:r>
+        <w:rPr>
+          <w:b w:val="0"/>
+        </w:rPr>
+        <w:t xml:space="preserve"> </w:t>
+      </w:r>
+      <w:r>
+        <w:rPr>
+          <w:b/>
+        </w:rPr>
+        <w:t>prediction</w:t>
+      </w:r>
+      <w:r>
+        <w:rPr>
+          <w:b w:val="0"/>
+        </w:rPr>
+        <w:t xml:space="preserve">s from </w:t>
+      </w:r>
+      <w:r>
+        <w:rPr>
+          <w:b/>
+        </w:rPr>
+        <w:t>training</w:t>
+      </w:r>
+      <w:r>
+        <w:rPr>
+          <w:b w:val="0"/>
+        </w:rPr>
+        <w:t xml:space="preserve"> examples</w:t>
+      </w:r>
+    </w:p>
+    <w:p>
+      <w:pPr>
+        <w:spacing w:line="336" w:lineRule="auto" w:after="180"/>
+      </w:pPr>
+      <w:r>
+        <w:rPr>
+          <w:b w:val="0"/>
+        </w:rPr>
+        <w:t xml:space="preserve">Prepare the labelled worked-case picture, the matching workbook, fictional </w:t>
+      </w:r>
+      <w:r>
+        <w:rPr>
+          <w:b/>
+        </w:rPr>
+        <w:t>input</w:t>
+      </w:r>
+      <w:r>
+        <w:rPr>
+          <w:b w:val="0"/>
+        </w:rPr>
+        <w:t xml:space="preserve"> cards and a place for individual responses. No paid AI account is required for the paper reasoning activities.</w:t>
       </w:r>
     </w:p>
     <w:tbl>
@@ -3160,37 +6420,267 @@
       </w:tr>
     </w:tbl>
     <w:p>
-      <w:r>
-        <w:t>Before class, solve the supported practice: For each near branch and each tall branch, count blocked and clear labels and choose a leaf. Give the total errors for each candidate question.</w:t>
-      </w:r>
-    </w:p>
-    <w:p>
-      <w:r>
-        <w:t>Reasoned practice answer: Near=0 has 1 blocked and 2 clear, predicts clear with 1 error; near=1 has 3 blocked and 0 clear, predicts blocked with 0 errors. Tall=0 has 2 blocked and 1 clear; tall=1 also has 2 blocked and 1 clear. Both tall leaves predict blocked with 1 error each. Totals are near 1 and tall 2.</w:t>
-      </w:r>
-    </w:p>
-    <w:p>
-      <w:r>
-        <w:t>Check every learner before discussion: Use the worked case for Fitting a decision tree. Proposed explanation: “A near branch must predict blocked”. Decide whether this explanation is supported. Point to the step or supplied fact that decides; explain your repair if needed.</w:t>
-      </w:r>
-    </w:p>
-    <w:p>
-      <w:r>
-        <w:t>Misconception repair: The branch label is learned from its training labels; W4 deliberately reverses that relationship.</w:t>
-      </w:r>
-    </w:p>
-    <w:p>
-      <w:r>
-        <w:t>Support: read the exact case aloud, enlarge the labelled picture, supply input cards and model only the first deciding step. Accept a spoken explanation or drawing; retain the reasoning goal.</w:t>
-      </w:r>
-    </w:p>
-    <w:p>
-      <w:r>
-        <w:t>Extension: The current possibility set contains only the four mystery cards. Require a prediction and a reason before comparing. Expected result: Asking mystery now leaves all four; it no longer narrows the set. Reason: Question value depends on the remaining candidates, not just on its wording.</w:t>
-      </w:r>
-    </w:p>
-    <w:p>
-      <w:r>
+      <w:pPr>
+        <w:spacing w:line="336" w:lineRule="auto" w:after="180"/>
+      </w:pPr>
+      <w:r>
+        <w:rPr>
+          <w:b w:val="0"/>
+        </w:rPr>
+        <w:t xml:space="preserve">Before class, solve the supported practice: For each near </w:t>
+      </w:r>
+      <w:r>
+        <w:rPr>
+          <w:b/>
+        </w:rPr>
+        <w:t>branch</w:t>
+      </w:r>
+      <w:r>
+        <w:rPr>
+          <w:b w:val="0"/>
+        </w:rPr>
+        <w:t xml:space="preserve"> and each tall </w:t>
+      </w:r>
+      <w:r>
+        <w:rPr>
+          <w:b/>
+        </w:rPr>
+        <w:t>branch</w:t>
+      </w:r>
+      <w:r>
+        <w:rPr>
+          <w:b w:val="0"/>
+        </w:rPr>
+        <w:t xml:space="preserve">, count blocked and clear labels and choose a </w:t>
+      </w:r>
+      <w:r>
+        <w:rPr>
+          <w:b/>
+        </w:rPr>
+        <w:t>leaf</w:t>
+      </w:r>
+      <w:r>
+        <w:rPr>
+          <w:b w:val="0"/>
+        </w:rPr>
+        <w:t>. Give the total errors for each candidate question.</w:t>
+      </w:r>
+    </w:p>
+    <w:p>
+      <w:pPr>
+        <w:pStyle w:val="Heading3"/>
+      </w:pPr>
+      <w:r>
+        <w:t>Supported practice answer</w:t>
+      </w:r>
+    </w:p>
+    <w:p>
+      <w:pPr>
+        <w:spacing w:line="336" w:lineRule="auto" w:after="180"/>
+        <w:shd w:fill="F1F6FC"/>
+      </w:pPr>
+      <w:r>
+        <w:rPr>
+          <w:b w:val="0"/>
+        </w:rPr>
+        <w:t>Reasoned practice answer: Near=0 has 1 blocked and 2 clear, predicts clear with 1 error; near=1 has 3 blocked and 0 clear, predicts blocked with 0 errors.</w:t>
+      </w:r>
+    </w:p>
+    <w:p>
+      <w:pPr>
+        <w:spacing w:line="336" w:lineRule="auto" w:after="180"/>
+        <w:shd w:fill="F1F6FC"/>
+      </w:pPr>
+      <w:r>
+        <w:rPr>
+          <w:b w:val="0"/>
+        </w:rPr>
+        <w:t>Tall=0 has 2 blocked and 1 clear; tall=1 also has 2 blocked and 1 clear. Both tall leaves predict blocked with 1 error each. Totals are near 1 and tall 2.</w:t>
+      </w:r>
+    </w:p>
+    <w:p>
+      <w:pPr>
+        <w:spacing w:line="336" w:lineRule="auto" w:after="180"/>
+      </w:pPr>
+      <w:r>
+        <w:rPr>
+          <w:b w:val="0"/>
+        </w:rPr>
+        <w:t xml:space="preserve">Check every learner before discussion: Use the worked case for </w:t>
+      </w:r>
+      <w:r>
+        <w:rPr>
+          <w:b/>
+        </w:rPr>
+        <w:t>Fitting</w:t>
+      </w:r>
+      <w:r>
+        <w:rPr>
+          <w:b w:val="0"/>
+        </w:rPr>
+        <w:t xml:space="preserve"> a decision tree. Proposed explanation: “A near </w:t>
+      </w:r>
+      <w:r>
+        <w:rPr>
+          <w:b/>
+        </w:rPr>
+        <w:t>branch</w:t>
+      </w:r>
+      <w:r>
+        <w:rPr>
+          <w:b w:val="0"/>
+        </w:rPr>
+        <w:t xml:space="preserve"> must predict blocked”. Decide whether this explanation is supported.</w:t>
+      </w:r>
+    </w:p>
+    <w:p>
+      <w:pPr>
+        <w:spacing w:line="336" w:lineRule="auto" w:after="180"/>
+      </w:pPr>
+      <w:r>
+        <w:rPr>
+          <w:b w:val="0"/>
+        </w:rPr>
+        <w:t>Point to the step or supplied fact that decides; explain your repair if needed.</w:t>
+      </w:r>
+    </w:p>
+    <w:p>
+      <w:pPr>
+        <w:pStyle w:val="Heading3"/>
+      </w:pPr>
+      <w:r>
+        <w:t>Repair the misconception</w:t>
+      </w:r>
+    </w:p>
+    <w:p>
+      <w:pPr>
+        <w:spacing w:line="336" w:lineRule="auto" w:after="180"/>
+        <w:shd w:fill="FFF5E6"/>
+      </w:pPr>
+      <w:r>
+        <w:rPr>
+          <w:b w:val="0"/>
+        </w:rPr>
+        <w:t xml:space="preserve">Misconception repair: The </w:t>
+      </w:r>
+      <w:r>
+        <w:rPr>
+          <w:b/>
+        </w:rPr>
+        <w:t>branch</w:t>
+      </w:r>
+      <w:r>
+        <w:rPr>
+          <w:b w:val="0"/>
+        </w:rPr>
+        <w:t xml:space="preserve"> label is learned from its </w:t>
+      </w:r>
+      <w:r>
+        <w:rPr>
+          <w:b/>
+        </w:rPr>
+        <w:t>training</w:t>
+      </w:r>
+      <w:r>
+        <w:rPr>
+          <w:b w:val="0"/>
+        </w:rPr>
+        <w:t xml:space="preserve"> labels; W4 deliberately reverses that relationship.</w:t>
+      </w:r>
+    </w:p>
+    <w:p>
+      <w:pPr>
+        <w:pStyle w:val="Heading3"/>
+      </w:pPr>
+      <w:r>
+        <w:t>Support without giving away the answer</w:t>
+      </w:r>
+    </w:p>
+    <w:p>
+      <w:pPr>
+        <w:spacing w:line="336" w:lineRule="auto" w:after="180"/>
+        <w:shd w:fill="F1F6F8"/>
+      </w:pPr>
+      <w:r>
+        <w:rPr>
+          <w:b w:val="0"/>
+        </w:rPr>
+        <w:t xml:space="preserve">Support: read the exact case aloud, enlarge the labelled picture, supply </w:t>
+      </w:r>
+      <w:r>
+        <w:rPr>
+          <w:b/>
+        </w:rPr>
+        <w:t>input</w:t>
+      </w:r>
+      <w:r>
+        <w:rPr>
+          <w:b w:val="0"/>
+        </w:rPr>
+        <w:t xml:space="preserve"> cards and model only the first deciding step. Accept a spoken explanation or drawing; retain the reasoning goal.</w:t>
+      </w:r>
+    </w:p>
+    <w:p>
+      <w:pPr>
+        <w:pStyle w:val="Heading3"/>
+      </w:pPr>
+      <w:r>
+        <w:t>Extend the reasoning</w:t>
+      </w:r>
+    </w:p>
+    <w:p>
+      <w:pPr>
+        <w:spacing w:line="336" w:lineRule="auto" w:after="180"/>
+        <w:shd w:fill="F5F1FB"/>
+      </w:pPr>
+      <w:r>
+        <w:rPr>
+          <w:b w:val="0"/>
+        </w:rPr>
+        <w:t xml:space="preserve">Extension: The current possibility set contains only the four mystery cards. Require a </w:t>
+      </w:r>
+      <w:r>
+        <w:rPr>
+          <w:b/>
+        </w:rPr>
+        <w:t>prediction</w:t>
+      </w:r>
+      <w:r>
+        <w:rPr>
+          <w:b w:val="0"/>
+        </w:rPr>
+        <w:t xml:space="preserve"> and a reason before comparing. Expected result: Asking mystery now leaves all four; it no longer narrows the set.</w:t>
+      </w:r>
+    </w:p>
+    <w:p>
+      <w:pPr>
+        <w:spacing w:line="336" w:lineRule="auto" w:after="180"/>
+        <w:shd w:fill="F5F1FB"/>
+      </w:pPr>
+      <w:r>
+        <w:rPr>
+          <w:b w:val="0"/>
+        </w:rPr>
+        <w:t>Reason: Question value depends on the remaining candidates, not just on its wording.</w:t>
+      </w:r>
+    </w:p>
+    <w:p>
+      <w:pPr>
+        <w:pStyle w:val="Heading3"/>
+      </w:pPr>
+      <w:r>
+        <w:t>Protect the independent attempt</w:t>
+      </w:r>
+    </w:p>
+    <w:p>
+      <w:pPr>
+        <w:spacing w:line="336" w:lineRule="auto" w:after="180"/>
+        <w:shd w:fill="FFF5E6"/>
+      </w:pPr>
+      <w:r>
+        <w:rPr>
+          <w:b w:val="0"/>
+        </w:rPr>
         <w:t>Independent assessment: withhold the reserved answer until the learner has attempted the new case. Record support separately from correctness.</w:t>
       </w:r>
     </w:p>
@@ -3379,13 +6869,46 @@
       </w:tr>
     </w:tbl>
     <w:p>
-      <w:r>
+      <w:pPr>
+        <w:pStyle w:val="Heading3"/>
+      </w:pPr>
+      <w:r>
+        <w:t>Project checkpoint</w:t>
+      </w:r>
+    </w:p>
+    <w:p>
+      <w:pPr>
+        <w:spacing w:line="336" w:lineRule="auto" w:after="180"/>
+        <w:shd w:fill="EDF7F3"/>
+      </w:pPr>
+      <w:r>
+        <w:rPr>
+          <w:b w:val="0"/>
+        </w:rPr>
         <w:t>Project checkpoint: Test changed cases. Keep normal, boundary and failure cases; compare expected and observed results.</w:t>
       </w:r>
     </w:p>
     <w:p>
-      <w:r>
-        <w:t>Use the weekly teacher answer for topic-specific reasoning. A saved progress tick is an activity record; judge mastery from the learner’s explanation and evidence.</w:t>
+      <w:pPr>
+        <w:spacing w:line="336" w:lineRule="auto" w:after="180"/>
+      </w:pPr>
+      <w:r>
+        <w:rPr>
+          <w:b w:val="0"/>
+        </w:rPr>
+        <w:t xml:space="preserve">Use the weekly teacher answer for topic-specific reasoning. A saved progress tick is an activity record; judge mastery from the learner’s explanation and </w:t>
+      </w:r>
+      <w:r>
+        <w:rPr>
+          <w:b/>
+        </w:rPr>
+        <w:t>evidence</w:t>
+      </w:r>
+      <w:r>
+        <w:rPr>
+          <w:b w:val="0"/>
+        </w:rPr>
+        <w:t>.</w:t>
       </w:r>
     </w:p>
     <w:p>
@@ -3398,27 +6921,879 @@
     </w:p>
     <w:p>
       <w:r>
-        <w:t>Use the two formative questions as supported practice, not as independent mastery scores. Discuss the deciding evidence rather than accepting a guessed selection.</w:t>
-      </w:r>
-    </w:p>
-    <w:p>
-      <w:r>
+        <w:t>Use feedback, earlier review and portfolios purposefully. Apply the coding routine only when this lesson has an executable lab.</w:t>
+      </w:r>
+    </w:p>
+    <w:p>
+      <w:pPr>
+        <w:spacing w:line="336" w:lineRule="auto" w:after="180"/>
+      </w:pPr>
+      <w:r>
+        <w:rPr>
+          <w:b w:val="0"/>
+        </w:rPr>
+        <w:t xml:space="preserve">Use the two formative questions as supported practice, not as independent mastery scores. Discuss the deciding </w:t>
+      </w:r>
+      <w:r>
+        <w:rPr>
+          <w:b/>
+        </w:rPr>
+        <w:t>evidence</w:t>
+      </w:r>
+      <w:r>
+        <w:rPr>
+          <w:b w:val="0"/>
+        </w:rPr>
+        <w:t xml:space="preserve"> rather than accepting a guessed selection.</w:t>
+      </w:r>
+    </w:p>
+    <w:p>
+      <w:pPr>
+        <w:spacing w:line="336" w:lineRule="auto" w:after="180"/>
+      </w:pPr>
+      <w:r>
+        <w:rPr>
+          <w:b w:val="0"/>
+        </w:rPr>
         <w:t>The feedback comes from the reviewed public worked case. Do not reveal the separately reserved independent teacher answer until the learner has attempted that case.</w:t>
       </w:r>
     </w:p>
     <w:p>
-      <w:r>
-        <w:t>Ask students to predict before running code. Preserve errors and actual outputs; collect a changed test and an explanation. The branch-boundary and indexing lessons deliberately include failure cases.</w:t>
-      </w:r>
-    </w:p>
-    <w:p>
-      <w:r>
+      <w:pPr>
+        <w:spacing w:line="336" w:lineRule="auto" w:after="180"/>
+      </w:pPr>
+      <w:r>
+        <w:rPr>
+          <w:b w:val="0"/>
+        </w:rPr>
+        <w:t xml:space="preserve">Ask students to predict before running code. Preserve errors and actual </w:t>
+      </w:r>
+      <w:r>
+        <w:rPr>
+          <w:b/>
+        </w:rPr>
+        <w:t>output</w:t>
+      </w:r>
+      <w:r>
+        <w:rPr>
+          <w:b w:val="0"/>
+        </w:rPr>
+        <w:t xml:space="preserve">s; collect a changed test and an explanation. The </w:t>
+      </w:r>
+      <w:r>
+        <w:rPr>
+          <w:b/>
+        </w:rPr>
+        <w:t>branch</w:t>
+      </w:r>
+      <w:r>
+        <w:rPr>
+          <w:b w:val="0"/>
+        </w:rPr>
+        <w:t>-boundary and indexing lessons deliberately include failure cases.</w:t>
+      </w:r>
+    </w:p>
+    <w:p>
+      <w:pPr>
+        <w:spacing w:line="336" w:lineRule="auto" w:after="180"/>
+      </w:pPr>
+      <w:r>
+        <w:rPr>
+          <w:b w:val="0"/>
+        </w:rPr>
         <w:t>Use the earlier worked-explanation links to address a specific missing building block, then return to the current question. Adapt this suggestion after observing the learner; it is not an automatic diagnosis.</w:t>
       </w:r>
     </w:p>
     <w:p>
-      <w:r>
-        <w:t>Collect the completed-work portfolio as evidence. Record support separately from correctness, and assess explanation, trace/test and limitations. Progress ticks and quiz selections alone do not establish mastery.</w:t>
+      <w:pPr>
+        <w:spacing w:line="336" w:lineRule="auto" w:after="180"/>
+      </w:pPr>
+      <w:r>
+        <w:rPr>
+          <w:b w:val="0"/>
+        </w:rPr>
+        <w:t xml:space="preserve">Collect the completed-work portfolio as </w:t>
+      </w:r>
+      <w:r>
+        <w:rPr>
+          <w:b/>
+        </w:rPr>
+        <w:t>evidence</w:t>
+      </w:r>
+      <w:r>
+        <w:rPr>
+          <w:b w:val="0"/>
+        </w:rPr>
+        <w:t>. Record support separately from correctness, and assess explanation, trace/test and limitations. Progress ticks and quiz selections alone do not establish mastery.</w:t>
+      </w:r>
+    </w:p>
+    <w:p>
+      <w:pPr>
+        <w:pStyle w:val="Heading1"/>
+      </w:pPr>
+      <w:r>
+        <w:t>09. Visual concept journey</w:t>
+      </w:r>
+    </w:p>
+    <w:p>
+      <w:r>
+        <w:t>Show one Choose Informative Questions graphic at a time, request a prediction and discuss its trace before the independent assessment.</w:t>
+      </w:r>
+    </w:p>
+    <w:p>
+      <w:pPr>
+        <w:spacing w:line="336" w:lineRule="auto" w:after="180"/>
+      </w:pPr>
+      <w:r>
+        <w:rPr>
+          <w:b w:val="0"/>
+        </w:rPr>
+        <w:t xml:space="preserve">Use one picture at a time. Hide a worked result before asking for a </w:t>
+      </w:r>
+      <w:r>
+        <w:rPr>
+          <w:b/>
+        </w:rPr>
+        <w:t>prediction</w:t>
+      </w:r>
+      <w:r>
+        <w:rPr>
+          <w:b w:val="0"/>
+        </w:rPr>
+        <w:t>, then reveal it for feedback. These are supported teaching cases; retain the separate independent assessment for a fresh first attempt.</w:t>
+      </w:r>
+    </w:p>
+    <w:p>
+      <w:pPr>
+        <w:pStyle w:val="Heading3"/>
+      </w:pPr>
+      <w:r>
+        <w:t>01. Choose Informative Questions: the case</w:t>
+      </w:r>
+    </w:p>
+    <w:p>
+      <w:r>
+        <w:drawing>
+          <wp:inline xmlns:a="http://schemas.openxmlformats.org/drawingml/2006/main" xmlns:pic="http://schemas.openxmlformats.org/drawingml/2006/picture">
+            <wp:extent cx="5486400" cy="3142488"/>
+            <wp:docPr id="3" name="Picture 3" descr="A fictional guessing game has eight catalogue cards and asks yes/no questions to narrow the target. Supplied facts: Cards: four mystery, four science; six paperback, two hardback; all English. Compare worst-case remaining group size after asking mystery?, paperback? or English?. No claim about unequal target probabilities is made."/>
+            <wp:cNvGraphicFramePr>
+              <a:graphicFrameLocks noChangeAspect="1"/>
+            </wp:cNvGraphicFramePr>
+            <a:graphic>
+              <a:graphicData uri="http://schemas.openxmlformats.org/drawingml/2006/picture">
+                <pic:pic>
+                  <pic:nvPicPr>
+                    <pic:cNvPr id="0" name="academy-story-ai-2-15-01.png"/>
+                    <pic:cNvPicPr/>
+                  </pic:nvPicPr>
+                  <pic:blipFill>
+                    <a:blip r:embed="rId11"/>
+                    <a:stretch>
+                      <a:fillRect/>
+                    </a:stretch>
+                  </pic:blipFill>
+                  <pic:spPr>
+                    <a:xfrm>
+                      <a:off x="0" y="0"/>
+                      <a:ext cx="5486400" cy="3142488"/>
+                    </a:xfrm>
+                    <a:prstGeom prst="rect"/>
+                  </pic:spPr>
+                </pic:pic>
+              </a:graphicData>
+            </a:graphic>
+          </wp:inline>
+        </w:drawing>
+      </w:r>
+    </w:p>
+    <w:p>
+      <w:pPr>
+        <w:spacing w:line="336" w:lineRule="auto" w:after="180"/>
+      </w:pPr>
+      <w:r>
+        <w:rPr>
+          <w:b w:val="0"/>
+        </w:rPr>
+        <w:t>A fictional guessing game has eight catalogue cards and asks yes/no questions to narrow the target. Supplied facts: Cards: four mystery, four science; six paperback, two hardback; all English.</w:t>
+      </w:r>
+    </w:p>
+    <w:p>
+      <w:pPr>
+        <w:spacing w:line="336" w:lineRule="auto" w:after="180"/>
+      </w:pPr>
+      <w:r>
+        <w:rPr>
+          <w:b w:val="0"/>
+        </w:rPr>
+        <w:t>Compare worst-case remaining group size after asking mystery?, paperback? or English?. No claim about unequal target probabilities is made.</w:t>
+      </w:r>
+    </w:p>
+    <w:p>
+      <w:pPr>
+        <w:spacing w:line="336" w:lineRule="auto" w:after="180"/>
+        <w:shd w:fill="F5F1FB"/>
+      </w:pPr>
+      <w:r>
+        <w:rPr>
+          <w:b w:val="0"/>
+        </w:rPr>
+        <w:t>Point to the given fact that matters most. Explain why it matters.</w:t>
+      </w:r>
+    </w:p>
+    <w:p>
+      <w:pPr>
+        <w:pStyle w:val="Heading3"/>
+      </w:pPr>
+      <w:r>
+        <w:t>Discuss while showing the picture</w:t>
+      </w:r>
+    </w:p>
+    <w:p>
+      <w:pPr>
+        <w:spacing w:line="336" w:lineRule="auto" w:after="180"/>
+        <w:shd w:fill="F1F6F8"/>
+      </w:pPr>
+      <w:r>
+        <w:rPr>
+          <w:b w:val="0"/>
+        </w:rPr>
+        <w:t>Teacher prompt: Point to the given fact that matters most. Explain why it matters. Ask learners to describe one label or arrow in ordinary words. Use the adjacent transcript if the image is difficult to see.</w:t>
+      </w:r>
+    </w:p>
+    <w:p>
+      <w:pPr>
+        <w:pStyle w:val="Heading3"/>
+      </w:pPr>
+      <w:r>
+        <w:t>02. Follow the deciding steps</w:t>
+      </w:r>
+    </w:p>
+    <w:p>
+      <w:r>
+        <w:drawing>
+          <wp:inline xmlns:a="http://schemas.openxmlformats.org/drawingml/2006/main" xmlns:pic="http://schemas.openxmlformats.org/drawingml/2006/picture">
+            <wp:extent cx="5486400" cy="4005072"/>
+            <wp:docPr id="4" name="Picture 4" descr="List possibilities: There are eight possible target cards initially. → Mystery question: Yes group 4; No group 4; largest remaining group 4. → Paperback question: Yes 6; No 2; largest remaining group 6. → English question: Yes 8; No 0; largest remaining group 8."/>
+            <wp:cNvGraphicFramePr>
+              <a:graphicFrameLocks noChangeAspect="1"/>
+            </wp:cNvGraphicFramePr>
+            <a:graphic>
+              <a:graphicData uri="http://schemas.openxmlformats.org/drawingml/2006/picture">
+                <pic:pic>
+                  <pic:nvPicPr>
+                    <pic:cNvPr id="0" name="academy-story-ai-2-15-02.png"/>
+                    <pic:cNvPicPr/>
+                  </pic:nvPicPr>
+                  <pic:blipFill>
+                    <a:blip r:embed="rId12"/>
+                    <a:stretch>
+                      <a:fillRect/>
+                    </a:stretch>
+                  </pic:blipFill>
+                  <pic:spPr>
+                    <a:xfrm>
+                      <a:off x="0" y="0"/>
+                      <a:ext cx="5486400" cy="4005072"/>
+                    </a:xfrm>
+                    <a:prstGeom prst="rect"/>
+                  </pic:spPr>
+                </pic:pic>
+              </a:graphicData>
+            </a:graphic>
+          </wp:inline>
+        </w:drawing>
+      </w:r>
+    </w:p>
+    <w:p>
+      <w:pPr>
+        <w:spacing w:line="336" w:lineRule="auto" w:after="180"/>
+      </w:pPr>
+      <w:r>
+        <w:rPr>
+          <w:b w:val="0"/>
+        </w:rPr>
+        <w:t>List possibilities: There are eight possible target cards initially. → Mystery question: Yes group 4; No group 4; largest remaining group 4. → Paperback question: Yes 6; No 2; largest remaining group 6. → English question: Yes 8; No 0; largest remaining group 8.</w:t>
+      </w:r>
+    </w:p>
+    <w:p>
+      <w:pPr>
+        <w:spacing w:line="336" w:lineRule="auto" w:after="180"/>
+        <w:shd w:fill="F5F1FB"/>
+      </w:pPr>
+      <w:r>
+        <w:rPr>
+          <w:b w:val="0"/>
+        </w:rPr>
+        <w:t xml:space="preserve">Point to each numbered stage and explain which recorded </w:t>
+      </w:r>
+      <w:r>
+        <w:rPr>
+          <w:b/>
+        </w:rPr>
+        <w:t>input</w:t>
+      </w:r>
+      <w:r>
+        <w:rPr>
+          <w:b w:val="0"/>
+        </w:rPr>
+        <w:t xml:space="preserve"> it uses.</w:t>
+      </w:r>
+    </w:p>
+    <w:p>
+      <w:pPr>
+        <w:pStyle w:val="Heading3"/>
+      </w:pPr>
+      <w:r>
+        <w:t>Discuss while showing the picture</w:t>
+      </w:r>
+    </w:p>
+    <w:p>
+      <w:pPr>
+        <w:spacing w:line="336" w:lineRule="auto" w:after="180"/>
+        <w:shd w:fill="F1F6F8"/>
+      </w:pPr>
+      <w:r>
+        <w:rPr>
+          <w:b w:val="0"/>
+        </w:rPr>
+        <w:t xml:space="preserve">Teacher prompt: Point to each numbered stage and explain which recorded </w:t>
+      </w:r>
+      <w:r>
+        <w:rPr>
+          <w:b/>
+        </w:rPr>
+        <w:t>input</w:t>
+      </w:r>
+      <w:r>
+        <w:rPr>
+          <w:b w:val="0"/>
+        </w:rPr>
+        <w:t xml:space="preserve"> it uses. Ask learners to describe one label or arrow in ordinary words. Use the adjacent transcript if the image is difficult to see.</w:t>
+      </w:r>
+    </w:p>
+    <w:p>
+      <w:pPr>
+        <w:pStyle w:val="Heading3"/>
+      </w:pPr>
+      <w:r>
+        <w:t>03. Worst-case remaining candidates</w:t>
+      </w:r>
+    </w:p>
+    <w:p>
+      <w:r>
+        <w:drawing>
+          <wp:inline xmlns:a="http://schemas.openxmlformats.org/drawingml/2006/main" xmlns:pic="http://schemas.openxmlformats.org/drawingml/2006/picture">
+            <wp:extent cx="5486400" cy="3145536"/>
+            <wp:docPr id="5" name="Picture 5" descr="Worst-case remaining candidates. Units: cards remaining. Mystery?: 4. Paperback?: 6. English?: 8."/>
+            <wp:cNvGraphicFramePr>
+              <a:graphicFrameLocks noChangeAspect="1"/>
+            </wp:cNvGraphicFramePr>
+            <a:graphic>
+              <a:graphicData uri="http://schemas.openxmlformats.org/drawingml/2006/picture">
+                <pic:pic>
+                  <pic:nvPicPr>
+                    <pic:cNvPr id="0" name="academy-story-ai-2-15-03.png"/>
+                    <pic:cNvPicPr/>
+                  </pic:nvPicPr>
+                  <pic:blipFill>
+                    <a:blip r:embed="rId13"/>
+                    <a:stretch>
+                      <a:fillRect/>
+                    </a:stretch>
+                  </pic:blipFill>
+                  <pic:spPr>
+                    <a:xfrm>
+                      <a:off x="0" y="0"/>
+                      <a:ext cx="5486400" cy="3145536"/>
+                    </a:xfrm>
+                    <a:prstGeom prst="rect"/>
+                  </pic:spPr>
+                </pic:pic>
+              </a:graphicData>
+            </a:graphic>
+          </wp:inline>
+        </w:drawing>
+      </w:r>
+    </w:p>
+    <w:p>
+      <w:pPr>
+        <w:spacing w:line="336" w:lineRule="auto" w:after="180"/>
+      </w:pPr>
+      <w:r>
+        <w:rPr>
+          <w:b w:val="0"/>
+        </w:rPr>
+        <w:t>Worst-case remaining candidates. Units: cards remaining. Mystery?: 4. Paperback?: 6. English?: 8.</w:t>
+      </w:r>
+    </w:p>
+    <w:p>
+      <w:pPr>
+        <w:spacing w:line="336" w:lineRule="auto" w:after="180"/>
+        <w:shd w:fill="F5F1FB"/>
+      </w:pPr>
+      <w:r>
+        <w:rPr>
+          <w:b w:val="0"/>
+        </w:rPr>
+        <w:t>Read the labels and values. Explain the relationship the model shows.</w:t>
+      </w:r>
+    </w:p>
+    <w:p>
+      <w:pPr>
+        <w:pStyle w:val="Heading3"/>
+      </w:pPr>
+      <w:r>
+        <w:t>Discuss while showing the picture</w:t>
+      </w:r>
+    </w:p>
+    <w:p>
+      <w:pPr>
+        <w:spacing w:line="336" w:lineRule="auto" w:after="180"/>
+        <w:shd w:fill="F1F6F8"/>
+      </w:pPr>
+      <w:r>
+        <w:rPr>
+          <w:b w:val="0"/>
+        </w:rPr>
+        <w:t>Teacher prompt: Read the labels and values. Explain the relationship the model shows. Ask learners to describe one label or arrow in ordinary words. Use the adjacent transcript if the image is difficult to see.</w:t>
+      </w:r>
+    </w:p>
+    <w:p>
+      <w:pPr>
+        <w:spacing w:line="336" w:lineRule="auto" w:after="180"/>
+        <w:shd w:fill="F1F6F8"/>
+      </w:pPr>
+      <w:r>
+        <w:rPr>
+          <w:b w:val="0"/>
+        </w:rPr>
+        <w:t>Check row/column meanings, units and denominators before discussing a difference. Supplied toy values are not real class or model results.</w:t>
+      </w:r>
+    </w:p>
+    <w:p>
+      <w:pPr>
+        <w:pStyle w:val="Heading3"/>
+      </w:pPr>
+      <w:r>
+        <w:t>04. Change one thing. Trace what follows.</w:t>
+      </w:r>
+    </w:p>
+    <w:p>
+      <w:r>
+        <w:drawing>
+          <wp:inline xmlns:a="http://schemas.openxmlformats.org/drawingml/2006/main" xmlns:pic="http://schemas.openxmlformats.org/drawingml/2006/picture">
+            <wp:extent cx="5486400" cy="3026664"/>
+            <wp:docPr id="6" name="Picture 6" descr="Original case: Yes 8; No 0; largest remaining group 8. Changed condition: The current possibility set contains only the four mystery cards. Expected result: Asking mystery now leaves all four; it no longer narrows the set. Reason: Question value depends on the remaining candidates, not just on its wording."/>
+            <wp:cNvGraphicFramePr>
+              <a:graphicFrameLocks noChangeAspect="1"/>
+            </wp:cNvGraphicFramePr>
+            <a:graphic>
+              <a:graphicData uri="http://schemas.openxmlformats.org/drawingml/2006/picture">
+                <pic:pic>
+                  <pic:nvPicPr>
+                    <pic:cNvPr id="0" name="academy-story-ai-2-15-04.png"/>
+                    <pic:cNvPicPr/>
+                  </pic:nvPicPr>
+                  <pic:blipFill>
+                    <a:blip r:embed="rId14"/>
+                    <a:stretch>
+                      <a:fillRect/>
+                    </a:stretch>
+                  </pic:blipFill>
+                  <pic:spPr>
+                    <a:xfrm>
+                      <a:off x="0" y="0"/>
+                      <a:ext cx="5486400" cy="3026664"/>
+                    </a:xfrm>
+                    <a:prstGeom prst="rect"/>
+                  </pic:spPr>
+                </pic:pic>
+              </a:graphicData>
+            </a:graphic>
+          </wp:inline>
+        </w:drawing>
+      </w:r>
+    </w:p>
+    <w:p>
+      <w:pPr>
+        <w:spacing w:line="336" w:lineRule="auto" w:after="180"/>
+      </w:pPr>
+      <w:r>
+        <w:rPr>
+          <w:b w:val="0"/>
+        </w:rPr>
+        <w:t>Original case: Yes 8; No 0; largest remaining group 8. Changed condition: The current possibility set contains only the four mystery cards. Expected result: Asking mystery now leaves all four; it no longer narrows the set.</w:t>
+      </w:r>
+    </w:p>
+    <w:p>
+      <w:pPr>
+        <w:spacing w:line="336" w:lineRule="auto" w:after="180"/>
+      </w:pPr>
+      <w:r>
+        <w:rPr>
+          <w:b w:val="0"/>
+        </w:rPr>
+        <w:t>Reason: Question value depends on the remaining candidates, not just on its wording.</w:t>
+      </w:r>
+    </w:p>
+    <w:p>
+      <w:pPr>
+        <w:spacing w:line="336" w:lineRule="auto" w:after="180"/>
+        <w:shd w:fill="F5F1FB"/>
+      </w:pPr>
+      <w:r>
+        <w:rPr>
+          <w:b w:val="0"/>
+        </w:rPr>
+        <w:t>Predict before checking the worked changed-case result. Name what changed and what the supplied facts allow you to conclude.</w:t>
+      </w:r>
+    </w:p>
+    <w:p>
+      <w:pPr>
+        <w:pStyle w:val="Heading3"/>
+      </w:pPr>
+      <w:r>
+        <w:t>Discuss while showing the picture</w:t>
+      </w:r>
+    </w:p>
+    <w:p>
+      <w:pPr>
+        <w:spacing w:line="336" w:lineRule="auto" w:after="180"/>
+        <w:shd w:fill="F1F6F8"/>
+      </w:pPr>
+      <w:r>
+        <w:rPr>
+          <w:b w:val="0"/>
+        </w:rPr>
+        <w:t>Teacher prompt: Predict before checking the worked changed-case result. Name what changed and what the supplied facts allow you to conclude. Ask learners to describe one label or arrow in ordinary words.</w:t>
+      </w:r>
+    </w:p>
+    <w:p>
+      <w:pPr>
+        <w:spacing w:line="336" w:lineRule="auto" w:after="180"/>
+        <w:shd w:fill="F1F6F8"/>
+      </w:pPr>
+      <w:r>
+        <w:rPr>
+          <w:b w:val="0"/>
+        </w:rPr>
+        <w:t>Use the adjacent transcript if the image is difficult to see. Changed-case reasoning: Question value depends on the remaining candidates, not just on its wording.</w:t>
+      </w:r>
+    </w:p>
+    <w:p>
+      <w:pPr>
+        <w:pStyle w:val="Heading3"/>
+      </w:pPr>
+      <w:r>
+        <w:t>05. Connect the explanation to its limit</w:t>
+      </w:r>
+    </w:p>
+    <w:p>
+      <w:r>
+        <w:drawing>
+          <wp:inline xmlns:a="http://schemas.openxmlformats.org/drawingml/2006/main" xmlns:pic="http://schemas.openxmlformats.org/drawingml/2006/picture">
+            <wp:extent cx="5486400" cy="2834640"/>
+            <wp:docPr id="7" name="Picture 7" descr="Under the stated worst-case criterion, mystery is the most useful of these questions because it leaves at most four cards. The constant language clue never narrows the set. This is an identification-game criterion; a classifier fitting labels may instead compare prediction errors or another declared training measure. Limit: Balanced groups do not guarantee a truthful user answer or optimal choices under every probability or cost model."/>
+            <wp:cNvGraphicFramePr>
+              <a:graphicFrameLocks noChangeAspect="1"/>
+            </wp:cNvGraphicFramePr>
+            <a:graphic>
+              <a:graphicData uri="http://schemas.openxmlformats.org/drawingml/2006/picture">
+                <pic:pic>
+                  <pic:nvPicPr>
+                    <pic:cNvPr id="0" name="academy-story-ai-2-15-05.png"/>
+                    <pic:cNvPicPr/>
+                  </pic:nvPicPr>
+                  <pic:blipFill>
+                    <a:blip r:embed="rId15"/>
+                    <a:stretch>
+                      <a:fillRect/>
+                    </a:stretch>
+                  </pic:blipFill>
+                  <pic:spPr>
+                    <a:xfrm>
+                      <a:off x="0" y="0"/>
+                      <a:ext cx="5486400" cy="2834640"/>
+                    </a:xfrm>
+                    <a:prstGeom prst="rect"/>
+                  </pic:spPr>
+                </pic:pic>
+              </a:graphicData>
+            </a:graphic>
+          </wp:inline>
+        </w:drawing>
+      </w:r>
+    </w:p>
+    <w:p>
+      <w:pPr>
+        <w:spacing w:line="336" w:lineRule="auto" w:after="180"/>
+      </w:pPr>
+      <w:r>
+        <w:rPr>
+          <w:b w:val="0"/>
+        </w:rPr>
+        <w:t>Under the stated worst-case criterion, mystery is the most useful of these questions because it leaves at most four cards. The constant language clue never narrows the set.</w:t>
+      </w:r>
+    </w:p>
+    <w:p>
+      <w:pPr>
+        <w:spacing w:line="336" w:lineRule="auto" w:after="180"/>
+      </w:pPr>
+      <w:r>
+        <w:rPr>
+          <w:b w:val="0"/>
+        </w:rPr>
+        <w:t xml:space="preserve">This is an identification-game criterion; a classifier </w:t>
+      </w:r>
+      <w:r>
+        <w:rPr>
+          <w:b/>
+        </w:rPr>
+        <w:t>fitting</w:t>
+      </w:r>
+      <w:r>
+        <w:rPr>
+          <w:b w:val="0"/>
+        </w:rPr>
+        <w:t xml:space="preserve"> labels may instead compare </w:t>
+      </w:r>
+      <w:r>
+        <w:rPr>
+          <w:b/>
+        </w:rPr>
+        <w:t>prediction</w:t>
+      </w:r>
+      <w:r>
+        <w:rPr>
+          <w:b w:val="0"/>
+        </w:rPr>
+        <w:t xml:space="preserve"> errors or another declared </w:t>
+      </w:r>
+      <w:r>
+        <w:rPr>
+          <w:b/>
+        </w:rPr>
+        <w:t>training</w:t>
+      </w:r>
+      <w:r>
+        <w:rPr>
+          <w:b w:val="0"/>
+        </w:rPr>
+        <w:t xml:space="preserve"> measure.</w:t>
+      </w:r>
+    </w:p>
+    <w:p>
+      <w:pPr>
+        <w:spacing w:line="336" w:lineRule="auto" w:after="180"/>
+      </w:pPr>
+      <w:r>
+        <w:rPr>
+          <w:b w:val="0"/>
+        </w:rPr>
+        <w:t>Limit: Balanced groups do not guarantee a truthful user answer or optimal choices under every probability or cost model.</w:t>
+      </w:r>
+    </w:p>
+    <w:p>
+      <w:pPr>
+        <w:spacing w:line="336" w:lineRule="auto" w:after="180"/>
+        <w:shd w:fill="F5F1FB"/>
+      </w:pPr>
+      <w:r>
+        <w:rPr>
+          <w:b w:val="0"/>
+        </w:rPr>
+        <w:t>Explain the case, then point to a limit on the claim.</w:t>
+      </w:r>
+    </w:p>
+    <w:p>
+      <w:pPr>
+        <w:pStyle w:val="Heading3"/>
+      </w:pPr>
+      <w:r>
+        <w:t>Discuss while showing the picture</w:t>
+      </w:r>
+    </w:p>
+    <w:p>
+      <w:pPr>
+        <w:spacing w:line="336" w:lineRule="auto" w:after="180"/>
+        <w:shd w:fill="F1F6F8"/>
+      </w:pPr>
+      <w:r>
+        <w:rPr>
+          <w:b w:val="0"/>
+        </w:rPr>
+        <w:t>Teacher prompt: Explain the case, then point to a limit on the claim. Ask learners to describe one label or arrow in ordinary words. Use the adjacent transcript if the image is difficult to see.</w:t>
+      </w:r>
+    </w:p>
+    <w:p>
+      <w:pPr>
+        <w:spacing w:line="336" w:lineRule="auto" w:after="180"/>
+        <w:shd w:fill="F1F6F8"/>
+      </w:pPr>
+      <w:r>
+        <w:rPr>
+          <w:b w:val="0"/>
+        </w:rPr>
+        <w:t>Keep the stated scope: Balanced groups do not guarantee a truthful user answer or optimal choices under every probability or cost model.</w:t>
+      </w:r>
+    </w:p>
+    <w:p>
+      <w:pPr>
+        <w:pStyle w:val="Heading3"/>
+      </w:pPr>
+      <w:r>
+        <w:t>06. Make the idea visible in your project</w:t>
+      </w:r>
+    </w:p>
+    <w:p>
+      <w:r>
+        <w:drawing>
+          <wp:inline xmlns:a="http://schemas.openxmlformats.org/drawingml/2006/main" xmlns:pic="http://schemas.openxmlformats.org/drawingml/2006/picture">
+            <wp:extent cx="5486400" cy="3380232"/>
+            <wp:docPr id="8" name="Picture 8" descr="Choose recommender questions that distinguish feasible options, documenting the decision criterion rather than asking unnecessary personal details. Draw your input, deciding step, result and limit. Supported question: Choose the best original question and explain why its more balanced split matters here."/>
+            <wp:cNvGraphicFramePr>
+              <a:graphicFrameLocks noChangeAspect="1"/>
+            </wp:cNvGraphicFramePr>
+            <a:graphic>
+              <a:graphicData uri="http://schemas.openxmlformats.org/drawingml/2006/picture">
+                <pic:pic>
+                  <pic:nvPicPr>
+                    <pic:cNvPr id="0" name="academy-story-ai-2-15-06.png"/>
+                    <pic:cNvPicPr/>
+                  </pic:nvPicPr>
+                  <pic:blipFill>
+                    <a:blip r:embed="rId16"/>
+                    <a:stretch>
+                      <a:fillRect/>
+                    </a:stretch>
+                  </pic:blipFill>
+                  <pic:spPr>
+                    <a:xfrm>
+                      <a:off x="0" y="0"/>
+                      <a:ext cx="5486400" cy="3380232"/>
+                    </a:xfrm>
+                    <a:prstGeom prst="rect"/>
+                  </pic:spPr>
+                </pic:pic>
+              </a:graphicData>
+            </a:graphic>
+          </wp:inline>
+        </w:drawing>
+      </w:r>
+    </w:p>
+    <w:p>
+      <w:pPr>
+        <w:spacing w:line="336" w:lineRule="auto" w:after="180"/>
+      </w:pPr>
+      <w:r>
+        <w:rPr>
+          <w:b w:val="0"/>
+        </w:rPr>
+        <w:t xml:space="preserve">Choose recommender questions that distinguish feasible options, documenting the decision criterion rather than asking unnecessary personal details. Draw your </w:t>
+      </w:r>
+      <w:r>
+        <w:rPr>
+          <w:b/>
+        </w:rPr>
+        <w:t>input</w:t>
+      </w:r>
+      <w:r>
+        <w:rPr>
+          <w:b w:val="0"/>
+        </w:rPr>
+        <w:t>, deciding step, result and limit.</w:t>
+      </w:r>
+    </w:p>
+    <w:p>
+      <w:pPr>
+        <w:spacing w:line="336" w:lineRule="auto" w:after="180"/>
+      </w:pPr>
+      <w:r>
+        <w:rPr>
+          <w:b w:val="0"/>
+        </w:rPr>
+        <w:t xml:space="preserve">Supported question: Choose the best original question and explain why its more balanced </w:t>
+      </w:r>
+      <w:r>
+        <w:rPr>
+          <w:b/>
+        </w:rPr>
+        <w:t>split</w:t>
+      </w:r>
+      <w:r>
+        <w:rPr>
+          <w:b w:val="0"/>
+        </w:rPr>
+        <w:t xml:space="preserve"> matters here.</w:t>
+      </w:r>
+    </w:p>
+    <w:p>
+      <w:pPr>
+        <w:spacing w:line="336" w:lineRule="auto" w:after="180"/>
+        <w:shd w:fill="F5F1FB"/>
+      </w:pPr>
+      <w:r>
+        <w:rPr>
+          <w:b w:val="0"/>
+        </w:rPr>
+        <w:t xml:space="preserve">Draw your project trace and justify the deciding step using </w:t>
+      </w:r>
+      <w:r>
+        <w:rPr>
+          <w:b/>
+        </w:rPr>
+        <w:t>evidence</w:t>
+      </w:r>
+      <w:r>
+        <w:rPr>
+          <w:b w:val="0"/>
+        </w:rPr>
+        <w:t>.</w:t>
+      </w:r>
+    </w:p>
+    <w:p>
+      <w:pPr>
+        <w:pStyle w:val="Heading3"/>
+      </w:pPr>
+      <w:r>
+        <w:t>Discuss while showing the picture</w:t>
+      </w:r>
+    </w:p>
+    <w:p>
+      <w:pPr>
+        <w:spacing w:line="336" w:lineRule="auto" w:after="180"/>
+        <w:shd w:fill="F1F6F8"/>
+      </w:pPr>
+      <w:r>
+        <w:rPr>
+          <w:b w:val="0"/>
+        </w:rPr>
+        <w:t xml:space="preserve">Teacher prompt: Draw your project trace and justify the deciding step using </w:t>
+      </w:r>
+      <w:r>
+        <w:rPr>
+          <w:b/>
+        </w:rPr>
+        <w:t>evidence</w:t>
+      </w:r>
+      <w:r>
+        <w:rPr>
+          <w:b w:val="0"/>
+        </w:rPr>
+        <w:t>. Ask learners to describe one label or arrow in ordinary words. Use the adjacent transcript if the image is difficult to see.</w:t>
+      </w:r>
+    </w:p>
+    <w:p>
+      <w:pPr>
+        <w:spacing w:line="336" w:lineRule="auto" w:after="180"/>
+        <w:shd w:fill="F1F6F8"/>
+      </w:pPr>
+      <w:r>
+        <w:rPr>
+          <w:b w:val="0"/>
+        </w:rPr>
+        <w:t>Supported practice key: Mystery gives 4/4 and worst case 4, better than paperback’s 6 and English’s 8 under the declared smallest-worst-case rule.</w:t>
       </w:r>
     </w:p>
     <w:sectPr>

--- a/downloads/teacher/ai-2-week-15.docx
+++ b/downloads/teacher/ai-2-week-15.docx
@@ -173,7 +173,7 @@
           </w:tcPr>
           <w:p>
             <w:r>
-              <w:t>Sections 1–6; record the brief recall in the workbook.</w:t>
+              <w:t>Use Your mission, Notice the evidence, See how it works, Compare the cases, Words that unlock the idea and Follow a worked example; record the brief recall in the workbook.</w:t>
             </w:r>
           </w:p>
         </w:tc>
@@ -205,7 +205,7 @@
           </w:tcPr>
           <w:p>
             <w:r>
-              <w:t>Sections 7–10; use the matching workbook W2 and misconception check.</w:t>
+              <w:t>Use Find and repair a mistake, Practise together, Run the investigation and Build your understanding; use the matching workbook W2 and misconception check.</w:t>
             </w:r>
           </w:p>
         </w:tc>
@@ -237,7 +237,7 @@
           </w:tcPr>
           <w:p>
             <w:r>
-              <w:t>Sections 9 and 11–14. Give extra time to finish the full task set; use Section 15 when the week includes a coding lab.</w:t>
+              <w:t>Use Run the investigation, Connect your project, Show what you know, Study a complete case and Try a new case independently. Allow extra time for the full task set. Use a coding lab only when this week actually provides one; Your lesson route is the planning section.</w:t>
             </w:r>
           </w:p>
         </w:tc>
@@ -6349,7 +6349,7 @@
           </w:tcPr>
           <w:p>
             <w:r>
-              <w:t>Sections 1–6; record the brief recall in the workbook.</w:t>
+              <w:t>Use Your mission, Notice the evidence, See how it works, Compare the cases, Words that unlock the idea and Follow a worked example; record the brief recall in the workbook.</w:t>
             </w:r>
           </w:p>
         </w:tc>
@@ -6381,7 +6381,7 @@
           </w:tcPr>
           <w:p>
             <w:r>
-              <w:t>Sections 7–10; use the matching workbook W2 and misconception check.</w:t>
+              <w:t>Use Find and repair a mistake, Practise together, Run the investigation and Build your understanding; use the matching workbook W2 and misconception check.</w:t>
             </w:r>
           </w:p>
         </w:tc>
@@ -6413,7 +6413,7 @@
           </w:tcPr>
           <w:p>
             <w:r>
-              <w:t>Sections 9 and 11–14. Give extra time to finish the full task set; use Section 15 when the week includes a coding lab.</w:t>
+              <w:t>Use Run the investigation, Connect your project, Show what you know, Study a complete case and Try a new case independently. Allow extra time for the full task set. Use a coding lab only when this week actually provides one; Your lesson route is the planning section.</w:t>
             </w:r>
           </w:p>
         </w:tc>

--- a/downloads/teacher/ai-2-week-15.docx
+++ b/downloads/teacher/ai-2-week-15.docx
@@ -25,20 +25,38 @@
         <w:pStyle w:val="Heading1"/>
       </w:pPr>
       <w:r>
-        <w:t>01. Choose Informative Questions</w:t>
-      </w:r>
-    </w:p>
-    <w:p>
-      <w:r>
-        <w:t>Prepare Choose Informative Questions: check the target, prerequisites, resources and adaptable teaching schedule.</w:t>
-      </w:r>
-    </w:p>
-    <w:p>
-      <w:pPr>
-        <w:pStyle w:val="Heading3"/>
-      </w:pPr>
-      <w:r>
-        <w:t>Teach the learning cycle</w:t>
+        <w:t>Teach question usefulness for an explicit goal.</w:t>
+      </w:r>
+    </w:p>
+    <w:p>
+      <w:r>
+        <w:t>Supply the full card table, separate current game tasks from retained Week 14 review and assess the ten-card comparison consistently.</w:t>
+      </w:r>
+    </w:p>
+    <w:p>
+      <w:r>
+        <w:t>Require the current population, both branch counts, criterion and a limit on the conclusion.</w:t>
+      </w:r>
+    </w:p>
+    <w:p>
+      <w:pPr>
+        <w:pStyle w:val="Heading1"/>
+      </w:pPr>
+      <w:r>
+        <w:t>01. Prepare this connected week</w:t>
+      </w:r>
+    </w:p>
+    <w:p>
+      <w:r>
+        <w:t>Use one main plan and keep practice separate from the independent first attempt.</w:t>
+      </w:r>
+    </w:p>
+    <w:p>
+      <w:pPr>
+        <w:pStyle w:val="Heading2"/>
+      </w:pPr>
+      <w:r>
+        <w:t>Learning goal and precision</w:t>
       </w:r>
     </w:p>
     <w:p>
@@ -49,55 +67,93 @@
         <w:rPr>
           <w:b w:val="0"/>
         </w:rPr>
-        <w:t xml:space="preserve">Primary target: Fit a </w:t>
-      </w:r>
-      <w:r>
-        <w:rPr>
-          <w:b/>
-        </w:rPr>
-        <w:t>root</w:t>
-      </w:r>
-      <w:r>
-        <w:rPr>
-          <w:b w:val="0"/>
-        </w:rPr>
-        <w:t xml:space="preserve"> question and </w:t>
-      </w:r>
-      <w:r>
-        <w:rPr>
-          <w:b/>
-        </w:rPr>
-        <w:t>leaf</w:t>
-      </w:r>
-      <w:r>
-        <w:rPr>
-          <w:b w:val="0"/>
-        </w:rPr>
-        <w:t xml:space="preserve"> </w:t>
-      </w:r>
-      <w:r>
-        <w:rPr>
-          <w:b/>
-        </w:rPr>
-        <w:t>prediction</w:t>
-      </w:r>
-      <w:r>
-        <w:rPr>
-          <w:b w:val="0"/>
-        </w:rPr>
-        <w:t xml:space="preserve">s from </w:t>
-      </w:r>
-      <w:r>
-        <w:rPr>
-          <w:b/>
-        </w:rPr>
-        <w:t>training</w:t>
-      </w:r>
-      <w:r>
-        <w:rPr>
-          <w:b w:val="0"/>
-        </w:rPr>
-        <w:t xml:space="preserve"> examples</w:t>
+        <w:t>Primary target: Compare questions by their largest remaining group</w:t>
+      </w:r>
+    </w:p>
+    <w:p>
+      <w:pPr>
+        <w:spacing w:line="336" w:lineRule="auto" w:after="180"/>
+      </w:pPr>
+      <w:r>
+        <w:rPr>
+          <w:b w:val="0"/>
+        </w:rPr>
+        <w:t>Teach a two-session worst-case question investigation. Supply the complete eight-card table, count Yes/No groups for each candidate, then restrict to four mystery cards and recount. Introduce tuple positions and Boolean counting only if using the optional Python audit. Retain earlier tree-fitting content as Week 14 review; do not treat it as the current learning target or independent assessment.</w:t>
+      </w:r>
+    </w:p>
+    <w:p>
+      <w:pPr>
+        <w:spacing w:line="336" w:lineRule="auto" w:after="180"/>
+      </w:pPr>
+      <w:r>
+        <w:rPr>
+          <w:b w:val="0"/>
+        </w:rPr>
+        <w:t>By the end, I can choose a question that separates possibilities rather than repeating a constant clue.</w:t>
+      </w:r>
+    </w:p>
+    <w:p>
+      <w:pPr>
+        <w:pStyle w:val="Heading2"/>
+      </w:pPr>
+      <w:r>
+        <w:t>What to prepare</w:t>
+      </w:r>
+    </w:p>
+    <w:p>
+      <w:pPr>
+        <w:pStyle w:val="ListBullet"/>
+      </w:pPr>
+      <w:r>
+        <w:t>Use the supplied scenario, student illustrations and blank paper. For numeric work, offer counters or a calculator after learners show the setup. Fictional records are supplied; personal data and paid accounts are unnecessary.</w:t>
+      </w:r>
+    </w:p>
+    <w:p>
+      <w:pPr>
+        <w:pStyle w:val="ListBullet"/>
+      </w:pPr>
+      <w:r>
+        <w:t>Case exposure check: this source example appears in ai-2/14, ai-2/15, ai-4/11. Reuse a familiar case for recall or modelling; verify that the case used to assess transfer has not already received feedback.</w:t>
+      </w:r>
+    </w:p>
+    <w:p>
+      <w:pPr>
+        <w:pStyle w:val="ListBullet"/>
+      </w:pPr>
+      <w:r>
+        <w:t>Printed lesson and workbook</w:t>
+      </w:r>
+    </w:p>
+    <w:p>
+      <w:pPr>
+        <w:pStyle w:val="ListBullet"/>
+      </w:pPr>
+      <w:r>
+        <w:t>Eight catalogue cards M1–M4,S1–S4 with subject, binding and language shown; a separate ten-card independent count brief</w:t>
+      </w:r>
+    </w:p>
+    <w:p>
+      <w:pPr>
+        <w:pStyle w:val="ListBullet"/>
+      </w:pPr>
+      <w:r>
+        <w:t>Two branch areas labelled Yes and No; a count record with the largest remaining group</w:t>
+      </w:r>
+    </w:p>
+    <w:p>
+      <w:pPr>
+        <w:pStyle w:val="ListBullet"/>
+      </w:pPr>
+      <w:r>
+        <w:t>Optional Python 3 editor with no packages required</w:t>
+      </w:r>
+    </w:p>
+    <w:p>
+      <w:pPr>
+        <w:pStyle w:val="Heading2"/>
+      </w:pPr>
+      <w:r>
+        <w:t>Main teaching plan</w:t>
       </w:r>
     </w:p>
     <w:tbl>
@@ -279,13 +335,298 @@
     </w:p>
     <w:p>
       <w:pPr>
+        <w:pStyle w:val="Heading2"/>
+      </w:pPr>
+      <w:r>
+        <w:t>Opening retrieval and readiness</w:t>
+      </w:r>
+    </w:p>
+    <w:p>
+      <w:pPr>
         <w:spacing w:line="336" w:lineRule="auto" w:after="180"/>
       </w:pPr>
       <w:r>
         <w:rPr>
           <w:b w:val="0"/>
         </w:rPr>
-        <w:t>Case exposure check: this source example appears in ai-2/14, ai-2/15, ai-4/11. Reuse a familiar case for recall or modelling; verify that the case used to assess transfer has not already received feedback.</w:t>
+        <w:t>Without opening the old lesson, explain one key idea from Decision Trees. Give an example and a mistake that the idea helps you avoid.</w:t>
+      </w:r>
+    </w:p>
+    <w:p>
+      <w:pPr>
+        <w:spacing w:line="336" w:lineRule="auto" w:after="180"/>
+      </w:pPr>
+      <w:r>
+        <w:rPr>
+          <w:b w:val="0"/>
+        </w:rPr>
+        <w:t xml:space="preserve">Look for: Fit a </w:t>
+      </w:r>
+      <w:r>
+        <w:rPr>
+          <w:b/>
+        </w:rPr>
+        <w:t>root</w:t>
+      </w:r>
+      <w:r>
+        <w:rPr>
+          <w:b w:val="0"/>
+        </w:rPr>
+        <w:t xml:space="preserve"> question and </w:t>
+      </w:r>
+      <w:r>
+        <w:rPr>
+          <w:b/>
+        </w:rPr>
+        <w:t>leaf</w:t>
+      </w:r>
+      <w:r>
+        <w:rPr>
+          <w:b w:val="0"/>
+        </w:rPr>
+        <w:t xml:space="preserve"> </w:t>
+      </w:r>
+      <w:r>
+        <w:rPr>
+          <w:b/>
+        </w:rPr>
+        <w:t>prediction</w:t>
+      </w:r>
+      <w:r>
+        <w:rPr>
+          <w:b w:val="0"/>
+        </w:rPr>
+        <w:t xml:space="preserve">s from </w:t>
+      </w:r>
+      <w:r>
+        <w:rPr>
+          <w:b/>
+        </w:rPr>
+        <w:t>training</w:t>
+      </w:r>
+      <w:r>
+        <w:rPr>
+          <w:b w:val="0"/>
+        </w:rPr>
+        <w:t xml:space="preserve"> examples</w:t>
+      </w:r>
+    </w:p>
+    <w:p>
+      <w:pPr>
+        <w:spacing w:line="336" w:lineRule="auto" w:after="180"/>
+      </w:pPr>
+      <w:r>
+        <w:rPr>
+          <w:b w:val="0"/>
+        </w:rPr>
+        <w:t xml:space="preserve">Reference example, not the only acceptable wording: The </w:t>
+      </w:r>
+      <w:r>
+        <w:rPr>
+          <w:b/>
+        </w:rPr>
+        <w:t>root</w:t>
+      </w:r>
+      <w:r>
+        <w:rPr>
+          <w:b w:val="0"/>
+        </w:rPr>
+        <w:t xml:space="preserve"> asks near, with </w:t>
+      </w:r>
+      <w:r>
+        <w:rPr>
+          <w:b/>
+        </w:rPr>
+        <w:t>branch</w:t>
+      </w:r>
+      <w:r>
+        <w:rPr>
+          <w:b w:val="0"/>
+        </w:rPr>
+        <w:t xml:space="preserve">es 0 and 1. Leaves predict clear for 0 and blocked for 1. </w:t>
+      </w:r>
+      <w:r>
+        <w:rPr>
+          <w:b/>
+        </w:rPr>
+        <w:t>Depth</w:t>
+      </w:r>
+      <w:r>
+        <w:rPr>
+          <w:b w:val="0"/>
+        </w:rPr>
+        <w:t xml:space="preserve"> is one.</w:t>
+      </w:r>
+    </w:p>
+    <w:p>
+      <w:pPr>
+        <w:spacing w:line="336" w:lineRule="auto" w:after="180"/>
+      </w:pPr>
+      <w:r>
+        <w:rPr>
+          <w:b/>
+        </w:rPr>
+        <w:t>Training</w:t>
+      </w:r>
+      <w:r>
+        <w:rPr>
+          <w:b w:val="0"/>
+        </w:rPr>
+        <w:t xml:space="preserve"> labels determined both </w:t>
+      </w:r>
+      <w:r>
+        <w:rPr>
+          <w:b/>
+        </w:rPr>
+        <w:t>leaf</w:t>
+      </w:r>
+      <w:r>
+        <w:rPr>
+          <w:b w:val="0"/>
+        </w:rPr>
+        <w:t xml:space="preserve"> majorities and the error comparison that selected near rather than tall.</w:t>
+      </w:r>
+    </w:p>
+    <w:p>
+      <w:pPr>
+        <w:spacing w:line="336" w:lineRule="auto" w:after="180"/>
+      </w:pPr>
+      <w:r>
+        <w:rPr>
+          <w:b w:val="0"/>
+        </w:rPr>
+        <w:t>Without opening the old lesson, explain one key idea from Accuracy as a Fraction. Give an example and a mistake that the idea helps you avoid.</w:t>
+      </w:r>
+    </w:p>
+    <w:p>
+      <w:pPr>
+        <w:spacing w:line="336" w:lineRule="auto" w:after="180"/>
+      </w:pPr>
+      <w:r>
+        <w:rPr>
+          <w:b w:val="0"/>
+        </w:rPr>
+        <w:t>Look for: Explain why overall accuracy can hide failure on a less common class</w:t>
+      </w:r>
+    </w:p>
+    <w:p>
+      <w:pPr>
+        <w:spacing w:line="336" w:lineRule="auto" w:after="180"/>
+      </w:pPr>
+      <w:r>
+        <w:rPr>
+          <w:b w:val="0"/>
+        </w:rPr>
+        <w:t xml:space="preserve">Reference example, not the only acceptable wording: The </w:t>
+      </w:r>
+      <w:r>
+        <w:rPr>
+          <w:b/>
+        </w:rPr>
+        <w:t>training</w:t>
+      </w:r>
+      <w:r>
+        <w:rPr>
+          <w:b w:val="0"/>
+        </w:rPr>
+        <w:t>-majority rule always predicts clear. Matrix [[16,0],[4,0]] gives 16/20=80 percent, FP=0,FN=4.</w:t>
+      </w:r>
+    </w:p>
+    <w:p>
+      <w:pPr>
+        <w:spacing w:line="336" w:lineRule="auto" w:after="180"/>
+      </w:pPr>
+      <w:r>
+        <w:rPr>
+          <w:b w:val="0"/>
+        </w:rPr>
+        <w:t>It misses all four blocked cases, so the overall score hides complete failure on that evaluated class.</w:t>
+      </w:r>
+    </w:p>
+    <w:p>
+      <w:pPr>
+        <w:spacing w:line="336" w:lineRule="auto" w:after="180"/>
+      </w:pPr>
+      <w:r>
+        <w:rPr>
+          <w:b w:val="0"/>
+        </w:rPr>
+        <w:t>Without opening the old lesson, explain one key idea from Features and Distractors. Give an example and a mistake that the idea helps you avoid.</w:t>
+      </w:r>
+    </w:p>
+    <w:p>
+      <w:pPr>
+        <w:spacing w:line="336" w:lineRule="auto" w:after="180"/>
+      </w:pPr>
+      <w:r>
+        <w:rPr>
+          <w:b w:val="0"/>
+        </w:rPr>
+        <w:t>Look for: Choose recorded properties that preserve distinctions needed for a stated task</w:t>
+      </w:r>
+    </w:p>
+    <w:p>
+      <w:pPr>
+        <w:spacing w:line="336" w:lineRule="auto" w:after="180"/>
+      </w:pPr>
+      <w:r>
+        <w:rPr>
+          <w:b w:val="0"/>
+        </w:rPr>
+        <w:t>Reference example, not the only acceptable wording: Use length and width measured before the decision. State the order as length in cm, then width in cm; the record is 12, 8.</w:t>
+      </w:r>
+    </w:p>
+    <w:p>
+      <w:pPr>
+        <w:spacing w:line="336" w:lineRule="auto" w:after="180"/>
+      </w:pPr>
+      <w:r>
+        <w:rPr>
+          <w:b w:val="0"/>
+        </w:rPr>
+        <w:t>The target is fits or too large under the guide, and this card is fits because both equalities are included.</w:t>
+      </w:r>
+    </w:p>
+    <w:p>
+      <w:pPr>
+        <w:spacing w:line="336" w:lineRule="auto" w:after="180"/>
+      </w:pPr>
+      <w:r>
+        <w:rPr>
+          <w:b w:val="0"/>
+        </w:rPr>
+        <w:t>Colour and card number are not needed for this rule; the final inspection sticker copies the answer and is unavailable before inspection.</w:t>
+      </w:r>
+    </w:p>
+    <w:p>
+      <w:pPr>
+        <w:spacing w:line="336" w:lineRule="auto" w:after="180"/>
+      </w:pPr>
+      <w:r>
+        <w:rPr>
+          <w:b w:val="0"/>
+        </w:rPr>
+        <w:t xml:space="preserve">The cutoff was selected using </w:t>
+      </w:r>
+      <w:r>
+        <w:rPr>
+          <w:b/>
+        </w:rPr>
+        <w:t>training</w:t>
+      </w:r>
+      <w:r>
+        <w:rPr>
+          <w:b w:val="0"/>
+        </w:rPr>
+        <w:t xml:space="preserve"> labels. Matching those examples does not establish performance on new examples; validation can expose mistakes and support a baseline comparison.</w:t>
+      </w:r>
+    </w:p>
+    <w:p>
+      <w:pPr>
+        <w:pStyle w:val="Heading2"/>
+      </w:pPr>
+      <w:r>
+        <w:t>Earlier wording, alternatives and picture transcripts · reference / check after trying</w:t>
       </w:r>
     </w:p>
     <w:p>
@@ -293,6 +634,14 @@
         <w:pStyle w:val="Heading3"/>
       </w:pPr>
       <w:r>
+        <w:t>Teach the learning cycle</w:t>
+      </w:r>
+    </w:p>
+    <w:p>
+      <w:pPr>
+        <w:pStyle w:val="Heading3"/>
+      </w:pPr>
+      <w:r>
         <w:t>Retrieval answer guidance</w:t>
       </w:r>
     </w:p>
@@ -306,300 +655,42 @@
     </w:p>
     <w:p>
       <w:pPr>
+        <w:pStyle w:val="Heading3"/>
+      </w:pPr>
+      <w:r>
+        <w:t>Accuracy as a Fraction</w:t>
+      </w:r>
+    </w:p>
+    <w:p>
+      <w:pPr>
+        <w:pStyle w:val="Heading3"/>
+      </w:pPr>
+      <w:r>
+        <w:t>Features and Distractors</w:t>
+      </w:r>
+    </w:p>
+    <w:p>
+      <w:pPr>
         <w:spacing w:line="336" w:lineRule="auto" w:after="180"/>
       </w:pPr>
       <w:r>
         <w:rPr>
           <w:b w:val="0"/>
         </w:rPr>
-        <w:t>Without opening the old lesson, explain one key idea from Decision Trees. Give an example and a mistake that the idea helps you avoid.</w:t>
+        <w:t>Use the student module and workbook section with this exact week title. The worked case, independent question and answers below form one aligned lesson sequence.</w:t>
+      </w:r>
+    </w:p>
+    <w:p>
+      <w:pPr>
+        <w:pStyle w:val="Heading3"/>
+      </w:pPr>
+      <w:r>
+        <w:t>What the learner must demonstrate</w:t>
       </w:r>
     </w:p>
     <w:p>
       <w:pPr>
         <w:spacing w:line="336" w:lineRule="auto" w:after="180"/>
-      </w:pPr>
-      <w:r>
-        <w:rPr>
-          <w:b w:val="0"/>
-        </w:rPr>
-        <w:t xml:space="preserve">Look for: Fit a </w:t>
-      </w:r>
-      <w:r>
-        <w:rPr>
-          <w:b/>
-        </w:rPr>
-        <w:t>root</w:t>
-      </w:r>
-      <w:r>
-        <w:rPr>
-          <w:b w:val="0"/>
-        </w:rPr>
-        <w:t xml:space="preserve"> question and </w:t>
-      </w:r>
-      <w:r>
-        <w:rPr>
-          <w:b/>
-        </w:rPr>
-        <w:t>leaf</w:t>
-      </w:r>
-      <w:r>
-        <w:rPr>
-          <w:b w:val="0"/>
-        </w:rPr>
-        <w:t xml:space="preserve"> </w:t>
-      </w:r>
-      <w:r>
-        <w:rPr>
-          <w:b/>
-        </w:rPr>
-        <w:t>prediction</w:t>
-      </w:r>
-      <w:r>
-        <w:rPr>
-          <w:b w:val="0"/>
-        </w:rPr>
-        <w:t xml:space="preserve">s from </w:t>
-      </w:r>
-      <w:r>
-        <w:rPr>
-          <w:b/>
-        </w:rPr>
-        <w:t>training</w:t>
-      </w:r>
-      <w:r>
-        <w:rPr>
-          <w:b w:val="0"/>
-        </w:rPr>
-        <w:t xml:space="preserve"> examples</w:t>
-      </w:r>
-    </w:p>
-    <w:p>
-      <w:pPr>
-        <w:spacing w:line="336" w:lineRule="auto" w:after="180"/>
-      </w:pPr>
-      <w:r>
-        <w:rPr>
-          <w:b w:val="0"/>
-        </w:rPr>
-        <w:t xml:space="preserve">Reference example, not the only acceptable wording: The </w:t>
-      </w:r>
-      <w:r>
-        <w:rPr>
-          <w:b/>
-        </w:rPr>
-        <w:t>root</w:t>
-      </w:r>
-      <w:r>
-        <w:rPr>
-          <w:b w:val="0"/>
-        </w:rPr>
-        <w:t xml:space="preserve"> asks near, with </w:t>
-      </w:r>
-      <w:r>
-        <w:rPr>
-          <w:b/>
-        </w:rPr>
-        <w:t>branch</w:t>
-      </w:r>
-      <w:r>
-        <w:rPr>
-          <w:b w:val="0"/>
-        </w:rPr>
-        <w:t xml:space="preserve">es 0 and 1. Leaves predict clear for 0 and blocked for 1. </w:t>
-      </w:r>
-      <w:r>
-        <w:rPr>
-          <w:b/>
-        </w:rPr>
-        <w:t>Depth</w:t>
-      </w:r>
-      <w:r>
-        <w:rPr>
-          <w:b w:val="0"/>
-        </w:rPr>
-        <w:t xml:space="preserve"> is one.</w:t>
-      </w:r>
-    </w:p>
-    <w:p>
-      <w:pPr>
-        <w:spacing w:line="336" w:lineRule="auto" w:after="180"/>
-      </w:pPr>
-      <w:r>
-        <w:rPr>
-          <w:b/>
-        </w:rPr>
-        <w:t>Training</w:t>
-      </w:r>
-      <w:r>
-        <w:rPr>
-          <w:b w:val="0"/>
-        </w:rPr>
-        <w:t xml:space="preserve"> labels determined both </w:t>
-      </w:r>
-      <w:r>
-        <w:rPr>
-          <w:b/>
-        </w:rPr>
-        <w:t>leaf</w:t>
-      </w:r>
-      <w:r>
-        <w:rPr>
-          <w:b w:val="0"/>
-        </w:rPr>
-        <w:t xml:space="preserve"> majorities and the error comparison that selected near rather than tall.</w:t>
-      </w:r>
-    </w:p>
-    <w:p>
-      <w:pPr>
-        <w:pStyle w:val="Heading3"/>
-      </w:pPr>
-      <w:r>
-        <w:t>Accuracy as a Fraction</w:t>
-      </w:r>
-    </w:p>
-    <w:p>
-      <w:pPr>
-        <w:spacing w:line="336" w:lineRule="auto" w:after="180"/>
-      </w:pPr>
-      <w:r>
-        <w:rPr>
-          <w:b w:val="0"/>
-        </w:rPr>
-        <w:t>Without opening the old lesson, explain one key idea from Accuracy as a Fraction. Give an example and a mistake that the idea helps you avoid.</w:t>
-      </w:r>
-    </w:p>
-    <w:p>
-      <w:pPr>
-        <w:spacing w:line="336" w:lineRule="auto" w:after="180"/>
-      </w:pPr>
-      <w:r>
-        <w:rPr>
-          <w:b w:val="0"/>
-        </w:rPr>
-        <w:t>Look for: Explain why overall accuracy can hide failure on a less common class</w:t>
-      </w:r>
-    </w:p>
-    <w:p>
-      <w:pPr>
-        <w:spacing w:line="336" w:lineRule="auto" w:after="180"/>
-      </w:pPr>
-      <w:r>
-        <w:rPr>
-          <w:b w:val="0"/>
-        </w:rPr>
-        <w:t xml:space="preserve">Reference example, not the only acceptable wording: The </w:t>
-      </w:r>
-      <w:r>
-        <w:rPr>
-          <w:b/>
-        </w:rPr>
-        <w:t>training</w:t>
-      </w:r>
-      <w:r>
-        <w:rPr>
-          <w:b w:val="0"/>
-        </w:rPr>
-        <w:t>-majority rule always predicts clear. Matrix [[16,0],[4,0]] gives 16/20=80 percent, FP=0,FN=4.</w:t>
-      </w:r>
-    </w:p>
-    <w:p>
-      <w:pPr>
-        <w:spacing w:line="336" w:lineRule="auto" w:after="180"/>
-      </w:pPr>
-      <w:r>
-        <w:rPr>
-          <w:b w:val="0"/>
-        </w:rPr>
-        <w:t>It misses all four blocked cases, so the overall score hides complete failure on that evaluated class.</w:t>
-      </w:r>
-    </w:p>
-    <w:p>
-      <w:pPr>
-        <w:pStyle w:val="Heading3"/>
-      </w:pPr>
-      <w:r>
-        <w:t>Features and Distractors</w:t>
-      </w:r>
-    </w:p>
-    <w:p>
-      <w:pPr>
-        <w:spacing w:line="336" w:lineRule="auto" w:after="180"/>
-      </w:pPr>
-      <w:r>
-        <w:rPr>
-          <w:b w:val="0"/>
-        </w:rPr>
-        <w:t>Without opening the old lesson, explain one key idea from Features and Distractors. Give an example and a mistake that the idea helps you avoid.</w:t>
-      </w:r>
-    </w:p>
-    <w:p>
-      <w:pPr>
-        <w:spacing w:line="336" w:lineRule="auto" w:after="180"/>
-      </w:pPr>
-      <w:r>
-        <w:rPr>
-          <w:b w:val="0"/>
-        </w:rPr>
-        <w:t>Look for: Choose recorded properties that preserve distinctions needed for a stated task</w:t>
-      </w:r>
-    </w:p>
-    <w:p>
-      <w:pPr>
-        <w:spacing w:line="336" w:lineRule="auto" w:after="180"/>
-      </w:pPr>
-      <w:r>
-        <w:rPr>
-          <w:b w:val="0"/>
-        </w:rPr>
-        <w:t>Reference example, not the only acceptable wording: Use length and width measured before the decision. State the order as length in cm, then width in cm; the record is 12, 8.</w:t>
-      </w:r>
-    </w:p>
-    <w:p>
-      <w:pPr>
-        <w:spacing w:line="336" w:lineRule="auto" w:after="180"/>
-      </w:pPr>
-      <w:r>
-        <w:rPr>
-          <w:b w:val="0"/>
-        </w:rPr>
-        <w:t>The target is fits or too large under the guide, and this card is fits because both equalities are included.</w:t>
-      </w:r>
-    </w:p>
-    <w:p>
-      <w:pPr>
-        <w:spacing w:line="336" w:lineRule="auto" w:after="180"/>
-      </w:pPr>
-      <w:r>
-        <w:rPr>
-          <w:b w:val="0"/>
-        </w:rPr>
-        <w:t>Colour and card number are not needed for this rule; the final inspection sticker copies the answer and is unavailable before inspection.</w:t>
-      </w:r>
-    </w:p>
-    <w:p>
-      <w:pPr>
-        <w:spacing w:line="336" w:lineRule="auto" w:after="180"/>
-      </w:pPr>
-      <w:r>
-        <w:rPr>
-          <w:b w:val="0"/>
-        </w:rPr>
-        <w:t>Use the student module and workbook section with this exact week title. The worked case, independent question and answers below form one aligned lesson sequence.</w:t>
-      </w:r>
-    </w:p>
-    <w:p>
-      <w:pPr>
-        <w:pStyle w:val="Heading3"/>
-      </w:pPr>
-      <w:r>
-        <w:t>What the learner must demonstrate</w:t>
-      </w:r>
-    </w:p>
-    <w:p>
-      <w:pPr>
-        <w:spacing w:line="336" w:lineRule="auto" w:after="180"/>
-        <w:shd w:fill="F5F1FB"/>
       </w:pPr>
       <w:r>
         <w:rPr>
@@ -772,6 +863,11 @@
       </w:r>
     </w:p>
     <w:p>
+      <w:r>
+        <w:t>This compact option is not the full-week schedule. Use the main teaching cycle and allow extra sessions for the investigation, independent work and project.</w:t>
+      </w:r>
+    </w:p>
+    <w:p>
       <w:pPr>
         <w:spacing w:line="336" w:lineRule="auto" w:after="180"/>
       </w:pPr>
@@ -779,7 +875,7 @@
         <w:rPr>
           <w:b w:val="0"/>
         </w:rPr>
-        <w:t>Use the supplied scenario, student illustrations and blank paper. For numeric work, offer counters or a calculator after learners show the setup. Fictional records are supplied; personal data and paid accounts are unnecessary.</w:t>
+        <w:t>Allow 80 minutes: recall 8; explanation 12; worked demonstration 15; guided practice 20; independent assessment 15; project and reflection 10. Extend the lab into a second session when needed.</w:t>
       </w:r>
     </w:p>
     <w:p>
@@ -787,24 +883,1138 @@
         <w:pStyle w:val="Heading3"/>
       </w:pPr>
       <w:r>
-        <w:t>Alternative compact allocation</w:t>
-      </w:r>
-    </w:p>
-    <w:p>
-      <w:r>
-        <w:t>This compact option is not the full-week schedule. Use the main teaching cycle and allow extra sessions for the investigation, independent work and project.</w:t>
+        <w:t>Preparation for the connected explanation</w:t>
+      </w:r>
+    </w:p>
+    <w:p>
+      <w:pPr>
+        <w:pStyle w:val="Heading3"/>
+      </w:pPr>
+      <w:r>
+        <w:t>Readiness answer</w:t>
+      </w:r>
+    </w:p>
+    <w:p>
+      <w:pPr>
+        <w:pStyle w:val="Heading3"/>
+      </w:pPr>
+      <w:r>
+        <w:t>End goal for the pictorial case</w:t>
       </w:r>
     </w:p>
     <w:p>
       <w:pPr>
         <w:spacing w:line="336" w:lineRule="auto" w:after="180"/>
-        <w:shd w:fill="F1F6F8"/>
-      </w:pPr>
-      <w:r>
-        <w:rPr>
-          <w:b w:val="0"/>
-        </w:rPr>
-        <w:t>Allow 80 minutes: recall 8; explanation 12; worked demonstration 15; guided practice 20; independent assessment 15; project and reflection 10. Extend the lab into a second session when needed.</w:t>
+      </w:pPr>
+      <w:r>
+        <w:rPr>
+          <w:b w:val="0"/>
+        </w:rPr>
+        <w:t>This added worked case illustrates the week’s main idea. Retain all original and connected topics; schedule its practice within the teaching cycle.</w:t>
+      </w:r>
+    </w:p>
+    <w:p>
+      <w:pPr>
+        <w:pStyle w:val="Heading1"/>
+      </w:pPr>
+      <w:r>
+        <w:t>02. Teach a worst-case question audit with a complete card table</w:t>
+      </w:r>
+    </w:p>
+    <w:p>
+      <w:r>
+        <w:t>Keep the main identification criterion separate from retained tree-fitting review.</w:t>
+      </w:r>
+    </w:p>
+    <w:p>
+      <w:pPr>
+        <w:pStyle w:val="Heading2"/>
+      </w:pPr>
+      <w:r>
+        <w:t>State the guessing game and candidate comparison</w:t>
+      </w:r>
+    </w:p>
+    <w:p>
+      <w:pPr>
+        <w:spacing w:line="336" w:lineRule="auto" w:after="180"/>
+      </w:pPr>
+      <w:r>
+        <w:rPr>
+          <w:b w:val="0"/>
+        </w:rPr>
+        <w:t>A fictional guessing game has eight catalogue cards and asks yes/no questions to narrow the target.</w:t>
+      </w:r>
+    </w:p>
+    <w:p>
+      <w:pPr>
+        <w:spacing w:line="336" w:lineRule="auto" w:after="180"/>
+      </w:pPr>
+      <w:r>
+        <w:rPr>
+          <w:b w:val="0"/>
+        </w:rPr>
+        <w:t>Cards: four mystery, four science; six paperback, two hardback; all English.</w:t>
+      </w:r>
+    </w:p>
+    <w:p>
+      <w:pPr>
+        <w:spacing w:line="336" w:lineRule="auto" w:after="180"/>
+      </w:pPr>
+      <w:r>
+        <w:rPr>
+          <w:b w:val="0"/>
+        </w:rPr>
+        <w:t>Compare worst-case remaining group size after asking mystery?, paperback? or English?. No claim about unequal target probabilities is made.</w:t>
+      </w:r>
+    </w:p>
+    <w:p>
+      <w:pPr>
+        <w:pStyle w:val="Heading2"/>
+      </w:pPr>
+      <w:r>
+        <w:t>Supply the complete joint table</w:t>
+      </w:r>
+    </w:p>
+    <w:tbl>
+      <w:tblPr>
+        <w:tblStyle w:val="LightShading-Accent1"/>
+        <w:tblW w:type="auto" w:w="0"/>
+        <w:tblLook w:firstColumn="1" w:firstRow="1" w:lastColumn="0" w:lastRow="0" w:noHBand="0" w:noVBand="1" w:val="04A0"/>
+      </w:tblPr>
+      <w:tblGrid>
+        <w:gridCol w:w="2556"/>
+        <w:gridCol w:w="2556"/>
+        <w:gridCol w:w="2556"/>
+        <w:gridCol w:w="2556"/>
+      </w:tblGrid>
+      <w:tr>
+        <w:trPr>
+          <w:tblHeader/>
+        </w:trPr>
+        <w:tc>
+          <w:tcPr>
+            <w:tcW w:type="dxa" w:w="2556"/>
+          </w:tcPr>
+          <w:p>
+            <w:r>
+              <w:t>Card</w:t>
+            </w:r>
+          </w:p>
+        </w:tc>
+        <w:tc>
+          <w:tcPr>
+            <w:tcW w:type="dxa" w:w="2556"/>
+          </w:tcPr>
+          <w:p>
+            <w:r>
+              <w:t>Subject</w:t>
+            </w:r>
+          </w:p>
+        </w:tc>
+        <w:tc>
+          <w:tcPr>
+            <w:tcW w:type="dxa" w:w="2556"/>
+          </w:tcPr>
+          <w:p>
+            <w:r>
+              <w:t>Binding</w:t>
+            </w:r>
+          </w:p>
+        </w:tc>
+        <w:tc>
+          <w:tcPr>
+            <w:tcW w:type="dxa" w:w="2556"/>
+          </w:tcPr>
+          <w:p>
+            <w:r>
+              <w:t>Language</w:t>
+            </w:r>
+          </w:p>
+        </w:tc>
+      </w:tr>
+      <w:tr>
+        <w:tc>
+          <w:tcPr>
+            <w:tcW w:type="dxa" w:w="2556"/>
+          </w:tcPr>
+          <w:p>
+            <w:r>
+              <w:t>M1</w:t>
+            </w:r>
+          </w:p>
+        </w:tc>
+        <w:tc>
+          <w:tcPr>
+            <w:tcW w:type="dxa" w:w="2556"/>
+          </w:tcPr>
+          <w:p>
+            <w:r>
+              <w:t>mystery</w:t>
+            </w:r>
+          </w:p>
+        </w:tc>
+        <w:tc>
+          <w:tcPr>
+            <w:tcW w:type="dxa" w:w="2556"/>
+          </w:tcPr>
+          <w:p>
+            <w:r>
+              <w:t>paperback</w:t>
+            </w:r>
+          </w:p>
+        </w:tc>
+        <w:tc>
+          <w:tcPr>
+            <w:tcW w:type="dxa" w:w="2556"/>
+          </w:tcPr>
+          <w:p>
+            <w:r>
+              <w:t>English</w:t>
+            </w:r>
+          </w:p>
+        </w:tc>
+      </w:tr>
+      <w:tr>
+        <w:tc>
+          <w:tcPr>
+            <w:tcW w:type="dxa" w:w="2556"/>
+          </w:tcPr>
+          <w:p>
+            <w:r>
+              <w:t>M2</w:t>
+            </w:r>
+          </w:p>
+        </w:tc>
+        <w:tc>
+          <w:tcPr>
+            <w:tcW w:type="dxa" w:w="2556"/>
+          </w:tcPr>
+          <w:p>
+            <w:r>
+              <w:t>mystery</w:t>
+            </w:r>
+          </w:p>
+        </w:tc>
+        <w:tc>
+          <w:tcPr>
+            <w:tcW w:type="dxa" w:w="2556"/>
+          </w:tcPr>
+          <w:p>
+            <w:r>
+              <w:t>paperback</w:t>
+            </w:r>
+          </w:p>
+        </w:tc>
+        <w:tc>
+          <w:tcPr>
+            <w:tcW w:type="dxa" w:w="2556"/>
+          </w:tcPr>
+          <w:p>
+            <w:r>
+              <w:t>English</w:t>
+            </w:r>
+          </w:p>
+        </w:tc>
+      </w:tr>
+      <w:tr>
+        <w:tc>
+          <w:tcPr>
+            <w:tcW w:type="dxa" w:w="2556"/>
+          </w:tcPr>
+          <w:p>
+            <w:r>
+              <w:t>M3</w:t>
+            </w:r>
+          </w:p>
+        </w:tc>
+        <w:tc>
+          <w:tcPr>
+            <w:tcW w:type="dxa" w:w="2556"/>
+          </w:tcPr>
+          <w:p>
+            <w:r>
+              <w:t>mystery</w:t>
+            </w:r>
+          </w:p>
+        </w:tc>
+        <w:tc>
+          <w:tcPr>
+            <w:tcW w:type="dxa" w:w="2556"/>
+          </w:tcPr>
+          <w:p>
+            <w:r>
+              <w:t>paperback</w:t>
+            </w:r>
+          </w:p>
+        </w:tc>
+        <w:tc>
+          <w:tcPr>
+            <w:tcW w:type="dxa" w:w="2556"/>
+          </w:tcPr>
+          <w:p>
+            <w:r>
+              <w:t>English</w:t>
+            </w:r>
+          </w:p>
+        </w:tc>
+      </w:tr>
+      <w:tr>
+        <w:tc>
+          <w:tcPr>
+            <w:tcW w:type="dxa" w:w="2556"/>
+          </w:tcPr>
+          <w:p>
+            <w:r>
+              <w:t>M4</w:t>
+            </w:r>
+          </w:p>
+        </w:tc>
+        <w:tc>
+          <w:tcPr>
+            <w:tcW w:type="dxa" w:w="2556"/>
+          </w:tcPr>
+          <w:p>
+            <w:r>
+              <w:t>mystery</w:t>
+            </w:r>
+          </w:p>
+        </w:tc>
+        <w:tc>
+          <w:tcPr>
+            <w:tcW w:type="dxa" w:w="2556"/>
+          </w:tcPr>
+          <w:p>
+            <w:r>
+              <w:t>hardback</w:t>
+            </w:r>
+          </w:p>
+        </w:tc>
+        <w:tc>
+          <w:tcPr>
+            <w:tcW w:type="dxa" w:w="2556"/>
+          </w:tcPr>
+          <w:p>
+            <w:r>
+              <w:t>English</w:t>
+            </w:r>
+          </w:p>
+        </w:tc>
+      </w:tr>
+      <w:tr>
+        <w:tc>
+          <w:tcPr>
+            <w:tcW w:type="dxa" w:w="2556"/>
+          </w:tcPr>
+          <w:p>
+            <w:r>
+              <w:t>S1</w:t>
+            </w:r>
+          </w:p>
+        </w:tc>
+        <w:tc>
+          <w:tcPr>
+            <w:tcW w:type="dxa" w:w="2556"/>
+          </w:tcPr>
+          <w:p>
+            <w:r>
+              <w:t>science</w:t>
+            </w:r>
+          </w:p>
+        </w:tc>
+        <w:tc>
+          <w:tcPr>
+            <w:tcW w:type="dxa" w:w="2556"/>
+          </w:tcPr>
+          <w:p>
+            <w:r>
+              <w:t>paperback</w:t>
+            </w:r>
+          </w:p>
+        </w:tc>
+        <w:tc>
+          <w:tcPr>
+            <w:tcW w:type="dxa" w:w="2556"/>
+          </w:tcPr>
+          <w:p>
+            <w:r>
+              <w:t>English</w:t>
+            </w:r>
+          </w:p>
+        </w:tc>
+      </w:tr>
+      <w:tr>
+        <w:tc>
+          <w:tcPr>
+            <w:tcW w:type="dxa" w:w="2556"/>
+          </w:tcPr>
+          <w:p>
+            <w:r>
+              <w:t>S2</w:t>
+            </w:r>
+          </w:p>
+        </w:tc>
+        <w:tc>
+          <w:tcPr>
+            <w:tcW w:type="dxa" w:w="2556"/>
+          </w:tcPr>
+          <w:p>
+            <w:r>
+              <w:t>science</w:t>
+            </w:r>
+          </w:p>
+        </w:tc>
+        <w:tc>
+          <w:tcPr>
+            <w:tcW w:type="dxa" w:w="2556"/>
+          </w:tcPr>
+          <w:p>
+            <w:r>
+              <w:t>paperback</w:t>
+            </w:r>
+          </w:p>
+        </w:tc>
+        <w:tc>
+          <w:tcPr>
+            <w:tcW w:type="dxa" w:w="2556"/>
+          </w:tcPr>
+          <w:p>
+            <w:r>
+              <w:t>English</w:t>
+            </w:r>
+          </w:p>
+        </w:tc>
+      </w:tr>
+      <w:tr>
+        <w:tc>
+          <w:tcPr>
+            <w:tcW w:type="dxa" w:w="2556"/>
+          </w:tcPr>
+          <w:p>
+            <w:r>
+              <w:t>S3</w:t>
+            </w:r>
+          </w:p>
+        </w:tc>
+        <w:tc>
+          <w:tcPr>
+            <w:tcW w:type="dxa" w:w="2556"/>
+          </w:tcPr>
+          <w:p>
+            <w:r>
+              <w:t>science</w:t>
+            </w:r>
+          </w:p>
+        </w:tc>
+        <w:tc>
+          <w:tcPr>
+            <w:tcW w:type="dxa" w:w="2556"/>
+          </w:tcPr>
+          <w:p>
+            <w:r>
+              <w:t>paperback</w:t>
+            </w:r>
+          </w:p>
+        </w:tc>
+        <w:tc>
+          <w:tcPr>
+            <w:tcW w:type="dxa" w:w="2556"/>
+          </w:tcPr>
+          <w:p>
+            <w:r>
+              <w:t>English</w:t>
+            </w:r>
+          </w:p>
+        </w:tc>
+      </w:tr>
+      <w:tr>
+        <w:tc>
+          <w:tcPr>
+            <w:tcW w:type="dxa" w:w="2556"/>
+          </w:tcPr>
+          <w:p>
+            <w:r>
+              <w:t>S4</w:t>
+            </w:r>
+          </w:p>
+        </w:tc>
+        <w:tc>
+          <w:tcPr>
+            <w:tcW w:type="dxa" w:w="2556"/>
+          </w:tcPr>
+          <w:p>
+            <w:r>
+              <w:t>science</w:t>
+            </w:r>
+          </w:p>
+        </w:tc>
+        <w:tc>
+          <w:tcPr>
+            <w:tcW w:type="dxa" w:w="2556"/>
+          </w:tcPr>
+          <w:p>
+            <w:r>
+              <w:t>hardback</w:t>
+            </w:r>
+          </w:p>
+        </w:tc>
+        <w:tc>
+          <w:tcPr>
+            <w:tcW w:type="dxa" w:w="2556"/>
+          </w:tcPr>
+          <w:p>
+            <w:r>
+              <w:t>English</w:t>
+            </w:r>
+          </w:p>
+        </w:tc>
+      </w:tr>
+    </w:tbl>
+    <w:p>
+      <w:pPr>
+        <w:pStyle w:val="Heading2"/>
+      </w:pPr>
+      <w:r>
+        <w:t>Trace the original comparison</w:t>
+      </w:r>
+    </w:p>
+    <w:p>
+      <w:r>
+        <w:drawing>
+          <wp:inline xmlns:a="http://schemas.openxmlformats.org/drawingml/2006/main" xmlns:pic="http://schemas.openxmlformats.org/drawingml/2006/picture">
+            <wp:extent cx="5486400" cy="4005072"/>
+            <wp:docPr id="1" name="Picture 1" descr="List possibilities: There are eight possible target cards initially. → Mystery question: Yes group 4; No group 4; largest remaining group 4. → Paperback question: Yes 6; No 2; largest remaining group 6. → English question: Yes 8; No 0; largest remaining group 8."/>
+            <wp:cNvGraphicFramePr>
+              <a:graphicFrameLocks noChangeAspect="1"/>
+            </wp:cNvGraphicFramePr>
+            <a:graphic>
+              <a:graphicData uri="http://schemas.openxmlformats.org/drawingml/2006/picture">
+                <pic:pic>
+                  <pic:nvPicPr>
+                    <pic:cNvPr id="0" name="academy-story-ai-2-15-02.png"/>
+                    <pic:cNvPicPr/>
+                  </pic:nvPicPr>
+                  <pic:blipFill>
+                    <a:blip r:embed="rId9"/>
+                    <a:stretch>
+                      <a:fillRect/>
+                    </a:stretch>
+                  </pic:blipFill>
+                  <pic:spPr>
+                    <a:xfrm>
+                      <a:off x="0" y="0"/>
+                      <a:ext cx="5486400" cy="4005072"/>
+                    </a:xfrm>
+                    <a:prstGeom prst="rect"/>
+                  </pic:spPr>
+                </pic:pic>
+              </a:graphicData>
+            </a:graphic>
+          </wp:inline>
+        </w:drawing>
+      </w:r>
+    </w:p>
+    <w:p>
+      <w:pPr>
+        <w:spacing w:line="336" w:lineRule="auto" w:after="180"/>
+      </w:pPr>
+      <w:r>
+        <w:rPr>
+          <w:b w:val="0"/>
+        </w:rPr>
+        <w:t>Under the stated worst-case criterion, mystery is the most useful of these questions because it leaves at most four cards. The constant language clue never narrows the set.</w:t>
+      </w:r>
+    </w:p>
+    <w:p>
+      <w:pPr>
+        <w:spacing w:line="336" w:lineRule="auto" w:after="180"/>
+      </w:pPr>
+      <w:r>
+        <w:rPr>
+          <w:b w:val="0"/>
+        </w:rPr>
+        <w:t xml:space="preserve">This is an identification-game criterion; a classifier </w:t>
+      </w:r>
+      <w:r>
+        <w:rPr>
+          <w:b/>
+        </w:rPr>
+        <w:t>fitting</w:t>
+      </w:r>
+      <w:r>
+        <w:rPr>
+          <w:b w:val="0"/>
+        </w:rPr>
+        <w:t xml:space="preserve"> labels may instead compare </w:t>
+      </w:r>
+      <w:r>
+        <w:rPr>
+          <w:b/>
+        </w:rPr>
+        <w:t>prediction</w:t>
+      </w:r>
+      <w:r>
+        <w:rPr>
+          <w:b w:val="0"/>
+        </w:rPr>
+        <w:t xml:space="preserve"> errors or another declared </w:t>
+      </w:r>
+      <w:r>
+        <w:rPr>
+          <w:b/>
+        </w:rPr>
+        <w:t>training</w:t>
+      </w:r>
+      <w:r>
+        <w:rPr>
+          <w:b w:val="0"/>
+        </w:rPr>
+        <w:t xml:space="preserve"> measure.</w:t>
+      </w:r>
+    </w:p>
+    <w:p>
+      <w:pPr>
+        <w:pStyle w:val="Heading2"/>
+      </w:pPr>
+      <w:r>
+        <w:t>Predict the restricted four-card set</w:t>
+      </w:r>
+    </w:p>
+    <w:p>
+      <w:pPr>
+        <w:spacing w:line="336" w:lineRule="auto" w:after="180"/>
+      </w:pPr>
+      <w:r>
+        <w:rPr>
+          <w:b w:val="0"/>
+        </w:rPr>
+        <w:t>Change: The current possibility set contains only the four mystery cards.</w:t>
+      </w:r>
+    </w:p>
+    <w:p>
+      <w:pPr>
+        <w:spacing w:line="336" w:lineRule="auto" w:after="180"/>
+      </w:pPr>
+      <w:r>
+        <w:rPr>
+          <w:b/>
+        </w:rPr>
+        <w:t>Prediction</w:t>
+      </w:r>
+      <w:r>
+        <w:rPr>
+          <w:b w:val="0"/>
+        </w:rPr>
+        <w:t>: Asking mystery now leaves all four; it no longer narrows the set.</w:t>
+      </w:r>
+    </w:p>
+    <w:p>
+      <w:pPr>
+        <w:spacing w:line="336" w:lineRule="auto" w:after="180"/>
+      </w:pPr>
+      <w:r>
+        <w:rPr>
+          <w:b w:val="0"/>
+        </w:rPr>
+        <w:t>Reason: Question value depends on the remaining candidates, not just on its wording.</w:t>
+      </w:r>
+    </w:p>
+    <w:p>
+      <w:pPr>
+        <w:pStyle w:val="Heading2"/>
+      </w:pPr>
+      <w:r>
+        <w:t>Run the complete question audit</w:t>
+      </w:r>
+    </w:p>
+    <w:p>
+      <w:r>
+        <w:rPr>
+          <w:rFonts w:ascii="Courier New" w:hAnsi="Courier New"/>
+          <w:sz w:val="18"/>
+        </w:rPr>
+        <w:t>cards = [("M1", "mystery", "paperback", "English"),</w:t>
+        <w:br/>
+        <w:t xml:space="preserve">         ("M2", "mystery", "paperback", "English"),</w:t>
+        <w:br/>
+        <w:t xml:space="preserve">         ("M3", "mystery", "paperback", "English"),</w:t>
+        <w:br/>
+        <w:t xml:space="preserve">         ("M4", "mystery", "hardback", "English"),</w:t>
+        <w:br/>
+        <w:t xml:space="preserve">         ("S1", "science", "paperback", "English"),</w:t>
+        <w:br/>
+        <w:t xml:space="preserve">         ("S2", "science", "paperback", "English"),</w:t>
+        <w:br/>
+        <w:t xml:space="preserve">         ("S3", "science", "paperback", "English"),</w:t>
+        <w:br/>
+        <w:t xml:space="preserve">         ("S4", "science", "hardback", "English")]</w:t>
+        <w:br/>
+        <w:t>questions = [("mystery?", 1, "mystery"),</w:t>
+        <w:br/>
+        <w:t xml:space="preserve">             ("paperback?", 2, "paperback"),</w:t>
+        <w:br/>
+        <w:t xml:space="preserve">             ("English?", 3, "English")]</w:t>
+        <w:br/>
+        <w:t>def audit(possibilities):</w:t>
+        <w:br/>
+        <w:t xml:space="preserve">    best = None</w:t>
+        <w:br/>
+        <w:t xml:space="preserve">    best_worst = len(possibilities) + 1</w:t>
+        <w:br/>
+        <w:t xml:space="preserve">    for name, column, value in questions:</w:t>
+        <w:br/>
+        <w:t xml:space="preserve">        yes = sum(card[column] == value for card in possibilities)</w:t>
+        <w:br/>
+        <w:t xml:space="preserve">        no = len(possibilities) - yes</w:t>
+        <w:br/>
+        <w:t xml:space="preserve">        worst = max(yes, no)</w:t>
+        <w:br/>
+        <w:t xml:space="preserve">        print(name, yes, no, worst)</w:t>
+        <w:br/>
+        <w:t xml:space="preserve">        if worst &lt; best_worst:</w:t>
+        <w:br/>
+        <w:t xml:space="preserve">            best, best_worst = name, worst</w:t>
+        <w:br/>
+        <w:t xml:space="preserve">    return best</w:t>
+        <w:br/>
+        <w:t>print("chosen", audit(cards))</w:t>
+        <w:br/>
+        <w:t>remaining = [card for card in cards if card[1] == "mystery"]</w:t>
+        <w:br/>
+        <w:t>print("after mystery Yes", audit(remaining))</w:t>
+      </w:r>
+    </w:p>
+    <w:p>
+      <w:pPr>
+        <w:pStyle w:val="Heading2"/>
+      </w:pPr>
+      <w:r>
+        <w:t>Discuss assumptions and elicit an explanation</w:t>
+      </w:r>
+    </w:p>
+    <w:p>
+      <w:pPr>
+        <w:spacing w:line="336" w:lineRule="auto" w:after="180"/>
+      </w:pPr>
+      <w:r>
+        <w:rPr>
+          <w:b w:val="0"/>
+        </w:rPr>
+        <w:t>Balanced groups do not guarantee a truthful user answer or optimal choices under every probability or cost model.</w:t>
+      </w:r>
+    </w:p>
+    <w:p>
+      <w:pPr>
+        <w:spacing w:line="336" w:lineRule="auto" w:after="180"/>
+      </w:pPr>
+      <w:r>
+        <w:rPr>
+          <w:b w:val="0"/>
+        </w:rPr>
+        <w:t xml:space="preserve">Cover the result. Ask learners to name the </w:t>
+      </w:r>
+      <w:r>
+        <w:rPr>
+          <w:b/>
+        </w:rPr>
+        <w:t>input</w:t>
+      </w:r>
+      <w:r>
+        <w:rPr>
+          <w:b w:val="0"/>
+        </w:rPr>
+        <w:t xml:space="preserve">s and predict the next step. Uncover one step, connect the icon to the actual procedure, and explain its </w:t>
+      </w:r>
+      <w:r>
+        <w:rPr>
+          <w:b/>
+        </w:rPr>
+        <w:t>evidence</w:t>
+      </w:r>
+      <w:r>
+        <w:rPr>
+          <w:b w:val="0"/>
+        </w:rPr>
+        <w:t>. Then change the supplied condition and compare.</w:t>
+      </w:r>
+    </w:p>
+    <w:p>
+      <w:pPr>
+        <w:spacing w:line="336" w:lineRule="auto" w:after="180"/>
+      </w:pPr>
+      <w:r>
+        <w:rPr>
+          <w:b w:val="0"/>
+        </w:rPr>
+        <w:t>The picture is a representation; it does not document execution of a real AI model.</w:t>
+      </w:r>
+    </w:p>
+    <w:p>
+      <w:pPr>
+        <w:pStyle w:val="Heading2"/>
+      </w:pPr>
+      <w:r>
+        <w:t>Week 14 review · Fitted-tree comparison · reference / check after trying</w:t>
+      </w:r>
+    </w:p>
+    <w:p>
+      <w:pPr>
+        <w:spacing w:line="336" w:lineRule="auto" w:after="180"/>
+      </w:pPr>
+      <w:r>
+        <w:rPr>
+          <w:b w:val="0"/>
+        </w:rPr>
+        <w:t xml:space="preserve">A decision tree asks a feature question and follows a </w:t>
+      </w:r>
+      <w:r>
+        <w:rPr>
+          <w:b/>
+        </w:rPr>
+        <w:t>branch</w:t>
+      </w:r>
+      <w:r>
+        <w:rPr>
+          <w:b w:val="0"/>
+        </w:rPr>
+        <w:t xml:space="preserve"> to a </w:t>
+      </w:r>
+      <w:r>
+        <w:rPr>
+          <w:b/>
+        </w:rPr>
+        <w:t>prediction</w:t>
+      </w:r>
+      <w:r>
+        <w:rPr>
+          <w:b w:val="0"/>
+        </w:rPr>
+        <w:t xml:space="preserve">. A tree with one question has </w:t>
+      </w:r>
+      <w:r>
+        <w:rPr>
+          <w:b/>
+        </w:rPr>
+        <w:t>depth</w:t>
+      </w:r>
+      <w:r>
+        <w:rPr>
+          <w:b w:val="0"/>
+        </w:rPr>
+        <w:t xml:space="preserve"> one and is sometimes called a stump. This retained Week 14 review fits a question and its </w:t>
+      </w:r>
+      <w:r>
+        <w:rPr>
+          <w:b/>
+        </w:rPr>
+        <w:t>leaf</w:t>
+      </w:r>
+      <w:r>
+        <w:rPr>
+          <w:b w:val="0"/>
+        </w:rPr>
+        <w:t xml:space="preserve"> </w:t>
+      </w:r>
+      <w:r>
+        <w:rPr>
+          <w:b/>
+        </w:rPr>
+        <w:t>prediction</w:t>
+      </w:r>
+      <w:r>
+        <w:rPr>
+          <w:b w:val="0"/>
+        </w:rPr>
+        <w:t>s from training labels. The main Week 15 guessing-game task instead compares the largest group of remaining possible target cards.</w:t>
+      </w:r>
+    </w:p>
+    <w:p>
+      <w:pPr>
+        <w:spacing w:line="336" w:lineRule="auto" w:after="180"/>
+      </w:pPr>
+      <w:r>
+        <w:rPr>
+          <w:b w:val="0"/>
+        </w:rPr>
+        <w:t xml:space="preserve">Our six fictional </w:t>
+      </w:r>
+      <w:r>
+        <w:rPr>
+          <w:b/>
+        </w:rPr>
+        <w:t>training</w:t>
+      </w:r>
+      <w:r>
+        <w:rPr>
+          <w:b w:val="0"/>
+        </w:rPr>
+        <w:t xml:space="preserve"> rows have two binary sensor flags available before </w:t>
+      </w:r>
+      <w:r>
+        <w:rPr>
+          <w:b/>
+        </w:rPr>
+        <w:t>prediction</w:t>
+      </w:r>
+      <w:r>
+        <w:rPr>
+          <w:b w:val="0"/>
+        </w:rPr>
+        <w:t>: near and tall. A value of 1 means that flag is present; 0 means absent. The reviewed scene label is separate.</w:t>
+      </w:r>
+    </w:p>
+    <w:p>
+      <w:pPr>
+        <w:spacing w:line="336" w:lineRule="auto" w:after="180"/>
+      </w:pPr>
+      <w:r>
+        <w:rPr>
+          <w:b w:val="0"/>
+        </w:rPr>
+        <w:t>Each row represents a different trip on a familiar route, including rows with identical values. Similar readings can have different scene labels. These are teaching examples, not robot control instructions.</w:t>
+      </w:r>
+    </w:p>
+    <w:p>
+      <w:pPr>
+        <w:spacing w:line="336" w:lineRule="auto" w:after="180"/>
+      </w:pPr>
+      <w:r>
+        <w:rPr>
+          <w:b w:val="0"/>
+        </w:rPr>
+        <w:t xml:space="preserve">Try near first and tall second. For each question, group the </w:t>
+      </w:r>
+      <w:r>
+        <w:rPr>
+          <w:b/>
+        </w:rPr>
+        <w:t>training</w:t>
+      </w:r>
+      <w:r>
+        <w:rPr>
+          <w:b w:val="0"/>
+        </w:rPr>
+        <w:t xml:space="preserve"> rows by 0 and 1, then predict each group’s majority label; choose clear for tied label counts.</w:t>
+      </w:r>
+    </w:p>
+    <w:p>
+      <w:pPr>
+        <w:spacing w:line="336" w:lineRule="auto" w:after="180"/>
+      </w:pPr>
+      <w:r>
+        <w:rPr>
+          <w:b w:val="0"/>
+        </w:rPr>
+        <w:t xml:space="preserve">Count all </w:t>
+      </w:r>
+      <w:r>
+        <w:rPr>
+          <w:b/>
+        </w:rPr>
+        <w:t>training</w:t>
+      </w:r>
+      <w:r>
+        <w:rPr>
+          <w:b w:val="0"/>
+        </w:rPr>
+        <w:t xml:space="preserve"> mistakes and keep the first question if scores tie. Stop after one question. This is our stated classroom </w:t>
+      </w:r>
+      <w:r>
+        <w:rPr>
+          <w:b/>
+        </w:rPr>
+        <w:t>fitting</w:t>
+      </w:r>
+      <w:r>
+        <w:rPr>
+          <w:b w:val="0"/>
+        </w:rPr>
+        <w:t xml:space="preserve"> procedure.</w:t>
+      </w:r>
+    </w:p>
+    <w:p>
+      <w:pPr>
+        <w:spacing w:line="336" w:lineRule="auto" w:after="180"/>
+      </w:pPr>
+      <w:r>
+        <w:rPr>
+          <w:b w:val="0"/>
+        </w:rPr>
+        <w:t xml:space="preserve">Feature 0 is near; feature 1 is tall; row[2] is the label. </w:t>
+      </w:r>
+      <w:r>
+        <w:rPr>
+          <w:b/>
+        </w:rPr>
+        <w:t>Output</w:t>
+      </w:r>
+      <w:r>
+        <w:rPr>
+          <w:b w:val="0"/>
+        </w:rPr>
+        <w:t xml:space="preserve"> is 0 1, then 1 2, then 0 clear blocked. Near makes one </w:t>
+      </w:r>
+      <w:r>
+        <w:rPr>
+          <w:b/>
+        </w:rPr>
+        <w:t>training</w:t>
+      </w:r>
+      <w:r>
+        <w:rPr>
+          <w:b w:val="0"/>
+        </w:rPr>
+        <w:t xml:space="preserve"> mistake: near=0 contains two clear labels and one blocked, so that </w:t>
+      </w:r>
+      <w:r>
+        <w:rPr>
+          <w:b/>
+        </w:rPr>
+        <w:t>leaf</w:t>
+      </w:r>
+      <w:r>
+        <w:rPr>
+          <w:b w:val="0"/>
+        </w:rPr>
+        <w:t xml:space="preserve"> predicts clear.</w:t>
+      </w:r>
+    </w:p>
+    <w:p>
+      <w:pPr>
+        <w:spacing w:line="336" w:lineRule="auto" w:after="180"/>
+      </w:pPr>
+      <w:r>
+        <w:rPr>
+          <w:b w:val="0"/>
+        </w:rPr>
+        <w:t>Near=1 contains three blocked labels. Tall makes two mistakes because both its groups have a blocked majority.</w:t>
+      </w:r>
+    </w:p>
+    <w:p>
+      <w:pPr>
+        <w:spacing w:line="336" w:lineRule="auto" w:after="180"/>
+      </w:pPr>
+      <w:r>
+        <w:rPr>
+          <w:b w:val="0"/>
+        </w:rPr>
+        <w:t xml:space="preserve">The stored tree contains the chosen feature and its two learned leaves. The code assumes nonempty data, binary flags, allowed labels and examples on both </w:t>
+      </w:r>
+      <w:r>
+        <w:rPr>
+          <w:b/>
+        </w:rPr>
+        <w:t>branch</w:t>
+      </w:r>
+      <w:r>
+        <w:rPr>
+          <w:b w:val="0"/>
+        </w:rPr>
+        <w:t>es of each candidate.</w:t>
+      </w:r>
+    </w:p>
+    <w:p>
+      <w:pPr>
+        <w:spacing w:line="336" w:lineRule="auto" w:after="180"/>
+      </w:pPr>
+      <w:r>
+        <w:rPr>
+          <w:b w:val="0"/>
+        </w:rPr>
+        <w:t xml:space="preserve">An empty </w:t>
+      </w:r>
+      <w:r>
+        <w:rPr>
+          <w:b/>
+        </w:rPr>
+        <w:t>branch</w:t>
+      </w:r>
+      <w:r>
+        <w:rPr>
+          <w:b w:val="0"/>
+        </w:rPr>
+        <w:t xml:space="preserve"> would need a declared fallback; this small example does not implement one. The score is total </w:t>
+      </w:r>
+      <w:r>
+        <w:rPr>
+          <w:b/>
+        </w:rPr>
+        <w:t>training</w:t>
+      </w:r>
+      <w:r>
+        <w:rPr>
+          <w:b w:val="0"/>
+        </w:rPr>
+        <w:t xml:space="preserve"> mistakes, not an average giving small and large </w:t>
+      </w:r>
+      <w:r>
+        <w:rPr>
+          <w:b/>
+        </w:rPr>
+        <w:t>branch</w:t>
+      </w:r>
+      <w:r>
+        <w:rPr>
+          <w:b w:val="0"/>
+        </w:rPr>
+        <w:t>es equal weight.</w:t>
+      </w:r>
+    </w:p>
+    <w:p>
+      <w:pPr>
+        <w:spacing w:line="336" w:lineRule="auto" w:after="180"/>
+      </w:pPr>
+      <w:r>
+        <w:rPr>
+          <w:b w:val="0"/>
+        </w:rPr>
+        <w:t xml:space="preserve">This is an explicitly limited </w:t>
+      </w:r>
+      <w:r>
+        <w:rPr>
+          <w:b/>
+        </w:rPr>
+        <w:t>depth</w:t>
+      </w:r>
+      <w:r>
+        <w:rPr>
+          <w:b w:val="0"/>
+        </w:rPr>
+        <w:t xml:space="preserve">-one learner. General tree algorithms can repeat </w:t>
+      </w:r>
+      <w:r>
+        <w:rPr>
+          <w:b/>
+        </w:rPr>
+        <w:t>split</w:t>
+      </w:r>
+      <w:r>
+        <w:rPr>
+          <w:b w:val="0"/>
+        </w:rPr>
+        <w:t xml:space="preserve"> selection within </w:t>
+      </w:r>
+      <w:r>
+        <w:rPr>
+          <w:b/>
+        </w:rPr>
+        <w:t>branch</w:t>
+      </w:r>
+      <w:r>
+        <w:rPr>
+          <w:b w:val="0"/>
+        </w:rPr>
+        <w:t>es and often use impurity criteria such as Gini. Our code does not implement that full procedure.</w:t>
+      </w:r>
+    </w:p>
+    <w:p>
+      <w:pPr>
+        <w:spacing w:line="336" w:lineRule="auto" w:after="180"/>
+      </w:pPr>
+      <w:r>
+        <w:rPr>
+          <w:b w:val="0"/>
+        </w:rPr>
+        <w:t>Keeping the scope small lets you inspect every decision.</w:t>
       </w:r>
     </w:p>
     <w:p>
@@ -812,7 +2022,123 @@
         <w:pStyle w:val="Heading3"/>
       </w:pPr>
       <w:r>
-        <w:t>Preparation for the connected explanation</w:t>
+        <w:t>Two paths through the learned tree</w:t>
+      </w:r>
+    </w:p>
+    <w:tbl>
+      <w:tblPr>
+        <w:tblStyle w:val="LightShading-Accent1"/>
+        <w:tblW w:type="auto" w:w="0"/>
+        <w:tblLook w:firstColumn="1" w:firstRow="1" w:lastColumn="0" w:lastRow="0" w:noHBand="0" w:noVBand="1" w:val="04A0"/>
+      </w:tblPr>
+      <w:tblGrid>
+        <w:gridCol w:w="3408"/>
+        <w:gridCol w:w="3408"/>
+        <w:gridCol w:w="3408"/>
+      </w:tblGrid>
+      <w:tr>
+        <w:trPr>
+          <w:tblHeader/>
+        </w:trPr>
+        <w:tc>
+          <w:tcPr>
+            <w:tcW w:type="dxa" w:w="3408"/>
+          </w:tcPr>
+          <w:p>
+            <w:r>
+              <w:t>Root question</w:t>
+            </w:r>
+          </w:p>
+        </w:tc>
+        <w:tc>
+          <w:tcPr>
+            <w:tcW w:type="dxa" w:w="3408"/>
+          </w:tcPr>
+          <w:p>
+            <w:r>
+              <w:t>Branch answer</w:t>
+            </w:r>
+          </w:p>
+        </w:tc>
+        <w:tc>
+          <w:tcPr>
+            <w:tcW w:type="dxa" w:w="3408"/>
+          </w:tcPr>
+          <w:p>
+            <w:r>
+              <w:t>Learned leaf</w:t>
+            </w:r>
+          </w:p>
+        </w:tc>
+      </w:tr>
+      <w:tr>
+        <w:tc>
+          <w:tcPr>
+            <w:tcW w:type="dxa" w:w="3408"/>
+          </w:tcPr>
+          <w:p>
+            <w:r>
+              <w:t>Is near equal to 1</w:t>
+            </w:r>
+          </w:p>
+        </w:tc>
+        <w:tc>
+          <w:tcPr>
+            <w:tcW w:type="dxa" w:w="3408"/>
+          </w:tcPr>
+          <w:p>
+            <w:r>
+              <w:t>No near is 0</w:t>
+            </w:r>
+          </w:p>
+        </w:tc>
+        <w:tc>
+          <w:tcPr>
+            <w:tcW w:type="dxa" w:w="3408"/>
+          </w:tcPr>
+          <w:p>
+            <w:r>
+              <w:t>Predict clear</w:t>
+            </w:r>
+          </w:p>
+        </w:tc>
+      </w:tr>
+      <w:tr>
+        <w:tc>
+          <w:tcPr>
+            <w:tcW w:type="dxa" w:w="3408"/>
+          </w:tcPr>
+          <w:p>
+            <w:r>
+              <w:t>Is near equal to 1</w:t>
+            </w:r>
+          </w:p>
+        </w:tc>
+        <w:tc>
+          <w:tcPr>
+            <w:tcW w:type="dxa" w:w="3408"/>
+          </w:tcPr>
+          <w:p>
+            <w:r>
+              <w:t>Yes near is 1</w:t>
+            </w:r>
+          </w:p>
+        </w:tc>
+        <w:tc>
+          <w:tcPr>
+            <w:tcW w:type="dxa" w:w="3408"/>
+          </w:tcPr>
+          <w:p>
+            <w:r>
+              <w:t>Predict blocked</w:t>
+            </w:r>
+          </w:p>
+        </w:tc>
+      </w:tr>
+    </w:tbl>
+    <w:p>
+      <w:r>
+        <w:t>Both paths start at the same root. Tall is not used by this fitted tree; the leaf labels came from training counts.</w:t>
       </w:r>
     </w:p>
     <w:p>
@@ -823,43 +2149,309 @@
         <w:rPr>
           <w:b w:val="0"/>
         </w:rPr>
-        <w:t xml:space="preserve">Teach two 45-minute sessions. Students fit a </w:t>
+        <w:t xml:space="preserve">Validation rows are (near=1,tall=1,blocked), (0,0,clear), (0,1,blocked), (1,0,clear). Follow only near: </w:t>
       </w:r>
       <w:r>
         <w:rPr>
           <w:b/>
         </w:rPr>
-        <w:t>depth</w:t>
-      </w:r>
-      <w:r>
-        <w:rPr>
-          <w:b w:val="0"/>
-        </w:rPr>
-        <w:t xml:space="preserve">-one decision tree by learning </w:t>
+        <w:t>prediction</w:t>
+      </w:r>
+      <w:r>
+        <w:rPr>
+          <w:b w:val="0"/>
+        </w:rPr>
+        <w:t>s are blocked, clear, clear, blocked. Two of four match.</w:t>
+      </w:r>
+    </w:p>
+    <w:p>
+      <w:pPr>
+        <w:spacing w:line="336" w:lineRule="auto" w:after="180"/>
+      </w:pPr>
+      <w:r>
+        <w:rPr>
+          <w:b w:val="0"/>
+        </w:rPr>
+        <w:t xml:space="preserve">The </w:t>
       </w:r>
       <w:r>
         <w:rPr>
           <w:b/>
         </w:rPr>
+        <w:t>training</w:t>
+      </w:r>
+      <w:r>
+        <w:rPr>
+          <w:b w:val="0"/>
+        </w:rPr>
+        <w:t xml:space="preserve">-majority baseline predicts blocked, since </w:t>
+      </w:r>
+      <w:r>
+        <w:rPr>
+          <w:b/>
+        </w:rPr>
+        <w:t>training</w:t>
+      </w:r>
+      <w:r>
+        <w:rPr>
+          <w:b w:val="0"/>
+        </w:rPr>
+        <w:t xml:space="preserve"> has four blocked and two clear; it also matches two of four validation labels.</w:t>
+      </w:r>
+    </w:p>
+    <w:p>
+      <w:pPr>
+        <w:pStyle w:val="Heading3"/>
+      </w:pPr>
+      <w:r>
+        <w:t>Which validation rows does the tree miss, and which does the baseline miss? Explain why the tall value cannot change this tree’s prediction.</w:t>
+      </w:r>
+    </w:p>
+    <w:p>
+      <w:r>
+        <w:t>________________________________________________________________</w:t>
+      </w:r>
+    </w:p>
+    <w:p>
+      <w:r>
+        <w:t>________________________________________________________________</w:t>
+      </w:r>
+    </w:p>
+    <w:p>
+      <w:r>
+        <w:t>________________________________________________________________</w:t>
+      </w:r>
+    </w:p>
+    <w:p>
+      <w:r>
+        <w:t>________________________________________________________________</w:t>
+      </w:r>
+    </w:p>
+    <w:p>
+      <w:pPr>
+        <w:spacing w:line="336" w:lineRule="auto" w:after="180"/>
+      </w:pPr>
+      <w:r>
+        <w:rPr>
+          <w:b w:val="0"/>
+        </w:rPr>
+        <w:t xml:space="preserve">Keep the fitted </w:t>
+      </w:r>
+      <w:r>
+        <w:rPr>
+          <w:b/>
+        </w:rPr>
+        <w:t>root</w:t>
+      </w:r>
+      <w:r>
+        <w:rPr>
+          <w:b w:val="0"/>
+        </w:rPr>
+        <w:t xml:space="preserve"> and leaves unchanged while scoring. Equal accuracy does not mean identical errors, and five correct </w:t>
+      </w:r>
+      <w:r>
+        <w:rPr>
+          <w:b/>
+        </w:rPr>
+        <w:t>training</w:t>
+      </w:r>
+      <w:r>
+        <w:rPr>
+          <w:b w:val="0"/>
+        </w:rPr>
+        <w:t xml:space="preserve"> </w:t>
+      </w:r>
+      <w:r>
+        <w:rPr>
+          <w:b/>
+        </w:rPr>
+        <w:t>prediction</w:t>
+      </w:r>
+      <w:r>
+        <w:rPr>
+          <w:b w:val="0"/>
+        </w:rPr>
+        <w:t>s out of six is not the validation result.</w:t>
+      </w:r>
+    </w:p>
+    <w:p>
+      <w:pPr>
+        <w:pStyle w:val="Heading2"/>
+      </w:pPr>
+      <w:r>
+        <w:t>Earlier wording, alternatives and picture transcripts · reference / check after trying</w:t>
+      </w:r>
+    </w:p>
+    <w:p>
+      <w:pPr>
+        <w:spacing w:line="336" w:lineRule="auto" w:after="180"/>
+      </w:pPr>
+      <w:r>
+        <w:rPr>
+          <w:b w:val="0"/>
+        </w:rPr>
+        <w:t>Explain the mechanism</w:t>
+      </w:r>
+    </w:p>
+    <w:p>
+      <w:pPr>
+        <w:spacing w:line="336" w:lineRule="auto" w:after="180"/>
+      </w:pPr>
+      <w:r>
+        <w:rPr>
+          <w:b/>
+        </w:rPr>
+        <w:t>Input</w:t>
+      </w:r>
+      <w:r>
+        <w:rPr>
+          <w:b w:val="0"/>
+        </w:rPr>
+        <w:t xml:space="preserve"> → </w:t>
+      </w:r>
+      <w:r>
+        <w:rPr>
+          <w:b/>
+        </w:rPr>
+        <w:t>Process</w:t>
+      </w:r>
+      <w:r>
+        <w:rPr>
+          <w:b w:val="0"/>
+        </w:rPr>
+        <w:t xml:space="preserve"> → </w:t>
+      </w:r>
+      <w:r>
+        <w:rPr>
+          <w:b/>
+        </w:rPr>
+        <w:t>Output</w:t>
+      </w:r>
+    </w:p>
+    <w:p>
+      <w:pPr>
+        <w:spacing w:line="336" w:lineRule="auto" w:after="180"/>
+      </w:pPr>
+      <w:r>
+        <w:rPr>
+          <w:b w:val="0"/>
+        </w:rPr>
+        <w:t>Trace the information. At each stage, ask what changed and how you could test it.</w:t>
+      </w:r>
+    </w:p>
+    <w:p>
+      <w:pPr>
+        <w:spacing w:line="336" w:lineRule="auto" w:after="180"/>
+      </w:pPr>
+      <w:r>
+        <w:rPr>
+          <w:b w:val="0"/>
+        </w:rPr>
+        <w:t>Which stage could fail even when the other two are correct? Explain:</w:t>
+      </w:r>
+    </w:p>
+    <w:p>
+      <w:pPr>
+        <w:spacing w:line="336" w:lineRule="auto" w:after="180"/>
+      </w:pPr>
+      <w:r>
+        <w:rPr>
+          <w:b w:val="0"/>
+        </w:rPr>
+        <w:t xml:space="preserve">Predict first. Then check each step. A correct answer without visible reasoning is incomplete </w:t>
+      </w:r>
+      <w:r>
+        <w:rPr>
+          <w:b/>
+        </w:rPr>
+        <w:t>evidence</w:t>
+      </w:r>
+      <w:r>
+        <w:rPr>
+          <w:b w:val="0"/>
+        </w:rPr>
+        <w:t>.</w:t>
+      </w:r>
+    </w:p>
+    <w:p>
+      <w:pPr>
+        <w:spacing w:line="336" w:lineRule="auto" w:after="180"/>
+      </w:pPr>
+      <w:r>
+        <w:rPr>
+          <w:b w:val="0"/>
+        </w:rPr>
+        <w:t>1. Eight cards remain.</w:t>
+      </w:r>
+    </w:p>
+    <w:p>
+      <w:pPr>
+        <w:spacing w:line="336" w:lineRule="auto" w:after="180"/>
+      </w:pPr>
+      <w:r>
+        <w:rPr>
+          <w:b w:val="0"/>
+        </w:rPr>
+        <w:t xml:space="preserve">2. ‘Has wings?’ </w:t>
+      </w:r>
+      <w:r>
+        <w:rPr>
+          <w:b/>
+        </w:rPr>
+        <w:t>split</w:t>
+      </w:r>
+      <w:r>
+        <w:rPr>
+          <w:b w:val="0"/>
+        </w:rPr>
+        <w:t xml:space="preserve">s 4/4; worst </w:t>
+      </w:r>
+      <w:r>
+        <w:rPr>
+          <w:b/>
+        </w:rPr>
         <w:t>branch</w:t>
       </w:r>
       <w:r>
         <w:rPr>
           <w:b w:val="0"/>
         </w:rPr>
-        <w:t xml:space="preserve"> majorities and selecting the question with the fewest total </w:t>
+        <w:t xml:space="preserve"> leaves 4.</w:t>
+      </w:r>
+    </w:p>
+    <w:p>
+      <w:pPr>
+        <w:spacing w:line="336" w:lineRule="auto" w:after="180"/>
+      </w:pPr>
+      <w:r>
+        <w:rPr>
+          <w:b w:val="0"/>
+        </w:rPr>
+        <w:t xml:space="preserve">3. ‘Is red?’ </w:t>
       </w:r>
       <w:r>
         <w:rPr>
           <w:b/>
         </w:rPr>
-        <w:t>training</w:t>
-      </w:r>
-      <w:r>
-        <w:rPr>
-          <w:b w:val="0"/>
-        </w:rPr>
-        <w:t xml:space="preserve"> mistakes.</w:t>
+        <w:t>split</w:t>
+      </w:r>
+      <w:r>
+        <w:rPr>
+          <w:b w:val="0"/>
+        </w:rPr>
+        <w:t xml:space="preserve">s 1/7; worst </w:t>
+      </w:r>
+      <w:r>
+        <w:rPr>
+          <w:b/>
+        </w:rPr>
+        <w:t>branch</w:t>
+      </w:r>
+      <w:r>
+        <w:rPr>
+          <w:b w:val="0"/>
+        </w:rPr>
+        <w:t xml:space="preserve"> leaves 7.</w:t>
       </w:r>
     </w:p>
     <w:p>
@@ -870,7 +2462,53 @@
         <w:rPr>
           <w:b w:val="0"/>
         </w:rPr>
-        <w:t>This transparent classroom algorithm is not a claim to reproduce CART or a library default. Explain tuple positions, list comprehension and the leaves dictionary; offer the full paper route for students who need it.</w:t>
+        <w:t xml:space="preserve">4. For this set, wings is the more </w:t>
+      </w:r>
+      <w:r>
+        <w:rPr>
+          <w:b/>
+        </w:rPr>
+        <w:t>informative</w:t>
+      </w:r>
+      <w:r>
+        <w:rPr>
+          <w:b w:val="0"/>
+        </w:rPr>
+        <w:t xml:space="preserve"> first question.</w:t>
+      </w:r>
+    </w:p>
+    <w:p>
+      <w:pPr>
+        <w:spacing w:line="336" w:lineRule="auto" w:after="180"/>
+      </w:pPr>
+      <w:r>
+        <w:rPr>
+          <w:b w:val="0"/>
+        </w:rPr>
+        <w:t>Recalculate, retrace, or restate the reasoning in your own representation:</w:t>
+      </w:r>
+    </w:p>
+    <w:p>
+      <w:pPr>
+        <w:spacing w:line="336" w:lineRule="auto" w:after="180"/>
+      </w:pPr>
+      <w:r>
+        <w:rPr>
+          <w:b w:val="0"/>
+        </w:rPr>
+        <w:t xml:space="preserve">CHECK Did the </w:t>
+      </w:r>
+      <w:r>
+        <w:rPr>
+          <w:b/>
+        </w:rPr>
+        <w:t>evidence</w:t>
+      </w:r>
+      <w:r>
+        <w:rPr>
+          <w:b w:val="0"/>
+        </w:rPr>
+        <w:t xml:space="preserve"> answer the exact question? Did the total, path, or source record stay consistent?</w:t>
       </w:r>
     </w:p>
     <w:p>
@@ -878,7 +2516,7 @@
         <w:pStyle w:val="Heading3"/>
       </w:pPr>
       <w:r>
-        <w:t>Readiness answer</w:t>
+        <w:t>Concrete teaching case</w:t>
       </w:r>
     </w:p>
     <w:p>
@@ -889,87 +2527,49 @@
         <w:rPr>
           <w:b w:val="0"/>
         </w:rPr>
-        <w:t xml:space="preserve">The cutoff was selected using </w:t>
+        <w:t>Eight blue cards contain four circles and four triangles; target is shape.</w:t>
+      </w:r>
+    </w:p>
+    <w:p>
+      <w:pPr>
+        <w:spacing w:line="336" w:lineRule="auto" w:after="180"/>
+      </w:pPr>
+      <w:r>
+        <w:rPr>
+          <w:b w:val="0"/>
+        </w:rPr>
+        <w:t>Which question is more useful: blue or circle?</w:t>
+      </w:r>
+    </w:p>
+    <w:p>
+      <w:pPr>
+        <w:pStyle w:val="Heading3"/>
+      </w:pPr>
+      <w:r>
+        <w:t>Exact explanation to model</w:t>
+      </w:r>
+    </w:p>
+    <w:p>
+      <w:pPr>
+        <w:spacing w:line="336" w:lineRule="auto" w:after="180"/>
+      </w:pPr>
+      <w:r>
+        <w:rPr>
+          <w:b w:val="0"/>
+        </w:rPr>
+        <w:t xml:space="preserve">Circle separates target groups. Blue puts every card in one </w:t>
       </w:r>
       <w:r>
         <w:rPr>
           <w:b/>
         </w:rPr>
-        <w:t>training</w:t>
-      </w:r>
-      <w:r>
-        <w:rPr>
-          <w:b w:val="0"/>
-        </w:rPr>
-        <w:t xml:space="preserve"> labels. Matching those examples does not establish performance on new examples; validation can expose mistakes and support a baseline comparison.</w:t>
-      </w:r>
-    </w:p>
-    <w:p>
-      <w:pPr>
-        <w:spacing w:line="336" w:lineRule="auto" w:after="180"/>
-      </w:pPr>
-      <w:r>
-        <w:rPr>
-          <w:b w:val="0"/>
-        </w:rPr>
-        <w:t>Printed lesson and workbook</w:t>
-      </w:r>
-    </w:p>
-    <w:p>
-      <w:pPr>
-        <w:spacing w:line="336" w:lineRule="auto" w:after="180"/>
-      </w:pPr>
-      <w:r>
-        <w:rPr>
-          <w:b w:val="0"/>
-        </w:rPr>
-        <w:t xml:space="preserve">Six </w:t>
-      </w:r>
-      <w:r>
-        <w:rPr>
-          <w:b/>
-        </w:rPr>
-        <w:t>training</w:t>
-      </w:r>
-      <w:r>
-        <w:rPr>
-          <w:b w:val="0"/>
-        </w:rPr>
-        <w:t xml:space="preserve"> row cards and four validation cards</w:t>
-      </w:r>
-    </w:p>
-    <w:p>
-      <w:pPr>
-        <w:spacing w:line="336" w:lineRule="auto" w:after="180"/>
-      </w:pPr>
-      <w:r>
-        <w:rPr>
-          <w:b w:val="0"/>
-        </w:rPr>
-        <w:t xml:space="preserve">Two </w:t>
-      </w:r>
-      <w:r>
-        <w:rPr>
-          <w:b/>
-        </w:rPr>
         <w:t>branch</w:t>
       </w:r>
       <w:r>
         <w:rPr>
           <w:b w:val="0"/>
         </w:rPr>
-        <w:t xml:space="preserve"> areas labelled 0 and 1</w:t>
-      </w:r>
-    </w:p>
-    <w:p>
-      <w:pPr>
-        <w:spacing w:line="336" w:lineRule="auto" w:after="180"/>
-      </w:pPr>
-      <w:r>
-        <w:rPr>
-          <w:b w:val="0"/>
-        </w:rPr>
-        <w:t>Optional Python 3 editor with no packages required</w:t>
+        <w:t>. Usefulness depends on the task and examples.</w:t>
       </w:r>
     </w:p>
     <w:p>
@@ -977,765 +2577,7 @@
         <w:pStyle w:val="Heading3"/>
       </w:pPr>
       <w:r>
-        <w:t>End goal for the pictorial case</w:t>
-      </w:r>
-    </w:p>
-    <w:p>
-      <w:pPr>
-        <w:spacing w:line="336" w:lineRule="auto" w:after="180"/>
-      </w:pPr>
-      <w:r>
-        <w:rPr>
-          <w:b w:val="0"/>
-        </w:rPr>
-        <w:t>By the end, I can choose a question that separates possibilities rather than repeating a constant clue.</w:t>
-      </w:r>
-    </w:p>
-    <w:p>
-      <w:pPr>
-        <w:spacing w:line="336" w:lineRule="auto" w:after="180"/>
-      </w:pPr>
-      <w:r>
-        <w:rPr>
-          <w:b w:val="0"/>
-        </w:rPr>
-        <w:t>This added worked case illustrates the week’s main idea. Retain all original and connected topics; schedule its practice within the teaching cycle.</w:t>
-      </w:r>
-    </w:p>
-    <w:p>
-      <w:pPr>
-        <w:pStyle w:val="Heading1"/>
-      </w:pPr>
-      <w:r>
-        <w:t>02. Explain the mechanism</w:t>
-      </w:r>
-    </w:p>
-    <w:p>
-      <w:r>
-        <w:t>Model Choose Informative Questions using the supplied case, labelled mechanism and reasoning. Make the scope of each conclusion explicit.</w:t>
-      </w:r>
-    </w:p>
-    <w:p>
-      <w:pPr>
-        <w:spacing w:line="336" w:lineRule="auto" w:after="180"/>
-      </w:pPr>
-      <w:r>
-        <w:rPr>
-          <w:b/>
-        </w:rPr>
-        <w:t>Input</w:t>
-      </w:r>
-      <w:r>
-        <w:rPr>
-          <w:b w:val="0"/>
-        </w:rPr>
-        <w:t xml:space="preserve"> → </w:t>
-      </w:r>
-      <w:r>
-        <w:rPr>
-          <w:b/>
-        </w:rPr>
-        <w:t>Process</w:t>
-      </w:r>
-      <w:r>
-        <w:rPr>
-          <w:b w:val="0"/>
-        </w:rPr>
-        <w:t xml:space="preserve"> → </w:t>
-      </w:r>
-      <w:r>
-        <w:rPr>
-          <w:b/>
-        </w:rPr>
-        <w:t>Output</w:t>
-      </w:r>
-    </w:p>
-    <w:p>
-      <w:pPr>
-        <w:spacing w:line="336" w:lineRule="auto" w:after="180"/>
-      </w:pPr>
-      <w:r>
-        <w:rPr>
-          <w:b w:val="0"/>
-        </w:rPr>
-        <w:t>Trace the information. At each stage, ask what changed and how you could test it.</w:t>
-      </w:r>
-    </w:p>
-    <w:p>
-      <w:pPr>
-        <w:spacing w:line="336" w:lineRule="auto" w:after="180"/>
-      </w:pPr>
-      <w:r>
-        <w:rPr>
-          <w:b w:val="0"/>
-        </w:rPr>
-        <w:t>Which stage could fail even when the other two are correct? Explain:</w:t>
-      </w:r>
-    </w:p>
-    <w:p>
-      <w:pPr>
-        <w:spacing w:line="336" w:lineRule="auto" w:after="180"/>
-      </w:pPr>
-      <w:r>
-        <w:rPr>
-          <w:b w:val="0"/>
-        </w:rPr>
-        <w:t xml:space="preserve">Predict first. Then check each step. A correct answer without visible reasoning is incomplete </w:t>
-      </w:r>
-      <w:r>
-        <w:rPr>
-          <w:b/>
-        </w:rPr>
-        <w:t>evidence</w:t>
-      </w:r>
-      <w:r>
-        <w:rPr>
-          <w:b w:val="0"/>
-        </w:rPr>
-        <w:t>.</w:t>
-      </w:r>
-    </w:p>
-    <w:p>
-      <w:pPr>
-        <w:spacing w:line="336" w:lineRule="auto" w:after="180"/>
-        <w:shd w:fill="F4F9FC"/>
-      </w:pPr>
-      <w:r>
-        <w:rPr>
-          <w:b w:val="0"/>
-        </w:rPr>
-        <w:t>1. Eight cards remain.</w:t>
-      </w:r>
-    </w:p>
-    <w:p>
-      <w:pPr>
-        <w:spacing w:line="336" w:lineRule="auto" w:after="180"/>
-        <w:shd w:fill="F4F9FC"/>
-      </w:pPr>
-      <w:r>
-        <w:rPr>
-          <w:b w:val="0"/>
-        </w:rPr>
-        <w:t xml:space="preserve">2. ‘Has wings?’ </w:t>
-      </w:r>
-      <w:r>
-        <w:rPr>
-          <w:b/>
-        </w:rPr>
-        <w:t>split</w:t>
-      </w:r>
-      <w:r>
-        <w:rPr>
-          <w:b w:val="0"/>
-        </w:rPr>
-        <w:t xml:space="preserve">s 4/4; worst </w:t>
-      </w:r>
-      <w:r>
-        <w:rPr>
-          <w:b/>
-        </w:rPr>
-        <w:t>branch</w:t>
-      </w:r>
-      <w:r>
-        <w:rPr>
-          <w:b w:val="0"/>
-        </w:rPr>
-        <w:t xml:space="preserve"> leaves 4.</w:t>
-      </w:r>
-    </w:p>
-    <w:p>
-      <w:pPr>
-        <w:spacing w:line="336" w:lineRule="auto" w:after="180"/>
-        <w:shd w:fill="F4F9FC"/>
-      </w:pPr>
-      <w:r>
-        <w:rPr>
-          <w:b w:val="0"/>
-        </w:rPr>
-        <w:t xml:space="preserve">3. ‘Is red?’ </w:t>
-      </w:r>
-      <w:r>
-        <w:rPr>
-          <w:b/>
-        </w:rPr>
-        <w:t>split</w:t>
-      </w:r>
-      <w:r>
-        <w:rPr>
-          <w:b w:val="0"/>
-        </w:rPr>
-        <w:t xml:space="preserve">s 1/7; worst </w:t>
-      </w:r>
-      <w:r>
-        <w:rPr>
-          <w:b/>
-        </w:rPr>
-        <w:t>branch</w:t>
-      </w:r>
-      <w:r>
-        <w:rPr>
-          <w:b w:val="0"/>
-        </w:rPr>
-        <w:t xml:space="preserve"> leaves 7.</w:t>
-      </w:r>
-    </w:p>
-    <w:p>
-      <w:pPr>
-        <w:spacing w:line="336" w:lineRule="auto" w:after="180"/>
-        <w:shd w:fill="F4F9FC"/>
-      </w:pPr>
-      <w:r>
-        <w:rPr>
-          <w:b w:val="0"/>
-        </w:rPr>
-        <w:t xml:space="preserve">4. For this set, wings is the more </w:t>
-      </w:r>
-      <w:r>
-        <w:rPr>
-          <w:b/>
-        </w:rPr>
-        <w:t>informative</w:t>
-      </w:r>
-      <w:r>
-        <w:rPr>
-          <w:b w:val="0"/>
-        </w:rPr>
-        <w:t xml:space="preserve"> first question.</w:t>
-      </w:r>
-    </w:p>
-    <w:p>
-      <w:pPr>
-        <w:spacing w:line="336" w:lineRule="auto" w:after="180"/>
-      </w:pPr>
-      <w:r>
-        <w:rPr>
-          <w:b w:val="0"/>
-        </w:rPr>
-        <w:t>Recalculate, retrace, or restate the reasoning in your own representation:</w:t>
-      </w:r>
-    </w:p>
-    <w:p>
-      <w:pPr>
-        <w:spacing w:line="336" w:lineRule="auto" w:after="180"/>
-        <w:shd w:fill="F5F1FB"/>
-      </w:pPr>
-      <w:r>
-        <w:rPr>
-          <w:b w:val="0"/>
-        </w:rPr>
-        <w:t xml:space="preserve">CHECK Did the </w:t>
-      </w:r>
-      <w:r>
-        <w:rPr>
-          <w:b/>
-        </w:rPr>
-        <w:t>evidence</w:t>
-      </w:r>
-      <w:r>
-        <w:rPr>
-          <w:b w:val="0"/>
-        </w:rPr>
-        <w:t xml:space="preserve"> answer the exact question? Did the total, path, or source record stay consistent?</w:t>
-      </w:r>
-    </w:p>
-    <w:p>
-      <w:pPr>
-        <w:pStyle w:val="Heading3"/>
-      </w:pPr>
-      <w:r>
-        <w:t>Concrete teaching case</w:t>
-      </w:r>
-    </w:p>
-    <w:p>
-      <w:pPr>
-        <w:pStyle w:val="Heading3"/>
-      </w:pPr>
-      <w:r>
-        <w:t>The teaching case</w:t>
-      </w:r>
-    </w:p>
-    <w:p>
-      <w:pPr>
-        <w:spacing w:line="336" w:lineRule="auto" w:after="180"/>
-        <w:shd w:fill="F1F6FC"/>
-      </w:pPr>
-      <w:r>
-        <w:rPr>
-          <w:b w:val="0"/>
-        </w:rPr>
-        <w:t>Eight blue cards contain four circles and four triangles; target is shape.</w:t>
-      </w:r>
-    </w:p>
-    <w:p>
-      <w:pPr>
-        <w:spacing w:line="336" w:lineRule="auto" w:after="180"/>
-        <w:shd w:fill="F5F1FB"/>
-      </w:pPr>
-      <w:r>
-        <w:rPr>
-          <w:b w:val="0"/>
-        </w:rPr>
-        <w:t>Which question is more useful: blue or circle?</w:t>
-      </w:r>
-    </w:p>
-    <w:p>
-      <w:pPr>
-        <w:pStyle w:val="Heading3"/>
-      </w:pPr>
-      <w:r>
-        <w:t>Exact explanation to model</w:t>
-      </w:r>
-    </w:p>
-    <w:p>
-      <w:pPr>
-        <w:pStyle w:val="Heading3"/>
-      </w:pPr>
-      <w:r>
-        <w:t>Why the result follows</w:t>
-      </w:r>
-    </w:p>
-    <w:p>
-      <w:pPr>
-        <w:spacing w:line="336" w:lineRule="auto" w:after="180"/>
-        <w:shd w:fill="F1F6FC"/>
-      </w:pPr>
-      <w:r>
-        <w:rPr>
-          <w:b w:val="0"/>
-        </w:rPr>
-        <w:t xml:space="preserve">Circle separates target groups. Blue puts every card in one </w:t>
-      </w:r>
-      <w:r>
-        <w:rPr>
-          <w:b/>
-        </w:rPr>
-        <w:t>branch</w:t>
-      </w:r>
-      <w:r>
-        <w:rPr>
-          <w:b w:val="0"/>
-        </w:rPr>
-        <w:t>. Usefulness depends on the task and examples.</w:t>
-      </w:r>
-    </w:p>
-    <w:p>
-      <w:pPr>
-        <w:pStyle w:val="Heading3"/>
-      </w:pPr>
-      <w:r>
         <w:t>Explain the added worked example</w:t>
-      </w:r>
-    </w:p>
-    <w:p>
-      <w:pPr>
-        <w:pStyle w:val="Heading3"/>
-      </w:pPr>
-      <w:r>
-        <w:t>Explain the added worked example · 1</w:t>
-      </w:r>
-    </w:p>
-    <w:p>
-      <w:pPr>
-        <w:spacing w:line="336" w:lineRule="auto" w:after="180"/>
-      </w:pPr>
-      <w:r>
-        <w:rPr>
-          <w:b w:val="0"/>
-        </w:rPr>
-        <w:t xml:space="preserve">A decision tree asks a feature question and follows a </w:t>
-      </w:r>
-      <w:r>
-        <w:rPr>
-          <w:b/>
-        </w:rPr>
-        <w:t>branch</w:t>
-      </w:r>
-      <w:r>
-        <w:rPr>
-          <w:b w:val="0"/>
-        </w:rPr>
-        <w:t xml:space="preserve"> to a </w:t>
-      </w:r>
-      <w:r>
-        <w:rPr>
-          <w:b/>
-        </w:rPr>
-        <w:t>prediction</w:t>
-      </w:r>
-      <w:r>
-        <w:rPr>
-          <w:b w:val="0"/>
-        </w:rPr>
-        <w:t xml:space="preserve">. A tree with one question has </w:t>
-      </w:r>
-      <w:r>
-        <w:rPr>
-          <w:b/>
-        </w:rPr>
-        <w:t>depth</w:t>
-      </w:r>
-      <w:r>
-        <w:rPr>
-          <w:b w:val="0"/>
-        </w:rPr>
-        <w:t xml:space="preserve"> one and is sometimes called a stump.</w:t>
-      </w:r>
-    </w:p>
-    <w:p>
-      <w:pPr>
-        <w:spacing w:line="336" w:lineRule="auto" w:after="180"/>
-      </w:pPr>
-      <w:r>
-        <w:rPr>
-          <w:b w:val="0"/>
-        </w:rPr>
-        <w:t xml:space="preserve">Unlike Week 8, where the two </w:t>
-      </w:r>
-      <w:r>
-        <w:rPr>
-          <w:b/>
-        </w:rPr>
-        <w:t>output</w:t>
-      </w:r>
-      <w:r>
-        <w:rPr>
-          <w:b w:val="0"/>
-        </w:rPr>
-        <w:t xml:space="preserve"> labels were fixed in advance, this week we fit both the question and the label stored at each </w:t>
-      </w:r>
-      <w:r>
-        <w:rPr>
-          <w:b/>
-        </w:rPr>
-        <w:t>leaf</w:t>
-      </w:r>
-      <w:r>
-        <w:rPr>
-          <w:b w:val="0"/>
-        </w:rPr>
-        <w:t>.</w:t>
-      </w:r>
-    </w:p>
-    <w:p>
-      <w:pPr>
-        <w:pStyle w:val="Heading3"/>
-      </w:pPr>
-      <w:r>
-        <w:t>Explain the added worked example · 2</w:t>
-      </w:r>
-    </w:p>
-    <w:p>
-      <w:pPr>
-        <w:spacing w:line="336" w:lineRule="auto" w:after="180"/>
-      </w:pPr>
-      <w:r>
-        <w:rPr>
-          <w:b w:val="0"/>
-        </w:rPr>
-        <w:t xml:space="preserve">Our six fictional </w:t>
-      </w:r>
-      <w:r>
-        <w:rPr>
-          <w:b/>
-        </w:rPr>
-        <w:t>training</w:t>
-      </w:r>
-      <w:r>
-        <w:rPr>
-          <w:b w:val="0"/>
-        </w:rPr>
-        <w:t xml:space="preserve"> rows have two binary sensor flags available before </w:t>
-      </w:r>
-      <w:r>
-        <w:rPr>
-          <w:b/>
-        </w:rPr>
-        <w:t>prediction</w:t>
-      </w:r>
-      <w:r>
-        <w:rPr>
-          <w:b w:val="0"/>
-        </w:rPr>
-        <w:t>: near and tall. A value of 1 means that flag is present; 0 means absent. The reviewed scene label is separate.</w:t>
-      </w:r>
-    </w:p>
-    <w:p>
-      <w:pPr>
-        <w:spacing w:line="336" w:lineRule="auto" w:after="180"/>
-      </w:pPr>
-      <w:r>
-        <w:rPr>
-          <w:b w:val="0"/>
-        </w:rPr>
-        <w:t>Each row represents a different trip on a familiar route, including rows with identical values. Similar readings can have different scene labels. These are teaching examples, not robot control instructions.</w:t>
-      </w:r>
-    </w:p>
-    <w:p>
-      <w:pPr>
-        <w:pStyle w:val="Heading3"/>
-      </w:pPr>
-      <w:r>
-        <w:t>Explain the added worked example · 3</w:t>
-      </w:r>
-    </w:p>
-    <w:p>
-      <w:pPr>
-        <w:spacing w:line="336" w:lineRule="auto" w:after="180"/>
-      </w:pPr>
-      <w:r>
-        <w:rPr>
-          <w:b w:val="0"/>
-        </w:rPr>
-        <w:t xml:space="preserve">Try near first and tall second. For each question, group the </w:t>
-      </w:r>
-      <w:r>
-        <w:rPr>
-          <w:b/>
-        </w:rPr>
-        <w:t>training</w:t>
-      </w:r>
-      <w:r>
-        <w:rPr>
-          <w:b w:val="0"/>
-        </w:rPr>
-        <w:t xml:space="preserve"> rows by 0 and 1, then predict each group’s majority label; choose clear for tied label counts.</w:t>
-      </w:r>
-    </w:p>
-    <w:p>
-      <w:pPr>
-        <w:spacing w:line="336" w:lineRule="auto" w:after="180"/>
-      </w:pPr>
-      <w:r>
-        <w:rPr>
-          <w:b w:val="0"/>
-        </w:rPr>
-        <w:t xml:space="preserve">Count all </w:t>
-      </w:r>
-      <w:r>
-        <w:rPr>
-          <w:b/>
-        </w:rPr>
-        <w:t>training</w:t>
-      </w:r>
-      <w:r>
-        <w:rPr>
-          <w:b w:val="0"/>
-        </w:rPr>
-        <w:t xml:space="preserve"> mistakes and keep the first question if scores tie. Stop after one question. This is our stated classroom </w:t>
-      </w:r>
-      <w:r>
-        <w:rPr>
-          <w:b/>
-        </w:rPr>
-        <w:t>fitting</w:t>
-      </w:r>
-      <w:r>
-        <w:rPr>
-          <w:b w:val="0"/>
-        </w:rPr>
-        <w:t xml:space="preserve"> procedure.</w:t>
-      </w:r>
-    </w:p>
-    <w:p>
-      <w:pPr>
-        <w:pStyle w:val="Heading3"/>
-      </w:pPr>
-      <w:r>
-        <w:t>Explain the added worked example · 4</w:t>
-      </w:r>
-    </w:p>
-    <w:p>
-      <w:pPr>
-        <w:spacing w:line="336" w:lineRule="auto" w:after="180"/>
-      </w:pPr>
-      <w:r>
-        <w:rPr>
-          <w:b w:val="0"/>
-        </w:rPr>
-        <w:t xml:space="preserve">Feature 0 is near; feature 1 is tall; row[2] is the label. </w:t>
-      </w:r>
-      <w:r>
-        <w:rPr>
-          <w:b/>
-        </w:rPr>
-        <w:t>Output</w:t>
-      </w:r>
-      <w:r>
-        <w:rPr>
-          <w:b w:val="0"/>
-        </w:rPr>
-        <w:t xml:space="preserve"> is 0 1, then 1 2, then 0 clear blocked. Near makes one </w:t>
-      </w:r>
-      <w:r>
-        <w:rPr>
-          <w:b/>
-        </w:rPr>
-        <w:t>training</w:t>
-      </w:r>
-      <w:r>
-        <w:rPr>
-          <w:b w:val="0"/>
-        </w:rPr>
-        <w:t xml:space="preserve"> mistake: near=0 contains two clear labels and one blocked, so that </w:t>
-      </w:r>
-      <w:r>
-        <w:rPr>
-          <w:b/>
-        </w:rPr>
-        <w:t>leaf</w:t>
-      </w:r>
-      <w:r>
-        <w:rPr>
-          <w:b w:val="0"/>
-        </w:rPr>
-        <w:t xml:space="preserve"> predicts clear.</w:t>
-      </w:r>
-    </w:p>
-    <w:p>
-      <w:pPr>
-        <w:spacing w:line="336" w:lineRule="auto" w:after="180"/>
-      </w:pPr>
-      <w:r>
-        <w:rPr>
-          <w:b w:val="0"/>
-        </w:rPr>
-        <w:t>Near=1 contains three blocked labels. Tall makes two mistakes because both its groups have a blocked majority.</w:t>
-      </w:r>
-    </w:p>
-    <w:p>
-      <w:pPr>
-        <w:pStyle w:val="Heading3"/>
-      </w:pPr>
-      <w:r>
-        <w:t>Explain the added worked example · 5</w:t>
-      </w:r>
-    </w:p>
-    <w:p>
-      <w:pPr>
-        <w:spacing w:line="336" w:lineRule="auto" w:after="180"/>
-      </w:pPr>
-      <w:r>
-        <w:rPr>
-          <w:b w:val="0"/>
-        </w:rPr>
-        <w:t xml:space="preserve">The stored tree contains the chosen feature and its two learned leaves. The code assumes nonempty data, binary flags, allowed labels and examples on both </w:t>
-      </w:r>
-      <w:r>
-        <w:rPr>
-          <w:b/>
-        </w:rPr>
-        <w:t>branch</w:t>
-      </w:r>
-      <w:r>
-        <w:rPr>
-          <w:b w:val="0"/>
-        </w:rPr>
-        <w:t>es of each candidate.</w:t>
-      </w:r>
-    </w:p>
-    <w:p>
-      <w:pPr>
-        <w:spacing w:line="336" w:lineRule="auto" w:after="180"/>
-      </w:pPr>
-      <w:r>
-        <w:rPr>
-          <w:b w:val="0"/>
-        </w:rPr>
-        <w:t xml:space="preserve">An empty </w:t>
-      </w:r>
-      <w:r>
-        <w:rPr>
-          <w:b/>
-        </w:rPr>
-        <w:t>branch</w:t>
-      </w:r>
-      <w:r>
-        <w:rPr>
-          <w:b w:val="0"/>
-        </w:rPr>
-        <w:t xml:space="preserve"> would need a declared fallback; this small example does not implement one. The score is total </w:t>
-      </w:r>
-      <w:r>
-        <w:rPr>
-          <w:b/>
-        </w:rPr>
-        <w:t>training</w:t>
-      </w:r>
-      <w:r>
-        <w:rPr>
-          <w:b w:val="0"/>
-        </w:rPr>
-        <w:t xml:space="preserve"> mistakes, not an average giving small and large </w:t>
-      </w:r>
-      <w:r>
-        <w:rPr>
-          <w:b/>
-        </w:rPr>
-        <w:t>branch</w:t>
-      </w:r>
-      <w:r>
-        <w:rPr>
-          <w:b w:val="0"/>
-        </w:rPr>
-        <w:t>es equal weight.</w:t>
-      </w:r>
-    </w:p>
-    <w:p>
-      <w:pPr>
-        <w:spacing w:line="336" w:lineRule="auto" w:after="180"/>
-      </w:pPr>
-      <w:r>
-        <w:rPr>
-          <w:b w:val="0"/>
-        </w:rPr>
-        <w:t xml:space="preserve">This is an explicitly limited </w:t>
-      </w:r>
-      <w:r>
-        <w:rPr>
-          <w:b/>
-        </w:rPr>
-        <w:t>depth</w:t>
-      </w:r>
-      <w:r>
-        <w:rPr>
-          <w:b w:val="0"/>
-        </w:rPr>
-        <w:t xml:space="preserve">-one learner. General tree algorithms can repeat </w:t>
-      </w:r>
-      <w:r>
-        <w:rPr>
-          <w:b/>
-        </w:rPr>
-        <w:t>split</w:t>
-      </w:r>
-      <w:r>
-        <w:rPr>
-          <w:b w:val="0"/>
-        </w:rPr>
-        <w:t xml:space="preserve"> selection within </w:t>
-      </w:r>
-      <w:r>
-        <w:rPr>
-          <w:b/>
-        </w:rPr>
-        <w:t>branch</w:t>
-      </w:r>
-      <w:r>
-        <w:rPr>
-          <w:b w:val="0"/>
-        </w:rPr>
-        <w:t>es and often use impurity criteria such as Gini. Our code does not implement that full procedure.</w:t>
-      </w:r>
-    </w:p>
-    <w:p>
-      <w:pPr>
-        <w:spacing w:line="336" w:lineRule="auto" w:after="180"/>
-      </w:pPr>
-      <w:r>
-        <w:rPr>
-          <w:b w:val="0"/>
-        </w:rPr>
-        <w:t>Keeping the scope small lets you inspect every decision.</w:t>
       </w:r>
     </w:p>
     <w:p>
@@ -1912,271 +2754,6 @@
         <w:t>These teacher notes contain solutions; do not reveal the independent case answer during modelling.</w:t>
       </w:r>
     </w:p>
-    <w:p>
-      <w:pPr>
-        <w:pStyle w:val="Heading3"/>
-      </w:pPr>
-      <w:r>
-        <w:t>Two paths through the learned tree</w:t>
-      </w:r>
-    </w:p>
-    <w:tbl>
-      <w:tblPr>
-        <w:tblStyle w:val="LightShading-Accent1"/>
-        <w:tblW w:type="auto" w:w="0"/>
-        <w:tblLook w:firstColumn="1" w:firstRow="1" w:lastColumn="0" w:lastRow="0" w:noHBand="0" w:noVBand="1" w:val="04A0"/>
-      </w:tblPr>
-      <w:tblGrid>
-        <w:gridCol w:w="3408"/>
-        <w:gridCol w:w="3408"/>
-        <w:gridCol w:w="3408"/>
-      </w:tblGrid>
-      <w:tr>
-        <w:trPr>
-          <w:tblHeader/>
-        </w:trPr>
-        <w:tc>
-          <w:tcPr>
-            <w:tcW w:type="dxa" w:w="3408"/>
-          </w:tcPr>
-          <w:p>
-            <w:r>
-              <w:t>Root question</w:t>
-            </w:r>
-          </w:p>
-        </w:tc>
-        <w:tc>
-          <w:tcPr>
-            <w:tcW w:type="dxa" w:w="3408"/>
-          </w:tcPr>
-          <w:p>
-            <w:r>
-              <w:t>Branch answer</w:t>
-            </w:r>
-          </w:p>
-        </w:tc>
-        <w:tc>
-          <w:tcPr>
-            <w:tcW w:type="dxa" w:w="3408"/>
-          </w:tcPr>
-          <w:p>
-            <w:r>
-              <w:t>Learned leaf</w:t>
-            </w:r>
-          </w:p>
-        </w:tc>
-      </w:tr>
-      <w:tr>
-        <w:tc>
-          <w:tcPr>
-            <w:tcW w:type="dxa" w:w="3408"/>
-          </w:tcPr>
-          <w:p>
-            <w:r>
-              <w:t>Is near equal to 1</w:t>
-            </w:r>
-          </w:p>
-        </w:tc>
-        <w:tc>
-          <w:tcPr>
-            <w:tcW w:type="dxa" w:w="3408"/>
-          </w:tcPr>
-          <w:p>
-            <w:r>
-              <w:t>No near is 0</w:t>
-            </w:r>
-          </w:p>
-        </w:tc>
-        <w:tc>
-          <w:tcPr>
-            <w:tcW w:type="dxa" w:w="3408"/>
-          </w:tcPr>
-          <w:p>
-            <w:r>
-              <w:t>Predict clear</w:t>
-            </w:r>
-          </w:p>
-        </w:tc>
-      </w:tr>
-      <w:tr>
-        <w:tc>
-          <w:tcPr>
-            <w:tcW w:type="dxa" w:w="3408"/>
-          </w:tcPr>
-          <w:p>
-            <w:r>
-              <w:t>Is near equal to 1</w:t>
-            </w:r>
-          </w:p>
-        </w:tc>
-        <w:tc>
-          <w:tcPr>
-            <w:tcW w:type="dxa" w:w="3408"/>
-          </w:tcPr>
-          <w:p>
-            <w:r>
-              <w:t>Yes near is 1</w:t>
-            </w:r>
-          </w:p>
-        </w:tc>
-        <w:tc>
-          <w:tcPr>
-            <w:tcW w:type="dxa" w:w="3408"/>
-          </w:tcPr>
-          <w:p>
-            <w:r>
-              <w:t>Predict blocked</w:t>
-            </w:r>
-          </w:p>
-        </w:tc>
-      </w:tr>
-    </w:tbl>
-    <w:p>
-      <w:r>
-        <w:t>Both paths start at the same root. Tall is not used by this fitted tree; the leaf labels came from training counts.</w:t>
-      </w:r>
-    </w:p>
-    <w:p>
-      <w:pPr>
-        <w:pStyle w:val="Heading3"/>
-      </w:pPr>
-      <w:r>
-        <w:t>Model the reasoning aloud · 6</w:t>
-      </w:r>
-    </w:p>
-    <w:p>
-      <w:pPr>
-        <w:spacing w:line="336" w:lineRule="auto" w:after="180"/>
-      </w:pPr>
-      <w:r>
-        <w:rPr>
-          <w:b w:val="0"/>
-        </w:rPr>
-        <w:t xml:space="preserve">Validation rows are (near=1,tall=1,blocked), (0,0,clear), (0,1,blocked), (1,0,clear). Follow only near: </w:t>
-      </w:r>
-      <w:r>
-        <w:rPr>
-          <w:b/>
-        </w:rPr>
-        <w:t>prediction</w:t>
-      </w:r>
-      <w:r>
-        <w:rPr>
-          <w:b w:val="0"/>
-        </w:rPr>
-        <w:t>s are blocked, clear, clear, blocked. Two of four match.</w:t>
-      </w:r>
-    </w:p>
-    <w:p>
-      <w:pPr>
-        <w:spacing w:line="336" w:lineRule="auto" w:after="180"/>
-      </w:pPr>
-      <w:r>
-        <w:rPr>
-          <w:b w:val="0"/>
-        </w:rPr>
-        <w:t xml:space="preserve">The </w:t>
-      </w:r>
-      <w:r>
-        <w:rPr>
-          <w:b/>
-        </w:rPr>
-        <w:t>training</w:t>
-      </w:r>
-      <w:r>
-        <w:rPr>
-          <w:b w:val="0"/>
-        </w:rPr>
-        <w:t xml:space="preserve">-majority baseline predicts blocked, since </w:t>
-      </w:r>
-      <w:r>
-        <w:rPr>
-          <w:b/>
-        </w:rPr>
-        <w:t>training</w:t>
-      </w:r>
-      <w:r>
-        <w:rPr>
-          <w:b w:val="0"/>
-        </w:rPr>
-        <w:t xml:space="preserve"> has four blocked and two clear; it also matches two of four validation labels.</w:t>
-      </w:r>
-    </w:p>
-    <w:p>
-      <w:pPr>
-        <w:pStyle w:val="Heading3"/>
-      </w:pPr>
-      <w:r>
-        <w:t>Which validation rows does the tree miss, and which does the baseline miss? Explain why the tall value cannot change this tree’s prediction.</w:t>
-      </w:r>
-    </w:p>
-    <w:p>
-      <w:r>
-        <w:t>________________________________________________________________</w:t>
-      </w:r>
-    </w:p>
-    <w:p>
-      <w:r>
-        <w:t>________________________________________________________________</w:t>
-      </w:r>
-    </w:p>
-    <w:p>
-      <w:r>
-        <w:t>________________________________________________________________</w:t>
-      </w:r>
-    </w:p>
-    <w:p>
-      <w:r>
-        <w:t>________________________________________________________________</w:t>
-      </w:r>
-    </w:p>
-    <w:p>
-      <w:pPr>
-        <w:spacing w:line="336" w:lineRule="auto" w:after="180"/>
-      </w:pPr>
-      <w:r>
-        <w:rPr>
-          <w:b w:val="0"/>
-        </w:rPr>
-        <w:t xml:space="preserve">Keep the fitted </w:t>
-      </w:r>
-      <w:r>
-        <w:rPr>
-          <w:b/>
-        </w:rPr>
-        <w:t>root</w:t>
-      </w:r>
-      <w:r>
-        <w:rPr>
-          <w:b w:val="0"/>
-        </w:rPr>
-        <w:t xml:space="preserve"> and leaves unchanged while scoring. Equal accuracy does not mean identical errors, and five correct </w:t>
-      </w:r>
-      <w:r>
-        <w:rPr>
-          <w:b/>
-        </w:rPr>
-        <w:t>training</w:t>
-      </w:r>
-      <w:r>
-        <w:rPr>
-          <w:b w:val="0"/>
-        </w:rPr>
-        <w:t xml:space="preserve"> </w:t>
-      </w:r>
-      <w:r>
-        <w:rPr>
-          <w:b/>
-        </w:rPr>
-        <w:t>prediction</w:t>
-      </w:r>
-      <w:r>
-        <w:rPr>
-          <w:b w:val="0"/>
-        </w:rPr>
-        <w:t>s out of six is not the validation result.</w:t>
-      </w:r>
-    </w:p>
     <w:tbl>
       <w:tblPr>
         <w:tblStyle w:val="LightShading-Accent1"/>
@@ -2300,61 +2877,10 @@
     </w:p>
     <w:p>
       <w:pPr>
-        <w:spacing w:line="336" w:lineRule="auto" w:after="180"/>
-      </w:pPr>
-      <w:r>
-        <w:rPr>
-          <w:b w:val="0"/>
-        </w:rPr>
-        <w:t>A fictional guessing game has eight catalogue cards and asks yes/no questions to narrow the target.</w:t>
-      </w:r>
-    </w:p>
-    <w:p>
-      <w:pPr>
         <w:pStyle w:val="Heading3"/>
       </w:pPr>
       <w:r>
         <w:t>The facts we will use</w:t>
-      </w:r>
-    </w:p>
-    <w:p>
-      <w:pPr>
-        <w:pStyle w:val="Heading3"/>
-      </w:pPr>
-      <w:r>
-        <w:t>Supplied facts</w:t>
-      </w:r>
-    </w:p>
-    <w:p>
-      <w:pPr>
-        <w:spacing w:line="336" w:lineRule="auto" w:after="180"/>
-        <w:shd w:fill="F1F6FC"/>
-      </w:pPr>
-      <w:r>
-        <w:rPr>
-          <w:b w:val="0"/>
-        </w:rPr>
-        <w:t>Cards: four mystery, four science; six paperback, two hardback; all English.</w:t>
-      </w:r>
-    </w:p>
-    <w:p>
-      <w:pPr>
-        <w:pStyle w:val="Heading3"/>
-      </w:pPr>
-      <w:r>
-        <w:t>Supplied facts</w:t>
-      </w:r>
-    </w:p>
-    <w:p>
-      <w:pPr>
-        <w:spacing w:line="336" w:lineRule="auto" w:after="180"/>
-        <w:shd w:fill="F1F6FC"/>
-      </w:pPr>
-      <w:r>
-        <w:rPr>
-          <w:b w:val="0"/>
-        </w:rPr>
-        <w:t>Compare worst-case remaining group size after asking mystery?, paperback? or English?. No claim about unequal target probabilities is made.</w:t>
       </w:r>
     </w:p>
     <w:p>
@@ -2362,7 +2888,7 @@
         <w:drawing>
           <wp:inline xmlns:a="http://schemas.openxmlformats.org/drawingml/2006/main" xmlns:pic="http://schemas.openxmlformats.org/drawingml/2006/picture">
             <wp:extent cx="5486400" cy="3131457"/>
-            <wp:docPr id="1" name="Picture 1" descr="Worst-case remaining candidates"/>
+            <wp:docPr id="2" name="Picture 2" descr="Worst-case remaining candidates"/>
             <wp:cNvGraphicFramePr>
               <a:graphicFrameLocks noChangeAspect="1"/>
             </wp:cNvGraphicFramePr>
@@ -2374,7 +2900,7 @@
                     <pic:cNvPicPr/>
                   </pic:nvPicPr>
                   <pic:blipFill>
-                    <a:blip r:embed="rId9"/>
+                    <a:blip r:embed="rId10"/>
                     <a:stretch>
                       <a:fillRect/>
                     </a:stretch>
@@ -2398,7 +2924,7 @@
         <w:drawing>
           <wp:inline xmlns:a="http://schemas.openxmlformats.org/drawingml/2006/main" xmlns:pic="http://schemas.openxmlformats.org/drawingml/2006/picture">
             <wp:extent cx="5381271" cy="5943599"/>
-            <wp:docPr id="2" name="Picture 2" descr="Choose Informative Questions. List possibilities: There are eight possible target cards initially.. Mystery question: Yes group 4; No group 4; largest remaining group 4.. Paperback question: Yes 6; No 2; largest remaining group 6.. English question: Yes 8; No 0; largest remaining group 8."/>
+            <wp:docPr id="3" name="Picture 3" descr="Choose Informative Questions. List possibilities: There are eight possible target cards initially.. Mystery question: Yes group 4; No group 4; largest remaining group 4.. Paperback question: Yes 6; No 2; largest remaining group 6.. English question: Yes 8; No 0; largest remaining group 8."/>
             <wp:cNvGraphicFramePr>
               <a:graphicFrameLocks noChangeAspect="1"/>
             </wp:cNvGraphicFramePr>
@@ -2410,7 +2936,7 @@
                     <pic:cNvPicPr/>
                   </pic:nvPicPr>
                   <pic:blipFill>
-                    <a:blip r:embed="rId10"/>
+                    <a:blip r:embed="rId11"/>
                     <a:stretch>
                       <a:fillRect/>
                     </a:stretch>
@@ -2579,185 +3105,290 @@
         <w:pStyle w:val="Heading3"/>
       </w:pPr>
       <w:r>
-        <w:t>Why the result follows</w:t>
+        <w:t>What this example does not establish</w:t>
+      </w:r>
+    </w:p>
+    <w:p>
+      <w:pPr>
+        <w:pStyle w:val="Heading3"/>
+      </w:pPr>
+      <w:r>
+        <w:t>Change one thing in the pictured case</w:t>
+      </w:r>
+    </w:p>
+    <w:p>
+      <w:pPr>
+        <w:pStyle w:val="Heading3"/>
+      </w:pPr>
+      <w:r>
+        <w:t>Ask while showing the picture</w:t>
+      </w:r>
+    </w:p>
+    <w:p>
+      <w:pPr>
+        <w:pStyle w:val="Heading1"/>
+      </w:pPr>
+      <w:r>
+        <w:t>03. Guide the current question comparison, then fade help</w:t>
+      </w:r>
+    </w:p>
+    <w:p>
+      <w:r>
+        <w:t>Collect each learner’s branch counts before discussion.</w:t>
+      </w:r>
+    </w:p>
+    <w:p>
+      <w:pPr>
+        <w:pStyle w:val="Heading2"/>
+      </w:pPr>
+      <w:r>
+        <w:t>Main sequence</w:t>
       </w:r>
     </w:p>
     <w:p>
       <w:pPr>
         <w:spacing w:line="336" w:lineRule="auto" w:after="180"/>
-        <w:shd w:fill="F1F6FC"/>
-      </w:pPr>
-      <w:r>
-        <w:rPr>
-          <w:b w:val="0"/>
-        </w:rPr>
-        <w:t>Under the stated worst-case criterion, mystery is the most useful of these questions because it leaves at most four cards. The constant language clue never narrows the set.</w:t>
+      </w:pPr>
+      <w:r>
+        <w:rPr>
+          <w:b w:val="0"/>
+        </w:rPr>
+        <w:t>Main sequence: read all eight cards and state the worst-case criterion; collect three split predictions; count each branch before revealing code; restrict to M1–M4 and recount; complete current W1–W3 with fading help; collect ten-card W4 independently; discuss current W5 assumptions and record a changed-case return. Schedule the retained tree material only as optional Week 14 review.</w:t>
+      </w:r>
+    </w:p>
+    <w:p>
+      <w:pPr>
+        <w:pStyle w:val="Heading2"/>
+      </w:pPr>
+      <w:r>
+        <w:t>Current W2 prompt and checked reasoning</w:t>
       </w:r>
     </w:p>
     <w:p>
       <w:pPr>
         <w:spacing w:line="336" w:lineRule="auto" w:after="180"/>
-        <w:shd w:fill="F1F6FC"/>
-      </w:pPr>
-      <w:r>
-        <w:rPr>
-          <w:b w:val="0"/>
-        </w:rPr>
-        <w:t xml:space="preserve">This is an identification-game criterion; a classifier </w:t>
+      </w:pPr>
+      <w:r>
+        <w:rPr>
+          <w:b w:val="0"/>
+        </w:rPr>
+        <w:t>Completion task: For mystery?, paperback? and English?, count Yes and No, calculate the largest remaining group and select the best under the stated criterion. Explain why one useful question need not identify a unique target.</w:t>
+      </w:r>
+    </w:p>
+    <w:p>
+      <w:pPr>
+        <w:spacing w:line="336" w:lineRule="auto" w:after="180"/>
+      </w:pPr>
+      <w:r>
+        <w:rPr>
+          <w:b w:val="0"/>
+        </w:rPr>
+        <w:t>Teacher check: Mystery splits4/4, paperback6/2, English8/0, with worst remaining groups4,6,8. Choose mystery; a branch still contains four possible targets. Use the complete supplied card table and the declared criterion.</w:t>
+      </w:r>
+    </w:p>
+    <w:p>
+      <w:pPr>
+        <w:spacing w:line="336" w:lineRule="auto" w:after="180"/>
+      </w:pPr>
+      <w:r>
+        <w:rPr>
+          <w:b w:val="0"/>
+        </w:rPr>
+        <w:t xml:space="preserve">Start by identifying the given </w:t>
       </w:r>
       <w:r>
         <w:rPr>
           <w:b/>
         </w:rPr>
-        <w:t>fitting</w:t>
-      </w:r>
-      <w:r>
-        <w:rPr>
-          <w:b w:val="0"/>
-        </w:rPr>
-        <w:t xml:space="preserve"> labels may instead compare </w:t>
+        <w:t>input</w:t>
+      </w:r>
+      <w:r>
+        <w:rPr>
+          <w:b w:val="0"/>
+        </w:rPr>
+        <w:t>s together. Leave the intermediate steps blank. If needed, model one step, then withdraw that help on the next step. Move to a full trace only when the partial trace is understood.</w:t>
+      </w:r>
+    </w:p>
+    <w:p>
+      <w:pPr>
+        <w:spacing w:line="336" w:lineRule="auto" w:after="180"/>
+      </w:pPr>
+      <w:r>
+        <w:rPr>
+          <w:b w:val="0"/>
+        </w:rPr>
+        <w:t>For partners, alternate explainer and checker; collect a response from every learner before discussion.</w:t>
+      </w:r>
+    </w:p>
+    <w:p>
+      <w:pPr>
+        <w:pStyle w:val="Heading2"/>
+      </w:pPr>
+      <w:r>
+        <w:t>Challenge a repeated constant clue</w:t>
+      </w:r>
+    </w:p>
+    <w:p>
+      <w:pPr>
+        <w:spacing w:line="336" w:lineRule="auto" w:after="180"/>
+      </w:pPr>
+      <w:r>
+        <w:rPr>
+          <w:b w:val="0"/>
+        </w:rPr>
+        <w:t xml:space="preserve">Proposed explanation: The best first question stays informative after its answer is already known. Test this on the four remaining mystery cards and show both </w:t>
       </w:r>
       <w:r>
         <w:rPr>
           <w:b/>
         </w:rPr>
-        <w:t>prediction</w:t>
-      </w:r>
-      <w:r>
-        <w:rPr>
-          <w:b w:val="0"/>
-        </w:rPr>
-        <w:t xml:space="preserve"> errors or another declared </w:t>
+        <w:t>branch</w:t>
+      </w:r>
+      <w:r>
+        <w:rPr>
+          <w:b w:val="0"/>
+        </w:rPr>
+        <w:t xml:space="preserve"> sizes.</w:t>
+      </w:r>
+    </w:p>
+    <w:p>
+      <w:pPr>
+        <w:spacing w:line="336" w:lineRule="auto" w:after="180"/>
+      </w:pPr>
+      <w:r>
+        <w:rPr>
+          <w:b w:val="0"/>
+        </w:rPr>
+        <w:t>Expected correction: mystery is now4/0 and leaves all four; paperback is3/1 and leaves at most three on the supplied joint table.</w:t>
+      </w:r>
+    </w:p>
+    <w:p>
+      <w:pPr>
+        <w:spacing w:line="336" w:lineRule="auto" w:after="180"/>
+      </w:pPr>
+      <w:r>
+        <w:rPr>
+          <w:b w:val="0"/>
+        </w:rPr>
+        <w:t>Collect explanations, not only yes/no votes. If a misunderstanding is common, re-model the relevant step for the class.</w:t>
+      </w:r>
+    </w:p>
+    <w:p>
+      <w:pPr>
+        <w:spacing w:line="336" w:lineRule="auto" w:after="180"/>
+      </w:pPr>
+      <w:r>
+        <w:rPr>
+          <w:b w:val="0"/>
+        </w:rPr>
+        <w:t>If it affects a few learners, give a short targeted group explanation while others solve a more demanding variation.</w:t>
+      </w:r>
+    </w:p>
+    <w:p>
+      <w:pPr>
+        <w:pStyle w:val="Heading2"/>
+      </w:pPr>
+      <w:r>
+        <w:t>Use the pictured comparison</w:t>
+      </w:r>
+    </w:p>
+    <w:p>
+      <w:pPr>
+        <w:spacing w:line="336" w:lineRule="auto" w:after="180"/>
+      </w:pPr>
+      <w:r>
+        <w:rPr>
+          <w:b w:val="0"/>
+        </w:rPr>
+        <w:t xml:space="preserve">Choose the best original question and explain why its more balanced </w:t>
       </w:r>
       <w:r>
         <w:rPr>
           <w:b/>
         </w:rPr>
-        <w:t>training</w:t>
-      </w:r>
-      <w:r>
-        <w:rPr>
-          <w:b w:val="0"/>
-        </w:rPr>
-        <w:t xml:space="preserve"> measure.</w:t>
-      </w:r>
-    </w:p>
-    <w:p>
-      <w:pPr>
-        <w:pStyle w:val="Heading3"/>
-      </w:pPr>
-      <w:r>
-        <w:t>What this example does not establish</w:t>
-      </w:r>
-    </w:p>
-    <w:p>
-      <w:pPr>
-        <w:pStyle w:val="Heading3"/>
-      </w:pPr>
-      <w:r>
-        <w:t>Keep the stated limit</w:t>
+        <w:t>split</w:t>
+      </w:r>
+      <w:r>
+        <w:rPr>
+          <w:b w:val="0"/>
+        </w:rPr>
+        <w:t xml:space="preserve"> matters here.</w:t>
       </w:r>
     </w:p>
     <w:p>
       <w:pPr>
         <w:spacing w:line="336" w:lineRule="auto" w:after="180"/>
-        <w:shd w:fill="FFF5E6"/>
-      </w:pPr>
-      <w:r>
-        <w:rPr>
-          <w:b w:val="0"/>
-        </w:rPr>
-        <w:t>Balanced groups do not guarantee a truthful user answer or optimal choices under every probability or cost model.</w:t>
-      </w:r>
-    </w:p>
-    <w:p>
-      <w:pPr>
-        <w:pStyle w:val="Heading3"/>
-      </w:pPr>
-      <w:r>
-        <w:t>Change one thing in the pictured case</w:t>
-      </w:r>
-    </w:p>
-    <w:p>
-      <w:pPr>
-        <w:pStyle w:val="Heading3"/>
-      </w:pPr>
-      <w:r>
-        <w:t>Change one thing</w:t>
+      </w:pPr>
+      <w:r>
+        <w:rPr>
+          <w:b w:val="0"/>
+        </w:rPr>
+        <w:t>Mystery gives 4/4 and worst case 4, better than paperback’s 6 and English’s 8 under the declared smallest-worst-case rule.</w:t>
       </w:r>
     </w:p>
     <w:p>
       <w:pPr>
         <w:spacing w:line="336" w:lineRule="auto" w:after="180"/>
-        <w:shd w:fill="F5F1FB"/>
-      </w:pPr>
-      <w:r>
-        <w:rPr>
-          <w:b w:val="0"/>
-        </w:rPr>
-        <w:t>Change: The current possibility set contains only the four mystery cards.</w:t>
-      </w:r>
-    </w:p>
-    <w:p>
-      <w:pPr>
-        <w:pStyle w:val="Heading3"/>
-      </w:pPr>
-      <w:r>
-        <w:t>Predicted result</w:t>
+      </w:pPr>
+      <w:r>
+        <w:rPr>
+          <w:b w:val="0"/>
+        </w:rPr>
+        <w:t>Changed-case reasoning: Asking mystery now leaves all four; it no longer narrows the set. Question value depends on the remaining candidates, not just on its wording.</w:t>
       </w:r>
     </w:p>
     <w:p>
       <w:pPr>
         <w:spacing w:line="336" w:lineRule="auto" w:after="180"/>
-        <w:shd w:fill="F1F6FC"/>
-      </w:pPr>
+      </w:pPr>
+      <w:r>
+        <w:rPr>
+          <w:b w:val="0"/>
+        </w:rPr>
+        <w:t xml:space="preserve">Collect each learner’s explanation before discussion. Use the first missing connection between </w:t>
+      </w:r>
       <w:r>
         <w:rPr>
           <w:b/>
         </w:rPr>
-        <w:t>Prediction</w:t>
-      </w:r>
-      <w:r>
-        <w:rPr>
-          <w:b w:val="0"/>
-        </w:rPr>
-        <w:t>: Asking mystery now leaves all four; it no longer narrows the set.</w:t>
-      </w:r>
-    </w:p>
-    <w:p>
-      <w:pPr>
-        <w:pStyle w:val="Heading3"/>
-      </w:pPr>
-      <w:r>
-        <w:t>Why the result follows</w:t>
+        <w:t>input</w:t>
+      </w:r>
+      <w:r>
+        <w:rPr>
+          <w:b w:val="0"/>
+        </w:rPr>
+        <w:t xml:space="preserve">, deciding step and result to choose support. This question is worked-case practice, not fresh mastery </w:t>
+      </w:r>
+      <w:r>
+        <w:rPr>
+          <w:b/>
+        </w:rPr>
+        <w:t>evidence</w:t>
+      </w:r>
+      <w:r>
+        <w:rPr>
+          <w:b w:val="0"/>
+        </w:rPr>
+        <w:t>.</w:t>
+      </w:r>
+    </w:p>
+    <w:p>
+      <w:pPr>
+        <w:pStyle w:val="Heading2"/>
+      </w:pPr>
+      <w:r>
+        <w:t>Keep each learner explaining</w:t>
       </w:r>
     </w:p>
     <w:p>
       <w:pPr>
         <w:spacing w:line="336" w:lineRule="auto" w:after="180"/>
-        <w:shd w:fill="F1F6FC"/>
-      </w:pPr>
-      <w:r>
-        <w:rPr>
-          <w:b w:val="0"/>
-        </w:rPr>
-        <w:t>Reason: Question value depends on the remaining candidates, not just on its wording.</w:t>
-      </w:r>
-    </w:p>
-    <w:p>
-      <w:pPr>
-        <w:pStyle w:val="Heading3"/>
-      </w:pPr>
-      <w:r>
-        <w:t>Ask while showing the picture</w:t>
-      </w:r>
-    </w:p>
-    <w:p>
-      <w:pPr>
-        <w:pStyle w:val="Heading3"/>
-      </w:pPr>
-      <w:r>
-        <w:t>Ask while showing the picture · 7</w:t>
+      </w:pPr>
+      <w:r>
+        <w:rPr>
+          <w:b w:val="0"/>
+        </w:rPr>
+        <w:t>Ask: Which facts are given, and which would we have to assume? Learners mark relevant details before discussing answers.</w:t>
       </w:r>
     </w:p>
     <w:p>
@@ -2768,31 +3399,38 @@
         <w:rPr>
           <w:b w:val="0"/>
         </w:rPr>
-        <w:t xml:space="preserve">Cover the result. Ask learners to name the </w:t>
+        <w:t>Say: Predict first. Show the rule, information path or calculation that would produce the result. A correct guess is not yet an explanation.</w:t>
+      </w:r>
+    </w:p>
+    <w:p>
+      <w:pPr>
+        <w:spacing w:line="336" w:lineRule="auto" w:after="180"/>
+      </w:pPr>
+      <w:r>
+        <w:rPr>
+          <w:b w:val="0"/>
+        </w:rPr>
+        <w:t xml:space="preserve">In pairs, one learner solves while the other checks </w:t>
       </w:r>
       <w:r>
         <w:rPr>
           <w:b/>
         </w:rPr>
-        <w:t>input</w:t>
-      </w:r>
-      <w:r>
-        <w:rPr>
-          <w:b w:val="0"/>
-        </w:rPr>
-        <w:t xml:space="preserve">s and predict the next step. Uncover one step, connect the icon to the actual procedure, and explain its </w:t>
-      </w:r>
-      <w:r>
-        <w:rPr>
-          <w:b/>
-        </w:rPr>
         <w:t>evidence</w:t>
       </w:r>
       <w:r>
         <w:rPr>
           <w:b w:val="0"/>
         </w:rPr>
-        <w:t>. Then change the supplied condition and compare.</w:t>
+        <w:t>; exchange roles. Remove the worked answer before independent assessment.</w:t>
+      </w:r>
+    </w:p>
+    <w:p>
+      <w:pPr>
+        <w:pStyle w:val="Heading2"/>
+      </w:pPr>
+      <w:r>
+        <w:t>Week 14 review · Earlier tree teaching sequence · reference / check after trying</w:t>
       </w:r>
     </w:p>
     <w:p>
@@ -2803,312 +3441,7 @@
         <w:rPr>
           <w:b w:val="0"/>
         </w:rPr>
-        <w:t>The picture is a representation; it does not document execution of a real AI model.</w:t>
-      </w:r>
-    </w:p>
-    <w:p>
-      <w:pPr>
-        <w:pStyle w:val="Heading1"/>
-      </w:pPr>
-      <w:r>
-        <w:t>03. Demonstrate and guide practice</w:t>
-      </w:r>
-    </w:p>
-    <w:p>
-      <w:r>
-        <w:t>Demonstrate Choose Informative Questions, reduce support deliberately and check individual reasoning before discussing answers.</w:t>
-      </w:r>
-    </w:p>
-    <w:p>
-      <w:pPr>
-        <w:pStyle w:val="Heading3"/>
-      </w:pPr>
-      <w:r>
-        <w:t>Board sequence</w:t>
-      </w:r>
-    </w:p>
-    <w:p>
-      <w:pPr>
-        <w:pStyle w:val="Heading3"/>
-      </w:pPr>
-      <w:r>
-        <w:t>1. Put the facts on the board</w:t>
-      </w:r>
-    </w:p>
-    <w:p>
-      <w:pPr>
-        <w:spacing w:line="336" w:lineRule="auto" w:after="180"/>
-        <w:shd w:fill="F4F9FC"/>
-      </w:pPr>
-      <w:r>
-        <w:rPr>
-          <w:b w:val="0"/>
-        </w:rPr>
-        <w:t>Write the given facts: Eight blue cards contain four circles and four triangles; target is shape.</w:t>
-      </w:r>
-    </w:p>
-    <w:p>
-      <w:pPr>
-        <w:pStyle w:val="Heading3"/>
-      </w:pPr>
-      <w:r>
-        <w:t>2. State the decision to explain</w:t>
-      </w:r>
-    </w:p>
-    <w:p>
-      <w:pPr>
-        <w:spacing w:line="336" w:lineRule="auto" w:after="180"/>
-        <w:shd w:fill="F5F1FB"/>
-      </w:pPr>
-      <w:r>
-        <w:rPr>
-          <w:b w:val="0"/>
-        </w:rPr>
-        <w:t>Write the question to explain: Which question is more useful: blue or circle?</w:t>
-      </w:r>
-    </w:p>
-    <w:p>
-      <w:pPr>
-        <w:pStyle w:val="Heading3"/>
-      </w:pPr>
-      <w:r>
-        <w:t>3. Reveal the worked reasoning</w:t>
-      </w:r>
-    </w:p>
-    <w:p>
-      <w:pPr>
-        <w:spacing w:line="336" w:lineRule="auto" w:after="180"/>
-        <w:shd w:fill="F1F6FC"/>
-      </w:pPr>
-      <w:r>
-        <w:rPr>
-          <w:b w:val="0"/>
-        </w:rPr>
-        <w:t xml:space="preserve">Reveal after </w:t>
-      </w:r>
-      <w:r>
-        <w:rPr>
-          <w:b/>
-        </w:rPr>
-        <w:t>prediction</w:t>
-      </w:r>
-      <w:r>
-        <w:rPr>
-          <w:b w:val="0"/>
-        </w:rPr>
-        <w:t xml:space="preserve">s: Circle separates target groups. Blue puts every card in one </w:t>
-      </w:r>
-      <w:r>
-        <w:rPr>
-          <w:b/>
-        </w:rPr>
-        <w:t>branch</w:t>
-      </w:r>
-      <w:r>
-        <w:rPr>
-          <w:b w:val="0"/>
-        </w:rPr>
-        <w:t>. Usefulness depends on the task and examples.</w:t>
-      </w:r>
-    </w:p>
-    <w:p>
-      <w:pPr>
-        <w:pStyle w:val="Heading3"/>
-      </w:pPr>
-      <w:r>
-        <w:t>Hold back the independent task</w:t>
-      </w:r>
-    </w:p>
-    <w:p>
-      <w:pPr>
-        <w:spacing w:line="336" w:lineRule="auto" w:after="180"/>
-        <w:shd w:fill="FFF5E6"/>
-      </w:pPr>
-      <w:r>
-        <w:rPr>
-          <w:b w:val="0"/>
-        </w:rPr>
-        <w:t>Keep for an independent attempt: Cards are two cats and two dogs, all red. Which question helps separate species: is it red or does it bark? State your assumption.</w:t>
-      </w:r>
-    </w:p>
-    <w:p>
-      <w:pPr>
-        <w:pStyle w:val="Heading3"/>
-      </w:pPr>
-      <w:r>
-        <w:t>Classroom dialogue</w:t>
-      </w:r>
-    </w:p>
-    <w:p>
-      <w:pPr>
-        <w:pStyle w:val="Heading3"/>
-      </w:pPr>
-      <w:r>
-        <w:t>Ask the class</w:t>
-      </w:r>
-    </w:p>
-    <w:p>
-      <w:pPr>
-        <w:spacing w:line="336" w:lineRule="auto" w:after="180"/>
-        <w:shd w:fill="F5F1FB"/>
-      </w:pPr>
-      <w:r>
-        <w:rPr>
-          <w:b w:val="0"/>
-        </w:rPr>
-        <w:t>Ask: Which facts are given, and which would we have to assume? Learners mark relevant details before discussing answers.</w:t>
-      </w:r>
-    </w:p>
-    <w:p>
-      <w:pPr>
-        <w:pStyle w:val="Heading3"/>
-      </w:pPr>
-      <w:r>
-        <w:t>Language to model</w:t>
-      </w:r>
-    </w:p>
-    <w:p>
-      <w:pPr>
-        <w:spacing w:line="336" w:lineRule="auto" w:after="180"/>
-        <w:shd w:fill="F1F6F8"/>
-      </w:pPr>
-      <w:r>
-        <w:rPr>
-          <w:b w:val="0"/>
-        </w:rPr>
-        <w:t>Say: Predict first. Show the rule, information path or calculation that would produce the result. A correct guess is not yet an explanation.</w:t>
-      </w:r>
-    </w:p>
-    <w:p>
-      <w:pPr>
-        <w:spacing w:line="336" w:lineRule="auto" w:after="180"/>
-      </w:pPr>
-      <w:r>
-        <w:rPr>
-          <w:b w:val="0"/>
-        </w:rPr>
-        <w:t>Reveal reasoning one step at a time. Explain why a tempting alternative fails. Write units and denominators for arithmetic, trace conditions for decisions, and identify supporting sources for claims.</w:t>
-      </w:r>
-    </w:p>
-    <w:p>
-      <w:pPr>
-        <w:spacing w:line="336" w:lineRule="auto" w:after="180"/>
-      </w:pPr>
-      <w:r>
-        <w:rPr>
-          <w:b w:val="0"/>
-        </w:rPr>
-        <w:t xml:space="preserve">In pairs, one learner solves while the other checks </w:t>
-      </w:r>
-      <w:r>
-        <w:rPr>
-          <w:b/>
-        </w:rPr>
-        <w:t>evidence</w:t>
-      </w:r>
-      <w:r>
-        <w:rPr>
-          <w:b w:val="0"/>
-        </w:rPr>
-        <w:t>; exchange roles. Remove the worked answer before independent assessment.</w:t>
-      </w:r>
-    </w:p>
-    <w:p>
-      <w:pPr>
-        <w:pStyle w:val="Heading3"/>
-      </w:pPr>
-      <w:r>
-        <w:t>Model these guided questions</w:t>
-      </w:r>
-    </w:p>
-    <w:p>
-      <w:pPr>
-        <w:spacing w:line="336" w:lineRule="auto" w:after="180"/>
-      </w:pPr>
-      <w:r>
-        <w:rPr>
-          <w:b w:val="0"/>
-        </w:rPr>
-        <w:t xml:space="preserve">Guided: tree </w:t>
-      </w:r>
-      <w:r>
-        <w:rPr>
-          <w:b/>
-        </w:rPr>
-        <w:t>prediction</w:t>
-      </w:r>
-      <w:r>
-        <w:rPr>
-          <w:b w:val="0"/>
-        </w:rPr>
-        <w:t xml:space="preserve">s blocked,clear,clear,blocked miss rows 3 and 4. Baseline blocked misses rows 2 and 4. Both get 2/4 or 50 percent. Tall cannot affect </w:t>
-      </w:r>
-      <w:r>
-        <w:rPr>
-          <w:b/>
-        </w:rPr>
-        <w:t>prediction</w:t>
-      </w:r>
-      <w:r>
-        <w:rPr>
-          <w:b w:val="0"/>
-        </w:rPr>
-        <w:t xml:space="preserve"> because the stored </w:t>
-      </w:r>
-      <w:r>
-        <w:rPr>
-          <w:b/>
-        </w:rPr>
-        <w:t>root</w:t>
-      </w:r>
-      <w:r>
-        <w:rPr>
-          <w:b w:val="0"/>
-        </w:rPr>
-        <w:t xml:space="preserve"> uses near only.</w:t>
-      </w:r>
-    </w:p>
-    <w:p>
-      <w:pPr>
-        <w:spacing w:line="336" w:lineRule="auto" w:after="180"/>
-      </w:pPr>
-      <w:r>
-        <w:rPr>
-          <w:b w:val="0"/>
-        </w:rPr>
-        <w:t xml:space="preserve">Exit: the near=1 </w:t>
-      </w:r>
-      <w:r>
-        <w:rPr>
-          <w:b/>
-        </w:rPr>
-        <w:t>leaf</w:t>
-      </w:r>
-      <w:r>
-        <w:rPr>
-          <w:b w:val="0"/>
-        </w:rPr>
-        <w:t xml:space="preserve"> contains three blocked </w:t>
-      </w:r>
-      <w:r>
-        <w:rPr>
-          <w:b/>
-        </w:rPr>
-        <w:t>training</w:t>
-      </w:r>
-      <w:r>
-        <w:rPr>
-          <w:b w:val="0"/>
-        </w:rPr>
-        <w:t xml:space="preserve"> examples, but the whole tree gets 2/4 on this tiny validation set and misses one near=1 validation case. This does not establish reliability on future trips.</w:t>
-      </w:r>
-    </w:p>
-    <w:p>
-      <w:pPr>
-        <w:pStyle w:val="Heading3"/>
-      </w:pPr>
-      <w:r>
-        <w:t>Case-specific teaching sequence</w:t>
+        <w:t>Guided game counts: original mystery4/4, paperback6/2, English8/0; choose mystery by largest groups4,6,8. After mystery Yes, M1–M4 yield4/0,3/1,4/0; choose paperback by largest groups4,3,4. Neither chosen answer necessarily identifies a unique target. Keep identification-game counts distinct from the earlier fitted-tree validation scores.</w:t>
       </w:r>
     </w:p>
     <w:tbl>
@@ -3325,9 +3658,139 @@
     </w:tbl>
     <w:p>
       <w:pPr>
+        <w:pStyle w:val="Heading2"/>
+      </w:pPr>
+      <w:r>
+        <w:t>Earlier wording, alternatives and picture transcripts · reference / check after trying</w:t>
+      </w:r>
+    </w:p>
+    <w:p>
+      <w:pPr>
+        <w:spacing w:line="336" w:lineRule="auto" w:after="180"/>
+      </w:pPr>
+      <w:r>
+        <w:rPr>
+          <w:b w:val="0"/>
+        </w:rPr>
+        <w:t>Demonstrate and guide practice</w:t>
+      </w:r>
+    </w:p>
+    <w:p>
+      <w:pPr>
         <w:pStyle w:val="Heading3"/>
       </w:pPr>
       <w:r>
+        <w:t>Board sequence</w:t>
+      </w:r>
+    </w:p>
+    <w:p>
+      <w:pPr>
+        <w:spacing w:line="336" w:lineRule="auto" w:after="180"/>
+      </w:pPr>
+      <w:r>
+        <w:rPr>
+          <w:b w:val="0"/>
+        </w:rPr>
+        <w:t>Write the given facts: Eight blue cards contain four circles and four triangles; target is shape.</w:t>
+      </w:r>
+    </w:p>
+    <w:p>
+      <w:pPr>
+        <w:spacing w:line="336" w:lineRule="auto" w:after="180"/>
+      </w:pPr>
+      <w:r>
+        <w:rPr>
+          <w:b w:val="0"/>
+        </w:rPr>
+        <w:t>Write the question to explain: Which question is more useful: blue or circle?</w:t>
+      </w:r>
+    </w:p>
+    <w:p>
+      <w:pPr>
+        <w:spacing w:line="336" w:lineRule="auto" w:after="180"/>
+      </w:pPr>
+      <w:r>
+        <w:rPr>
+          <w:b w:val="0"/>
+        </w:rPr>
+        <w:t xml:space="preserve">Reveal after </w:t>
+      </w:r>
+      <w:r>
+        <w:rPr>
+          <w:b/>
+        </w:rPr>
+        <w:t>prediction</w:t>
+      </w:r>
+      <w:r>
+        <w:rPr>
+          <w:b w:val="0"/>
+        </w:rPr>
+        <w:t xml:space="preserve">s: Circle separates target groups. Blue puts every card in one </w:t>
+      </w:r>
+      <w:r>
+        <w:rPr>
+          <w:b/>
+        </w:rPr>
+        <w:t>branch</w:t>
+      </w:r>
+      <w:r>
+        <w:rPr>
+          <w:b w:val="0"/>
+        </w:rPr>
+        <w:t>. Usefulness depends on the task and examples.</w:t>
+      </w:r>
+    </w:p>
+    <w:p>
+      <w:pPr>
+        <w:spacing w:line="336" w:lineRule="auto" w:after="180"/>
+      </w:pPr>
+      <w:r>
+        <w:rPr>
+          <w:b w:val="0"/>
+        </w:rPr>
+        <w:t>Use the earlier changed question as optional later practice. Reserve Changed independent case for the first independent attempt before hints or feedback.</w:t>
+      </w:r>
+    </w:p>
+    <w:p>
+      <w:pPr>
+        <w:pStyle w:val="Heading3"/>
+      </w:pPr>
+      <w:r>
+        <w:t>Classroom dialogue</w:t>
+      </w:r>
+    </w:p>
+    <w:p>
+      <w:pPr>
+        <w:spacing w:line="336" w:lineRule="auto" w:after="180"/>
+      </w:pPr>
+      <w:r>
+        <w:rPr>
+          <w:b w:val="0"/>
+        </w:rPr>
+        <w:t>Reveal reasoning one step at a time. Explain why a tempting alternative fails. Write units and denominators for arithmetic, trace conditions for decisions, and identify supporting sources for claims.</w:t>
+      </w:r>
+    </w:p>
+    <w:p>
+      <w:pPr>
+        <w:pStyle w:val="Heading3"/>
+      </w:pPr>
+      <w:r>
+        <w:t>Model these guided questions</w:t>
+      </w:r>
+    </w:p>
+    <w:p>
+      <w:pPr>
+        <w:pStyle w:val="Heading3"/>
+      </w:pPr>
+      <w:r>
+        <w:t>Case-specific teaching sequence</w:t>
+      </w:r>
+    </w:p>
+    <w:p>
+      <w:pPr>
+        <w:pStyle w:val="Heading3"/>
+      </w:pPr>
+      <w:r>
         <w:t>Reduce help deliberately</w:t>
       </w:r>
     </w:p>
@@ -3336,447 +3799,103 @@
         <w:pStyle w:val="Heading3"/>
       </w:pPr>
       <w:r>
-        <w:t>Completion practice</w:t>
+        <w:t>Individual reasoning check</w:t>
+      </w:r>
+    </w:p>
+    <w:p>
+      <w:pPr>
+        <w:pStyle w:val="Heading3"/>
+      </w:pPr>
+      <w:r>
+        <w:t>Pictorial practice question</w:t>
+      </w:r>
+    </w:p>
+    <w:p>
+      <w:pPr>
+        <w:pStyle w:val="Heading3"/>
+      </w:pPr>
+      <w:r>
+        <w:t>Reasoned teacher answer</w:t>
+      </w:r>
+    </w:p>
+    <w:p>
+      <w:pPr>
+        <w:pStyle w:val="Heading1"/>
+      </w:pPr>
+      <w:r>
+        <w:t>04. Run the supplied card-set audit</w:t>
+      </w:r>
+    </w:p>
+    <w:p>
+      <w:r>
+        <w:t>Keep the criterion and current set beside every count.</w:t>
+      </w:r>
+    </w:p>
+    <w:p>
+      <w:pPr>
+        <w:pStyle w:val="Heading2"/>
+      </w:pPr>
+      <w:r>
+        <w:t>Current investigation and answer guidance</w:t>
       </w:r>
     </w:p>
     <w:p>
       <w:pPr>
         <w:spacing w:line="336" w:lineRule="auto" w:after="180"/>
-        <w:shd w:fill="F5F1FB"/>
-      </w:pPr>
-      <w:r>
-        <w:rPr>
-          <w:b w:val="0"/>
-        </w:rPr>
-        <w:t xml:space="preserve">Completion task: For each near </w:t>
-      </w:r>
-      <w:r>
-        <w:rPr>
-          <w:b/>
-        </w:rPr>
-        <w:t>branch</w:t>
-      </w:r>
-      <w:r>
-        <w:rPr>
-          <w:b w:val="0"/>
-        </w:rPr>
-        <w:t xml:space="preserve"> and each tall </w:t>
-      </w:r>
-      <w:r>
-        <w:rPr>
-          <w:b/>
-        </w:rPr>
-        <w:t>branch</w:t>
-      </w:r>
-      <w:r>
-        <w:rPr>
-          <w:b w:val="0"/>
-        </w:rPr>
-        <w:t xml:space="preserve">, count blocked and clear labels and choose a </w:t>
-      </w:r>
-      <w:r>
-        <w:rPr>
-          <w:b/>
-        </w:rPr>
-        <w:t>leaf</w:t>
-      </w:r>
-      <w:r>
-        <w:rPr>
-          <w:b w:val="0"/>
-        </w:rPr>
-        <w:t>. Give the total errors for each candidate question.</w:t>
-      </w:r>
-    </w:p>
-    <w:p>
-      <w:pPr>
-        <w:pStyle w:val="Heading3"/>
-      </w:pPr>
-      <w:r>
-        <w:t>Reasoning to listen for</w:t>
-      </w:r>
-    </w:p>
-    <w:p>
-      <w:pPr>
-        <w:spacing w:line="336" w:lineRule="auto" w:after="180"/>
-        <w:shd w:fill="F1F6FC"/>
-      </w:pPr>
-      <w:r>
-        <w:rPr>
-          <w:b w:val="0"/>
-        </w:rPr>
-        <w:t>Teacher check: Near=0 has 1 blocked and 2 clear, predicts clear with 1 error; near=1 has 3 blocked and 0 clear, predicts blocked with 0 errors. Tall=0 has 2 blocked and 1 clear; tall=1 also has 2 blocked and 1 clear.</w:t>
-      </w:r>
-    </w:p>
-    <w:p>
-      <w:pPr>
-        <w:spacing w:line="336" w:lineRule="auto" w:after="180"/>
-        <w:shd w:fill="F1F6FC"/>
-      </w:pPr>
-      <w:r>
-        <w:rPr>
-          <w:b w:val="0"/>
-        </w:rPr>
-        <w:t>Both tall leaves predict blocked with 1 error each. Totals are near 1 and tall 2.</w:t>
-      </w:r>
-    </w:p>
-    <w:p>
-      <w:pPr>
-        <w:spacing w:line="336" w:lineRule="auto" w:after="180"/>
-      </w:pPr>
-      <w:r>
-        <w:rPr>
-          <w:b w:val="0"/>
-        </w:rPr>
-        <w:t xml:space="preserve">Start by identifying the given </w:t>
-      </w:r>
-      <w:r>
-        <w:rPr>
-          <w:b/>
-        </w:rPr>
-        <w:t>input</w:t>
-      </w:r>
-      <w:r>
-        <w:rPr>
-          <w:b w:val="0"/>
-        </w:rPr>
-        <w:t>s together. Leave the intermediate steps blank. If needed, model one step, then withdraw that help on the next step. Move to a full trace only when the partial trace is understood.</w:t>
-      </w:r>
-    </w:p>
-    <w:p>
-      <w:pPr>
-        <w:spacing w:line="336" w:lineRule="auto" w:after="180"/>
-      </w:pPr>
-      <w:r>
-        <w:rPr>
-          <w:b w:val="0"/>
-        </w:rPr>
-        <w:t>For partners, alternate explainer and checker; collect a response from every learner before discussion.</w:t>
-      </w:r>
-    </w:p>
-    <w:p>
-      <w:pPr>
-        <w:pStyle w:val="Heading3"/>
-      </w:pPr>
-      <w:r>
-        <w:t>Individual reasoning check</w:t>
-      </w:r>
-    </w:p>
-    <w:p>
-      <w:pPr>
-        <w:spacing w:line="336" w:lineRule="auto" w:after="180"/>
-      </w:pPr>
-      <w:r>
-        <w:rPr>
-          <w:b w:val="0"/>
-        </w:rPr>
-        <w:t xml:space="preserve">Use the worked case for </w:t>
-      </w:r>
-      <w:r>
-        <w:rPr>
-          <w:b/>
-        </w:rPr>
-        <w:t>Fitting</w:t>
-      </w:r>
-      <w:r>
-        <w:rPr>
-          <w:b w:val="0"/>
-        </w:rPr>
-        <w:t xml:space="preserve"> a decision tree. Proposed explanation: “A near </w:t>
-      </w:r>
-      <w:r>
-        <w:rPr>
-          <w:b/>
-        </w:rPr>
-        <w:t>branch</w:t>
-      </w:r>
-      <w:r>
-        <w:rPr>
-          <w:b w:val="0"/>
-        </w:rPr>
-        <w:t xml:space="preserve"> must predict blocked”. Decide whether this explanation is supported.</w:t>
-      </w:r>
-    </w:p>
-    <w:p>
-      <w:pPr>
-        <w:spacing w:line="336" w:lineRule="auto" w:after="180"/>
-      </w:pPr>
-      <w:r>
-        <w:rPr>
-          <w:b w:val="0"/>
-        </w:rPr>
-        <w:t>Point to the step or supplied fact that decides; explain your repair if needed.</w:t>
-      </w:r>
-    </w:p>
-    <w:p>
-      <w:pPr>
-        <w:pStyle w:val="Heading3"/>
-      </w:pPr>
-      <w:r>
-        <w:t>Expected repair</w:t>
-      </w:r>
-    </w:p>
-    <w:p>
-      <w:pPr>
-        <w:spacing w:line="336" w:lineRule="auto" w:after="180"/>
-        <w:shd w:fill="F1F6FC"/>
-      </w:pPr>
-      <w:r>
-        <w:rPr>
-          <w:b w:val="0"/>
-        </w:rPr>
-        <w:t xml:space="preserve">Expected correction: The </w:t>
-      </w:r>
-      <w:r>
-        <w:rPr>
-          <w:b/>
-        </w:rPr>
-        <w:t>branch</w:t>
-      </w:r>
-      <w:r>
-        <w:rPr>
-          <w:b w:val="0"/>
-        </w:rPr>
-        <w:t xml:space="preserve"> label is learned from its </w:t>
-      </w:r>
-      <w:r>
-        <w:rPr>
-          <w:b/>
-        </w:rPr>
-        <w:t>training</w:t>
-      </w:r>
-      <w:r>
-        <w:rPr>
-          <w:b w:val="0"/>
-        </w:rPr>
-        <w:t xml:space="preserve"> labels; W4 deliberately reverses that relationship.</w:t>
-      </w:r>
-    </w:p>
-    <w:p>
-      <w:pPr>
-        <w:spacing w:line="336" w:lineRule="auto" w:after="180"/>
-      </w:pPr>
-      <w:r>
-        <w:rPr>
-          <w:b w:val="0"/>
-        </w:rPr>
-        <w:t>Collect explanations, not only yes/no votes. If a misunderstanding is common, re-model the relevant step for the class.</w:t>
-      </w:r>
-    </w:p>
-    <w:p>
-      <w:pPr>
-        <w:spacing w:line="336" w:lineRule="auto" w:after="180"/>
-      </w:pPr>
-      <w:r>
-        <w:rPr>
-          <w:b w:val="0"/>
-        </w:rPr>
-        <w:t>If it affects a few learners, give a short targeted group explanation while others solve a more demanding variation.</w:t>
-      </w:r>
-    </w:p>
-    <w:p>
-      <w:pPr>
-        <w:pStyle w:val="Heading3"/>
-      </w:pPr>
-      <w:r>
-        <w:t>Pictorial practice question</w:t>
-      </w:r>
-    </w:p>
-    <w:p>
-      <w:pPr>
-        <w:spacing w:line="336" w:lineRule="auto" w:after="180"/>
-      </w:pPr>
-      <w:r>
-        <w:rPr>
-          <w:b w:val="0"/>
-        </w:rPr>
-        <w:t xml:space="preserve">Choose the best original question and explain why its more balanced </w:t>
-      </w:r>
-      <w:r>
-        <w:rPr>
-          <w:b/>
-        </w:rPr>
-        <w:t>split</w:t>
-      </w:r>
-      <w:r>
-        <w:rPr>
-          <w:b w:val="0"/>
-        </w:rPr>
-        <w:t xml:space="preserve"> matters here.</w:t>
-      </w:r>
-    </w:p>
-    <w:p>
-      <w:pPr>
-        <w:pStyle w:val="Heading3"/>
-      </w:pPr>
-      <w:r>
-        <w:t>Reasoned teacher answer</w:t>
-      </w:r>
-    </w:p>
-    <w:p>
-      <w:pPr>
-        <w:spacing w:line="336" w:lineRule="auto" w:after="180"/>
-      </w:pPr>
-      <w:r>
-        <w:rPr>
-          <w:b w:val="0"/>
-        </w:rPr>
-        <w:t>Mystery gives 4/4 and worst case 4, better than paperback’s 6 and English’s 8 under the declared smallest-worst-case rule.</w:t>
-      </w:r>
-    </w:p>
-    <w:p>
-      <w:pPr>
-        <w:spacing w:line="336" w:lineRule="auto" w:after="180"/>
-      </w:pPr>
-      <w:r>
-        <w:rPr>
-          <w:b w:val="0"/>
-        </w:rPr>
-        <w:t>Changed-case reasoning: Asking mystery now leaves all four; it no longer narrows the set. Question value depends on the remaining candidates, not just on its wording.</w:t>
-      </w:r>
-    </w:p>
-    <w:p>
-      <w:pPr>
-        <w:spacing w:line="336" w:lineRule="auto" w:after="180"/>
-      </w:pPr>
-      <w:r>
-        <w:rPr>
-          <w:b w:val="0"/>
-        </w:rPr>
-        <w:t xml:space="preserve">Collect each learner’s explanation before discussion. Use the first missing connection between </w:t>
-      </w:r>
-      <w:r>
-        <w:rPr>
-          <w:b/>
-        </w:rPr>
-        <w:t>input</w:t>
-      </w:r>
-      <w:r>
-        <w:rPr>
-          <w:b w:val="0"/>
-        </w:rPr>
-        <w:t xml:space="preserve">, deciding step and result to choose support. This question is worked-case practice, not fresh mastery </w:t>
-      </w:r>
-      <w:r>
-        <w:rPr>
-          <w:b/>
-        </w:rPr>
-        <w:t>evidence</w:t>
-      </w:r>
-      <w:r>
-        <w:rPr>
-          <w:b w:val="0"/>
-        </w:rPr>
-        <w:t>.</w:t>
-      </w:r>
-    </w:p>
-    <w:p>
-      <w:pPr>
-        <w:pStyle w:val="Heading1"/>
-      </w:pPr>
-      <w:r>
-        <w:t>04. Run the weekly evidence lab</w:t>
-      </w:r>
-    </w:p>
-    <w:p>
-      <w:r>
-        <w:t>Run the Choose Informative Questions investigation and use the first unsupported step to choose a teaching response.</w:t>
-      </w:r>
-    </w:p>
-    <w:p>
-      <w:pPr>
-        <w:spacing w:line="336" w:lineRule="auto" w:after="180"/>
-      </w:pPr>
-      <w:r>
-        <w:rPr>
-          <w:b w:val="0"/>
-        </w:rPr>
-        <w:t>Words You Can Use to Reason</w:t>
-      </w:r>
-    </w:p>
-    <w:p>
-      <w:pPr>
-        <w:spacing w:line="336" w:lineRule="auto" w:after="180"/>
-      </w:pPr>
-      <w:r>
-        <w:rPr>
-          <w:b w:val="0"/>
-        </w:rPr>
-        <w:t>A definition matters when you can recognize the idea, use it, and contrast it with a near-miss.</w:t>
-      </w:r>
-    </w:p>
-    <w:p>
-      <w:pPr>
-        <w:spacing w:line="336" w:lineRule="auto" w:after="180"/>
-      </w:pPr>
-      <w:r>
-        <w:rPr>
-          <w:b w:val="0"/>
-        </w:rPr>
+      </w:pPr>
+      <w:r>
+        <w:rPr>
+          <w:b w:val="0"/>
+        </w:rPr>
+        <w:t>Original eight-card game: mystery4/4→worst4; paperback6/2→6; English8/0→8. Choose mystery under smallest-worst-case. Restricted M1–M4: mystery4/0→4, paperback3/1→3, English4/0→4; choose paperback. One answer does not uniquely identify every card. The supplied joint table supports the changed binding count; the marginals alone would not. Tree-fitting excerpts are retained Week 14 review, not the current W1–W3/W5. Reserve ten-card pet/space W4 for independent work.</w:t>
+      </w:r>
+    </w:p>
+    <w:p>
+      <w:pPr>
+        <w:pStyle w:val="Heading2"/>
+      </w:pPr>
+      <w:r>
+        <w:t>Predict, count and recount</w:t>
+      </w:r>
+    </w:p>
+    <w:p>
+      <w:pPr>
+        <w:pStyle w:val="ListNumber"/>
+      </w:pPr>
+      <w:r>
         <w:t>Predict → Test → Record → Explain</w:t>
       </w:r>
     </w:p>
     <w:p>
       <w:pPr>
-        <w:spacing w:line="336" w:lineRule="auto" w:after="180"/>
-      </w:pPr>
-      <w:r>
-        <w:rPr>
-          <w:b w:val="0"/>
-        </w:rPr>
+        <w:pStyle w:val="ListNumber"/>
+      </w:pPr>
+      <w:r>
         <w:t>Keep expected and actual results separate. Surprises are useful data when recorded honestly.</w:t>
       </w:r>
     </w:p>
     <w:p>
       <w:pPr>
-        <w:spacing w:line="336" w:lineRule="auto" w:after="180"/>
-      </w:pPr>
-      <w:r>
-        <w:rPr>
-          <w:b w:val="0"/>
-        </w:rPr>
-        <w:t>For each proposed question, count yes/no groups and the largest remaining group. Choose, justify, then test on a changed card set.</w:t>
-      </w:r>
-    </w:p>
-    <w:p>
-      <w:pPr>
-        <w:spacing w:line="336" w:lineRule="auto" w:after="180"/>
-        <w:shd w:fill="F5F1FB"/>
-      </w:pPr>
-      <w:r>
-        <w:rPr>
-          <w:b w:val="0"/>
-        </w:rPr>
+        <w:pStyle w:val="ListNumber"/>
+      </w:pPr>
+      <w:r>
+        <w:t>Use the complete eight-card catalogue table. Count both branches and their maximum for each question, select by the declared worst-case rule, then restrict to four mystery cards and recount. Preserve the current population and criteria beside each result.</w:t>
+      </w:r>
+    </w:p>
+    <w:p>
+      <w:pPr>
+        <w:pStyle w:val="ListNumber"/>
+      </w:pPr>
+      <w:r>
         <w:t>What did the hardest test teach you that the normal test did not?</w:t>
       </w:r>
     </w:p>
     <w:p>
       <w:pPr>
-        <w:pStyle w:val="Heading3"/>
-      </w:pPr>
-      <w:r>
-        <w:t>Make the lab runnable</w:t>
-      </w:r>
-    </w:p>
-    <w:p>
-      <w:pPr>
-        <w:spacing w:line="336" w:lineRule="auto" w:after="180"/>
-      </w:pPr>
-      <w:r>
-        <w:rPr>
-          <w:b w:val="0"/>
-        </w:rPr>
-        <w:t>Use the concrete case as the shared normal case and the independent question as a second case. Each pair creates a boundary or missing-information case and predicts its result before testing.</w:t>
-      </w:r>
-    </w:p>
-    <w:p>
-      <w:pPr>
-        <w:spacing w:line="336" w:lineRule="auto" w:after="180"/>
-      </w:pPr>
-      <w:r>
-        <w:rPr>
-          <w:b w:val="0"/>
-        </w:rPr>
-        <w:t>Keep the expected result separate from an observed mistake.</w:t>
+        <w:pStyle w:val="Heading2"/>
+      </w:pPr>
+      <w:r>
+        <w:t>Keep the evidence</w:t>
       </w:r>
     </w:p>
     <w:tbl>
@@ -3927,10 +4046,10 @@
     </w:tbl>
     <w:p>
       <w:pPr>
-        <w:pStyle w:val="Heading3"/>
-      </w:pPr>
-      <w:r>
-        <w:t>Diagnose and reteach</w:t>
+        <w:pStyle w:val="Heading2"/>
+      </w:pPr>
+      <w:r>
+        <w:t>Diagnose the current misconceptions</w:t>
       </w:r>
     </w:p>
     <w:p>
@@ -3941,163 +4060,15 @@
         <w:rPr>
           <w:b w:val="0"/>
         </w:rPr>
-        <w:t>For guessing, return to given facts and request a trace. For vocabulary without application, use one example and one non-example. For arithmetic errors, check the setup before the calculation.</w:t>
-      </w:r>
-    </w:p>
-    <w:p>
-      <w:pPr>
-        <w:spacing w:line="336" w:lineRule="auto" w:after="180"/>
-      </w:pPr>
-      <w:r>
-        <w:rPr>
-          <w:b w:val="0"/>
-        </w:rPr>
-        <w:t>Finish with a different uncoached case before recording mastery.</w:t>
-      </w:r>
-    </w:p>
-    <w:p>
-      <w:pPr>
-        <w:pStyle w:val="Heading3"/>
-      </w:pPr>
-      <w:r>
-        <w:t>Address these additional misconceptions</w:t>
-      </w:r>
-    </w:p>
-    <w:p>
-      <w:pPr>
-        <w:spacing w:line="336" w:lineRule="auto" w:after="180"/>
-      </w:pPr>
-      <w:r>
-        <w:rPr>
-          <w:b w:val="0"/>
-        </w:rPr>
-        <w:t xml:space="preserve">A near </w:t>
-      </w:r>
-      <w:r>
-        <w:rPr>
-          <w:b/>
-        </w:rPr>
-        <w:t>branch</w:t>
-      </w:r>
-      <w:r>
-        <w:rPr>
-          <w:b w:val="0"/>
-        </w:rPr>
-        <w:t xml:space="preserve"> must predict blocked: The </w:t>
-      </w:r>
-      <w:r>
-        <w:rPr>
-          <w:b/>
-        </w:rPr>
-        <w:t>branch</w:t>
-      </w:r>
-      <w:r>
-        <w:rPr>
-          <w:b w:val="0"/>
-        </w:rPr>
-        <w:t xml:space="preserve"> label is learned from its </w:t>
-      </w:r>
-      <w:r>
-        <w:rPr>
-          <w:b/>
-        </w:rPr>
-        <w:t>training</w:t>
-      </w:r>
-      <w:r>
-        <w:rPr>
-          <w:b w:val="0"/>
-        </w:rPr>
-        <w:t xml:space="preserve"> labels; W4 deliberately reverses that relationship.</w:t>
-      </w:r>
-    </w:p>
-    <w:p>
-      <w:pPr>
-        <w:spacing w:line="336" w:lineRule="auto" w:after="180"/>
-      </w:pPr>
-      <w:r>
-        <w:rPr>
-          <w:b w:val="0"/>
-        </w:rPr>
-        <w:t xml:space="preserve">Every feature is used during </w:t>
-      </w:r>
-      <w:r>
-        <w:rPr>
-          <w:b/>
-        </w:rPr>
-        <w:t>prediction</w:t>
-      </w:r>
-      <w:r>
-        <w:rPr>
-          <w:b w:val="0"/>
-        </w:rPr>
-        <w:t xml:space="preserve">: Only questions in the stored tree are followed. Candidate questions rejected during </w:t>
-      </w:r>
-      <w:r>
-        <w:rPr>
-          <w:b/>
-        </w:rPr>
-        <w:t>fitting</w:t>
-      </w:r>
-      <w:r>
-        <w:rPr>
-          <w:b w:val="0"/>
-        </w:rPr>
-        <w:t xml:space="preserve"> do not affect this tree’s </w:t>
-      </w:r>
-      <w:r>
-        <w:rPr>
-          <w:b/>
-        </w:rPr>
-        <w:t>output</w:t>
-      </w:r>
-      <w:r>
-        <w:rPr>
-          <w:b w:val="0"/>
-        </w:rPr>
-        <w:t>.</w:t>
-      </w:r>
-    </w:p>
-    <w:p>
-      <w:pPr>
-        <w:spacing w:line="336" w:lineRule="auto" w:after="180"/>
-      </w:pPr>
-      <w:r>
-        <w:rPr>
-          <w:b w:val="0"/>
-        </w:rPr>
-        <w:t xml:space="preserve">A deeper tree must work better: More questions can fit </w:t>
-      </w:r>
-      <w:r>
-        <w:rPr>
-          <w:b/>
-        </w:rPr>
-        <w:t>training</w:t>
-      </w:r>
-      <w:r>
-        <w:rPr>
-          <w:b w:val="0"/>
-        </w:rPr>
-        <w:t xml:space="preserve"> detail. Future performance needs separate evaluation; </w:t>
-      </w:r>
-      <w:r>
-        <w:rPr>
-          <w:b/>
-        </w:rPr>
-        <w:t>depth</w:t>
-      </w:r>
-      <w:r>
-        <w:rPr>
-          <w:b w:val="0"/>
-        </w:rPr>
-        <w:t xml:space="preserve"> choices must be documented.</w:t>
-      </w:r>
-    </w:p>
-    <w:p>
-      <w:pPr>
-        <w:pStyle w:val="Heading3"/>
-      </w:pPr>
-      <w:r>
-        <w:t>Match the support to the first error</w:t>
+        <w:t>Current misconceptions: a constant question splits into two nonempty groups—it does not, English gives8/0. The best original question stays best after an answer—recount; mystery becomes4/0. A smaller worst branch identifies the target—four or three candidates can still remain. Worst-case count gives the minimum expected cost—not without a probability/cost model. A fabricated answer is evidence—record only supplied assumptions or labelled simulated answers.</w:t>
+      </w:r>
+    </w:p>
+    <w:p>
+      <w:pPr>
+        <w:pStyle w:val="Heading2"/>
+      </w:pPr>
+      <w:r>
+        <w:t>Choose access support</w:t>
       </w:r>
     </w:p>
     <w:tbl>
@@ -4270,15 +4241,548 @@
     </w:p>
     <w:p>
       <w:pPr>
+        <w:pStyle w:val="Heading2"/>
+      </w:pPr>
+      <w:r>
+        <w:t>Week 14 review · Earlier tree misconceptions · reference / check after trying</w:t>
+      </w:r>
+    </w:p>
+    <w:p>
+      <w:pPr>
+        <w:spacing w:line="336" w:lineRule="auto" w:after="180"/>
+      </w:pPr>
+      <w:r>
+        <w:rPr>
+          <w:b w:val="0"/>
+        </w:rPr>
+        <w:t xml:space="preserve">A near </w:t>
+      </w:r>
+      <w:r>
+        <w:rPr>
+          <w:b/>
+        </w:rPr>
+        <w:t>branch</w:t>
+      </w:r>
+      <w:r>
+        <w:rPr>
+          <w:b w:val="0"/>
+        </w:rPr>
+        <w:t xml:space="preserve"> must predict blocked: The </w:t>
+      </w:r>
+      <w:r>
+        <w:rPr>
+          <w:b/>
+        </w:rPr>
+        <w:t>branch</w:t>
+      </w:r>
+      <w:r>
+        <w:rPr>
+          <w:b w:val="0"/>
+        </w:rPr>
+        <w:t xml:space="preserve"> label is learned from its </w:t>
+      </w:r>
+      <w:r>
+        <w:rPr>
+          <w:b/>
+        </w:rPr>
+        <w:t>training</w:t>
+      </w:r>
+      <w:r>
+        <w:rPr>
+          <w:b w:val="0"/>
+        </w:rPr>
+        <w:t xml:space="preserve"> labels; W4 deliberately reverses that relationship.</w:t>
+      </w:r>
+    </w:p>
+    <w:p>
+      <w:pPr>
+        <w:spacing w:line="336" w:lineRule="auto" w:after="180"/>
+      </w:pPr>
+      <w:r>
+        <w:rPr>
+          <w:b w:val="0"/>
+        </w:rPr>
+        <w:t xml:space="preserve">Every feature is used during </w:t>
+      </w:r>
+      <w:r>
+        <w:rPr>
+          <w:b/>
+        </w:rPr>
+        <w:t>prediction</w:t>
+      </w:r>
+      <w:r>
+        <w:rPr>
+          <w:b w:val="0"/>
+        </w:rPr>
+        <w:t xml:space="preserve">: Only questions in the stored tree are followed. Candidate questions rejected during </w:t>
+      </w:r>
+      <w:r>
+        <w:rPr>
+          <w:b/>
+        </w:rPr>
+        <w:t>fitting</w:t>
+      </w:r>
+      <w:r>
+        <w:rPr>
+          <w:b w:val="0"/>
+        </w:rPr>
+        <w:t xml:space="preserve"> do not affect this tree’s </w:t>
+      </w:r>
+      <w:r>
+        <w:rPr>
+          <w:b/>
+        </w:rPr>
+        <w:t>output</w:t>
+      </w:r>
+      <w:r>
+        <w:rPr>
+          <w:b w:val="0"/>
+        </w:rPr>
+        <w:t>.</w:t>
+      </w:r>
+    </w:p>
+    <w:p>
+      <w:pPr>
+        <w:spacing w:line="336" w:lineRule="auto" w:after="180"/>
+      </w:pPr>
+      <w:r>
+        <w:rPr>
+          <w:b w:val="0"/>
+        </w:rPr>
+        <w:t xml:space="preserve">A deeper tree must work better: More questions can fit </w:t>
+      </w:r>
+      <w:r>
+        <w:rPr>
+          <w:b/>
+        </w:rPr>
+        <w:t>training</w:t>
+      </w:r>
+      <w:r>
+        <w:rPr>
+          <w:b w:val="0"/>
+        </w:rPr>
+        <w:t xml:space="preserve"> detail. Future performance needs separate evaluation; </w:t>
+      </w:r>
+      <w:r>
+        <w:rPr>
+          <w:b/>
+        </w:rPr>
+        <w:t>depth</w:t>
+      </w:r>
+      <w:r>
+        <w:rPr>
+          <w:b w:val="0"/>
+        </w:rPr>
+        <w:t xml:space="preserve"> choices must be documented.</w:t>
+      </w:r>
+    </w:p>
+    <w:p>
+      <w:pPr>
+        <w:pStyle w:val="Heading2"/>
+      </w:pPr>
+      <w:r>
+        <w:t>Earlier wording, alternatives and picture transcripts · reference / check after trying</w:t>
+      </w:r>
+    </w:p>
+    <w:p>
+      <w:pPr>
+        <w:spacing w:line="336" w:lineRule="auto" w:after="180"/>
+      </w:pPr>
+      <w:r>
+        <w:rPr>
+          <w:b w:val="0"/>
+        </w:rPr>
+        <w:t>Run the weekly evidence lab</w:t>
+      </w:r>
+    </w:p>
+    <w:p>
+      <w:pPr>
+        <w:spacing w:line="336" w:lineRule="auto" w:after="180"/>
+      </w:pPr>
+      <w:r>
+        <w:rPr>
+          <w:b w:val="0"/>
+        </w:rPr>
+        <w:t>Words You Can Use to Reason</w:t>
+      </w:r>
+    </w:p>
+    <w:p>
+      <w:pPr>
+        <w:spacing w:line="336" w:lineRule="auto" w:after="180"/>
+      </w:pPr>
+      <w:r>
+        <w:rPr>
+          <w:b w:val="0"/>
+        </w:rPr>
+        <w:t>A definition matters when you can recognize the idea, use it, and contrast it with a near-miss.</w:t>
+      </w:r>
+    </w:p>
+    <w:p>
+      <w:pPr>
+        <w:pStyle w:val="Heading3"/>
+      </w:pPr>
+      <w:r>
+        <w:t>Make the lab runnable</w:t>
+      </w:r>
+    </w:p>
+    <w:p>
+      <w:pPr>
+        <w:spacing w:line="336" w:lineRule="auto" w:after="180"/>
+      </w:pPr>
+      <w:r>
+        <w:rPr>
+          <w:b w:val="0"/>
+        </w:rPr>
+        <w:t>Use the supplied investigation for shared practice. Keep predictions and observed paper-trace results separate. Reserve Changed independent case for the individual first attempt before feedback; do not use the reserved case as a paired lab task.</w:t>
+      </w:r>
+    </w:p>
+    <w:p>
+      <w:pPr>
+        <w:pStyle w:val="Heading3"/>
+      </w:pPr>
+      <w:r>
+        <w:t>Diagnose and reteach</w:t>
+      </w:r>
+    </w:p>
+    <w:p>
+      <w:pPr>
+        <w:spacing w:line="336" w:lineRule="auto" w:after="180"/>
+      </w:pPr>
+      <w:r>
+        <w:rPr>
+          <w:b w:val="0"/>
+        </w:rPr>
+        <w:t>For guessing, return to given facts and request a trace. For vocabulary without application, use one example and one non-example. For arithmetic errors, check the setup before the calculation.</w:t>
+      </w:r>
+    </w:p>
+    <w:p>
+      <w:pPr>
+        <w:spacing w:line="336" w:lineRule="auto" w:after="180"/>
+      </w:pPr>
+      <w:r>
+        <w:rPr>
+          <w:b w:val="0"/>
+        </w:rPr>
+        <w:t>Finish with a different uncoached case before recording mastery.</w:t>
+      </w:r>
+    </w:p>
+    <w:p>
+      <w:pPr>
+        <w:pStyle w:val="Heading3"/>
+      </w:pPr>
+      <w:r>
+        <w:t>Address these additional misconceptions</w:t>
+      </w:r>
+    </w:p>
+    <w:p>
+      <w:pPr>
+        <w:pStyle w:val="Heading3"/>
+      </w:pPr>
+      <w:r>
+        <w:t>Match the support to the first error</w:t>
+      </w:r>
+    </w:p>
+    <w:p>
+      <w:pPr>
         <w:pStyle w:val="Heading1"/>
       </w:pPr>
       <w:r>
-        <w:t>05. Assess and explain the answers</w:t>
-      </w:r>
-    </w:p>
-    <w:p>
-      <w:r>
-        <w:t>Use the Choose Informative Questions questions, teacher keys and criteria after the relevant attempts. Previously discussed cases are practice; protect the separately selected independent task.</w:t>
+        <w:t>05. Assess the selected ten-card comparison and current game tasks</w:t>
+      </w:r>
+    </w:p>
+    <w:p>
+      <w:r>
+        <w:t>Keep the selected W4 answer until after the first attempt.</w:t>
+      </w:r>
+    </w:p>
+    <w:p>
+      <w:pPr>
+        <w:pStyle w:val="Heading2"/>
+      </w:pPr>
+      <w:r>
+        <w:t>Selected independent question and key</w:t>
+      </w:r>
+    </w:p>
+    <w:p>
+      <w:pPr>
+        <w:spacing w:line="336" w:lineRule="auto" w:after="180"/>
+      </w:pPr>
+      <w:r>
+        <w:rPr>
+          <w:b w:val="0"/>
+        </w:rPr>
+        <w:t>Selected case: Ten cards have six pet subjects and four space subjects; all are green. Compare asking “green?” with asking “pet?” to identify a card. Give the largest remaining group and one limitation.</w:t>
+      </w:r>
+    </w:p>
+    <w:p>
+      <w:pPr>
+        <w:spacing w:line="336" w:lineRule="auto" w:after="180"/>
+      </w:pPr>
+      <w:r>
+        <w:rPr>
+          <w:b w:val="0"/>
+        </w:rPr>
+        <w:t xml:space="preserve">Green </w:t>
+      </w:r>
+      <w:r>
+        <w:rPr>
+          <w:b/>
+        </w:rPr>
+        <w:t>split</w:t>
+      </w:r>
+      <w:r>
+        <w:rPr>
+          <w:b w:val="0"/>
+        </w:rPr>
+        <w:t xml:space="preserve">s 10/0, leaving as many as 10. Pet </w:t>
+      </w:r>
+      <w:r>
+        <w:rPr>
+          <w:b/>
+        </w:rPr>
+        <w:t>split</w:t>
+      </w:r>
+      <w:r>
+        <w:rPr>
+          <w:b w:val="0"/>
+        </w:rPr>
+        <w:t xml:space="preserve">s 6/4, leaving as many as 6, so it is more </w:t>
+      </w:r>
+      <w:r>
+        <w:rPr>
+          <w:b/>
+        </w:rPr>
+        <w:t>informative</w:t>
+      </w:r>
+      <w:r>
+        <w:rPr>
+          <w:b w:val="0"/>
+        </w:rPr>
+        <w:t xml:space="preserve"> under these supplied counts.</w:t>
+      </w:r>
+    </w:p>
+    <w:p>
+      <w:pPr>
+        <w:spacing w:line="336" w:lineRule="auto" w:after="180"/>
+      </w:pPr>
+      <w:r>
+        <w:rPr>
+          <w:b w:val="0"/>
+        </w:rPr>
+        <w:t xml:space="preserve">Incorrect subject tags can invalidate the </w:t>
+      </w:r>
+      <w:r>
+        <w:rPr>
+          <w:b/>
+        </w:rPr>
+        <w:t>split</w:t>
+      </w:r>
+      <w:r>
+        <w:rPr>
+          <w:b w:val="0"/>
+        </w:rPr>
+        <w:t>; one question does not uniquely identify every card.</w:t>
+      </w:r>
+    </w:p>
+    <w:p>
+      <w:pPr>
+        <w:pStyle w:val="Heading2"/>
+      </w:pPr>
+      <w:r>
+        <w:t>Judge reasoning and limits</w:t>
+      </w:r>
+    </w:p>
+    <w:tbl>
+      <w:tblPr>
+        <w:tblStyle w:val="LightShading-Accent1"/>
+        <w:tblW w:type="auto" w:w="0"/>
+        <w:tblLook w:firstColumn="1" w:firstRow="1" w:lastColumn="0" w:lastRow="0" w:noHBand="0" w:noVBand="1" w:val="04A0"/>
+      </w:tblPr>
+      <w:tblGrid>
+        <w:gridCol w:w="5112"/>
+        <w:gridCol w:w="5112"/>
+      </w:tblGrid>
+      <w:tr>
+        <w:trPr>
+          <w:tblHeader/>
+        </w:trPr>
+        <w:tc>
+          <w:tcPr>
+            <w:tcW w:type="dxa" w:w="5112"/>
+          </w:tcPr>
+          <w:p>
+            <w:r>
+              <w:t>Dimension</w:t>
+            </w:r>
+          </w:p>
+        </w:tc>
+        <w:tc>
+          <w:tcPr>
+            <w:tcW w:type="dxa" w:w="5112"/>
+          </w:tcPr>
+          <w:p>
+            <w:r>
+              <w:t>Evidence required</w:t>
+            </w:r>
+          </w:p>
+        </w:tc>
+      </w:tr>
+      <w:tr>
+        <w:tc>
+          <w:tcPr>
+            <w:tcW w:type="dxa" w:w="5112"/>
+          </w:tcPr>
+          <w:p>
+            <w:r>
+              <w:t>Explanation</w:t>
+            </w:r>
+          </w:p>
+        </w:tc>
+        <w:tc>
+          <w:tcPr>
+            <w:tcW w:type="dxa" w:w="5112"/>
+          </w:tcPr>
+          <w:p>
+            <w:r>
+              <w:t>Names the applicable idea or procedure and ties it to the supplied facts.</w:t>
+            </w:r>
+          </w:p>
+        </w:tc>
+      </w:tr>
+      <w:tr>
+        <w:tc>
+          <w:tcPr>
+            <w:tcW w:type="dxa" w:w="5112"/>
+          </w:tcPr>
+          <w:p>
+            <w:r>
+              <w:t>Trace and result</w:t>
+            </w:r>
+          </w:p>
+        </w:tc>
+        <w:tc>
+          <w:tcPr>
+            <w:tcW w:type="dxa" w:w="5112"/>
+          </w:tcPr>
+          <w:p>
+            <w:r>
+              <w:t>Preserves the given inputs and shows the relevant intermediate steps; distinguishes a prediction from an observed execution.</w:t>
+            </w:r>
+          </w:p>
+        </w:tc>
+      </w:tr>
+      <w:tr>
+        <w:tc>
+          <w:tcPr>
+            <w:tcW w:type="dxa" w:w="5112"/>
+          </w:tcPr>
+          <w:p>
+            <w:r>
+              <w:t>Limits</w:t>
+            </w:r>
+          </w:p>
+        </w:tc>
+        <w:tc>
+          <w:tcPr>
+            <w:tcW w:type="dxa" w:w="5112"/>
+          </w:tcPr>
+          <w:p>
+            <w:r>
+              <w:t>States the assumptions, missing evidence or conditions under which the result would change.</w:t>
+            </w:r>
+          </w:p>
+        </w:tc>
+      </w:tr>
+    </w:tbl>
+    <w:p>
+      <w:pPr>
+        <w:spacing w:line="336" w:lineRule="auto" w:after="180"/>
+      </w:pPr>
+      <w:r>
+        <w:rPr>
+          <w:b w:val="0"/>
+        </w:rPr>
+        <w:t>Record each dimension as not yet, with support, or independent. Accept a valid alternative procedure with a defensible trace.</w:t>
+      </w:r>
+    </w:p>
+    <w:p>
+      <w:pPr>
+        <w:spacing w:line="336" w:lineRule="auto" w:after="180"/>
+      </w:pPr>
+      <w:r>
+        <w:rPr>
+          <w:b w:val="0"/>
+        </w:rPr>
+        <w:t xml:space="preserve">Do not penalise an honestly recorded model failure if the learner correctly explains its </w:t>
+      </w:r>
+      <w:r>
+        <w:rPr>
+          <w:b/>
+        </w:rPr>
+        <w:t>evidence</w:t>
+      </w:r>
+      <w:r>
+        <w:rPr>
+          <w:b w:val="0"/>
+        </w:rPr>
+        <w:t xml:space="preserve"> and limits.</w:t>
+      </w:r>
+    </w:p>
+    <w:p>
+      <w:pPr>
+        <w:pStyle w:val="Heading2"/>
+      </w:pPr>
+      <w:r>
+        <w:t>Give an actionable repair</w:t>
+      </w:r>
+    </w:p>
+    <w:p>
+      <w:pPr>
+        <w:spacing w:line="336" w:lineRule="auto" w:after="180"/>
+      </w:pPr>
+      <w:r>
+        <w:rPr>
+          <w:b w:val="0"/>
+        </w:rPr>
+        <w:t>Name the earliest unsupported step and give one action to repair it. Have the learner make that repair now and explain why. Then assess the relevant skill on a fresh, fully specified case.</w:t>
+      </w:r>
+    </w:p>
+    <w:p>
+      <w:pPr>
+        <w:spacing w:line="336" w:lineRule="auto" w:after="180"/>
+      </w:pPr>
+      <w:r>
+        <w:rPr>
+          <w:b w:val="0"/>
+        </w:rPr>
+        <w:t>Confirm it was not previously practised with feedback; solve and check the new case before assigning it. A follow-up design prompt is a starting brief, not automatically an equivalent test.</w:t>
+      </w:r>
+    </w:p>
+    <w:p>
+      <w:pPr>
+        <w:pStyle w:val="Heading2"/>
+      </w:pPr>
+      <w:r>
+        <w:t>Current W1–W3 and W5 answer guidance</w:t>
+      </w:r>
+    </w:p>
+    <w:p>
+      <w:pPr>
+        <w:spacing w:line="336" w:lineRule="auto" w:after="180"/>
+      </w:pPr>
+      <w:r>
+        <w:rPr>
+          <w:b w:val="0"/>
+        </w:rPr>
+        <w:t>Current W1: M1–M4,S1–S4 are eight possible targets; truthful answers retain the matching branch, English is8/0. W2: mystery4/4 worst4, paperback6/2 worst6, English8/0 worst8; choose mystery but four candidates can remain. W3: M1–M4 give mystery4/0 worst4, paperback3/1 worst3, English4/0 worst4; choose paperback. W5: truthful answers, correct complete tags and the specified candidate set/criterion are assumptions. Expected cost needs probabilities and costs; tie order is reproducibility, not a claim of superior future usefulness.</w:t>
+      </w:r>
+    </w:p>
+    <w:p>
+      <w:pPr>
+        <w:pStyle w:val="Heading2"/>
+      </w:pPr>
+      <w:r>
+        <w:t>Week 14 review · Earlier tree-task keys · reference / check after trying</w:t>
       </w:r>
     </w:p>
     <w:p>
@@ -4286,39 +4790,562 @@
         <w:pStyle w:val="Heading3"/>
       </w:pPr>
       <w:r>
+        <w:t>W1 Name the parts and decisions</w:t>
+      </w:r>
+    </w:p>
+    <w:p>
+      <w:pPr>
+        <w:spacing w:line="336" w:lineRule="auto" w:after="180"/>
+      </w:pPr>
+      <w:r>
+        <w:rPr>
+          <w:b w:val="0"/>
+        </w:rPr>
+        <w:t xml:space="preserve">Identify the </w:t>
+      </w:r>
+      <w:r>
+        <w:rPr>
+          <w:b/>
+        </w:rPr>
+        <w:t>root</w:t>
+      </w:r>
+      <w:r>
+        <w:rPr>
+          <w:b w:val="0"/>
+        </w:rPr>
+        <w:t xml:space="preserve">, its two </w:t>
+      </w:r>
+      <w:r>
+        <w:rPr>
+          <w:b/>
+        </w:rPr>
+        <w:t>branch</w:t>
+      </w:r>
+      <w:r>
+        <w:rPr>
+          <w:b w:val="0"/>
+        </w:rPr>
+        <w:t xml:space="preserve">es, </w:t>
+      </w:r>
+      <w:r>
+        <w:rPr>
+          <w:b/>
+        </w:rPr>
+        <w:t>leaf</w:t>
+      </w:r>
+      <w:r>
+        <w:rPr>
+          <w:b w:val="0"/>
+        </w:rPr>
+        <w:t xml:space="preserve"> </w:t>
+      </w:r>
+      <w:r>
+        <w:rPr>
+          <w:b/>
+        </w:rPr>
+        <w:t>prediction</w:t>
+      </w:r>
+      <w:r>
+        <w:rPr>
+          <w:b w:val="0"/>
+        </w:rPr>
+        <w:t xml:space="preserve">s and </w:t>
+      </w:r>
+      <w:r>
+        <w:rPr>
+          <w:b/>
+        </w:rPr>
+        <w:t>depth</w:t>
+      </w:r>
+      <w:r>
+        <w:rPr>
+          <w:b w:val="0"/>
+        </w:rPr>
+        <w:t xml:space="preserve"> of the worked fitted tree. Which parts were selected using </w:t>
+      </w:r>
+      <w:r>
+        <w:rPr>
+          <w:b/>
+        </w:rPr>
+        <w:t>training</w:t>
+      </w:r>
+      <w:r>
+        <w:rPr>
+          <w:b w:val="0"/>
+        </w:rPr>
+        <w:t xml:space="preserve"> labels?</w:t>
+      </w:r>
+    </w:p>
+    <w:p>
+      <w:pPr>
+        <w:spacing w:line="336" w:lineRule="auto" w:after="180"/>
+      </w:pPr>
+      <w:r>
+        <w:rPr>
+          <w:b w:val="0"/>
+        </w:rPr>
+        <w:t xml:space="preserve">The </w:t>
+      </w:r>
+      <w:r>
+        <w:rPr>
+          <w:b/>
+        </w:rPr>
+        <w:t>root</w:t>
+      </w:r>
+      <w:r>
+        <w:rPr>
+          <w:b w:val="0"/>
+        </w:rPr>
+        <w:t xml:space="preserve"> asks near, with </w:t>
+      </w:r>
+      <w:r>
+        <w:rPr>
+          <w:b/>
+        </w:rPr>
+        <w:t>branch</w:t>
+      </w:r>
+      <w:r>
+        <w:rPr>
+          <w:b w:val="0"/>
+        </w:rPr>
+        <w:t xml:space="preserve">es 0 and 1. Leaves predict clear for 0 and blocked for 1. </w:t>
+      </w:r>
+      <w:r>
+        <w:rPr>
+          <w:b/>
+        </w:rPr>
+        <w:t>Depth</w:t>
+      </w:r>
+      <w:r>
+        <w:rPr>
+          <w:b w:val="0"/>
+        </w:rPr>
+        <w:t xml:space="preserve"> is one. </w:t>
+      </w:r>
+      <w:r>
+        <w:rPr>
+          <w:b/>
+        </w:rPr>
+        <w:t>Training</w:t>
+      </w:r>
+      <w:r>
+        <w:rPr>
+          <w:b w:val="0"/>
+        </w:rPr>
+        <w:t xml:space="preserve"> labels determined both </w:t>
+      </w:r>
+      <w:r>
+        <w:rPr>
+          <w:b/>
+        </w:rPr>
+        <w:t>leaf</w:t>
+      </w:r>
+      <w:r>
+        <w:rPr>
+          <w:b w:val="0"/>
+        </w:rPr>
+        <w:t xml:space="preserve"> majorities and the error comparison that selected near rather than tall.</w:t>
+      </w:r>
+    </w:p>
+    <w:p>
+      <w:pPr>
+        <w:pStyle w:val="Heading3"/>
+      </w:pPr>
+      <w:r>
+        <w:t>W2 Verify the candidate scores</w:t>
+      </w:r>
+    </w:p>
+    <w:p>
+      <w:pPr>
+        <w:spacing w:line="336" w:lineRule="auto" w:after="180"/>
+      </w:pPr>
+      <w:r>
+        <w:rPr>
+          <w:b w:val="0"/>
+        </w:rPr>
+        <w:t xml:space="preserve">For each near </w:t>
+      </w:r>
+      <w:r>
+        <w:rPr>
+          <w:b/>
+        </w:rPr>
+        <w:t>branch</w:t>
+      </w:r>
+      <w:r>
+        <w:rPr>
+          <w:b w:val="0"/>
+        </w:rPr>
+        <w:t xml:space="preserve"> and each tall </w:t>
+      </w:r>
+      <w:r>
+        <w:rPr>
+          <w:b/>
+        </w:rPr>
+        <w:t>branch</w:t>
+      </w:r>
+      <w:r>
+        <w:rPr>
+          <w:b w:val="0"/>
+        </w:rPr>
+        <w:t xml:space="preserve">, count blocked and clear labels and choose a </w:t>
+      </w:r>
+      <w:r>
+        <w:rPr>
+          <w:b/>
+        </w:rPr>
+        <w:t>leaf</w:t>
+      </w:r>
+      <w:r>
+        <w:rPr>
+          <w:b w:val="0"/>
+        </w:rPr>
+        <w:t>. Give the total errors for each candidate question.</w:t>
+      </w:r>
+    </w:p>
+    <w:p>
+      <w:pPr>
+        <w:spacing w:line="336" w:lineRule="auto" w:after="180"/>
+      </w:pPr>
+      <w:r>
+        <w:rPr>
+          <w:b w:val="0"/>
+        </w:rPr>
+        <w:t>Near=0 has 1 blocked and 2 clear, predicts clear with 1 error; near=1 has 3 blocked and 0 clear, predicts blocked with 0 errors. Tall=0 has 2 blocked and 1 clear; tall=1 also has 2 blocked and 1 clear.</w:t>
+      </w:r>
+    </w:p>
+    <w:p>
+      <w:pPr>
+        <w:spacing w:line="336" w:lineRule="auto" w:after="180"/>
+      </w:pPr>
+      <w:r>
+        <w:rPr>
+          <w:b w:val="0"/>
+        </w:rPr>
+        <w:t>Both tall leaves predict blocked with 1 error each. Totals are near 1 and tall 2.</w:t>
+      </w:r>
+    </w:p>
+    <w:p>
+      <w:pPr>
+        <w:pStyle w:val="Heading3"/>
+      </w:pPr>
+      <w:r>
+        <w:t>W3 Separate fitting from prediction</w:t>
+      </w:r>
+    </w:p>
+    <w:p>
+      <w:pPr>
+        <w:spacing w:line="336" w:lineRule="auto" w:after="180"/>
+      </w:pPr>
+      <w:r>
+        <w:rPr>
+          <w:b w:val="0"/>
+        </w:rPr>
+        <w:t xml:space="preserve">A learner sees a blocked validation case with near=0 and changes that </w:t>
+      </w:r>
+      <w:r>
+        <w:rPr>
+          <w:b/>
+        </w:rPr>
+        <w:t>leaf</w:t>
+      </w:r>
+      <w:r>
+        <w:rPr>
+          <w:b w:val="0"/>
+        </w:rPr>
+        <w:t xml:space="preserve"> to blocked before reporting the score. Explain what changed and how to report the original fitted tree fairly.</w:t>
+      </w:r>
+    </w:p>
+    <w:p>
+      <w:pPr>
+        <w:spacing w:line="336" w:lineRule="auto" w:after="180"/>
+      </w:pPr>
+      <w:r>
+        <w:rPr>
+          <w:b w:val="0"/>
+        </w:rPr>
+        <w:t xml:space="preserve">The </w:t>
+      </w:r>
+      <w:r>
+        <w:rPr>
+          <w:b/>
+        </w:rPr>
+        <w:t>leaf</w:t>
+      </w:r>
+      <w:r>
+        <w:rPr>
+          <w:b w:val="0"/>
+        </w:rPr>
+        <w:t xml:space="preserve"> was changed using validation </w:t>
+      </w:r>
+      <w:r>
+        <w:rPr>
+          <w:b/>
+        </w:rPr>
+        <w:t>evidence</w:t>
+      </w:r>
+      <w:r>
+        <w:rPr>
+          <w:b w:val="0"/>
+        </w:rPr>
+        <w:t xml:space="preserve">, so it is no longer the original </w:t>
+      </w:r>
+      <w:r>
+        <w:rPr>
+          <w:b/>
+        </w:rPr>
+        <w:t>training</w:t>
+      </w:r>
+      <w:r>
+        <w:rPr>
+          <w:b w:val="0"/>
+        </w:rPr>
+        <w:t>-fitted tree. Score the original stored leaves on all the same validation rows and record any later development change separately.</w:t>
+      </w:r>
+    </w:p>
+    <w:p>
+      <w:pPr>
+        <w:spacing w:line="336" w:lineRule="auto" w:after="180"/>
+      </w:pPr>
+      <w:r>
+        <w:rPr>
+          <w:b w:val="0"/>
+        </w:rPr>
+        <w:t>Preserve a separate final test for final evaluation.</w:t>
+      </w:r>
+    </w:p>
+    <w:p>
+      <w:pPr>
+        <w:pStyle w:val="Heading3"/>
+      </w:pPr>
+      <w:r>
+        <w:t>W4 Fit a new tree independently</w:t>
+      </w:r>
+    </w:p>
+    <w:p>
+      <w:pPr>
+        <w:spacing w:line="336" w:lineRule="auto" w:after="180"/>
+      </w:pPr>
+      <w:r>
+        <w:rPr>
+          <w:b w:val="0"/>
+        </w:rPr>
+        <w:t xml:space="preserve">New </w:t>
+      </w:r>
+      <w:r>
+        <w:rPr>
+          <w:b/>
+        </w:rPr>
+        <w:t>training</w:t>
+      </w:r>
+      <w:r>
+        <w:rPr>
+          <w:b w:val="0"/>
+        </w:rPr>
+        <w:t xml:space="preserve"> rows (near,tall,label) are (1,0,clear),(1,1,clear),(1,0,clear),(0,1,blocked),(0,0,blocked),(0,1,clear). Use the same candidate order and tie policies. Give both candidates’ leaves and errors, then select the tree.</w:t>
+      </w:r>
+    </w:p>
+    <w:p>
+      <w:pPr>
+        <w:spacing w:line="336" w:lineRule="auto" w:after="180"/>
+      </w:pPr>
+      <w:r>
+        <w:rPr>
+          <w:b w:val="0"/>
+        </w:rPr>
+        <w:t xml:space="preserve">Validation rows are (1,1,clear),(0,0,blocked),(0,1,clear),(1,0,blocked). List tree </w:t>
+      </w:r>
+      <w:r>
+        <w:rPr>
+          <w:b/>
+        </w:rPr>
+        <w:t>prediction</w:t>
+      </w:r>
+      <w:r>
+        <w:rPr>
+          <w:b w:val="0"/>
+        </w:rPr>
+        <w:t xml:space="preserve">s and compare accuracy with the </w:t>
+      </w:r>
+      <w:r>
+        <w:rPr>
+          <w:b/>
+        </w:rPr>
+        <w:t>training</w:t>
+      </w:r>
+      <w:r>
+        <w:rPr>
+          <w:b w:val="0"/>
+        </w:rPr>
+        <w:t>-majority baseline.</w:t>
+      </w:r>
+    </w:p>
+    <w:p>
+      <w:pPr>
+        <w:spacing w:line="336" w:lineRule="auto" w:after="180"/>
+      </w:pPr>
+      <w:r>
+        <w:rPr>
+          <w:b w:val="0"/>
+        </w:rPr>
+        <w:t>Near=0 predicts blocked from 2 blocked and 1 clear; near=1 predicts clear from 3 clear. Near has 1 error. Both tall groups have 2 clear and 1 blocked, so both leaves predict clear and total errors are 2.</w:t>
+      </w:r>
+    </w:p>
+    <w:p>
+      <w:pPr>
+        <w:spacing w:line="336" w:lineRule="auto" w:after="180"/>
+      </w:pPr>
+      <w:r>
+        <w:rPr>
+          <w:b w:val="0"/>
+        </w:rPr>
+        <w:t xml:space="preserve">Choose near with reversed </w:t>
+      </w:r>
+      <w:r>
+        <w:rPr>
+          <w:b/>
+        </w:rPr>
+        <w:t>leaf</w:t>
+      </w:r>
+      <w:r>
+        <w:rPr>
+          <w:b w:val="0"/>
+        </w:rPr>
+        <w:t xml:space="preserve"> labels compared with the worked example. Validation </w:t>
+      </w:r>
+      <w:r>
+        <w:rPr>
+          <w:b/>
+        </w:rPr>
+        <w:t>prediction</w:t>
+      </w:r>
+      <w:r>
+        <w:rPr>
+          <w:b w:val="0"/>
+        </w:rPr>
+        <w:t>s clear,blocked,blocked,clear match rows 1,2: 2/4. Baseline clear matches rows 1,3: 2/4. Both are 50 percent but errors differ.</w:t>
+      </w:r>
+    </w:p>
+    <w:p>
+      <w:pPr>
+        <w:pStyle w:val="Heading3"/>
+      </w:pPr>
+      <w:r>
+        <w:t>W5 Audit a tie and a claim</w:t>
+      </w:r>
+    </w:p>
+    <w:p>
+      <w:pPr>
+        <w:spacing w:line="336" w:lineRule="auto" w:after="180"/>
+      </w:pPr>
+      <w:r>
+        <w:rPr>
+          <w:b w:val="0"/>
+        </w:rPr>
+        <w:t xml:space="preserve">If near and tall make the same </w:t>
+      </w:r>
+      <w:r>
+        <w:rPr>
+          <w:b/>
+        </w:rPr>
+        <w:t>training</w:t>
+      </w:r>
+      <w:r>
+        <w:rPr>
+          <w:b w:val="0"/>
+        </w:rPr>
+        <w:t xml:space="preserve"> error count, which question does this code retain and why? Does retaining that question prove it will be better on future trips?</w:t>
+      </w:r>
+    </w:p>
+    <w:p>
+      <w:pPr>
+        <w:spacing w:line="336" w:lineRule="auto" w:after="180"/>
+      </w:pPr>
+      <w:r>
+        <w:rPr>
+          <w:b w:val="0"/>
+        </w:rPr>
+        <w:t xml:space="preserve">It retains near because near is tried first and strict &lt; replaces only for fewer errors. This is a declared tie convention, not </w:t>
+      </w:r>
+      <w:r>
+        <w:rPr>
+          <w:b/>
+        </w:rPr>
+        <w:t>evidence</w:t>
+      </w:r>
+      <w:r>
+        <w:rPr>
+          <w:b w:val="0"/>
+        </w:rPr>
+        <w:t xml:space="preserve"> of better future performance. Separate evaluation and relevant examples are still needed.</w:t>
+      </w:r>
+    </w:p>
+    <w:p>
+      <w:pPr>
+        <w:pStyle w:val="Heading2"/>
+      </w:pPr>
+      <w:r>
+        <w:t>Earlier wording, alternatives and picture transcripts · reference / check after trying</w:t>
+      </w:r>
+    </w:p>
+    <w:p>
+      <w:pPr>
+        <w:spacing w:line="336" w:lineRule="auto" w:after="180"/>
+      </w:pPr>
+      <w:r>
+        <w:rPr>
+          <w:b w:val="0"/>
+        </w:rPr>
+        <w:t>Assess and explain the answers</w:t>
+      </w:r>
+    </w:p>
+    <w:p>
+      <w:pPr>
+        <w:pStyle w:val="Heading3"/>
+      </w:pPr>
+      <w:r>
         <w:t>Worked case answer</w:t>
       </w:r>
     </w:p>
     <w:p>
       <w:pPr>
+        <w:spacing w:line="336" w:lineRule="auto" w:after="180"/>
+      </w:pPr>
+      <w:r>
+        <w:rPr>
+          <w:b w:val="0"/>
+        </w:rPr>
+        <w:t xml:space="preserve">Circle separates target groups. Blue puts every card in one </w:t>
+      </w:r>
+      <w:r>
+        <w:rPr>
+          <w:b/>
+        </w:rPr>
+        <w:t>branch</w:t>
+      </w:r>
+      <w:r>
+        <w:rPr>
+          <w:b w:val="0"/>
+        </w:rPr>
+        <w:t>. Usefulness depends on the task and examples.</w:t>
+      </w:r>
+    </w:p>
+    <w:p>
+      <w:pPr>
         <w:pStyle w:val="Heading3"/>
       </w:pPr>
       <w:r>
-        <w:t>Teacher key · Worked case answer</w:t>
+        <w:t>Additional transfer practice question</w:t>
       </w:r>
     </w:p>
     <w:p>
       <w:pPr>
         <w:spacing w:line="336" w:lineRule="auto" w:after="180"/>
-        <w:shd w:fill="F1F6FC"/>
-      </w:pPr>
-      <w:r>
-        <w:rPr>
-          <w:b w:val="0"/>
-        </w:rPr>
-        <w:t xml:space="preserve">Circle separates target groups. Blue puts every card in one </w:t>
-      </w:r>
-      <w:r>
-        <w:rPr>
-          <w:b/>
-        </w:rPr>
-        <w:t>branch</w:t>
-      </w:r>
-      <w:r>
-        <w:rPr>
-          <w:b w:val="0"/>
-        </w:rPr>
-        <w:t>. Usefulness depends on the task and examples.</w:t>
+      </w:pPr>
+      <w:r>
+        <w:rPr>
+          <w:b w:val="0"/>
+        </w:rPr>
+        <w:t>Cards are two cats and two dogs, all red. Which question helps separate species: is it red or does it bark? State your assumption.</w:t>
       </w:r>
     </w:p>
     <w:p>
@@ -4326,49 +5353,12 @@
         <w:pStyle w:val="Heading3"/>
       </w:pPr>
       <w:r>
-        <w:t>Independent question</w:t>
-      </w:r>
-    </w:p>
-    <w:p>
-      <w:pPr>
-        <w:pStyle w:val="Heading3"/>
-      </w:pPr>
-      <w:r>
-        <w:t>Independent question · withhold the key</w:t>
+        <w:t>Reasoned practice answer</w:t>
       </w:r>
     </w:p>
     <w:p>
       <w:pPr>
         <w:spacing w:line="336" w:lineRule="auto" w:after="180"/>
-        <w:shd w:fill="F5F1FB"/>
-      </w:pPr>
-      <w:r>
-        <w:rPr>
-          <w:b w:val="0"/>
-        </w:rPr>
-        <w:t>Cards are two cats and two dogs, all red. Which question helps separate species: is it red or does it bark? State your assumption.</w:t>
-      </w:r>
-    </w:p>
-    <w:p>
-      <w:pPr>
-        <w:pStyle w:val="Heading3"/>
-      </w:pPr>
-      <w:r>
-        <w:t>Expected independent answer</w:t>
-      </w:r>
-    </w:p>
-    <w:p>
-      <w:pPr>
-        <w:pStyle w:val="Heading3"/>
-      </w:pPr>
-      <w:r>
-        <w:t>Teacher key · Expected independent answer</w:t>
-      </w:r>
-    </w:p>
-    <w:p>
-      <w:pPr>
-        <w:spacing w:line="336" w:lineRule="auto" w:after="180"/>
-        <w:shd w:fill="F1F6FC"/>
       </w:pPr>
       <w:r>
         <w:rPr>
@@ -4674,1271 +5664,195 @@
     </w:p>
     <w:p>
       <w:pPr>
+        <w:spacing w:line="336" w:lineRule="auto" w:after="180"/>
+      </w:pPr>
+      <w:r>
+        <w:rPr>
+          <w:b w:val="0"/>
+        </w:rPr>
+        <w:t xml:space="preserve">Blue sends all six to one </w:t>
+      </w:r>
+      <w:r>
+        <w:rPr>
+          <w:b/>
+        </w:rPr>
+        <w:t>branch</w:t>
+      </w:r>
+      <w:r>
+        <w:rPr>
+          <w:b w:val="0"/>
+        </w:rPr>
+        <w:t xml:space="preserve"> and separates nothing. Animal subject separates the supplied labels into two groups of three.</w:t>
+      </w:r>
+    </w:p>
+    <w:p>
+      <w:pPr>
+        <w:spacing w:line="336" w:lineRule="auto" w:after="180"/>
+      </w:pPr>
+      <w:r>
+        <w:rPr>
+          <w:b w:val="0"/>
+        </w:rPr>
+        <w:t>Its usefulness depends on accurate subject tags and the intended target; new data can expose missing or misleading tags.</w:t>
+      </w:r>
+    </w:p>
+    <w:p>
+      <w:pPr>
         <w:pStyle w:val="Heading3"/>
       </w:pPr>
       <w:r>
-        <w:t>Teacher key · Original transfer answer</w:t>
+        <w:t>Explanations for the additional workbook examples</w:t>
+      </w:r>
+    </w:p>
+    <w:p>
+      <w:pPr>
+        <w:pStyle w:val="Heading3"/>
+      </w:pPr>
+      <w:r>
+        <w:t>Assess independent transfer</w:t>
+      </w:r>
+    </w:p>
+    <w:p>
+      <w:pPr>
+        <w:pStyle w:val="Heading3"/>
+      </w:pPr>
+      <w:r>
+        <w:t>Selected case answer</w:t>
+      </w:r>
+    </w:p>
+    <w:p>
+      <w:pPr>
+        <w:pStyle w:val="Heading3"/>
+      </w:pPr>
+      <w:r>
+        <w:t>Feedback that the learner uses</w:t>
+      </w:r>
+    </w:p>
+    <w:p>
+      <w:pPr>
+        <w:pStyle w:val="Heading1"/>
+      </w:pPr>
+      <w:r>
+        <w:t>06. Connect, adapt and return</w:t>
+      </w:r>
+    </w:p>
+    <w:p>
+      <w:r>
+        <w:t>Retain the project evidence and revisit the reasoning on a changed case.</w:t>
+      </w:r>
+    </w:p>
+    <w:p>
+      <w:pPr>
+        <w:pStyle w:val="Heading2"/>
+      </w:pPr>
+      <w:r>
+        <w:t>Project evidence to keep</w:t>
       </w:r>
     </w:p>
     <w:p>
       <w:pPr>
         <w:spacing w:line="336" w:lineRule="auto" w:after="180"/>
-        <w:shd w:fill="F1F6FC"/>
-      </w:pPr>
-      <w:r>
-        <w:rPr>
-          <w:b w:val="0"/>
-        </w:rPr>
-        <w:t xml:space="preserve">Blue sends all six to one </w:t>
+      </w:pPr>
+      <w:r>
+        <w:rPr>
+          <w:b w:val="0"/>
+        </w:rPr>
+        <w:t>Ask first about preferences that remove the largest number of unsuitable books.</w:t>
+      </w:r>
+    </w:p>
+    <w:p>
+      <w:pPr>
+        <w:spacing w:line="336" w:lineRule="auto" w:after="180"/>
+      </w:pPr>
+      <w:r>
+        <w:rPr>
+          <w:b w:val="0"/>
+        </w:rPr>
+        <w:t xml:space="preserve">Keep the decision, </w:t>
       </w:r>
       <w:r>
         <w:rPr>
           <w:b/>
         </w:rPr>
-        <w:t>branch</w:t>
-      </w:r>
-      <w:r>
-        <w:rPr>
-          <w:b w:val="0"/>
-        </w:rPr>
-        <w:t xml:space="preserve"> and separates nothing. Animal subject separates the supplied labels into two groups of three.</w:t>
+        <w:t>input</w:t>
+      </w:r>
+      <w:r>
+        <w:rPr>
+          <w:b w:val="0"/>
+        </w:rPr>
+        <w:t xml:space="preserve">, result, explanation and remaining limitation in the project </w:t>
+      </w:r>
+      <w:r>
+        <w:rPr>
+          <w:b/>
+        </w:rPr>
+        <w:t>evidence</w:t>
+      </w:r>
+      <w:r>
+        <w:rPr>
+          <w:b w:val="0"/>
+        </w:rPr>
+        <w:t xml:space="preserve"> record. Retrieve this record next week rather than restarting the project.</w:t>
       </w:r>
     </w:p>
     <w:p>
       <w:pPr>
         <w:spacing w:line="336" w:lineRule="auto" w:after="180"/>
-        <w:shd w:fill="F1F6FC"/>
-      </w:pPr>
-      <w:r>
-        <w:rPr>
-          <w:b w:val="0"/>
-        </w:rPr>
-        <w:t>Its usefulness depends on accurate subject tags and the intended target; new data can expose missing or misleading tags.</w:t>
-      </w:r>
-    </w:p>
-    <w:p>
-      <w:pPr>
-        <w:pStyle w:val="Heading3"/>
-      </w:pPr>
-      <w:r>
-        <w:t>Explanations for the additional workbook examples</w:t>
-      </w:r>
-    </w:p>
-    <w:p>
-      <w:pPr>
-        <w:pStyle w:val="Heading3"/>
-      </w:pPr>
-      <w:r>
-        <w:t>W1 Name the parts and decisions</w:t>
-      </w:r>
-    </w:p>
-    <w:p>
-      <w:pPr>
-        <w:pStyle w:val="Heading3"/>
-      </w:pPr>
-      <w:r>
-        <w:t>Workbook question · W1</w:t>
+      </w:pPr>
+      <w:r>
+        <w:rPr>
+          <w:b w:val="0"/>
+        </w:rPr>
+        <w:t>Choose recommender questions that distinguish feasible options, documenting the decision criterion rather than asking unnecessary personal details.</w:t>
+      </w:r>
+    </w:p>
+    <w:p>
+      <w:pPr>
+        <w:pStyle w:val="Heading2"/>
+      </w:pPr>
+      <w:r>
+        <w:t>Support while preserving the reasoning goal</w:t>
       </w:r>
     </w:p>
     <w:p>
       <w:pPr>
         <w:spacing w:line="336" w:lineRule="auto" w:after="180"/>
-        <w:shd w:fill="F5F1FB"/>
-      </w:pPr>
-      <w:r>
-        <w:rPr>
-          <w:b w:val="0"/>
-        </w:rPr>
-        <w:t xml:space="preserve">Identify the </w:t>
-      </w:r>
-      <w:r>
-        <w:rPr>
-          <w:b/>
-        </w:rPr>
-        <w:t>root</w:t>
-      </w:r>
-      <w:r>
-        <w:rPr>
-          <w:b w:val="0"/>
-        </w:rPr>
-        <w:t xml:space="preserve">, its two </w:t>
-      </w:r>
-      <w:r>
-        <w:rPr>
-          <w:b/>
-        </w:rPr>
-        <w:t>branch</w:t>
-      </w:r>
-      <w:r>
-        <w:rPr>
-          <w:b w:val="0"/>
-        </w:rPr>
-        <w:t xml:space="preserve">es, </w:t>
-      </w:r>
-      <w:r>
-        <w:rPr>
-          <w:b/>
-        </w:rPr>
-        <w:t>leaf</w:t>
-      </w:r>
-      <w:r>
-        <w:rPr>
-          <w:b w:val="0"/>
-        </w:rPr>
-        <w:t xml:space="preserve"> </w:t>
-      </w:r>
-      <w:r>
-        <w:rPr>
-          <w:b/>
-        </w:rPr>
-        <w:t>prediction</w:t>
-      </w:r>
-      <w:r>
-        <w:rPr>
-          <w:b w:val="0"/>
-        </w:rPr>
-        <w:t xml:space="preserve">s and </w:t>
-      </w:r>
-      <w:r>
-        <w:rPr>
-          <w:b/>
-        </w:rPr>
-        <w:t>depth</w:t>
-      </w:r>
-      <w:r>
-        <w:rPr>
-          <w:b w:val="0"/>
-        </w:rPr>
-        <w:t xml:space="preserve"> of the worked fitted tree. Which parts were selected using </w:t>
-      </w:r>
-      <w:r>
-        <w:rPr>
-          <w:b/>
-        </w:rPr>
-        <w:t>training</w:t>
-      </w:r>
-      <w:r>
-        <w:rPr>
-          <w:b w:val="0"/>
-        </w:rPr>
-        <w:t xml:space="preserve"> labels?</w:t>
-      </w:r>
-    </w:p>
-    <w:p>
-      <w:pPr>
-        <w:pStyle w:val="Heading3"/>
-      </w:pPr>
-      <w:r>
-        <w:t>Teacher reasoning · W1</w:t>
+      </w:pPr>
+      <w:r>
+        <w:rPr>
+          <w:b w:val="0"/>
+        </w:rPr>
+        <w:t>Trace one record or condition at a time with counters and labelled columns. Stretch: introduce a tie, boundary or missing field and declare its handling policy before rerunning.</w:t>
       </w:r>
     </w:p>
     <w:p>
       <w:pPr>
         <w:spacing w:line="336" w:lineRule="auto" w:after="180"/>
-        <w:shd w:fill="F1F6FC"/>
-      </w:pPr>
-      <w:r>
-        <w:rPr>
-          <w:b w:val="0"/>
-        </w:rPr>
-        <w:t xml:space="preserve">The </w:t>
-      </w:r>
-      <w:r>
-        <w:rPr>
-          <w:b/>
-        </w:rPr>
-        <w:t>root</w:t>
-      </w:r>
-      <w:r>
-        <w:rPr>
-          <w:b w:val="0"/>
-        </w:rPr>
-        <w:t xml:space="preserve"> asks near, with </w:t>
-      </w:r>
-      <w:r>
-        <w:rPr>
-          <w:b/>
-        </w:rPr>
-        <w:t>branch</w:t>
-      </w:r>
-      <w:r>
-        <w:rPr>
-          <w:b w:val="0"/>
-        </w:rPr>
-        <w:t xml:space="preserve">es 0 and 1. Leaves predict clear for 0 and blocked for 1. </w:t>
-      </w:r>
-      <w:r>
-        <w:rPr>
-          <w:b/>
-        </w:rPr>
-        <w:t>Depth</w:t>
-      </w:r>
-      <w:r>
-        <w:rPr>
-          <w:b w:val="0"/>
-        </w:rPr>
-        <w:t xml:space="preserve"> is one. </w:t>
-      </w:r>
-      <w:r>
-        <w:rPr>
-          <w:b/>
-        </w:rPr>
-        <w:t>Training</w:t>
-      </w:r>
-      <w:r>
-        <w:rPr>
-          <w:b w:val="0"/>
-        </w:rPr>
-        <w:t xml:space="preserve"> labels determined both </w:t>
-      </w:r>
-      <w:r>
-        <w:rPr>
-          <w:b/>
-        </w:rPr>
-        <w:t>leaf</w:t>
-      </w:r>
-      <w:r>
-        <w:rPr>
-          <w:b w:val="0"/>
-        </w:rPr>
-        <w:t xml:space="preserve"> majorities and the error comparison that selected near rather than tall.</w:t>
-      </w:r>
-    </w:p>
-    <w:p>
-      <w:pPr>
-        <w:pStyle w:val="Heading3"/>
-      </w:pPr>
-      <w:r>
-        <w:t>W2 Verify the candidate scores</w:t>
-      </w:r>
-    </w:p>
-    <w:p>
-      <w:pPr>
-        <w:pStyle w:val="Heading3"/>
-      </w:pPr>
-      <w:r>
-        <w:t>Workbook question · W2</w:t>
+      </w:pPr>
+      <w:r>
+        <w:rPr>
+          <w:b w:val="0"/>
+        </w:rPr>
+        <w:t>Physically move the current cards into labelled Yes/No areas. Write both counts and circle the larger. After an answer, remove excluded cards before recounting. Use written field values so the task does not depend on colour vision. Extension: explain why worst-case count and probability-weighted expected cost are different questions.</w:t>
       </w:r>
     </w:p>
     <w:p>
       <w:pPr>
         <w:spacing w:line="336" w:lineRule="auto" w:after="180"/>
-        <w:shd w:fill="F5F1FB"/>
-      </w:pPr>
-      <w:r>
-        <w:rPr>
-          <w:b w:val="0"/>
-        </w:rPr>
-        <w:t xml:space="preserve">For each near </w:t>
-      </w:r>
-      <w:r>
-        <w:rPr>
-          <w:b/>
-        </w:rPr>
-        <w:t>branch</w:t>
-      </w:r>
-      <w:r>
-        <w:rPr>
-          <w:b w:val="0"/>
-        </w:rPr>
-        <w:t xml:space="preserve"> and each tall </w:t>
-      </w:r>
-      <w:r>
-        <w:rPr>
-          <w:b/>
-        </w:rPr>
-        <w:t>branch</w:t>
-      </w:r>
-      <w:r>
-        <w:rPr>
-          <w:b w:val="0"/>
-        </w:rPr>
-        <w:t xml:space="preserve">, count blocked and clear labels and choose a </w:t>
-      </w:r>
-      <w:r>
-        <w:rPr>
-          <w:b/>
-        </w:rPr>
-        <w:t>leaf</w:t>
-      </w:r>
-      <w:r>
-        <w:rPr>
-          <w:b w:val="0"/>
-        </w:rPr>
-        <w:t>. Give the total errors for each candidate question.</w:t>
-      </w:r>
-    </w:p>
-    <w:p>
-      <w:pPr>
-        <w:pStyle w:val="Heading3"/>
-      </w:pPr>
-      <w:r>
-        <w:t>Teacher reasoning · W2</w:t>
-      </w:r>
-    </w:p>
-    <w:p>
-      <w:pPr>
-        <w:spacing w:line="336" w:lineRule="auto" w:after="180"/>
-        <w:shd w:fill="F1F6FC"/>
-      </w:pPr>
-      <w:r>
-        <w:rPr>
-          <w:b w:val="0"/>
-        </w:rPr>
-        <w:t>Near=0 has 1 blocked and 2 clear, predicts clear with 1 error; near=1 has 3 blocked and 0 clear, predicts blocked with 0 errors. Tall=0 has 2 blocked and 1 clear; tall=1 also has 2 blocked and 1 clear.</w:t>
-      </w:r>
-    </w:p>
-    <w:p>
-      <w:pPr>
-        <w:spacing w:line="336" w:lineRule="auto" w:after="180"/>
-        <w:shd w:fill="F1F6FC"/>
-      </w:pPr>
-      <w:r>
-        <w:rPr>
-          <w:b w:val="0"/>
-        </w:rPr>
-        <w:t>Both tall leaves predict blocked with 1 error each. Totals are near 1 and tall 2.</w:t>
-      </w:r>
-    </w:p>
-    <w:p>
-      <w:pPr>
-        <w:pStyle w:val="Heading3"/>
-      </w:pPr>
-      <w:r>
-        <w:t>W3 Separate fitting from prediction</w:t>
-      </w:r>
-    </w:p>
-    <w:p>
-      <w:pPr>
-        <w:pStyle w:val="Heading3"/>
-      </w:pPr>
-      <w:r>
-        <w:t>Workbook question · W3</w:t>
-      </w:r>
-    </w:p>
-    <w:p>
-      <w:pPr>
-        <w:spacing w:line="336" w:lineRule="auto" w:after="180"/>
-        <w:shd w:fill="F5F1FB"/>
-      </w:pPr>
-      <w:r>
-        <w:rPr>
-          <w:b w:val="0"/>
-        </w:rPr>
-        <w:t xml:space="preserve">A learner sees a blocked validation case with near=0 and changes that </w:t>
-      </w:r>
-      <w:r>
-        <w:rPr>
-          <w:b/>
-        </w:rPr>
-        <w:t>leaf</w:t>
-      </w:r>
-      <w:r>
-        <w:rPr>
-          <w:b w:val="0"/>
-        </w:rPr>
-        <w:t xml:space="preserve"> to blocked before reporting the score. Explain what changed and how to report the original fitted tree fairly.</w:t>
-      </w:r>
-    </w:p>
-    <w:p>
-      <w:pPr>
-        <w:pStyle w:val="Heading3"/>
-      </w:pPr>
-      <w:r>
-        <w:t>Teacher reasoning · W3</w:t>
-      </w:r>
-    </w:p>
-    <w:p>
-      <w:pPr>
-        <w:spacing w:line="336" w:lineRule="auto" w:after="180"/>
-        <w:shd w:fill="F1F6FC"/>
-      </w:pPr>
-      <w:r>
-        <w:rPr>
-          <w:b w:val="0"/>
-        </w:rPr>
-        <w:t xml:space="preserve">The </w:t>
-      </w:r>
-      <w:r>
-        <w:rPr>
-          <w:b/>
-        </w:rPr>
-        <w:t>leaf</w:t>
-      </w:r>
-      <w:r>
-        <w:rPr>
-          <w:b w:val="0"/>
-        </w:rPr>
-        <w:t xml:space="preserve"> was changed using validation </w:t>
-      </w:r>
-      <w:r>
-        <w:rPr>
-          <w:b/>
-        </w:rPr>
-        <w:t>evidence</w:t>
-      </w:r>
-      <w:r>
-        <w:rPr>
-          <w:b w:val="0"/>
-        </w:rPr>
-        <w:t xml:space="preserve">, so it is no longer the original </w:t>
-      </w:r>
-      <w:r>
-        <w:rPr>
-          <w:b/>
-        </w:rPr>
-        <w:t>training</w:t>
-      </w:r>
-      <w:r>
-        <w:rPr>
-          <w:b w:val="0"/>
-        </w:rPr>
-        <w:t>-fitted tree. Score the original stored leaves on all the same validation rows and record any later development change separately.</w:t>
-      </w:r>
-    </w:p>
-    <w:p>
-      <w:pPr>
-        <w:spacing w:line="336" w:lineRule="auto" w:after="180"/>
-        <w:shd w:fill="F1F6FC"/>
-      </w:pPr>
-      <w:r>
-        <w:rPr>
-          <w:b w:val="0"/>
-        </w:rPr>
-        <w:t>Preserve a separate final test for final evaluation.</w:t>
-      </w:r>
-    </w:p>
-    <w:p>
-      <w:pPr>
-        <w:pStyle w:val="Heading3"/>
-      </w:pPr>
-      <w:r>
-        <w:t>W4 Fit a new tree independently</w:t>
-      </w:r>
-    </w:p>
-    <w:p>
-      <w:pPr>
-        <w:pStyle w:val="Heading3"/>
-      </w:pPr>
-      <w:r>
-        <w:t>Workbook question · W4</w:t>
-      </w:r>
-    </w:p>
-    <w:p>
-      <w:pPr>
-        <w:spacing w:line="336" w:lineRule="auto" w:after="180"/>
-        <w:shd w:fill="F5F1FB"/>
-      </w:pPr>
-      <w:r>
-        <w:rPr>
-          <w:b w:val="0"/>
-        </w:rPr>
-        <w:t xml:space="preserve">New </w:t>
-      </w:r>
-      <w:r>
-        <w:rPr>
-          <w:b/>
-        </w:rPr>
-        <w:t>training</w:t>
-      </w:r>
-      <w:r>
-        <w:rPr>
-          <w:b w:val="0"/>
-        </w:rPr>
-        <w:t xml:space="preserve"> rows (near,tall,label) are (1,0,clear),(1,1,clear),(1,0,clear),(0,1,blocked),(0,0,blocked),(0,1,clear). Use the same candidate order and tie policies. Give both candidates’ leaves and errors, then select the tree.</w:t>
-      </w:r>
-    </w:p>
-    <w:p>
-      <w:pPr>
-        <w:spacing w:line="336" w:lineRule="auto" w:after="180"/>
-        <w:shd w:fill="F5F1FB"/>
-      </w:pPr>
-      <w:r>
-        <w:rPr>
-          <w:b w:val="0"/>
-        </w:rPr>
-        <w:t xml:space="preserve">Validation rows are (1,1,clear),(0,0,blocked),(0,1,clear),(1,0,blocked). List tree </w:t>
-      </w:r>
-      <w:r>
-        <w:rPr>
-          <w:b/>
-        </w:rPr>
-        <w:t>prediction</w:t>
-      </w:r>
-      <w:r>
-        <w:rPr>
-          <w:b w:val="0"/>
-        </w:rPr>
-        <w:t xml:space="preserve">s and compare accuracy with the </w:t>
-      </w:r>
-      <w:r>
-        <w:rPr>
-          <w:b/>
-        </w:rPr>
-        <w:t>training</w:t>
-      </w:r>
-      <w:r>
-        <w:rPr>
-          <w:b w:val="0"/>
-        </w:rPr>
-        <w:t>-majority baseline.</w:t>
-      </w:r>
-    </w:p>
-    <w:p>
-      <w:pPr>
-        <w:pStyle w:val="Heading3"/>
-      </w:pPr>
-      <w:r>
-        <w:t>Teacher reasoning · W4</w:t>
-      </w:r>
-    </w:p>
-    <w:p>
-      <w:pPr>
-        <w:spacing w:line="336" w:lineRule="auto" w:after="180"/>
-        <w:shd w:fill="F1F6FC"/>
-      </w:pPr>
-      <w:r>
-        <w:rPr>
-          <w:b w:val="0"/>
-        </w:rPr>
-        <w:t>Near=0 predicts blocked from 2 blocked and 1 clear; near=1 predicts clear from 3 clear. Near has 1 error. Both tall groups have 2 clear and 1 blocked, so both leaves predict clear and total errors are 2.</w:t>
-      </w:r>
-    </w:p>
-    <w:p>
-      <w:pPr>
-        <w:spacing w:line="336" w:lineRule="auto" w:after="180"/>
-        <w:shd w:fill="F1F6FC"/>
-      </w:pPr>
-      <w:r>
-        <w:rPr>
-          <w:b w:val="0"/>
-        </w:rPr>
-        <w:t xml:space="preserve">Choose near with reversed </w:t>
-      </w:r>
-      <w:r>
-        <w:rPr>
-          <w:b/>
-        </w:rPr>
-        <w:t>leaf</w:t>
-      </w:r>
-      <w:r>
-        <w:rPr>
-          <w:b w:val="0"/>
-        </w:rPr>
-        <w:t xml:space="preserve"> labels compared with the worked example. Validation </w:t>
-      </w:r>
-      <w:r>
-        <w:rPr>
-          <w:b/>
-        </w:rPr>
-        <w:t>prediction</w:t>
-      </w:r>
-      <w:r>
-        <w:rPr>
-          <w:b w:val="0"/>
-        </w:rPr>
-        <w:t>s clear,blocked,blocked,clear match rows 1,2: 2/4. Baseline clear matches rows 1,3: 2/4. Both are 50 percent but errors differ.</w:t>
-      </w:r>
-    </w:p>
-    <w:p>
-      <w:pPr>
-        <w:pStyle w:val="Heading3"/>
-      </w:pPr>
-      <w:r>
-        <w:t>W5 Audit a tie and a claim</w:t>
-      </w:r>
-    </w:p>
-    <w:p>
-      <w:pPr>
-        <w:pStyle w:val="Heading3"/>
-      </w:pPr>
-      <w:r>
-        <w:t>Workbook question · W5</w:t>
-      </w:r>
-    </w:p>
-    <w:p>
-      <w:pPr>
-        <w:spacing w:line="336" w:lineRule="auto" w:after="180"/>
-        <w:shd w:fill="F5F1FB"/>
-      </w:pPr>
-      <w:r>
-        <w:rPr>
-          <w:b w:val="0"/>
-        </w:rPr>
-        <w:t xml:space="preserve">If near and tall make the same </w:t>
-      </w:r>
-      <w:r>
-        <w:rPr>
-          <w:b/>
-        </w:rPr>
-        <w:t>training</w:t>
-      </w:r>
-      <w:r>
-        <w:rPr>
-          <w:b w:val="0"/>
-        </w:rPr>
-        <w:t xml:space="preserve"> error count, which question does this code retain and why? Does retaining that question prove it will be better on future trips?</w:t>
-      </w:r>
-    </w:p>
-    <w:p>
-      <w:pPr>
-        <w:pStyle w:val="Heading3"/>
-      </w:pPr>
-      <w:r>
-        <w:t>Teacher reasoning · W5</w:t>
-      </w:r>
-    </w:p>
-    <w:p>
-      <w:pPr>
-        <w:spacing w:line="336" w:lineRule="auto" w:after="180"/>
-        <w:shd w:fill="F1F6FC"/>
-      </w:pPr>
-      <w:r>
-        <w:rPr>
-          <w:b w:val="0"/>
-        </w:rPr>
-        <w:t xml:space="preserve">It retains near because near is tried first and strict &lt; replaces only for fewer errors. This is a declared tie convention, not </w:t>
-      </w:r>
-      <w:r>
-        <w:rPr>
-          <w:b/>
-        </w:rPr>
-        <w:t>evidence</w:t>
-      </w:r>
-      <w:r>
-        <w:rPr>
-          <w:b w:val="0"/>
-        </w:rPr>
-        <w:t xml:space="preserve"> of better future performance. Separate evaluation and relevant examples are still needed.</w:t>
-      </w:r>
-    </w:p>
-    <w:p>
-      <w:pPr>
-        <w:pStyle w:val="Heading3"/>
-      </w:pPr>
-      <w:r>
-        <w:t>Assess independent transfer</w:t>
-      </w:r>
-    </w:p>
-    <w:p>
-      <w:pPr>
-        <w:pStyle w:val="Heading3"/>
-      </w:pPr>
-      <w:r>
-        <w:t>Independent question · withhold the key</w:t>
-      </w:r>
-    </w:p>
-    <w:p>
-      <w:pPr>
-        <w:spacing w:line="336" w:lineRule="auto" w:after="180"/>
-        <w:shd w:fill="F5F1FB"/>
-      </w:pPr>
-      <w:r>
-        <w:rPr>
-          <w:b w:val="0"/>
-        </w:rPr>
-        <w:t>Selected case: Ten cards have six pet subjects and four space subjects; all are green. Compare asking “green?” with asking “pet?” to identify a card. Give the largest remaining group and one limitation.</w:t>
-      </w:r>
-    </w:p>
-    <w:p>
-      <w:pPr>
-        <w:pStyle w:val="Heading3"/>
-      </w:pPr>
-      <w:r>
-        <w:t>Selected case answer</w:t>
-      </w:r>
-    </w:p>
-    <w:p>
-      <w:pPr>
-        <w:pStyle w:val="Heading3"/>
-      </w:pPr>
-      <w:r>
-        <w:t>Teacher key · Selected case answer</w:t>
-      </w:r>
-    </w:p>
-    <w:p>
-      <w:pPr>
-        <w:spacing w:line="336" w:lineRule="auto" w:after="180"/>
-        <w:shd w:fill="F1F6FC"/>
-      </w:pPr>
-      <w:r>
-        <w:rPr>
-          <w:b w:val="0"/>
-        </w:rPr>
-        <w:t xml:space="preserve">Green </w:t>
-      </w:r>
-      <w:r>
-        <w:rPr>
-          <w:b/>
-        </w:rPr>
-        <w:t>split</w:t>
-      </w:r>
-      <w:r>
-        <w:rPr>
-          <w:b w:val="0"/>
-        </w:rPr>
-        <w:t xml:space="preserve">s 10/0, leaving as many as 10. Pet </w:t>
-      </w:r>
-      <w:r>
-        <w:rPr>
-          <w:b/>
-        </w:rPr>
-        <w:t>split</w:t>
-      </w:r>
-      <w:r>
-        <w:rPr>
-          <w:b w:val="0"/>
-        </w:rPr>
-        <w:t xml:space="preserve">s 6/4, leaving as many as 6, so it is more </w:t>
-      </w:r>
-      <w:r>
-        <w:rPr>
-          <w:b/>
-        </w:rPr>
-        <w:t>informative</w:t>
-      </w:r>
-      <w:r>
-        <w:rPr>
-          <w:b w:val="0"/>
-        </w:rPr>
-        <w:t xml:space="preserve"> under these supplied counts.</w:t>
-      </w:r>
-    </w:p>
-    <w:p>
-      <w:pPr>
-        <w:spacing w:line="336" w:lineRule="auto" w:after="180"/>
-        <w:shd w:fill="F1F6FC"/>
-      </w:pPr>
-      <w:r>
-        <w:rPr>
-          <w:b w:val="0"/>
-        </w:rPr>
-        <w:t xml:space="preserve">Incorrect subject tags can invalidate the </w:t>
-      </w:r>
-      <w:r>
-        <w:rPr>
-          <w:b/>
-        </w:rPr>
-        <w:t>split</w:t>
-      </w:r>
-      <w:r>
-        <w:rPr>
-          <w:b w:val="0"/>
-        </w:rPr>
-        <w:t>; one question does not uniquely identify every card.</w:t>
-      </w:r>
-    </w:p>
-    <w:tbl>
-      <w:tblPr>
-        <w:tblStyle w:val="LightShading-Accent1"/>
-        <w:tblW w:type="auto" w:w="0"/>
-        <w:tblLook w:firstColumn="1" w:firstRow="1" w:lastColumn="0" w:lastRow="0" w:noHBand="0" w:noVBand="1" w:val="04A0"/>
-      </w:tblPr>
-      <w:tblGrid>
-        <w:gridCol w:w="5112"/>
-        <w:gridCol w:w="5112"/>
-      </w:tblGrid>
-      <w:tr>
-        <w:trPr>
-          <w:tblHeader/>
-        </w:trPr>
-        <w:tc>
-          <w:tcPr>
-            <w:tcW w:type="dxa" w:w="5112"/>
-          </w:tcPr>
-          <w:p>
-            <w:r>
-              <w:t>Dimension</w:t>
-            </w:r>
-          </w:p>
-        </w:tc>
-        <w:tc>
-          <w:tcPr>
-            <w:tcW w:type="dxa" w:w="5112"/>
-          </w:tcPr>
-          <w:p>
-            <w:r>
-              <w:t>Evidence required</w:t>
-            </w:r>
-          </w:p>
-        </w:tc>
-      </w:tr>
-      <w:tr>
-        <w:tc>
-          <w:tcPr>
-            <w:tcW w:type="dxa" w:w="5112"/>
-          </w:tcPr>
-          <w:p>
-            <w:r>
-              <w:t>Explanation</w:t>
-            </w:r>
-          </w:p>
-        </w:tc>
-        <w:tc>
-          <w:tcPr>
-            <w:tcW w:type="dxa" w:w="5112"/>
-          </w:tcPr>
-          <w:p>
-            <w:r>
-              <w:t>Names the applicable idea or procedure and ties it to the supplied facts.</w:t>
-            </w:r>
-          </w:p>
-        </w:tc>
-      </w:tr>
-      <w:tr>
-        <w:tc>
-          <w:tcPr>
-            <w:tcW w:type="dxa" w:w="5112"/>
-          </w:tcPr>
-          <w:p>
-            <w:r>
-              <w:t>Trace and result</w:t>
-            </w:r>
-          </w:p>
-        </w:tc>
-        <w:tc>
-          <w:tcPr>
-            <w:tcW w:type="dxa" w:w="5112"/>
-          </w:tcPr>
-          <w:p>
-            <w:r>
-              <w:t>Preserves the given inputs and shows the relevant intermediate steps; distinguishes a prediction from an observed execution.</w:t>
-            </w:r>
-          </w:p>
-        </w:tc>
-      </w:tr>
-      <w:tr>
-        <w:tc>
-          <w:tcPr>
-            <w:tcW w:type="dxa" w:w="5112"/>
-          </w:tcPr>
-          <w:p>
-            <w:r>
-              <w:t>Limits</w:t>
-            </w:r>
-          </w:p>
-        </w:tc>
-        <w:tc>
-          <w:tcPr>
-            <w:tcW w:type="dxa" w:w="5112"/>
-          </w:tcPr>
-          <w:p>
-            <w:r>
-              <w:t>States the assumptions, missing evidence or conditions under which the result would change.</w:t>
-            </w:r>
-          </w:p>
-        </w:tc>
-      </w:tr>
-    </w:tbl>
-    <w:p>
-      <w:pPr>
-        <w:pStyle w:val="Heading3"/>
-      </w:pPr>
-      <w:r>
-        <w:t>Teacher key · Selected case answer</w:t>
-      </w:r>
-    </w:p>
-    <w:p>
-      <w:pPr>
-        <w:spacing w:line="336" w:lineRule="auto" w:after="180"/>
-        <w:shd w:fill="F1F6FC"/>
-      </w:pPr>
-      <w:r>
-        <w:rPr>
-          <w:b w:val="0"/>
-        </w:rPr>
-        <w:t>Record each dimension as not yet, with support, or independent. Accept a valid alternative procedure with a defensible trace.</w:t>
-      </w:r>
-    </w:p>
-    <w:p>
-      <w:pPr>
-        <w:spacing w:line="336" w:lineRule="auto" w:after="180"/>
-        <w:shd w:fill="F1F6FC"/>
-      </w:pPr>
-      <w:r>
-        <w:rPr>
-          <w:b w:val="0"/>
-        </w:rPr>
-        <w:t xml:space="preserve">Do not penalise an honestly recorded model failure if the learner correctly explains its </w:t>
-      </w:r>
-      <w:r>
-        <w:rPr>
-          <w:b/>
-        </w:rPr>
-        <w:t>evidence</w:t>
-      </w:r>
-      <w:r>
-        <w:rPr>
-          <w:b w:val="0"/>
-        </w:rPr>
-        <w:t xml:space="preserve"> and limits.</w:t>
-      </w:r>
-    </w:p>
-    <w:p>
-      <w:pPr>
-        <w:pStyle w:val="Heading3"/>
-      </w:pPr>
-      <w:r>
-        <w:t>Feedback that the learner uses</w:t>
-      </w:r>
-    </w:p>
-    <w:p>
-      <w:pPr>
-        <w:spacing w:line="336" w:lineRule="auto" w:after="180"/>
-      </w:pPr>
-      <w:r>
-        <w:rPr>
-          <w:b w:val="0"/>
-        </w:rPr>
-        <w:t>Name the earliest unsupported step and give one action to repair it. Have the learner make that repair now and explain why. Then assess the relevant skill on a fresh, fully specified case.</w:t>
-      </w:r>
-    </w:p>
-    <w:p>
-      <w:pPr>
-        <w:spacing w:line="336" w:lineRule="auto" w:after="180"/>
-      </w:pPr>
-      <w:r>
-        <w:rPr>
-          <w:b w:val="0"/>
-        </w:rPr>
-        <w:t>Confirm it was not previously practised with feedback; solve and check the new case before assigning it. A follow-up design prompt is a starting brief, not automatically an equivalent test.</w:t>
-      </w:r>
-    </w:p>
-    <w:p>
-      <w:pPr>
-        <w:pStyle w:val="Heading1"/>
-      </w:pPr>
-      <w:r>
-        <w:t>06. Connect and extend learning</w:t>
-      </w:r>
-    </w:p>
-    <w:p>
-      <w:r>
-        <w:t>Connect Choose Informative Questions to Transparent Book Recommender, adapt support and plan a later changed-case check.</w:t>
-      </w:r>
-    </w:p>
-    <w:p>
-      <w:pPr>
-        <w:pStyle w:val="Heading3"/>
-      </w:pPr>
-      <w:r>
-        <w:t>Transparent Book Recommender</w:t>
-      </w:r>
-    </w:p>
-    <w:p>
-      <w:pPr>
-        <w:spacing w:line="336" w:lineRule="auto" w:after="180"/>
-      </w:pPr>
-      <w:r>
-        <w:rPr>
-          <w:b w:val="0"/>
-        </w:rPr>
-        <w:t>Ask first about preferences that remove the largest number of unsuitable books.</w:t>
-      </w:r>
-    </w:p>
-    <w:p>
-      <w:pPr>
-        <w:spacing w:line="336" w:lineRule="auto" w:after="180"/>
-      </w:pPr>
-      <w:r>
-        <w:rPr>
-          <w:b w:val="0"/>
-        </w:rPr>
-        <w:t xml:space="preserve">Keep the decision, </w:t>
-      </w:r>
-      <w:r>
-        <w:rPr>
-          <w:b/>
-        </w:rPr>
-        <w:t>input</w:t>
-      </w:r>
-      <w:r>
-        <w:rPr>
-          <w:b w:val="0"/>
-        </w:rPr>
-        <w:t xml:space="preserve">, result, explanation and remaining limitation in the project </w:t>
-      </w:r>
-      <w:r>
-        <w:rPr>
-          <w:b/>
-        </w:rPr>
-        <w:t>evidence</w:t>
-      </w:r>
-      <w:r>
-        <w:rPr>
-          <w:b w:val="0"/>
-        </w:rPr>
-        <w:t xml:space="preserve"> record. Retrieve this record next week rather than restarting the project.</w:t>
-      </w:r>
-    </w:p>
-    <w:p>
-      <w:pPr>
-        <w:pStyle w:val="Heading3"/>
-      </w:pPr>
-      <w:r>
-        <w:t>Support and stretch</w:t>
-      </w:r>
-    </w:p>
-    <w:p>
-      <w:pPr>
-        <w:spacing w:line="336" w:lineRule="auto" w:after="180"/>
-      </w:pPr>
-      <w:r>
-        <w:rPr>
-          <w:b w:val="0"/>
-        </w:rPr>
-        <w:t>Trace one record or condition at a time with counters and labelled columns. Stretch: introduce a tie, boundary or missing field and declare its handling policy before rerunning.</w:t>
-      </w:r>
-    </w:p>
-    <w:p>
-      <w:pPr>
-        <w:pStyle w:val="Heading3"/>
-      </w:pPr>
-      <w:r>
-        <w:t>Exit reflection</w:t>
-      </w:r>
-    </w:p>
-    <w:p>
-      <w:pPr>
-        <w:spacing w:line="336" w:lineRule="auto" w:after="180"/>
-      </w:pPr>
-      <w:r>
-        <w:rPr>
-          <w:b w:val="0"/>
-        </w:rPr>
-        <w:t xml:space="preserve">Ask for one decision the learner can now justify and one situation requiring more </w:t>
-      </w:r>
-      <w:r>
-        <w:rPr>
-          <w:b/>
-        </w:rPr>
-        <w:t>evidence</w:t>
-      </w:r>
-      <w:r>
-        <w:rPr>
-          <w:b w:val="0"/>
-        </w:rPr>
-        <w:t xml:space="preserve"> or human review. Confidence ratings are separate from correct independent performance.</w:t>
-      </w:r>
-    </w:p>
-    <w:p>
-      <w:pPr>
-        <w:pStyle w:val="Heading3"/>
-      </w:pPr>
-      <w:r>
-        <w:t>Bridge to the next week</w:t>
-      </w:r>
-    </w:p>
-    <w:p>
-      <w:pPr>
-        <w:spacing w:line="336" w:lineRule="auto" w:after="180"/>
-      </w:pPr>
-      <w:r>
-        <w:rPr>
-          <w:b w:val="0"/>
-        </w:rPr>
-        <w:t>Next: Week 16: Over</w:t>
-      </w:r>
-      <w:r>
-        <w:rPr>
-          <w:b/>
-        </w:rPr>
-        <w:t>fitting</w:t>
-      </w:r>
-      <w:r>
-        <w:rPr>
-          <w:b w:val="0"/>
-        </w:rPr>
-        <w:t xml:space="preserve"> Intuition. Retrieve today’s </w:t>
-      </w:r>
-      <w:r>
-        <w:rPr>
-          <w:b/>
-        </w:rPr>
-        <w:t>evidence</w:t>
-      </w:r>
-      <w:r>
-        <w:rPr>
-          <w:b w:val="0"/>
-        </w:rPr>
-        <w:t xml:space="preserve"> and identify what carries forward and what is new.</w:t>
-      </w:r>
-    </w:p>
-    <w:p>
-      <w:pPr>
-        <w:pStyle w:val="Heading3"/>
-      </w:pPr>
-      <w:r>
-        <w:t>Support and fresh reassessment</w:t>
-      </w:r>
-    </w:p>
-    <w:p>
-      <w:pPr>
-        <w:spacing w:line="336" w:lineRule="auto" w:after="180"/>
-      </w:pPr>
-      <w:r>
-        <w:rPr>
-          <w:b w:val="0"/>
-        </w:rPr>
-        <w:t xml:space="preserve">Use physical sorting before code. Explain row[feature] as selecting a flag and row[2] as reading its label. Supply empty </w:t>
-      </w:r>
-      <w:r>
-        <w:rPr>
-          <w:b/>
-        </w:rPr>
-        <w:t>branch</w:t>
-      </w:r>
-      <w:r>
-        <w:rPr>
-          <w:b w:val="0"/>
-        </w:rPr>
-        <w:t>-count tables.</w:t>
-      </w:r>
-    </w:p>
-    <w:p>
-      <w:pPr>
-        <w:spacing w:line="336" w:lineRule="auto" w:after="180"/>
-      </w:pPr>
-      <w:r>
-        <w:rPr>
-          <w:b w:val="0"/>
-        </w:rPr>
-        <w:t xml:space="preserve">Extension: explain why an empty </w:t>
-      </w:r>
-      <w:r>
-        <w:rPr>
-          <w:b/>
-        </w:rPr>
-        <w:t>branch</w:t>
-      </w:r>
-      <w:r>
-        <w:rPr>
-          <w:b w:val="0"/>
-        </w:rPr>
-        <w:t xml:space="preserve"> needs a fallback, and why this code would silently return clear if given an empty label list.</w:t>
-      </w:r>
-    </w:p>
-    <w:p>
-      <w:pPr>
-        <w:spacing w:line="336" w:lineRule="auto" w:after="180"/>
-      </w:pPr>
-      <w:r>
-        <w:rPr>
-          <w:b w:val="0"/>
-        </w:rPr>
-        <w:t xml:space="preserve">Require W4 near error 1, tall error 2, near=0 blocked and near=1 clear, with both validation scores 2/4. Fresh retry: </w:t>
-      </w:r>
-      <w:r>
-        <w:rPr>
-          <w:b/>
-        </w:rPr>
-        <w:t>training</w:t>
-      </w:r>
-      <w:r>
-        <w:rPr>
-          <w:b w:val="0"/>
-        </w:rPr>
-        <w:t xml:space="preserve"> (0,0,clear),(0,1,blocked),(1,0,clear),(1,1,blocked).</w:t>
-      </w:r>
-    </w:p>
-    <w:p>
-      <w:pPr>
-        <w:spacing w:line="336" w:lineRule="auto" w:after="180"/>
-      </w:pPr>
-      <w:r>
-        <w:rPr>
-          <w:b w:val="0"/>
-        </w:rPr>
-        <w:t xml:space="preserve">Near </w:t>
-      </w:r>
-      <w:r>
-        <w:rPr>
-          <w:b/>
-        </w:rPr>
-        <w:t>branch</w:t>
-      </w:r>
-      <w:r>
-        <w:rPr>
-          <w:b w:val="0"/>
-        </w:rPr>
-        <w:t>es each tie and predict clear, giving 2 errors. Tall=0 predicts clear and tall=1 blocked with 0 errors; choose tall. Validation (0,1,blocked),(1,0,clear),(1,1,clear) gives blocked,clear,blocked: 2/3.</w:t>
-      </w:r>
-    </w:p>
-    <w:p>
-      <w:pPr>
-        <w:spacing w:line="336" w:lineRule="auto" w:after="180"/>
-      </w:pPr>
-      <w:r>
-        <w:rPr>
-          <w:b w:val="0"/>
-        </w:rPr>
-        <w:t xml:space="preserve">The tied </w:t>
-      </w:r>
-      <w:r>
-        <w:rPr>
-          <w:b/>
-        </w:rPr>
-        <w:t>training</w:t>
-      </w:r>
-      <w:r>
-        <w:rPr>
-          <w:b w:val="0"/>
-        </w:rPr>
-        <w:t xml:space="preserve"> baseline predicts clear and also gets 2/3, with different missed rows. Require the learned feature and both tie policies.</w:t>
-      </w:r>
-    </w:p>
-    <w:p>
-      <w:pPr>
-        <w:spacing w:line="336" w:lineRule="auto" w:after="180"/>
-      </w:pPr>
-      <w:r>
-        <w:rPr>
-          <w:b w:val="0"/>
-        </w:rPr>
-        <w:t xml:space="preserve">Week 10 introduces nearest neighbours and distances. Carry forward the </w:t>
-      </w:r>
-      <w:r>
-        <w:rPr>
-          <w:b/>
-        </w:rPr>
-        <w:t>training</w:t>
-      </w:r>
-      <w:r>
-        <w:rPr>
-          <w:b w:val="0"/>
-        </w:rPr>
-        <w:t xml:space="preserve">/validation </w:t>
-      </w:r>
-      <w:r>
-        <w:rPr>
-          <w:b/>
-        </w:rPr>
-        <w:t>split</w:t>
-      </w:r>
-      <w:r>
-        <w:rPr>
-          <w:b w:val="0"/>
-        </w:rPr>
-        <w:t xml:space="preserve"> and baseline.</w:t>
-      </w:r>
-    </w:p>
-    <w:p>
-      <w:pPr>
-        <w:spacing w:line="336" w:lineRule="auto" w:after="180"/>
-      </w:pPr>
-      <w:r>
-        <w:rPr>
-          <w:b w:val="0"/>
-        </w:rPr>
-        <w:t>Teacher reference: https://scikit-learn.org/stable/modules/generated/sklearn.tree.DecisionTreeClassifier.html (reviewed 2026-09-27); its library criteria differ from our stated classroom mistake-count procedure.</w:t>
-      </w:r>
-    </w:p>
-    <w:p>
-      <w:pPr>
-        <w:pStyle w:val="Heading3"/>
-      </w:pPr>
-      <w:r>
-        <w:t>Plan the delayed return</w:t>
+      </w:pPr>
+      <w:r>
+        <w:rPr>
+          <w:b w:val="0"/>
+        </w:rPr>
+        <w:t>For selected W4, green gives10/0 and worst10; pet gives6/4 and worst6, so choose pet under this criterion. Require the limitation that a question need not identify one card and tags or answers can be wrong. Fresh retry: nine cards, all striped, with five sea subjects and four land; striped9/0→9, sea5/4→5. Record a first independent explanation before feedback.</w:t>
+      </w:r>
+    </w:p>
+    <w:p>
+      <w:pPr>
+        <w:pStyle w:val="Heading2"/>
+      </w:pPr>
+      <w:r>
+        <w:t>Plan the delayed check</w:t>
       </w:r>
     </w:p>
     <w:p>
@@ -6155,102 +6069,194 @@
     </w:p>
     <w:p>
       <w:pPr>
+        <w:pStyle w:val="Heading2"/>
+      </w:pPr>
+      <w:r>
+        <w:t>Bridge to next week</w:t>
+      </w:r>
+    </w:p>
+    <w:p>
+      <w:pPr>
+        <w:spacing w:line="336" w:lineRule="auto" w:after="180"/>
+      </w:pPr>
+      <w:r>
+        <w:rPr>
+          <w:b w:val="0"/>
+        </w:rPr>
+        <w:t xml:space="preserve">Ask for one decision the learner can now justify and one situation requiring more </w:t>
+      </w:r>
+      <w:r>
+        <w:rPr>
+          <w:b/>
+        </w:rPr>
+        <w:t>evidence</w:t>
+      </w:r>
+      <w:r>
+        <w:rPr>
+          <w:b w:val="0"/>
+        </w:rPr>
+        <w:t xml:space="preserve"> or human review. Confidence ratings are separate from correct independent performance.</w:t>
+      </w:r>
+    </w:p>
+    <w:p>
+      <w:pPr>
+        <w:spacing w:line="336" w:lineRule="auto" w:after="180"/>
+      </w:pPr>
+      <w:r>
+        <w:rPr>
+          <w:b w:val="0"/>
+        </w:rPr>
+        <w:t>Next: Week 16: Over</w:t>
+      </w:r>
+      <w:r>
+        <w:rPr>
+          <w:b/>
+        </w:rPr>
+        <w:t>fitting</w:t>
+      </w:r>
+      <w:r>
+        <w:rPr>
+          <w:b w:val="0"/>
+        </w:rPr>
+        <w:t xml:space="preserve"> Intuition. Retrieve today’s </w:t>
+      </w:r>
+      <w:r>
+        <w:rPr>
+          <w:b/>
+        </w:rPr>
+        <w:t>evidence</w:t>
+      </w:r>
+      <w:r>
+        <w:rPr>
+          <w:b w:val="0"/>
+        </w:rPr>
+        <w:t xml:space="preserve"> and identify what carries forward and what is new.</w:t>
+      </w:r>
+    </w:p>
+    <w:p>
+      <w:pPr>
+        <w:spacing w:line="336" w:lineRule="auto" w:after="180"/>
+      </w:pPr>
+      <w:r>
+        <w:rPr>
+          <w:b w:val="0"/>
+        </w:rPr>
+        <w:t>Next is Week 16: Overfitting Intuition. Carry forward the distinction between a procedure’s declared objective and evidence that it works beyond the examples used to choose it. Retained fitted-tree library references concern Week 14 review rather than a library implementation of this guessing game.</w:t>
+      </w:r>
+    </w:p>
+    <w:p>
+      <w:pPr>
+        <w:pStyle w:val="Heading2"/>
+      </w:pPr>
+      <w:r>
+        <w:t>Earlier wording, alternatives and picture transcripts · reference / check after trying</w:t>
+      </w:r>
+    </w:p>
+    <w:p>
+      <w:pPr>
+        <w:spacing w:line="336" w:lineRule="auto" w:after="180"/>
+      </w:pPr>
+      <w:r>
+        <w:rPr>
+          <w:b w:val="0"/>
+        </w:rPr>
+        <w:t>Connect and extend learning</w:t>
+      </w:r>
+    </w:p>
+    <w:p>
+      <w:pPr>
         <w:pStyle w:val="Heading3"/>
       </w:pPr>
       <w:r>
+        <w:t>Transparent Book Recommender</w:t>
+      </w:r>
+    </w:p>
+    <w:p>
+      <w:pPr>
+        <w:pStyle w:val="Heading3"/>
+      </w:pPr>
+      <w:r>
+        <w:t>Support and stretch</w:t>
+      </w:r>
+    </w:p>
+    <w:p>
+      <w:pPr>
+        <w:pStyle w:val="Heading3"/>
+      </w:pPr>
+      <w:r>
+        <w:t>Exit reflection</w:t>
+      </w:r>
+    </w:p>
+    <w:p>
+      <w:pPr>
+        <w:pStyle w:val="Heading3"/>
+      </w:pPr>
+      <w:r>
+        <w:t>Bridge to the next week</w:t>
+      </w:r>
+    </w:p>
+    <w:p>
+      <w:pPr>
+        <w:pStyle w:val="Heading3"/>
+      </w:pPr>
+      <w:r>
+        <w:t>Support and fresh reassessment</w:t>
+      </w:r>
+    </w:p>
+    <w:p>
+      <w:pPr>
+        <w:pStyle w:val="Heading3"/>
+      </w:pPr>
+      <w:r>
+        <w:t>Plan the delayed return</w:t>
+      </w:r>
+    </w:p>
+    <w:p>
+      <w:pPr>
+        <w:pStyle w:val="Heading3"/>
+      </w:pPr>
+      <w:r>
         <w:t>Project evidence from this case</w:t>
       </w:r>
     </w:p>
     <w:p>
       <w:pPr>
+        <w:pStyle w:val="Heading1"/>
+      </w:pPr>
+      <w:r>
+        <w:t>Reference bank and extra practice</w:t>
+      </w:r>
+    </w:p>
+    <w:p>
+      <w:pPr>
+        <w:pStyle w:val="Heading1"/>
+      </w:pPr>
+      <w:r>
+        <w:t>07. Reference: alternative planning checklist</w:t>
+      </w:r>
+    </w:p>
+    <w:p>
+      <w:r>
+        <w:t>Use as a reminder alongside the main route rather than teaching the cycle twice.</w:t>
+      </w:r>
+    </w:p>
+    <w:p>
+      <w:pPr>
+        <w:pStyle w:val="Heading2"/>
+      </w:pPr>
+      <w:r>
+        <w:t>Preparation and schedule</w:t>
+      </w:r>
+    </w:p>
+    <w:p>
+      <w:pPr>
         <w:spacing w:line="336" w:lineRule="auto" w:after="180"/>
       </w:pPr>
       <w:r>
         <w:rPr>
           <w:b w:val="0"/>
         </w:rPr>
-        <w:t>Choose recommender questions that distinguish feasible options, documenting the decision criterion rather than asking unnecessary personal details.</w:t>
-      </w:r>
-    </w:p>
-    <w:p>
-      <w:pPr>
-        <w:pStyle w:val="Heading1"/>
-      </w:pPr>
-      <w:r>
-        <w:t>07. Prepare, teach and assess</w:t>
-      </w:r>
-    </w:p>
-    <w:p>
-      <w:r>
-        <w:t>Use this preparation summary alongside the detailed Choose Informative Questions lesson; it is a checklist rather than a replacement for the full sequence.</w:t>
-      </w:r>
-    </w:p>
-    <w:p>
-      <w:pPr>
-        <w:pStyle w:val="Heading3"/>
-      </w:pPr>
-      <w:r>
-        <w:t>Teaching target</w:t>
-      </w:r>
-    </w:p>
-    <w:p>
-      <w:pPr>
-        <w:spacing w:line="336" w:lineRule="auto" w:after="180"/>
-        <w:shd w:fill="EDF7F3"/>
-      </w:pPr>
-      <w:r>
-        <w:rPr>
-          <w:b w:val="0"/>
-        </w:rPr>
-        <w:t xml:space="preserve">Teaching target: Fit a </w:t>
-      </w:r>
-      <w:r>
-        <w:rPr>
-          <w:b/>
-        </w:rPr>
-        <w:t>root</w:t>
-      </w:r>
-      <w:r>
-        <w:rPr>
-          <w:b w:val="0"/>
-        </w:rPr>
-        <w:t xml:space="preserve"> question and </w:t>
-      </w:r>
-      <w:r>
-        <w:rPr>
-          <w:b/>
-        </w:rPr>
-        <w:t>leaf</w:t>
-      </w:r>
-      <w:r>
-        <w:rPr>
-          <w:b w:val="0"/>
-        </w:rPr>
-        <w:t xml:space="preserve"> </w:t>
-      </w:r>
-      <w:r>
-        <w:rPr>
-          <w:b/>
-        </w:rPr>
-        <w:t>prediction</w:t>
-      </w:r>
-      <w:r>
-        <w:rPr>
-          <w:b w:val="0"/>
-        </w:rPr>
-        <w:t xml:space="preserve">s from </w:t>
-      </w:r>
-      <w:r>
-        <w:rPr>
-          <w:b/>
-        </w:rPr>
-        <w:t>training</w:t>
-      </w:r>
-      <w:r>
-        <w:rPr>
-          <w:b w:val="0"/>
-        </w:rPr>
-        <w:t xml:space="preserve"> examples</w:t>
+        <w:t>Teaching target: Compare questions by their largest remaining group</w:t>
       </w:r>
     </w:p>
     <w:p>
@@ -6421,6 +6427,14 @@
     </w:tbl>
     <w:p>
       <w:pPr>
+        <w:pStyle w:val="Heading2"/>
+      </w:pPr>
+      <w:r>
+        <w:t>Practice and assessment reminders</w:t>
+      </w:r>
+    </w:p>
+    <w:p>
+      <w:pPr>
         <w:spacing w:line="336" w:lineRule="auto" w:after="180"/>
       </w:pPr>
       <w:r>
@@ -6468,16 +6482,7 @@
     </w:p>
     <w:p>
       <w:pPr>
-        <w:pStyle w:val="Heading3"/>
-      </w:pPr>
-      <w:r>
-        <w:t>Supported practice answer</w:t>
-      </w:r>
-    </w:p>
-    <w:p>
-      <w:pPr>
         <w:spacing w:line="336" w:lineRule="auto" w:after="180"/>
-        <w:shd w:fill="F1F6FC"/>
       </w:pPr>
       <w:r>
         <w:rPr>
@@ -6489,7 +6494,6 @@
     <w:p>
       <w:pPr>
         <w:spacing w:line="336" w:lineRule="auto" w:after="180"/>
-        <w:shd w:fill="F1F6FC"/>
       </w:pPr>
       <w:r>
         <w:rPr>
@@ -6546,16 +6550,7 @@
     </w:p>
     <w:p>
       <w:pPr>
-        <w:pStyle w:val="Heading3"/>
-      </w:pPr>
-      <w:r>
-        <w:t>Repair the misconception</w:t>
-      </w:r>
-    </w:p>
-    <w:p>
-      <w:pPr>
         <w:spacing w:line="336" w:lineRule="auto" w:after="180"/>
-        <w:shd w:fill="FFF5E6"/>
       </w:pPr>
       <w:r>
         <w:rPr>
@@ -6590,16 +6585,7 @@
     </w:p>
     <w:p>
       <w:pPr>
-        <w:pStyle w:val="Heading3"/>
-      </w:pPr>
-      <w:r>
-        <w:t>Support without giving away the answer</w:t>
-      </w:r>
-    </w:p>
-    <w:p>
-      <w:pPr>
         <w:spacing w:line="336" w:lineRule="auto" w:after="180"/>
-        <w:shd w:fill="F1F6F8"/>
       </w:pPr>
       <w:r>
         <w:rPr>
@@ -6622,16 +6608,7 @@
     </w:p>
     <w:p>
       <w:pPr>
-        <w:pStyle w:val="Heading3"/>
-      </w:pPr>
-      <w:r>
-        <w:t>Extend the reasoning</w:t>
-      </w:r>
-    </w:p>
-    <w:p>
-      <w:pPr>
         <w:spacing w:line="336" w:lineRule="auto" w:after="180"/>
-        <w:shd w:fill="F5F1FB"/>
       </w:pPr>
       <w:r>
         <w:rPr>
@@ -6655,7 +6632,6 @@
     <w:p>
       <w:pPr>
         <w:spacing w:line="336" w:lineRule="auto" w:after="180"/>
-        <w:shd w:fill="F5F1FB"/>
       </w:pPr>
       <w:r>
         <w:rPr>
@@ -6666,16 +6642,7 @@
     </w:p>
     <w:p>
       <w:pPr>
-        <w:pStyle w:val="Heading3"/>
-      </w:pPr>
-      <w:r>
-        <w:t>Protect the independent attempt</w:t>
-      </w:r>
-    </w:p>
-    <w:p>
-      <w:pPr>
         <w:spacing w:line="336" w:lineRule="auto" w:after="180"/>
-        <w:shd w:fill="FFF5E6"/>
       </w:pPr>
       <w:r>
         <w:rPr>
@@ -6870,16 +6837,7 @@
     </w:tbl>
     <w:p>
       <w:pPr>
-        <w:pStyle w:val="Heading3"/>
-      </w:pPr>
-      <w:r>
-        <w:t>Project checkpoint</w:t>
-      </w:r>
-    </w:p>
-    <w:p>
-      <w:pPr>
         <w:spacing w:line="336" w:lineRule="auto" w:after="180"/>
-        <w:shd w:fill="EDF7F3"/>
       </w:pPr>
       <w:r>
         <w:rPr>
@@ -6916,12 +6874,20 @@
         <w:pStyle w:val="Heading1"/>
       </w:pPr>
       <w:r>
-        <w:t>08. Use feedback, labs and repair paths</w:t>
-      </w:r>
-    </w:p>
-    <w:p>
-      <w:r>
-        <w:t>Use feedback, earlier review and portfolios purposefully. Apply the coding routine only when this lesson has an executable lab.</w:t>
+        <w:t>08. Reference: feedback and records</w:t>
+      </w:r>
+    </w:p>
+    <w:p>
+      <w:r>
+        <w:t>Use digital tools where they help retain an explanation and its evidence.</w:t>
+      </w:r>
+    </w:p>
+    <w:p>
+      <w:pPr>
+        <w:pStyle w:val="Heading2"/>
+      </w:pPr>
+      <w:r>
+        <w:t>Keep practice and independent evidence separate</w:t>
       </w:r>
     </w:p>
     <w:p>
@@ -6960,12 +6926,62 @@
     </w:p>
     <w:p>
       <w:pPr>
+        <w:pStyle w:val="Heading2"/>
+      </w:pPr>
+      <w:r>
+        <w:t>Repair and portfolio records</w:t>
+      </w:r>
+    </w:p>
+    <w:p>
+      <w:pPr>
         <w:spacing w:line="336" w:lineRule="auto" w:after="180"/>
       </w:pPr>
       <w:r>
         <w:rPr>
           <w:b w:val="0"/>
         </w:rPr>
+        <w:t>Use the earlier worked-explanation links to address a specific missing building block, then return to the current question. Adapt this suggestion after observing the learner; it is not an automatic diagnosis.</w:t>
+      </w:r>
+    </w:p>
+    <w:p>
+      <w:pPr>
+        <w:spacing w:line="336" w:lineRule="auto" w:after="180"/>
+      </w:pPr>
+      <w:r>
+        <w:rPr>
+          <w:b w:val="0"/>
+        </w:rPr>
+        <w:t xml:space="preserve">Collect the completed-work portfolio as </w:t>
+      </w:r>
+      <w:r>
+        <w:rPr>
+          <w:b/>
+        </w:rPr>
+        <w:t>evidence</w:t>
+      </w:r>
+      <w:r>
+        <w:rPr>
+          <w:b w:val="0"/>
+        </w:rPr>
+        <w:t>. Record support separately from correctness, and assess explanation, trace/test and limitations. Progress ticks and quiz selections alone do not establish mastery.</w:t>
+      </w:r>
+    </w:p>
+    <w:p>
+      <w:pPr>
+        <w:pStyle w:val="Heading2"/>
+      </w:pPr>
+      <w:r>
+        <w:t>Earlier wording, alternatives and picture transcripts · reference / check after trying</w:t>
+      </w:r>
+    </w:p>
+    <w:p>
+      <w:pPr>
+        <w:spacing w:line="336" w:lineRule="auto" w:after="180"/>
+      </w:pPr>
+      <w:r>
+        <w:rPr>
+          <w:b w:val="0"/>
+        </w:rPr>
         <w:t xml:space="preserve">Ask students to predict before running code. Preserve errors and actual </w:t>
       </w:r>
       <w:r>
@@ -6995,77 +7011,20 @@
     </w:p>
     <w:p>
       <w:pPr>
-        <w:spacing w:line="336" w:lineRule="auto" w:after="180"/>
-      </w:pPr>
-      <w:r>
-        <w:rPr>
-          <w:b w:val="0"/>
-        </w:rPr>
-        <w:t>Use the earlier worked-explanation links to address a specific missing building block, then return to the current question. Adapt this suggestion after observing the learner; it is not an automatic diagnosis.</w:t>
-      </w:r>
-    </w:p>
-    <w:p>
-      <w:pPr>
-        <w:spacing w:line="336" w:lineRule="auto" w:after="180"/>
-      </w:pPr>
-      <w:r>
-        <w:rPr>
-          <w:b w:val="0"/>
-        </w:rPr>
-        <w:t xml:space="preserve">Collect the completed-work portfolio as </w:t>
-      </w:r>
-      <w:r>
-        <w:rPr>
-          <w:b/>
-        </w:rPr>
-        <w:t>evidence</w:t>
-      </w:r>
-      <w:r>
-        <w:rPr>
-          <w:b w:val="0"/>
-        </w:rPr>
-        <w:t>. Record support separately from correctness, and assess explanation, trace/test and limitations. Progress ticks and quiz selections alone do not establish mastery.</w:t>
-      </w:r>
-    </w:p>
-    <w:p>
-      <w:pPr>
         <w:pStyle w:val="Heading1"/>
       </w:pPr>
       <w:r>
-        <w:t>09. Visual concept journey</w:t>
-      </w:r>
-    </w:p>
-    <w:p>
-      <w:r>
-        <w:t>Show one Choose Informative Questions graphic at a time, request a prediction and discuss its trace before the independent assessment.</w:t>
-      </w:r>
-    </w:p>
-    <w:p>
-      <w:pPr>
-        <w:spacing w:line="336" w:lineRule="auto" w:after="180"/>
-      </w:pPr>
-      <w:r>
-        <w:rPr>
-          <w:b w:val="0"/>
-        </w:rPr>
-        <w:t xml:space="preserve">Use one picture at a time. Hide a worked result before asking for a </w:t>
-      </w:r>
-      <w:r>
-        <w:rPr>
-          <w:b/>
-        </w:rPr>
-        <w:t>prediction</w:t>
-      </w:r>
-      <w:r>
-        <w:rPr>
-          <w:b w:val="0"/>
-        </w:rPr>
-        <w:t>, then reveal it for feedback. These are supported teaching cases; retain the separate independent assessment for a fresh first attempt.</w:t>
-      </w:r>
-    </w:p>
-    <w:p>
-      <w:pPr>
-        <w:pStyle w:val="Heading3"/>
+        <w:t>09. Reference: teach with the six pictures</w:t>
+      </w:r>
+    </w:p>
+    <w:p>
+      <w:r>
+        <w:t>Choose the picture for the teaching move and connect it to the explanation.</w:t>
+      </w:r>
+    </w:p>
+    <w:p>
+      <w:pPr>
+        <w:pStyle w:val="Heading2"/>
       </w:pPr>
       <w:r>
         <w:t>01. Choose Informative Questions: the case</w:t>
@@ -7076,7 +7035,7 @@
         <w:drawing>
           <wp:inline xmlns:a="http://schemas.openxmlformats.org/drawingml/2006/main" xmlns:pic="http://schemas.openxmlformats.org/drawingml/2006/picture">
             <wp:extent cx="5486400" cy="3142488"/>
-            <wp:docPr id="3" name="Picture 3" descr="A fictional guessing game has eight catalogue cards and asks yes/no questions to narrow the target. Supplied facts: Cards: four mystery, four science; six paperback, two hardback; all English. Compare worst-case remaining group size after asking mystery?, paperback? or English?. No claim about unequal target probabilities is made."/>
+            <wp:docPr id="4" name="Picture 4" descr="A fictional guessing game has eight catalogue cards and asks yes/no questions to narrow the target. Supplied facts: Cards: four mystery, four science; six paperback, two hardback; all English. Compare worst-case remaining group size after asking mystery?, paperback? or English?. No claim about unequal target probabilities is made."/>
             <wp:cNvGraphicFramePr>
               <a:graphicFrameLocks noChangeAspect="1"/>
             </wp:cNvGraphicFramePr>
@@ -7088,7 +7047,7 @@
                     <pic:cNvPicPr/>
                   </pic:nvPicPr>
                   <pic:blipFill>
-                    <a:blip r:embed="rId11"/>
+                    <a:blip r:embed="rId12"/>
                     <a:stretch>
                       <a:fillRect/>
                     </a:stretch>
@@ -7132,7 +7091,6 @@
     <w:p>
       <w:pPr>
         <w:spacing w:line="336" w:lineRule="auto" w:after="180"/>
-        <w:shd w:fill="F5F1FB"/>
       </w:pPr>
       <w:r>
         <w:rPr>
@@ -7143,16 +7101,7 @@
     </w:p>
     <w:p>
       <w:pPr>
-        <w:pStyle w:val="Heading3"/>
-      </w:pPr>
-      <w:r>
-        <w:t>Discuss while showing the picture</w:t>
-      </w:r>
-    </w:p>
-    <w:p>
-      <w:pPr>
         <w:spacing w:line="336" w:lineRule="auto" w:after="180"/>
-        <w:shd w:fill="F1F6F8"/>
       </w:pPr>
       <w:r>
         <w:rPr>
@@ -7163,7 +7112,7 @@
     </w:p>
     <w:p>
       <w:pPr>
-        <w:pStyle w:val="Heading3"/>
+        <w:pStyle w:val="Heading2"/>
       </w:pPr>
       <w:r>
         <w:t>02. Follow the deciding steps</w:t>
@@ -7174,7 +7123,7 @@
         <w:drawing>
           <wp:inline xmlns:a="http://schemas.openxmlformats.org/drawingml/2006/main" xmlns:pic="http://schemas.openxmlformats.org/drawingml/2006/picture">
             <wp:extent cx="5486400" cy="4005072"/>
-            <wp:docPr id="4" name="Picture 4" descr="List possibilities: There are eight possible target cards initially. → Mystery question: Yes group 4; No group 4; largest remaining group 4. → Paperback question: Yes 6; No 2; largest remaining group 6. → English question: Yes 8; No 0; largest remaining group 8."/>
+            <wp:docPr id="5" name="Picture 5" descr="List possibilities: There are eight possible target cards initially. → Mystery question: Yes group 4; No group 4; largest remaining group 4. → Paperback question: Yes 6; No 2; largest remaining group 6. → English question: Yes 8; No 0; largest remaining group 8."/>
             <wp:cNvGraphicFramePr>
               <a:graphicFrameLocks noChangeAspect="1"/>
             </wp:cNvGraphicFramePr>
@@ -7186,7 +7135,7 @@
                     <pic:cNvPicPr/>
                   </pic:nvPicPr>
                   <pic:blipFill>
-                    <a:blip r:embed="rId12"/>
+                    <a:blip r:embed="rId9"/>
                     <a:stretch>
                       <a:fillRect/>
                     </a:stretch>
@@ -7219,7 +7168,6 @@
     <w:p>
       <w:pPr>
         <w:spacing w:line="336" w:lineRule="auto" w:after="180"/>
-        <w:shd w:fill="F5F1FB"/>
       </w:pPr>
       <w:r>
         <w:rPr>
@@ -7242,16 +7190,7 @@
     </w:p>
     <w:p>
       <w:pPr>
-        <w:pStyle w:val="Heading3"/>
-      </w:pPr>
-      <w:r>
-        <w:t>Discuss while showing the picture</w:t>
-      </w:r>
-    </w:p>
-    <w:p>
-      <w:pPr>
         <w:spacing w:line="336" w:lineRule="auto" w:after="180"/>
-        <w:shd w:fill="F1F6F8"/>
       </w:pPr>
       <w:r>
         <w:rPr>
@@ -7274,7 +7213,7 @@
     </w:p>
     <w:p>
       <w:pPr>
-        <w:pStyle w:val="Heading3"/>
+        <w:pStyle w:val="Heading2"/>
       </w:pPr>
       <w:r>
         <w:t>03. Worst-case remaining candidates</w:t>
@@ -7285,7 +7224,7 @@
         <w:drawing>
           <wp:inline xmlns:a="http://schemas.openxmlformats.org/drawingml/2006/main" xmlns:pic="http://schemas.openxmlformats.org/drawingml/2006/picture">
             <wp:extent cx="5486400" cy="3145536"/>
-            <wp:docPr id="5" name="Picture 5" descr="Worst-case remaining candidates. Units: cards remaining. Mystery?: 4. Paperback?: 6. English?: 8."/>
+            <wp:docPr id="6" name="Picture 6" descr="Worst-case remaining candidates. Units: cards remaining. Mystery?: 4. Paperback?: 6. English?: 8."/>
             <wp:cNvGraphicFramePr>
               <a:graphicFrameLocks noChangeAspect="1"/>
             </wp:cNvGraphicFramePr>
@@ -7330,7 +7269,6 @@
     <w:p>
       <w:pPr>
         <w:spacing w:line="336" w:lineRule="auto" w:after="180"/>
-        <w:shd w:fill="F5F1FB"/>
       </w:pPr>
       <w:r>
         <w:rPr>
@@ -7341,16 +7279,7 @@
     </w:p>
     <w:p>
       <w:pPr>
-        <w:pStyle w:val="Heading3"/>
-      </w:pPr>
-      <w:r>
-        <w:t>Discuss while showing the picture</w:t>
-      </w:r>
-    </w:p>
-    <w:p>
-      <w:pPr>
         <w:spacing w:line="336" w:lineRule="auto" w:after="180"/>
-        <w:shd w:fill="F1F6F8"/>
       </w:pPr>
       <w:r>
         <w:rPr>
@@ -7362,7 +7291,6 @@
     <w:p>
       <w:pPr>
         <w:spacing w:line="336" w:lineRule="auto" w:after="180"/>
-        <w:shd w:fill="F1F6F8"/>
       </w:pPr>
       <w:r>
         <w:rPr>
@@ -7373,7 +7301,7 @@
     </w:p>
     <w:p>
       <w:pPr>
-        <w:pStyle w:val="Heading3"/>
+        <w:pStyle w:val="Heading2"/>
       </w:pPr>
       <w:r>
         <w:t>04. Change one thing. Trace what follows.</w:t>
@@ -7384,7 +7312,7 @@
         <w:drawing>
           <wp:inline xmlns:a="http://schemas.openxmlformats.org/drawingml/2006/main" xmlns:pic="http://schemas.openxmlformats.org/drawingml/2006/picture">
             <wp:extent cx="5486400" cy="3026664"/>
-            <wp:docPr id="6" name="Picture 6" descr="Original case: Yes 8; No 0; largest remaining group 8. Changed condition: The current possibility set contains only the four mystery cards. Expected result: Asking mystery now leaves all four; it no longer narrows the set. Reason: Question value depends on the remaining candidates, not just on its wording."/>
+            <wp:docPr id="7" name="Picture 7" descr="Original case: Yes 8; No 0; largest remaining group 8. Changed condition: The current possibility set contains only the four mystery cards. Expected result: Asking mystery now leaves all four; it no longer narrows the set. Reason: Question value depends on the remaining candidates, not just on its wording."/>
             <wp:cNvGraphicFramePr>
               <a:graphicFrameLocks noChangeAspect="1"/>
             </wp:cNvGraphicFramePr>
@@ -7440,7 +7368,6 @@
     <w:p>
       <w:pPr>
         <w:spacing w:line="336" w:lineRule="auto" w:after="180"/>
-        <w:shd w:fill="F5F1FB"/>
       </w:pPr>
       <w:r>
         <w:rPr>
@@ -7451,16 +7378,7 @@
     </w:p>
     <w:p>
       <w:pPr>
-        <w:pStyle w:val="Heading3"/>
-      </w:pPr>
-      <w:r>
-        <w:t>Discuss while showing the picture</w:t>
-      </w:r>
-    </w:p>
-    <w:p>
-      <w:pPr>
         <w:spacing w:line="336" w:lineRule="auto" w:after="180"/>
-        <w:shd w:fill="F1F6F8"/>
       </w:pPr>
       <w:r>
         <w:rPr>
@@ -7472,7 +7390,6 @@
     <w:p>
       <w:pPr>
         <w:spacing w:line="336" w:lineRule="auto" w:after="180"/>
-        <w:shd w:fill="F1F6F8"/>
       </w:pPr>
       <w:r>
         <w:rPr>
@@ -7483,7 +7400,7 @@
     </w:p>
     <w:p>
       <w:pPr>
-        <w:pStyle w:val="Heading3"/>
+        <w:pStyle w:val="Heading2"/>
       </w:pPr>
       <w:r>
         <w:t>05. Connect the explanation to its limit</w:t>
@@ -7494,7 +7411,7 @@
         <w:drawing>
           <wp:inline xmlns:a="http://schemas.openxmlformats.org/drawingml/2006/main" xmlns:pic="http://schemas.openxmlformats.org/drawingml/2006/picture">
             <wp:extent cx="5486400" cy="2834640"/>
-            <wp:docPr id="7" name="Picture 7" descr="Under the stated worst-case criterion, mystery is the most useful of these questions because it leaves at most four cards. The constant language clue never narrows the set. This is an identification-game criterion; a classifier fitting labels may instead compare prediction errors or another declared training measure. Limit: Balanced groups do not guarantee a truthful user answer or optimal choices under every probability or cost model."/>
+            <wp:docPr id="8" name="Picture 8" descr="Under the stated worst-case criterion, mystery is the most useful of these questions because it leaves at most four cards. The constant language clue never narrows the set. This is an identification-game criterion; a classifier fitting labels may instead compare prediction errors or another declared training measure. Limit: Balanced groups do not guarantee a truthful user answer or optimal choices under every probability or cost model."/>
             <wp:cNvGraphicFramePr>
               <a:graphicFrameLocks noChangeAspect="1"/>
             </wp:cNvGraphicFramePr>
@@ -7597,7 +7514,6 @@
     <w:p>
       <w:pPr>
         <w:spacing w:line="336" w:lineRule="auto" w:after="180"/>
-        <w:shd w:fill="F5F1FB"/>
       </w:pPr>
       <w:r>
         <w:rPr>
@@ -7608,16 +7524,7 @@
     </w:p>
     <w:p>
       <w:pPr>
-        <w:pStyle w:val="Heading3"/>
-      </w:pPr>
-      <w:r>
-        <w:t>Discuss while showing the picture</w:t>
-      </w:r>
-    </w:p>
-    <w:p>
-      <w:pPr>
         <w:spacing w:line="336" w:lineRule="auto" w:after="180"/>
-        <w:shd w:fill="F1F6F8"/>
       </w:pPr>
       <w:r>
         <w:rPr>
@@ -7629,7 +7536,6 @@
     <w:p>
       <w:pPr>
         <w:spacing w:line="336" w:lineRule="auto" w:after="180"/>
-        <w:shd w:fill="F1F6F8"/>
       </w:pPr>
       <w:r>
         <w:rPr>
@@ -7640,7 +7546,7 @@
     </w:p>
     <w:p>
       <w:pPr>
-        <w:pStyle w:val="Heading3"/>
+        <w:pStyle w:val="Heading2"/>
       </w:pPr>
       <w:r>
         <w:t>06. Make the idea visible in your project</w:t>
@@ -7651,7 +7557,7 @@
         <w:drawing>
           <wp:inline xmlns:a="http://schemas.openxmlformats.org/drawingml/2006/main" xmlns:pic="http://schemas.openxmlformats.org/drawingml/2006/picture">
             <wp:extent cx="5486400" cy="3380232"/>
-            <wp:docPr id="8" name="Picture 8" descr="Choose recommender questions that distinguish feasible options, documenting the decision criterion rather than asking unnecessary personal details. Draw your input, deciding step, result and limit. Supported question: Choose the best original question and explain why its more balanced split matters here."/>
+            <wp:docPr id="9" name="Picture 9" descr="Choose recommender questions that distinguish feasible options, documenting the decision criterion rather than asking unnecessary personal details. Draw your input, deciding step, result and limit. Supported question: Choose the best original question and explain why its more balanced split matters here."/>
             <wp:cNvGraphicFramePr>
               <a:graphicFrameLocks noChangeAspect="1"/>
             </wp:cNvGraphicFramePr>
@@ -7731,7 +7637,6 @@
     <w:p>
       <w:pPr>
         <w:spacing w:line="336" w:lineRule="auto" w:after="180"/>
-        <w:shd w:fill="F5F1FB"/>
       </w:pPr>
       <w:r>
         <w:rPr>
@@ -7754,46 +7659,115 @@
     </w:p>
     <w:p>
       <w:pPr>
+        <w:spacing w:line="336" w:lineRule="auto" w:after="180"/>
+      </w:pPr>
+      <w:r>
+        <w:rPr>
+          <w:b w:val="0"/>
+        </w:rPr>
+        <w:t xml:space="preserve">Teacher prompt: Draw your project trace and justify the deciding step using </w:t>
+      </w:r>
+      <w:r>
+        <w:rPr>
+          <w:b/>
+        </w:rPr>
+        <w:t>evidence</w:t>
+      </w:r>
+      <w:r>
+        <w:rPr>
+          <w:b w:val="0"/>
+        </w:rPr>
+        <w:t>. Ask learners to describe one label or arrow in ordinary words. Use the adjacent transcript if the image is difficult to see.</w:t>
+      </w:r>
+    </w:p>
+    <w:p>
+      <w:pPr>
+        <w:spacing w:line="336" w:lineRule="auto" w:after="180"/>
+      </w:pPr>
+      <w:r>
+        <w:rPr>
+          <w:b w:val="0"/>
+        </w:rPr>
+        <w:t>Supported practice key: Mystery gives 4/4 and worst case 4, better than paperback’s 6 and English’s 8 under the declared smallest-worst-case rule.</w:t>
+      </w:r>
+    </w:p>
+    <w:p>
+      <w:pPr>
+        <w:pStyle w:val="Heading2"/>
+      </w:pPr>
+      <w:r>
+        <w:t>Earlier wording, alternatives and picture transcripts · reference / check after trying</w:t>
+      </w:r>
+    </w:p>
+    <w:p>
+      <w:pPr>
+        <w:spacing w:line="336" w:lineRule="auto" w:after="180"/>
+      </w:pPr>
+      <w:r>
+        <w:rPr>
+          <w:b w:val="0"/>
+        </w:rPr>
+        <w:t xml:space="preserve">Use one picture at a time. Hide a worked result before asking for a </w:t>
+      </w:r>
+      <w:r>
+        <w:rPr>
+          <w:b/>
+        </w:rPr>
+        <w:t>prediction</w:t>
+      </w:r>
+      <w:r>
+        <w:rPr>
+          <w:b w:val="0"/>
+        </w:rPr>
+        <w:t>, then reveal it for feedback. These are supported teaching cases; retain the separate independent assessment for a fresh first attempt.</w:t>
+      </w:r>
+    </w:p>
+    <w:p>
+      <w:pPr>
         <w:pStyle w:val="Heading3"/>
       </w:pPr>
       <w:r>
-        <w:t>Discuss while showing the picture</w:t>
-      </w:r>
-    </w:p>
-    <w:p>
-      <w:pPr>
-        <w:spacing w:line="336" w:lineRule="auto" w:after="180"/>
-        <w:shd w:fill="F1F6F8"/>
-      </w:pPr>
-      <w:r>
-        <w:rPr>
-          <w:b w:val="0"/>
-        </w:rPr>
-        <w:t xml:space="preserve">Teacher prompt: Draw your project trace and justify the deciding step using </w:t>
-      </w:r>
-      <w:r>
-        <w:rPr>
-          <w:b/>
-        </w:rPr>
-        <w:t>evidence</w:t>
-      </w:r>
-      <w:r>
-        <w:rPr>
-          <w:b w:val="0"/>
-        </w:rPr>
-        <w:t>. Ask learners to describe one label or arrow in ordinary words. Use the adjacent transcript if the image is difficult to see.</w:t>
-      </w:r>
-    </w:p>
-    <w:p>
-      <w:pPr>
-        <w:spacing w:line="336" w:lineRule="auto" w:after="180"/>
-        <w:shd w:fill="F1F6F8"/>
-      </w:pPr>
-      <w:r>
-        <w:rPr>
-          <w:b w:val="0"/>
-        </w:rPr>
-        <w:t>Supported practice key: Mystery gives 4/4 and worst case 4, better than paperback’s 6 and English’s 8 under the declared smallest-worst-case rule.</w:t>
+        <w:t>01. Choose Informative Questions: the case</w:t>
+      </w:r>
+    </w:p>
+    <w:p>
+      <w:pPr>
+        <w:pStyle w:val="Heading3"/>
+      </w:pPr>
+      <w:r>
+        <w:t>02. Follow the deciding steps</w:t>
+      </w:r>
+    </w:p>
+    <w:p>
+      <w:pPr>
+        <w:pStyle w:val="Heading3"/>
+      </w:pPr>
+      <w:r>
+        <w:t>03. Worst-case remaining candidates</w:t>
+      </w:r>
+    </w:p>
+    <w:p>
+      <w:pPr>
+        <w:pStyle w:val="Heading3"/>
+      </w:pPr>
+      <w:r>
+        <w:t>04. Change one thing. Trace what follows.</w:t>
+      </w:r>
+    </w:p>
+    <w:p>
+      <w:pPr>
+        <w:pStyle w:val="Heading3"/>
+      </w:pPr>
+      <w:r>
+        <w:t>05. Connect the explanation to its limit</w:t>
+      </w:r>
+    </w:p>
+    <w:p>
+      <w:pPr>
+        <w:pStyle w:val="Heading3"/>
+      </w:pPr>
+      <w:r>
+        <w:t>06. Make the idea visible in your project</w:t>
       </w:r>
     </w:p>
     <w:sectPr>
